--- a/WebContent/docx/湖南肿瘤胃肠癌49模板.docx
+++ b/WebContent/docx/湖南肿瘤胃肠癌49模板.docx
@@ -993,7 +993,7 @@
           <w:szCs w:val="40"/>
           <w:lang w:eastAsia="zh-CN"/>
         </w:rPr>
-        <w:instrText xml:space="preserve"> HYPERLINK \l _Toc24697 </w:instrText>
+        <w:instrText xml:space="preserve"> HYPERLINK \l _Toc20757 </w:instrText>
       </w:r>
       <w:r>
         <w:rPr>
@@ -1039,7 +1039,7 @@
           <w:bCs/>
           <w:szCs w:val="40"/>
         </w:rPr>
-        <w:instrText xml:space="preserve"> PAGEREF _Toc24697 \h </w:instrText>
+        <w:instrText xml:space="preserve"> PAGEREF _Toc20757 \h </w:instrText>
       </w:r>
       <w:r>
         <w:rPr>
@@ -1109,7 +1109,7 @@
           <w:szCs w:val="24"/>
           <w:lang w:val="en-US" w:eastAsia="zh-CN"/>
         </w:rPr>
-        <w:instrText xml:space="preserve"> HYPERLINK \l _Toc21834 </w:instrText>
+        <w:instrText xml:space="preserve"> HYPERLINK \l _Toc25146 </w:instrText>
       </w:r>
       <w:r>
         <w:rPr>
@@ -1154,7 +1154,7 @@
           <w:szCs w:val="24"/>
           <w:lang w:val="en-US" w:eastAsia="zh-CN"/>
         </w:rPr>
-        <w:instrText xml:space="preserve"> PAGEREF _Toc21834 \h </w:instrText>
+        <w:instrText xml:space="preserve"> PAGEREF _Toc25146 \h </w:instrText>
       </w:r>
       <w:r>
         <w:rPr>
@@ -1223,7 +1223,7 @@
           <w:szCs w:val="24"/>
           <w:lang w:val="en-US" w:eastAsia="zh-CN"/>
         </w:rPr>
-        <w:instrText xml:space="preserve"> HYPERLINK \l _Toc8078 </w:instrText>
+        <w:instrText xml:space="preserve"> HYPERLINK \l _Toc367 </w:instrText>
       </w:r>
       <w:r>
         <w:rPr>
@@ -1268,7 +1268,7 @@
           <w:szCs w:val="24"/>
           <w:lang w:val="en-US" w:eastAsia="zh-CN"/>
         </w:rPr>
-        <w:instrText xml:space="preserve"> PAGEREF _Toc8078 \h </w:instrText>
+        <w:instrText xml:space="preserve"> PAGEREF _Toc367 \h </w:instrText>
       </w:r>
       <w:r>
         <w:rPr>
@@ -1337,7 +1337,7 @@
           <w:szCs w:val="24"/>
           <w:lang w:val="en-US" w:eastAsia="zh-CN"/>
         </w:rPr>
-        <w:instrText xml:space="preserve"> HYPERLINK \l _Toc7881 </w:instrText>
+        <w:instrText xml:space="preserve"> HYPERLINK \l _Toc28694 </w:instrText>
       </w:r>
       <w:r>
         <w:rPr>
@@ -1382,7 +1382,7 @@
           <w:szCs w:val="24"/>
           <w:lang w:val="en-US" w:eastAsia="zh-CN"/>
         </w:rPr>
-        <w:instrText xml:space="preserve"> PAGEREF _Toc7881 \h </w:instrText>
+        <w:instrText xml:space="preserve"> PAGEREF _Toc28694 \h </w:instrText>
       </w:r>
       <w:r>
         <w:rPr>
@@ -1452,7 +1452,7 @@
           <w:szCs w:val="40"/>
           <w:lang w:eastAsia="zh-CN"/>
         </w:rPr>
-        <w:instrText xml:space="preserve"> HYPERLINK \l _Toc15988 </w:instrText>
+        <w:instrText xml:space="preserve"> HYPERLINK \l _Toc12989 </w:instrText>
       </w:r>
       <w:r>
         <w:rPr>
@@ -1517,7 +1517,7 @@
           <w:bCs/>
           <w:szCs w:val="40"/>
         </w:rPr>
-        <w:instrText xml:space="preserve"> PAGEREF _Toc15988 \h </w:instrText>
+        <w:instrText xml:space="preserve"> PAGEREF _Toc12989 \h </w:instrText>
       </w:r>
       <w:r>
         <w:rPr>
@@ -1587,7 +1587,7 @@
           <w:szCs w:val="24"/>
           <w:lang w:val="en-US" w:eastAsia="zh-CN"/>
         </w:rPr>
-        <w:instrText xml:space="preserve"> HYPERLINK \l _Toc8465 </w:instrText>
+        <w:instrText xml:space="preserve"> HYPERLINK \l _Toc9377 </w:instrText>
       </w:r>
       <w:r>
         <w:rPr>
@@ -1632,7 +1632,7 @@
           <w:szCs w:val="24"/>
           <w:lang w:val="en-US" w:eastAsia="zh-CN"/>
         </w:rPr>
-        <w:instrText xml:space="preserve"> PAGEREF _Toc8465 \h </w:instrText>
+        <w:instrText xml:space="preserve"> PAGEREF _Toc9377 \h </w:instrText>
       </w:r>
       <w:r>
         <w:rPr>
@@ -1701,7 +1701,7 @@
           <w:szCs w:val="24"/>
           <w:lang w:val="en-US" w:eastAsia="zh-CN"/>
         </w:rPr>
-        <w:instrText xml:space="preserve"> HYPERLINK \l _Toc10058 </w:instrText>
+        <w:instrText xml:space="preserve"> HYPERLINK \l _Toc12383 </w:instrText>
       </w:r>
       <w:r>
         <w:rPr>
@@ -1746,7 +1746,7 @@
           <w:szCs w:val="24"/>
           <w:lang w:val="en-US" w:eastAsia="zh-CN"/>
         </w:rPr>
-        <w:instrText xml:space="preserve"> PAGEREF _Toc10058 \h </w:instrText>
+        <w:instrText xml:space="preserve"> PAGEREF _Toc12383 \h </w:instrText>
       </w:r>
       <w:r>
         <w:rPr>
@@ -1815,7 +1815,7 @@
           <w:szCs w:val="24"/>
           <w:lang w:val="en-US" w:eastAsia="zh-CN"/>
         </w:rPr>
-        <w:instrText xml:space="preserve"> HYPERLINK \l _Toc29089 </w:instrText>
+        <w:instrText xml:space="preserve"> HYPERLINK \l _Toc31764 </w:instrText>
       </w:r>
       <w:r>
         <w:rPr>
@@ -1860,7 +1860,7 @@
           <w:szCs w:val="24"/>
           <w:lang w:val="en-US" w:eastAsia="zh-CN"/>
         </w:rPr>
-        <w:instrText xml:space="preserve"> PAGEREF _Toc29089 \h </w:instrText>
+        <w:instrText xml:space="preserve"> PAGEREF _Toc31764 \h </w:instrText>
       </w:r>
       <w:r>
         <w:rPr>
@@ -1929,7 +1929,7 @@
           <w:szCs w:val="24"/>
           <w:lang w:val="en-US" w:eastAsia="zh-CN"/>
         </w:rPr>
-        <w:instrText xml:space="preserve"> HYPERLINK \l _Toc1547 </w:instrText>
+        <w:instrText xml:space="preserve"> HYPERLINK \l _Toc21144 </w:instrText>
       </w:r>
       <w:r>
         <w:rPr>
@@ -1947,7 +1947,7 @@
           <w:szCs w:val="24"/>
           <w:lang w:val="en-US" w:eastAsia="zh-CN"/>
         </w:rPr>
-        <w:t>2.4 本癌种FDA/NMPA获批的其他可选靶向药物</w:t>
+        <w:t>2.4 免疫药物用药提示</w:t>
       </w:r>
       <w:r>
         <w:rPr>
@@ -1974,7 +1974,7 @@
           <w:szCs w:val="24"/>
           <w:lang w:val="en-US" w:eastAsia="zh-CN"/>
         </w:rPr>
-        <w:instrText xml:space="preserve"> PAGEREF _Toc1547 \h </w:instrText>
+        <w:instrText xml:space="preserve"> PAGEREF _Toc21144 \h </w:instrText>
       </w:r>
       <w:r>
         <w:rPr>
@@ -2009,6 +2009,141 @@
           <w:bCs w:val="0"/>
           <w:szCs w:val="24"/>
           <w:lang w:val="en-US" w:eastAsia="zh-CN"/>
+        </w:rPr>
+        <w:fldChar w:fldCharType="end"/>
+      </w:r>
+    </w:p>
+    <w:p>
+      <w:pPr>
+        <w:pStyle w:val="10"/>
+        <w:tabs>
+          <w:tab w:val="right" w:leader="dot" w:pos="9870"/>
+        </w:tabs>
+        <w:rPr>
+          <w:rFonts w:hint="eastAsia" w:ascii="微软雅黑" w:hAnsi="微软雅黑" w:eastAsia="微软雅黑" w:cs="微软雅黑"/>
+          <w:b/>
+          <w:bCs/>
+          <w:szCs w:val="40"/>
+          <w:lang w:eastAsia="zh-CN"/>
+        </w:rPr>
+      </w:pPr>
+      <w:r>
+        <w:rPr>
+          <w:rFonts w:hint="eastAsia" w:ascii="微软雅黑" w:hAnsi="微软雅黑" w:eastAsia="微软雅黑" w:cs="微软雅黑"/>
+          <w:b/>
+          <w:bCs/>
+          <w:szCs w:val="40"/>
+          <w:lang w:eastAsia="zh-CN"/>
+        </w:rPr>
+        <w:fldChar w:fldCharType="begin"/>
+      </w:r>
+      <w:r>
+        <w:rPr>
+          <w:rFonts w:hint="eastAsia" w:ascii="微软雅黑" w:hAnsi="微软雅黑" w:eastAsia="微软雅黑" w:cs="微软雅黑"/>
+          <w:b/>
+          <w:bCs/>
+          <w:szCs w:val="40"/>
+          <w:lang w:eastAsia="zh-CN"/>
+        </w:rPr>
+        <w:instrText xml:space="preserve"> HYPERLINK \l _Toc20179 </w:instrText>
+      </w:r>
+      <w:r>
+        <w:rPr>
+          <w:rFonts w:hint="eastAsia" w:ascii="微软雅黑" w:hAnsi="微软雅黑" w:eastAsia="微软雅黑" w:cs="微软雅黑"/>
+          <w:b/>
+          <w:bCs/>
+          <w:szCs w:val="40"/>
+          <w:lang w:eastAsia="zh-CN"/>
+        </w:rPr>
+        <w:fldChar w:fldCharType="separate"/>
+      </w:r>
+      <w:r>
+        <w:rPr>
+          <w:rFonts w:hint="eastAsia" w:ascii="微软雅黑" w:hAnsi="微软雅黑" w:eastAsia="微软雅黑" w:cs="微软雅黑"/>
+          <w:b/>
+          <w:bCs/>
+          <w:szCs w:val="40"/>
+          <w:lang w:val="en-US" w:eastAsia="zh-CN"/>
+        </w:rPr>
+        <w:t xml:space="preserve">第三部分 </w:t>
+      </w:r>
+      <w:r>
+        <w:rPr>
+          <w:rFonts w:hint="eastAsia" w:ascii="微软雅黑" w:hAnsi="微软雅黑" w:eastAsia="微软雅黑" w:cs="微软雅黑"/>
+          <w:b/>
+          <w:bCs/>
+          <w:szCs w:val="40"/>
+          <w:lang w:eastAsia="zh-CN"/>
+        </w:rPr>
+        <w:t>基因检测结果解析</w:t>
+      </w:r>
+      <w:r>
+        <w:rPr>
+          <w:rFonts w:hint="eastAsia" w:ascii="微软雅黑" w:hAnsi="微软雅黑" w:eastAsia="微软雅黑" w:cs="微软雅黑"/>
+          <w:b/>
+          <w:bCs/>
+          <w:szCs w:val="40"/>
+          <w:lang w:eastAsia="zh-CN"/>
+        </w:rPr>
+        <w:tab/>
+      </w:r>
+      <w:r>
+        <w:rPr>
+          <w:rFonts w:hint="eastAsia" w:ascii="微软雅黑" w:hAnsi="微软雅黑" w:eastAsia="微软雅黑" w:cs="微软雅黑"/>
+          <w:b/>
+          <w:bCs/>
+          <w:szCs w:val="40"/>
+          <w:lang w:eastAsia="zh-CN"/>
+        </w:rPr>
+        <w:fldChar w:fldCharType="begin"/>
+      </w:r>
+      <w:r>
+        <w:rPr>
+          <w:rFonts w:hint="eastAsia" w:ascii="微软雅黑" w:hAnsi="微软雅黑" w:eastAsia="微软雅黑" w:cs="微软雅黑"/>
+          <w:b/>
+          <w:bCs/>
+          <w:szCs w:val="40"/>
+          <w:lang w:eastAsia="zh-CN"/>
+        </w:rPr>
+        <w:instrText xml:space="preserve"> PAGEREF _Toc20179 \h </w:instrText>
+      </w:r>
+      <w:r>
+        <w:rPr>
+          <w:rFonts w:hint="eastAsia" w:ascii="微软雅黑" w:hAnsi="微软雅黑" w:eastAsia="微软雅黑" w:cs="微软雅黑"/>
+          <w:b/>
+          <w:bCs/>
+          <w:szCs w:val="40"/>
+          <w:lang w:eastAsia="zh-CN"/>
+        </w:rPr>
+        <w:fldChar w:fldCharType="separate"/>
+      </w:r>
+      <w:r>
+        <w:rPr>
+          <w:rFonts w:hint="eastAsia" w:ascii="微软雅黑" w:hAnsi="微软雅黑" w:eastAsia="微软雅黑" w:cs="微软雅黑"/>
+          <w:b/>
+          <w:bCs/>
+          <w:szCs w:val="40"/>
+          <w:lang w:eastAsia="zh-CN"/>
+        </w:rPr>
+        <w:t>11</w:t>
+      </w:r>
+      <w:r>
+        <w:rPr>
+          <w:rFonts w:hint="eastAsia" w:ascii="微软雅黑" w:hAnsi="微软雅黑" w:eastAsia="微软雅黑" w:cs="微软雅黑"/>
+          <w:b/>
+          <w:bCs/>
+          <w:szCs w:val="40"/>
+          <w:lang w:eastAsia="zh-CN"/>
+        </w:rPr>
+        <w:fldChar w:fldCharType="end"/>
+      </w:r>
+      <w:r>
+        <w:rPr>
+          <w:rFonts w:hint="eastAsia" w:ascii="微软雅黑" w:hAnsi="微软雅黑" w:eastAsia="微软雅黑" w:cs="微软雅黑"/>
+          <w:b/>
+          <w:bCs/>
+          <w:szCs w:val="40"/>
+          <w:lang w:eastAsia="zh-CN"/>
         </w:rPr>
         <w:fldChar w:fldCharType="end"/>
       </w:r>
@@ -2043,7 +2178,7 @@
           <w:szCs w:val="24"/>
           <w:lang w:val="en-US" w:eastAsia="zh-CN"/>
         </w:rPr>
-        <w:instrText xml:space="preserve"> HYPERLINK \l _Toc3883 </w:instrText>
+        <w:instrText xml:space="preserve"> HYPERLINK \l _Toc5311 </w:instrText>
       </w:r>
       <w:r>
         <w:rPr>
@@ -2056,12 +2191,12 @@
       </w:r>
       <w:r>
         <w:rPr>
-          <w:rFonts w:hint="eastAsia" w:ascii="微软雅黑" w:hAnsi="微软雅黑" w:eastAsia="微软雅黑" w:cs="微软雅黑"/>
+          <w:rFonts w:hint="default" w:ascii="微软雅黑" w:hAnsi="微软雅黑" w:eastAsia="微软雅黑" w:cs="微软雅黑"/>
           <w:bCs w:val="0"/>
           <w:szCs w:val="24"/>
           <w:lang w:val="en-US" w:eastAsia="zh-CN"/>
         </w:rPr>
-        <w:t>2.5 免疫药物用药提示</w:t>
+        <w:t>3.1</w:t>
       </w:r>
       <w:r>
         <w:rPr>
@@ -2070,7 +2205,7 @@
           <w:szCs w:val="24"/>
           <w:lang w:val="en-US" w:eastAsia="zh-CN"/>
         </w:rPr>
-        <w:tab/>
+        <w:t xml:space="preserve"> 体细胞变异结果解析</w:t>
       </w:r>
       <w:r>
         <w:rPr>
@@ -2079,7 +2214,7 @@
           <w:szCs w:val="24"/>
           <w:lang w:val="en-US" w:eastAsia="zh-CN"/>
         </w:rPr>
-        <w:fldChar w:fldCharType="begin"/>
+        <w:tab/>
       </w:r>
       <w:r>
         <w:rPr>
@@ -2088,7 +2223,7 @@
           <w:szCs w:val="24"/>
           <w:lang w:val="en-US" w:eastAsia="zh-CN"/>
         </w:rPr>
-        <w:instrText xml:space="preserve"> PAGEREF _Toc3883 \h </w:instrText>
+        <w:fldChar w:fldCharType="begin"/>
       </w:r>
       <w:r>
         <w:rPr>
@@ -2097,7 +2232,7 @@
           <w:szCs w:val="24"/>
           <w:lang w:val="en-US" w:eastAsia="zh-CN"/>
         </w:rPr>
-        <w:fldChar w:fldCharType="separate"/>
+        <w:instrText xml:space="preserve"> PAGEREF _Toc5311 \h </w:instrText>
       </w:r>
       <w:r>
         <w:rPr>
@@ -2106,7 +2241,7 @@
           <w:szCs w:val="24"/>
           <w:lang w:val="en-US" w:eastAsia="zh-CN"/>
         </w:rPr>
-        <w:t>11</w:t>
+        <w:fldChar w:fldCharType="separate"/>
       </w:r>
       <w:r>
         <w:rPr>
@@ -2115,7 +2250,7 @@
           <w:szCs w:val="24"/>
           <w:lang w:val="en-US" w:eastAsia="zh-CN"/>
         </w:rPr>
-        <w:fldChar w:fldCharType="end"/>
+        <w:t>11</w:t>
       </w:r>
       <w:r>
         <w:rPr>
@@ -2126,130 +2261,12 @@
         </w:rPr>
         <w:fldChar w:fldCharType="end"/>
       </w:r>
-    </w:p>
-    <w:p>
-      <w:pPr>
-        <w:pStyle w:val="10"/>
-        <w:tabs>
-          <w:tab w:val="right" w:leader="dot" w:pos="9870"/>
-        </w:tabs>
-        <w:rPr>
-          <w:rFonts w:hint="eastAsia" w:ascii="微软雅黑" w:hAnsi="微软雅黑" w:eastAsia="微软雅黑" w:cs="微软雅黑"/>
-          <w:b/>
-          <w:bCs/>
-          <w:szCs w:val="40"/>
-        </w:rPr>
-      </w:pPr>
-      <w:r>
-        <w:rPr>
-          <w:rFonts w:hint="eastAsia" w:ascii="微软雅黑" w:hAnsi="微软雅黑" w:eastAsia="微软雅黑" w:cs="微软雅黑"/>
-          <w:b/>
-          <w:bCs/>
-          <w:szCs w:val="40"/>
-          <w:lang w:eastAsia="zh-CN"/>
-        </w:rPr>
-        <w:fldChar w:fldCharType="begin"/>
-      </w:r>
-      <w:r>
-        <w:rPr>
-          <w:rFonts w:hint="eastAsia" w:ascii="微软雅黑" w:hAnsi="微软雅黑" w:eastAsia="微软雅黑" w:cs="微软雅黑"/>
-          <w:b/>
-          <w:bCs/>
-          <w:szCs w:val="40"/>
-          <w:lang w:eastAsia="zh-CN"/>
-        </w:rPr>
-        <w:instrText xml:space="preserve"> HYPERLINK \l _Toc32415 </w:instrText>
-      </w:r>
-      <w:r>
-        <w:rPr>
-          <w:rFonts w:hint="eastAsia" w:ascii="微软雅黑" w:hAnsi="微软雅黑" w:eastAsia="微软雅黑" w:cs="微软雅黑"/>
-          <w:b/>
-          <w:bCs/>
-          <w:szCs w:val="40"/>
-          <w:lang w:eastAsia="zh-CN"/>
-        </w:rPr>
-        <w:fldChar w:fldCharType="separate"/>
-      </w:r>
-      <w:r>
-        <w:rPr>
-          <w:rFonts w:hint="eastAsia" w:ascii="微软雅黑" w:hAnsi="微软雅黑" w:eastAsia="微软雅黑" w:cs="微软雅黑"/>
-          <w:b/>
-          <w:bCs/>
-          <w:szCs w:val="40"/>
+      <w:r>
+        <w:rPr>
+          <w:rFonts w:hint="eastAsia" w:ascii="微软雅黑" w:hAnsi="微软雅黑" w:eastAsia="微软雅黑" w:cs="微软雅黑"/>
+          <w:bCs w:val="0"/>
+          <w:szCs w:val="24"/>
           <w:lang w:val="en-US" w:eastAsia="zh-CN"/>
-        </w:rPr>
-        <w:t xml:space="preserve">第三部分 </w:t>
-      </w:r>
-      <w:r>
-        <w:rPr>
-          <w:rFonts w:hint="eastAsia" w:ascii="微软雅黑" w:hAnsi="微软雅黑" w:eastAsia="微软雅黑" w:cs="微软雅黑"/>
-          <w:b/>
-          <w:bCs/>
-          <w:szCs w:val="40"/>
-        </w:rPr>
-        <w:t>基因检测结果解析</w:t>
-      </w:r>
-      <w:r>
-        <w:rPr>
-          <w:rFonts w:hint="eastAsia" w:ascii="微软雅黑" w:hAnsi="微软雅黑" w:eastAsia="微软雅黑" w:cs="微软雅黑"/>
-          <w:b/>
-          <w:bCs/>
-          <w:szCs w:val="40"/>
-        </w:rPr>
-        <w:tab/>
-      </w:r>
-      <w:r>
-        <w:rPr>
-          <w:rFonts w:hint="eastAsia" w:ascii="微软雅黑" w:hAnsi="微软雅黑" w:eastAsia="微软雅黑" w:cs="微软雅黑"/>
-          <w:b/>
-          <w:bCs/>
-          <w:szCs w:val="40"/>
-        </w:rPr>
-        <w:fldChar w:fldCharType="begin"/>
-      </w:r>
-      <w:r>
-        <w:rPr>
-          <w:rFonts w:hint="eastAsia" w:ascii="微软雅黑" w:hAnsi="微软雅黑" w:eastAsia="微软雅黑" w:cs="微软雅黑"/>
-          <w:b/>
-          <w:bCs/>
-          <w:szCs w:val="40"/>
-        </w:rPr>
-        <w:instrText xml:space="preserve"> PAGEREF _Toc32415 \h </w:instrText>
-      </w:r>
-      <w:r>
-        <w:rPr>
-          <w:rFonts w:hint="eastAsia" w:ascii="微软雅黑" w:hAnsi="微软雅黑" w:eastAsia="微软雅黑" w:cs="微软雅黑"/>
-          <w:b/>
-          <w:bCs/>
-          <w:szCs w:val="40"/>
-        </w:rPr>
-        <w:fldChar w:fldCharType="separate"/>
-      </w:r>
-      <w:r>
-        <w:rPr>
-          <w:rFonts w:hint="eastAsia" w:ascii="微软雅黑" w:hAnsi="微软雅黑" w:eastAsia="微软雅黑" w:cs="微软雅黑"/>
-          <w:b/>
-          <w:bCs/>
-          <w:szCs w:val="40"/>
-        </w:rPr>
-        <w:t>13</w:t>
-      </w:r>
-      <w:r>
-        <w:rPr>
-          <w:rFonts w:hint="eastAsia" w:ascii="微软雅黑" w:hAnsi="微软雅黑" w:eastAsia="微软雅黑" w:cs="微软雅黑"/>
-          <w:b/>
-          <w:bCs/>
-          <w:szCs w:val="40"/>
-        </w:rPr>
-        <w:fldChar w:fldCharType="end"/>
-      </w:r>
-      <w:r>
-        <w:rPr>
-          <w:rFonts w:hint="eastAsia" w:ascii="微软雅黑" w:hAnsi="微软雅黑" w:eastAsia="微软雅黑" w:cs="微软雅黑"/>
-          <w:b/>
-          <w:bCs/>
-          <w:szCs w:val="40"/>
-          <w:lang w:eastAsia="zh-CN"/>
         </w:rPr>
         <w:fldChar w:fldCharType="end"/>
       </w:r>
@@ -2284,7 +2301,7 @@
           <w:szCs w:val="24"/>
           <w:lang w:val="en-US" w:eastAsia="zh-CN"/>
         </w:rPr>
-        <w:instrText xml:space="preserve"> HYPERLINK \l _Toc13817 </w:instrText>
+        <w:instrText xml:space="preserve"> HYPERLINK \l _Toc9551 </w:instrText>
       </w:r>
       <w:r>
         <w:rPr>
@@ -2297,12 +2314,12 @@
       </w:r>
       <w:r>
         <w:rPr>
-          <w:rFonts w:hint="default" w:ascii="微软雅黑" w:hAnsi="微软雅黑" w:eastAsia="微软雅黑" w:cs="微软雅黑"/>
+          <w:rFonts w:hint="eastAsia" w:ascii="微软雅黑" w:hAnsi="微软雅黑" w:eastAsia="微软雅黑" w:cs="微软雅黑"/>
           <w:bCs w:val="0"/>
           <w:szCs w:val="24"/>
           <w:lang w:val="en-US" w:eastAsia="zh-CN"/>
         </w:rPr>
-        <w:t>3.1</w:t>
+        <w:t>3.2 胚系变异结果解析</w:t>
       </w:r>
       <w:r>
         <w:rPr>
@@ -2311,7 +2328,7 @@
           <w:szCs w:val="24"/>
           <w:lang w:val="en-US" w:eastAsia="zh-CN"/>
         </w:rPr>
-        <w:t xml:space="preserve"> 体细胞变异结果解析</w:t>
+        <w:tab/>
       </w:r>
       <w:r>
         <w:rPr>
@@ -2320,7 +2337,7 @@
           <w:szCs w:val="24"/>
           <w:lang w:val="en-US" w:eastAsia="zh-CN"/>
         </w:rPr>
-        <w:tab/>
+        <w:fldChar w:fldCharType="begin"/>
       </w:r>
       <w:r>
         <w:rPr>
@@ -2329,16 +2346,7 @@
           <w:szCs w:val="24"/>
           <w:lang w:val="en-US" w:eastAsia="zh-CN"/>
         </w:rPr>
-        <w:fldChar w:fldCharType="begin"/>
-      </w:r>
-      <w:r>
-        <w:rPr>
-          <w:rFonts w:hint="eastAsia" w:ascii="微软雅黑" w:hAnsi="微软雅黑" w:eastAsia="微软雅黑" w:cs="微软雅黑"/>
-          <w:bCs w:val="0"/>
-          <w:szCs w:val="24"/>
-          <w:lang w:val="en-US" w:eastAsia="zh-CN"/>
-        </w:rPr>
-        <w:instrText xml:space="preserve"> PAGEREF _Toc13817 \h </w:instrText>
+        <w:instrText xml:space="preserve"> PAGEREF _Toc9551 \h </w:instrText>
       </w:r>
       <w:r>
         <w:rPr>
@@ -2407,7 +2415,7 @@
           <w:szCs w:val="24"/>
           <w:lang w:val="en-US" w:eastAsia="zh-CN"/>
         </w:rPr>
-        <w:instrText xml:space="preserve"> HYPERLINK \l _Toc19515 </w:instrText>
+        <w:instrText xml:space="preserve"> HYPERLINK \l _Toc22037 </w:instrText>
       </w:r>
       <w:r>
         <w:rPr>
@@ -2425,7 +2433,7 @@
           <w:szCs w:val="24"/>
           <w:lang w:val="en-US" w:eastAsia="zh-CN"/>
         </w:rPr>
-        <w:t>3.2 胚系变异结果解析</w:t>
+        <w:t>3.3 免疫检测结果解析</w:t>
       </w:r>
       <w:r>
         <w:rPr>
@@ -2452,7 +2460,7 @@
           <w:szCs w:val="24"/>
           <w:lang w:val="en-US" w:eastAsia="zh-CN"/>
         </w:rPr>
-        <w:instrText xml:space="preserve"> PAGEREF _Toc19515 \h </w:instrText>
+        <w:instrText xml:space="preserve"> PAGEREF _Toc22037 \h </w:instrText>
       </w:r>
       <w:r>
         <w:rPr>
@@ -2470,7 +2478,7 @@
           <w:szCs w:val="24"/>
           <w:lang w:val="en-US" w:eastAsia="zh-CN"/>
         </w:rPr>
-        <w:t>17</w:t>
+        <w:t>15</w:t>
       </w:r>
       <w:r>
         <w:rPr>
@@ -2489,6 +2497,16 @@
           <w:lang w:val="en-US" w:eastAsia="zh-CN"/>
         </w:rPr>
         <w:fldChar w:fldCharType="end"/>
+      </w:r>
+      <w:r>
+        <w:rPr>
+          <w:rFonts w:hint="eastAsia" w:ascii="微软雅黑" w:hAnsi="微软雅黑" w:eastAsia="微软雅黑" w:cs="微软雅黑"/>
+          <w:bCs/>
+          <w:sz w:val="21"/>
+          <w:szCs w:val="21"/>
+          <w:lang w:eastAsia="zh-CN"/>
+        </w:rPr>
+        <w:t>{% if gastrointestinalStromalTumor == True %}</w:t>
       </w:r>
     </w:p>
     <w:p>
@@ -2521,7 +2539,7 @@
           <w:szCs w:val="24"/>
           <w:lang w:val="en-US" w:eastAsia="zh-CN"/>
         </w:rPr>
-        <w:instrText xml:space="preserve"> HYPERLINK \l _Toc11311 </w:instrText>
+        <w:instrText xml:space="preserve"> HYPERLINK \l _Toc16405 </w:instrText>
       </w:r>
       <w:r>
         <w:rPr>
@@ -2539,7 +2557,7 @@
           <w:szCs w:val="24"/>
           <w:lang w:val="en-US" w:eastAsia="zh-CN"/>
         </w:rPr>
-        <w:t>3.3 免疫检测结果解析</w:t>
+        <w:t>3.4 化疗药物检测解析</w:t>
       </w:r>
       <w:r>
         <w:rPr>
@@ -2566,7 +2584,7 @@
           <w:szCs w:val="24"/>
           <w:lang w:val="en-US" w:eastAsia="zh-CN"/>
         </w:rPr>
-        <w:instrText xml:space="preserve"> PAGEREF _Toc11311 \h </w:instrText>
+        <w:instrText xml:space="preserve"> PAGEREF _Toc16405 \h </w:instrText>
       </w:r>
       <w:r>
         <w:rPr>
@@ -2584,7 +2602,7 @@
           <w:szCs w:val="24"/>
           <w:lang w:val="en-US" w:eastAsia="zh-CN"/>
         </w:rPr>
-        <w:t>19</w:t>
+        <w:t>17</w:t>
       </w:r>
       <w:r>
         <w:rPr>
@@ -2610,9 +2628,146 @@
           <w:bCs/>
           <w:sz w:val="21"/>
           <w:szCs w:val="21"/>
-          <w:lang w:eastAsia="zh-CN"/>
-        </w:rPr>
-        <w:t>{% if gastrointestinalStromalTumor == True %}</w:t>
+          <w:lang w:val="en-US" w:eastAsia="zh-CN"/>
+        </w:rPr>
+        <w:t>{% endif %}</w:t>
+      </w:r>
+      <w:bookmarkStart w:id="265" w:name="_GoBack"/>
+      <w:bookmarkEnd w:id="265"/>
+    </w:p>
+    <w:p>
+      <w:pPr>
+        <w:pStyle w:val="10"/>
+        <w:tabs>
+          <w:tab w:val="right" w:leader="dot" w:pos="9870"/>
+        </w:tabs>
+        <w:rPr>
+          <w:rFonts w:hint="eastAsia" w:ascii="微软雅黑" w:hAnsi="微软雅黑" w:eastAsia="微软雅黑" w:cs="微软雅黑"/>
+          <w:b/>
+          <w:bCs/>
+          <w:szCs w:val="40"/>
+          <w:lang w:eastAsia="zh-CN"/>
+        </w:rPr>
+      </w:pPr>
+      <w:r>
+        <w:rPr>
+          <w:rFonts w:hint="eastAsia" w:ascii="微软雅黑" w:hAnsi="微软雅黑" w:eastAsia="微软雅黑" w:cs="微软雅黑"/>
+          <w:b/>
+          <w:bCs/>
+          <w:szCs w:val="40"/>
+          <w:lang w:eastAsia="zh-CN"/>
+        </w:rPr>
+        <w:fldChar w:fldCharType="begin"/>
+      </w:r>
+      <w:r>
+        <w:rPr>
+          <w:rFonts w:hint="eastAsia" w:ascii="微软雅黑" w:hAnsi="微软雅黑" w:eastAsia="微软雅黑" w:cs="微软雅黑"/>
+          <w:b/>
+          <w:bCs/>
+          <w:szCs w:val="40"/>
+          <w:lang w:eastAsia="zh-CN"/>
+        </w:rPr>
+        <w:instrText xml:space="preserve"> HYPERLINK \l _Toc25107 </w:instrText>
+      </w:r>
+      <w:r>
+        <w:rPr>
+          <w:rFonts w:hint="eastAsia" w:ascii="微软雅黑" w:hAnsi="微软雅黑" w:eastAsia="微软雅黑" w:cs="微软雅黑"/>
+          <w:b/>
+          <w:bCs/>
+          <w:szCs w:val="40"/>
+          <w:lang w:eastAsia="zh-CN"/>
+        </w:rPr>
+        <w:fldChar w:fldCharType="separate"/>
+      </w:r>
+      <w:r>
+        <w:rPr>
+          <w:rFonts w:hint="eastAsia" w:ascii="微软雅黑" w:hAnsi="微软雅黑" w:eastAsia="微软雅黑" w:cs="微软雅黑"/>
+          <w:b/>
+          <w:bCs/>
+          <w:szCs w:val="40"/>
+          <w:lang w:val="en-US" w:eastAsia="zh-CN"/>
+        </w:rPr>
+        <w:t xml:space="preserve">第四部分 </w:t>
+      </w:r>
+      <w:r>
+        <w:rPr>
+          <w:rFonts w:hint="eastAsia" w:ascii="微软雅黑" w:hAnsi="微软雅黑" w:eastAsia="微软雅黑" w:cs="微软雅黑"/>
+          <w:b/>
+          <w:bCs/>
+          <w:szCs w:val="40"/>
+          <w:lang w:eastAsia="zh-CN"/>
+        </w:rPr>
+        <w:t>附录</w:t>
+      </w:r>
+      <w:r>
+        <w:rPr>
+          <w:rFonts w:hint="eastAsia" w:ascii="微软雅黑" w:hAnsi="微软雅黑" w:eastAsia="微软雅黑" w:cs="微软雅黑"/>
+          <w:b/>
+          <w:bCs/>
+          <w:szCs w:val="40"/>
+          <w:lang w:eastAsia="zh-CN"/>
+        </w:rPr>
+        <w:tab/>
+      </w:r>
+      <w:r>
+        <w:rPr>
+          <w:rFonts w:hint="eastAsia" w:ascii="微软雅黑" w:hAnsi="微软雅黑" w:eastAsia="微软雅黑" w:cs="微软雅黑"/>
+          <w:b/>
+          <w:bCs/>
+          <w:szCs w:val="40"/>
+          <w:lang w:eastAsia="zh-CN"/>
+        </w:rPr>
+        <w:fldChar w:fldCharType="begin"/>
+      </w:r>
+      <w:r>
+        <w:rPr>
+          <w:rFonts w:hint="eastAsia" w:ascii="微软雅黑" w:hAnsi="微软雅黑" w:eastAsia="微软雅黑" w:cs="微软雅黑"/>
+          <w:b/>
+          <w:bCs/>
+          <w:szCs w:val="40"/>
+          <w:lang w:eastAsia="zh-CN"/>
+        </w:rPr>
+        <w:instrText xml:space="preserve"> PAGEREF _Toc25107 \h </w:instrText>
+      </w:r>
+      <w:r>
+        <w:rPr>
+          <w:rFonts w:hint="eastAsia" w:ascii="微软雅黑" w:hAnsi="微软雅黑" w:eastAsia="微软雅黑" w:cs="微软雅黑"/>
+          <w:b/>
+          <w:bCs/>
+          <w:szCs w:val="40"/>
+          <w:lang w:eastAsia="zh-CN"/>
+        </w:rPr>
+        <w:fldChar w:fldCharType="separate"/>
+      </w:r>
+      <w:r>
+        <w:rPr>
+          <w:rFonts w:hint="eastAsia" w:ascii="微软雅黑" w:hAnsi="微软雅黑" w:eastAsia="微软雅黑" w:cs="微软雅黑"/>
+          <w:b/>
+          <w:bCs/>
+          <w:szCs w:val="40"/>
+          <w:lang w:eastAsia="zh-CN"/>
+        </w:rPr>
+        <w:t>19</w:t>
+      </w:r>
+      <w:r>
+        <w:rPr>
+          <w:rFonts w:hint="eastAsia" w:ascii="微软雅黑" w:hAnsi="微软雅黑" w:eastAsia="微软雅黑" w:cs="微软雅黑"/>
+          <w:b/>
+          <w:bCs/>
+          <w:szCs w:val="40"/>
+          <w:lang w:eastAsia="zh-CN"/>
+        </w:rPr>
+        <w:fldChar w:fldCharType="end"/>
+      </w:r>
+      <w:r>
+        <w:rPr>
+          <w:rFonts w:hint="eastAsia" w:ascii="微软雅黑" w:hAnsi="微软雅黑" w:eastAsia="微软雅黑" w:cs="微软雅黑"/>
+          <w:b/>
+          <w:bCs/>
+          <w:szCs w:val="40"/>
+          <w:lang w:eastAsia="zh-CN"/>
+        </w:rPr>
+        <w:fldChar w:fldCharType="end"/>
       </w:r>
     </w:p>
     <w:p>
@@ -2645,7 +2800,7 @@
           <w:szCs w:val="24"/>
           <w:lang w:val="en-US" w:eastAsia="zh-CN"/>
         </w:rPr>
-        <w:instrText xml:space="preserve"> HYPERLINK \l _Toc23832 </w:instrText>
+        <w:instrText xml:space="preserve"> HYPERLINK \l _Toc7500 </w:instrText>
       </w:r>
       <w:r>
         <w:rPr>
@@ -2663,7 +2818,7 @@
           <w:szCs w:val="24"/>
           <w:lang w:val="en-US" w:eastAsia="zh-CN"/>
         </w:rPr>
-        <w:t>3.4 化疗药物检测解析</w:t>
+        <w:t>4.1 常见靶向药物相关基因检测列表</w:t>
       </w:r>
       <w:r>
         <w:rPr>
@@ -2690,7 +2845,7 @@
           <w:szCs w:val="24"/>
           <w:lang w:val="en-US" w:eastAsia="zh-CN"/>
         </w:rPr>
-        <w:instrText xml:space="preserve"> PAGEREF _Toc23832 \h </w:instrText>
+        <w:instrText xml:space="preserve"> PAGEREF _Toc7500 \h </w:instrText>
       </w:r>
       <w:r>
         <w:rPr>
@@ -2708,7 +2863,7 @@
           <w:szCs w:val="24"/>
           <w:lang w:val="en-US" w:eastAsia="zh-CN"/>
         </w:rPr>
-        <w:t>21</w:t>
+        <w:t>19</w:t>
       </w:r>
       <w:r>
         <w:rPr>
@@ -2725,143 +2880,6 @@
           <w:bCs w:val="0"/>
           <w:szCs w:val="24"/>
           <w:lang w:val="en-US" w:eastAsia="zh-CN"/>
-        </w:rPr>
-        <w:fldChar w:fldCharType="end"/>
-      </w:r>
-      <w:r>
-        <w:rPr>
-          <w:rFonts w:hint="eastAsia" w:ascii="微软雅黑" w:hAnsi="微软雅黑" w:eastAsia="微软雅黑" w:cs="微软雅黑"/>
-          <w:bCs/>
-          <w:sz w:val="21"/>
-          <w:szCs w:val="21"/>
-          <w:lang w:val="en-US" w:eastAsia="zh-CN"/>
-        </w:rPr>
-        <w:t>{% endif %}</w:t>
-      </w:r>
-    </w:p>
-    <w:p>
-      <w:pPr>
-        <w:pStyle w:val="10"/>
-        <w:tabs>
-          <w:tab w:val="right" w:leader="dot" w:pos="9870"/>
-        </w:tabs>
-        <w:rPr>
-          <w:rFonts w:hint="eastAsia" w:ascii="微软雅黑" w:hAnsi="微软雅黑" w:eastAsia="微软雅黑" w:cs="微软雅黑"/>
-          <w:b/>
-          <w:bCs/>
-          <w:szCs w:val="40"/>
-        </w:rPr>
-      </w:pPr>
-      <w:r>
-        <w:rPr>
-          <w:rFonts w:hint="eastAsia" w:ascii="微软雅黑" w:hAnsi="微软雅黑" w:eastAsia="微软雅黑" w:cs="微软雅黑"/>
-          <w:b/>
-          <w:bCs/>
-          <w:szCs w:val="40"/>
-          <w:lang w:eastAsia="zh-CN"/>
-        </w:rPr>
-        <w:fldChar w:fldCharType="begin"/>
-      </w:r>
-      <w:r>
-        <w:rPr>
-          <w:rFonts w:hint="eastAsia" w:ascii="微软雅黑" w:hAnsi="微软雅黑" w:eastAsia="微软雅黑" w:cs="微软雅黑"/>
-          <w:b/>
-          <w:bCs/>
-          <w:szCs w:val="40"/>
-          <w:lang w:eastAsia="zh-CN"/>
-        </w:rPr>
-        <w:instrText xml:space="preserve"> HYPERLINK \l _Toc27969 </w:instrText>
-      </w:r>
-      <w:r>
-        <w:rPr>
-          <w:rFonts w:hint="eastAsia" w:ascii="微软雅黑" w:hAnsi="微软雅黑" w:eastAsia="微软雅黑" w:cs="微软雅黑"/>
-          <w:b/>
-          <w:bCs/>
-          <w:szCs w:val="40"/>
-          <w:lang w:eastAsia="zh-CN"/>
-        </w:rPr>
-        <w:fldChar w:fldCharType="separate"/>
-      </w:r>
-      <w:r>
-        <w:rPr>
-          <w:rFonts w:hint="eastAsia" w:ascii="微软雅黑" w:hAnsi="微软雅黑" w:eastAsia="微软雅黑" w:cs="微软雅黑"/>
-          <w:b/>
-          <w:bCs/>
-          <w:szCs w:val="40"/>
-          <w:lang w:val="en-US" w:eastAsia="zh-CN"/>
-        </w:rPr>
-        <w:t xml:space="preserve">第四部分 </w:t>
-      </w:r>
-      <w:r>
-        <w:rPr>
-          <w:rFonts w:hint="eastAsia" w:ascii="微软雅黑" w:hAnsi="微软雅黑" w:eastAsia="微软雅黑" w:cs="微软雅黑"/>
-          <w:b/>
-          <w:bCs/>
-          <w:szCs w:val="40"/>
-        </w:rPr>
-        <w:t>附录</w:t>
-      </w:r>
-      <w:r>
-        <w:rPr>
-          <w:rFonts w:hint="eastAsia" w:ascii="微软雅黑" w:hAnsi="微软雅黑" w:eastAsia="微软雅黑" w:cs="微软雅黑"/>
-          <w:b/>
-          <w:bCs/>
-          <w:szCs w:val="40"/>
-        </w:rPr>
-        <w:tab/>
-      </w:r>
-      <w:r>
-        <w:rPr>
-          <w:rFonts w:hint="eastAsia" w:ascii="微软雅黑" w:hAnsi="微软雅黑" w:eastAsia="微软雅黑" w:cs="微软雅黑"/>
-          <w:b/>
-          <w:bCs/>
-          <w:szCs w:val="40"/>
-        </w:rPr>
-        <w:fldChar w:fldCharType="begin"/>
-      </w:r>
-      <w:r>
-        <w:rPr>
-          <w:rFonts w:hint="eastAsia" w:ascii="微软雅黑" w:hAnsi="微软雅黑" w:eastAsia="微软雅黑" w:cs="微软雅黑"/>
-          <w:b/>
-          <w:bCs/>
-          <w:szCs w:val="40"/>
-        </w:rPr>
-        <w:instrText xml:space="preserve"> PAGEREF _Toc27969 \h </w:instrText>
-      </w:r>
-      <w:r>
-        <w:rPr>
-          <w:rFonts w:hint="eastAsia" w:ascii="微软雅黑" w:hAnsi="微软雅黑" w:eastAsia="微软雅黑" w:cs="微软雅黑"/>
-          <w:b/>
-          <w:bCs/>
-          <w:szCs w:val="40"/>
-        </w:rPr>
-        <w:fldChar w:fldCharType="separate"/>
-      </w:r>
-      <w:r>
-        <w:rPr>
-          <w:rFonts w:hint="eastAsia" w:ascii="微软雅黑" w:hAnsi="微软雅黑" w:eastAsia="微软雅黑" w:cs="微软雅黑"/>
-          <w:b/>
-          <w:bCs/>
-          <w:szCs w:val="40"/>
-        </w:rPr>
-        <w:t>23</w:t>
-      </w:r>
-      <w:r>
-        <w:rPr>
-          <w:rFonts w:hint="eastAsia" w:ascii="微软雅黑" w:hAnsi="微软雅黑" w:eastAsia="微软雅黑" w:cs="微软雅黑"/>
-          <w:b/>
-          <w:bCs/>
-          <w:szCs w:val="40"/>
-        </w:rPr>
-        <w:fldChar w:fldCharType="end"/>
-      </w:r>
-      <w:r>
-        <w:rPr>
-          <w:rFonts w:hint="eastAsia" w:ascii="微软雅黑" w:hAnsi="微软雅黑" w:eastAsia="微软雅黑" w:cs="微软雅黑"/>
-          <w:b/>
-          <w:bCs/>
-          <w:szCs w:val="40"/>
-          <w:lang w:eastAsia="zh-CN"/>
         </w:rPr>
         <w:fldChar w:fldCharType="end"/>
       </w:r>
@@ -2896,7 +2914,7 @@
           <w:szCs w:val="24"/>
           <w:lang w:val="en-US" w:eastAsia="zh-CN"/>
         </w:rPr>
-        <w:instrText xml:space="preserve"> HYPERLINK \l _Toc21638 </w:instrText>
+        <w:instrText xml:space="preserve"> HYPERLINK \l _Toc1141 </w:instrText>
       </w:r>
       <w:r>
         <w:rPr>
@@ -2914,7 +2932,7 @@
           <w:szCs w:val="24"/>
           <w:lang w:val="en-US" w:eastAsia="zh-CN"/>
         </w:rPr>
-        <w:t>4.1 常见靶向药物相关基因检测列表</w:t>
+        <w:t>4.2 质控情况</w:t>
       </w:r>
       <w:r>
         <w:rPr>
@@ -2941,7 +2959,7 @@
           <w:szCs w:val="24"/>
           <w:lang w:val="en-US" w:eastAsia="zh-CN"/>
         </w:rPr>
-        <w:instrText xml:space="preserve"> PAGEREF _Toc21638 \h </w:instrText>
+        <w:instrText xml:space="preserve"> PAGEREF _Toc1141 \h </w:instrText>
       </w:r>
       <w:r>
         <w:rPr>
@@ -2959,7 +2977,7 @@
           <w:szCs w:val="24"/>
           <w:lang w:val="en-US" w:eastAsia="zh-CN"/>
         </w:rPr>
-        <w:t>23</w:t>
+        <w:t>20</w:t>
       </w:r>
       <w:r>
         <w:rPr>
@@ -3010,7 +3028,7 @@
           <w:szCs w:val="24"/>
           <w:lang w:val="en-US" w:eastAsia="zh-CN"/>
         </w:rPr>
-        <w:instrText xml:space="preserve"> HYPERLINK \l _Toc5673 </w:instrText>
+        <w:instrText xml:space="preserve"> HYPERLINK \l _Toc20271 </w:instrText>
       </w:r>
       <w:r>
         <w:rPr>
@@ -3028,7 +3046,7 @@
           <w:szCs w:val="24"/>
           <w:lang w:val="en-US" w:eastAsia="zh-CN"/>
         </w:rPr>
-        <w:t>4.2 质控情况</w:t>
+        <w:t>4.3 检测基因列表</w:t>
       </w:r>
       <w:r>
         <w:rPr>
@@ -3055,7 +3073,7 @@
           <w:szCs w:val="24"/>
           <w:lang w:val="en-US" w:eastAsia="zh-CN"/>
         </w:rPr>
-        <w:instrText xml:space="preserve"> PAGEREF _Toc5673 \h </w:instrText>
+        <w:instrText xml:space="preserve"> PAGEREF _Toc20271 \h </w:instrText>
       </w:r>
       <w:r>
         <w:rPr>
@@ -3073,7 +3091,7 @@
           <w:szCs w:val="24"/>
           <w:lang w:val="en-US" w:eastAsia="zh-CN"/>
         </w:rPr>
-        <w:t>24</w:t>
+        <w:t>21</w:t>
       </w:r>
       <w:r>
         <w:rPr>
@@ -3124,7 +3142,7 @@
           <w:szCs w:val="24"/>
           <w:lang w:val="en-US" w:eastAsia="zh-CN"/>
         </w:rPr>
-        <w:instrText xml:space="preserve"> HYPERLINK \l _Toc28382 </w:instrText>
+        <w:instrText xml:space="preserve"> HYPERLINK \l _Toc20044 </w:instrText>
       </w:r>
       <w:r>
         <w:rPr>
@@ -3142,7 +3160,7 @@
           <w:szCs w:val="24"/>
           <w:lang w:val="en-US" w:eastAsia="zh-CN"/>
         </w:rPr>
-        <w:t>4.3 检测基因列表</w:t>
+        <w:t>4.4 参考文献</w:t>
       </w:r>
       <w:r>
         <w:rPr>
@@ -3169,7 +3187,7 @@
           <w:szCs w:val="24"/>
           <w:lang w:val="en-US" w:eastAsia="zh-CN"/>
         </w:rPr>
-        <w:instrText xml:space="preserve"> PAGEREF _Toc28382 \h </w:instrText>
+        <w:instrText xml:space="preserve"> PAGEREF _Toc20044 \h </w:instrText>
       </w:r>
       <w:r>
         <w:rPr>
@@ -3187,121 +3205,7 @@
           <w:szCs w:val="24"/>
           <w:lang w:val="en-US" w:eastAsia="zh-CN"/>
         </w:rPr>
-        <w:t>25</w:t>
-      </w:r>
-      <w:r>
-        <w:rPr>
-          <w:rFonts w:hint="eastAsia" w:ascii="微软雅黑" w:hAnsi="微软雅黑" w:eastAsia="微软雅黑" w:cs="微软雅黑"/>
-          <w:bCs w:val="0"/>
-          <w:szCs w:val="24"/>
-          <w:lang w:val="en-US" w:eastAsia="zh-CN"/>
-        </w:rPr>
-        <w:fldChar w:fldCharType="end"/>
-      </w:r>
-      <w:r>
-        <w:rPr>
-          <w:rFonts w:hint="eastAsia" w:ascii="微软雅黑" w:hAnsi="微软雅黑" w:eastAsia="微软雅黑" w:cs="微软雅黑"/>
-          <w:bCs w:val="0"/>
-          <w:szCs w:val="24"/>
-          <w:lang w:val="en-US" w:eastAsia="zh-CN"/>
-        </w:rPr>
-        <w:fldChar w:fldCharType="end"/>
-      </w:r>
-    </w:p>
-    <w:p>
-      <w:pPr>
-        <w:pStyle w:val="10"/>
-        <w:tabs>
-          <w:tab w:val="right" w:leader="dot" w:pos="9870"/>
-        </w:tabs>
-        <w:ind w:firstLine="440" w:firstLineChars="200"/>
-        <w:rPr>
-          <w:rFonts w:hint="eastAsia" w:ascii="微软雅黑" w:hAnsi="微软雅黑" w:eastAsia="微软雅黑" w:cs="微软雅黑"/>
-          <w:bCs w:val="0"/>
-          <w:szCs w:val="24"/>
-          <w:lang w:val="en-US" w:eastAsia="zh-CN"/>
-        </w:rPr>
-      </w:pPr>
-      <w:r>
-        <w:rPr>
-          <w:rFonts w:hint="eastAsia" w:ascii="微软雅黑" w:hAnsi="微软雅黑" w:eastAsia="微软雅黑" w:cs="微软雅黑"/>
-          <w:bCs w:val="0"/>
-          <w:szCs w:val="24"/>
-          <w:lang w:val="en-US" w:eastAsia="zh-CN"/>
-        </w:rPr>
-        <w:fldChar w:fldCharType="begin"/>
-      </w:r>
-      <w:r>
-        <w:rPr>
-          <w:rFonts w:hint="eastAsia" w:ascii="微软雅黑" w:hAnsi="微软雅黑" w:eastAsia="微软雅黑" w:cs="微软雅黑"/>
-          <w:bCs w:val="0"/>
-          <w:szCs w:val="24"/>
-          <w:lang w:val="en-US" w:eastAsia="zh-CN"/>
-        </w:rPr>
-        <w:instrText xml:space="preserve"> HYPERLINK \l _Toc16401 </w:instrText>
-      </w:r>
-      <w:r>
-        <w:rPr>
-          <w:rFonts w:hint="eastAsia" w:ascii="微软雅黑" w:hAnsi="微软雅黑" w:eastAsia="微软雅黑" w:cs="微软雅黑"/>
-          <w:bCs w:val="0"/>
-          <w:szCs w:val="24"/>
-          <w:lang w:val="en-US" w:eastAsia="zh-CN"/>
-        </w:rPr>
-        <w:fldChar w:fldCharType="separate"/>
-      </w:r>
-      <w:r>
-        <w:rPr>
-          <w:rFonts w:hint="eastAsia" w:ascii="微软雅黑" w:hAnsi="微软雅黑" w:eastAsia="微软雅黑" w:cs="微软雅黑"/>
-          <w:bCs w:val="0"/>
-          <w:szCs w:val="24"/>
-          <w:lang w:val="en-US" w:eastAsia="zh-CN"/>
-        </w:rPr>
-        <w:t>4.4 参考文献</w:t>
-      </w:r>
-      <w:r>
-        <w:rPr>
-          <w:rFonts w:hint="eastAsia" w:ascii="微软雅黑" w:hAnsi="微软雅黑" w:eastAsia="微软雅黑" w:cs="微软雅黑"/>
-          <w:bCs w:val="0"/>
-          <w:szCs w:val="24"/>
-          <w:lang w:val="en-US" w:eastAsia="zh-CN"/>
-        </w:rPr>
-        <w:tab/>
-      </w:r>
-      <w:r>
-        <w:rPr>
-          <w:rFonts w:hint="eastAsia" w:ascii="微软雅黑" w:hAnsi="微软雅黑" w:eastAsia="微软雅黑" w:cs="微软雅黑"/>
-          <w:bCs w:val="0"/>
-          <w:szCs w:val="24"/>
-          <w:lang w:val="en-US" w:eastAsia="zh-CN"/>
-        </w:rPr>
-        <w:fldChar w:fldCharType="begin"/>
-      </w:r>
-      <w:r>
-        <w:rPr>
-          <w:rFonts w:hint="eastAsia" w:ascii="微软雅黑" w:hAnsi="微软雅黑" w:eastAsia="微软雅黑" w:cs="微软雅黑"/>
-          <w:bCs w:val="0"/>
-          <w:szCs w:val="24"/>
-          <w:lang w:val="en-US" w:eastAsia="zh-CN"/>
-        </w:rPr>
-        <w:instrText xml:space="preserve"> PAGEREF _Toc16401 \h </w:instrText>
-      </w:r>
-      <w:r>
-        <w:rPr>
-          <w:rFonts w:hint="eastAsia" w:ascii="微软雅黑" w:hAnsi="微软雅黑" w:eastAsia="微软雅黑" w:cs="微软雅黑"/>
-          <w:bCs w:val="0"/>
-          <w:szCs w:val="24"/>
-          <w:lang w:val="en-US" w:eastAsia="zh-CN"/>
-        </w:rPr>
-        <w:fldChar w:fldCharType="separate"/>
-      </w:r>
-      <w:r>
-        <w:rPr>
-          <w:rFonts w:hint="eastAsia" w:ascii="微软雅黑" w:hAnsi="微软雅黑" w:eastAsia="微软雅黑" w:cs="微软雅黑"/>
-          <w:bCs w:val="0"/>
-          <w:szCs w:val="24"/>
-          <w:lang w:val="en-US" w:eastAsia="zh-CN"/>
-        </w:rPr>
-        <w:t>28</w:t>
+        <w:t>24</w:t>
       </w:r>
       <w:r>
         <w:rPr>
@@ -3365,13 +3269,13 @@
           <w:cols w:space="720" w:num="1"/>
         </w:sectPr>
       </w:pPr>
-      <w:bookmarkStart w:id="1" w:name="_Toc21009_WPSOffice_Level1"/>
-      <w:bookmarkStart w:id="2" w:name="_Toc32054"/>
-      <w:bookmarkStart w:id="3" w:name="_Toc13806"/>
-      <w:bookmarkStart w:id="4" w:name="_Toc24178_WPSOffice_Level1"/>
-      <w:bookmarkStart w:id="5" w:name="_Toc21669"/>
+      <w:bookmarkStart w:id="1" w:name="_Toc24178_WPSOffice_Level1"/>
+      <w:bookmarkStart w:id="2" w:name="_Toc21669"/>
+      <w:bookmarkStart w:id="3" w:name="_Toc32054"/>
+      <w:bookmarkStart w:id="4" w:name="_Toc24397"/>
+      <w:bookmarkStart w:id="5" w:name="_Toc13806"/>
       <w:bookmarkStart w:id="6" w:name="_Toc30143_WPSOffice_Level1"/>
-      <w:bookmarkStart w:id="7" w:name="_Toc24397"/>
+      <w:bookmarkStart w:id="7" w:name="_Toc21009_WPSOffice_Level1"/>
     </w:p>
     <w:p>
       <w:pPr>
@@ -3390,8 +3294,8 @@
         </w:rPr>
       </w:pPr>
       <w:bookmarkStart w:id="8" w:name="_Toc28235"/>
-      <w:bookmarkStart w:id="9" w:name="_Toc24697"/>
-      <w:bookmarkStart w:id="10" w:name="_Toc26488"/>
+      <w:bookmarkStart w:id="9" w:name="_Toc26488"/>
+      <w:bookmarkStart w:id="10" w:name="_Toc20757"/>
       <w:r>
         <w:rPr>
           <w:rFonts w:hint="eastAsia" w:ascii="微软雅黑" w:hAnsi="微软雅黑" w:eastAsia="微软雅黑" w:cs="微软雅黑"/>
@@ -3493,7 +3397,7 @@
                 <w:rFonts w:hint="eastAsia"/>
               </w:rPr>
             </w:pPr>
-            <w:bookmarkStart w:id="11" w:name="_Toc21834"/>
+            <w:bookmarkStart w:id="11" w:name="_Toc25146"/>
             <w:r>
               <w:rPr>
                 <w:rFonts w:hint="eastAsia"/>
@@ -4787,8 +4691,8 @@
               </w:rPr>
             </w:pPr>
             <w:bookmarkStart w:id="12" w:name="_Toc25390"/>
-            <w:bookmarkStart w:id="13" w:name="_Toc8078"/>
-            <w:bookmarkStart w:id="14" w:name="_Toc19853"/>
+            <w:bookmarkStart w:id="13" w:name="_Toc19853"/>
+            <w:bookmarkStart w:id="14" w:name="_Toc367"/>
             <w:r>
               <w:rPr>
                 <w:rFonts w:hint="eastAsia" w:cs="Times New Roman"/>
@@ -5097,7 +5001,7 @@
                 </w14:textFill>
               </w:rPr>
             </w:pPr>
-            <w:bookmarkStart w:id="17" w:name="_Toc7881"/>
+            <w:bookmarkStart w:id="17" w:name="_Toc28694"/>
             <w:r>
               <w:rPr>
                 <w:rFonts w:hint="eastAsia" w:ascii="微软雅黑" w:hAnsi="微软雅黑" w:eastAsia="微软雅黑" w:cs="微软雅黑"/>
@@ -6506,8 +6410,8 @@
           <w:szCs w:val="40"/>
         </w:rPr>
       </w:pPr>
-      <w:bookmarkStart w:id="18" w:name="_Toc15988"/>
-      <w:bookmarkStart w:id="19" w:name="_Toc8989"/>
+      <w:bookmarkStart w:id="18" w:name="_Toc8989"/>
+      <w:bookmarkStart w:id="19" w:name="_Toc12989"/>
       <w:r>
         <w:rPr>
           <w:rFonts w:hint="eastAsia" w:ascii="微软雅黑" w:hAnsi="微软雅黑" w:eastAsia="微软雅黑" w:cs="微软雅黑"/>
@@ -6555,7 +6459,7 @@
           <w:lang w:eastAsia="zh-CN"/>
         </w:rPr>
       </w:pPr>
-      <w:bookmarkStart w:id="20" w:name="_Toc8465"/>
+      <w:bookmarkStart w:id="20" w:name="_Toc9377"/>
       <w:bookmarkStart w:id="21" w:name="_Toc21118"/>
       <w:r>
         <w:rPr>
@@ -6577,8 +6481,8 @@
         </w:rPr>
         <w:t>.</w:t>
       </w:r>
-      <w:bookmarkStart w:id="22" w:name="_Toc21059"/>
-      <w:bookmarkStart w:id="23" w:name="_Toc14270"/>
+      <w:bookmarkStart w:id="22" w:name="_Toc14270"/>
+      <w:bookmarkStart w:id="23" w:name="_Toc21059"/>
       <w:r>
         <w:rPr>
           <w:rFonts w:hint="eastAsia" w:ascii="微软雅黑" w:hAnsi="微软雅黑" w:cs="微软雅黑"/>
@@ -6669,6 +6573,12 @@
             <w:insideV w:val="dotted" w:color="0B8770" w:sz="4" w:space="0"/>
           </w:tblBorders>
           <w:shd w:val="clear" w:color="auto" w:fill="auto"/>
+          <w:tblCellMar>
+            <w:top w:w="0" w:type="dxa"/>
+            <w:left w:w="108" w:type="dxa"/>
+            <w:bottom w:w="0" w:type="dxa"/>
+            <w:right w:w="108" w:type="dxa"/>
+          </w:tblCellMar>
         </w:tblPrEx>
         <w:trPr>
           <w:trHeight w:val="513" w:hRule="atLeast"/>
@@ -6907,7 +6817,6 @@
             <w:insideH w:val="dotted" w:color="0B8770" w:sz="4" w:space="0"/>
             <w:insideV w:val="dotted" w:color="0B8770" w:sz="4" w:space="0"/>
           </w:tblBorders>
-          <w:shd w:val="clear" w:color="auto" w:fill="auto"/>
           <w:tblCellMar>
             <w:top w:w="0" w:type="dxa"/>
             <w:left w:w="108" w:type="dxa"/>
@@ -7154,7 +7063,6 @@
             <w:insideH w:val="dotted" w:color="0B8770" w:sz="4" w:space="0"/>
             <w:insideV w:val="dotted" w:color="0B8770" w:sz="4" w:space="0"/>
           </w:tblBorders>
-          <w:shd w:val="clear" w:color="auto" w:fill="auto"/>
           <w:tblCellMar>
             <w:top w:w="0" w:type="dxa"/>
             <w:left w:w="108" w:type="dxa"/>
@@ -7260,6 +7168,12 @@
             <w:insideV w:val="dotted" w:color="0B8770" w:sz="4" w:space="0"/>
           </w:tblBorders>
           <w:shd w:val="clear" w:color="auto" w:fill="auto"/>
+          <w:tblCellMar>
+            <w:top w:w="0" w:type="dxa"/>
+            <w:left w:w="108" w:type="dxa"/>
+            <w:bottom w:w="0" w:type="dxa"/>
+            <w:right w:w="108" w:type="dxa"/>
+          </w:tblCellMar>
         </w:tblPrEx>
         <w:trPr>
           <w:trHeight w:val="513" w:hRule="atLeast"/>
@@ -8023,7 +7937,7 @@
           <w:lang w:val="en-US" w:eastAsia="zh-CN"/>
         </w:rPr>
       </w:pPr>
-      <w:bookmarkStart w:id="24" w:name="_Toc10058"/>
+      <w:bookmarkStart w:id="24" w:name="_Toc12383"/>
       <w:r>
         <w:rPr>
           <w:rFonts w:hint="eastAsia" w:ascii="微软雅黑" w:hAnsi="微软雅黑" w:eastAsia="微软雅黑" w:cs="微软雅黑"/>
@@ -10755,7 +10669,7 @@
         </w:rPr>
       </w:pPr>
       <w:bookmarkStart w:id="28" w:name="_Toc24724"/>
-      <w:bookmarkStart w:id="29" w:name="_Toc29089"/>
+      <w:bookmarkStart w:id="29" w:name="_Toc31764"/>
       <w:bookmarkStart w:id="30" w:name="_Toc14618"/>
       <w:bookmarkStart w:id="31" w:name="_Toc14583"/>
       <w:r>
@@ -13480,525 +13394,6 @@
     </w:p>
     <w:p>
       <w:pPr>
-        <w:pStyle w:val="2"/>
-        <w:numPr>
-          <w:ilvl w:val="1"/>
-          <w:numId w:val="0"/>
-        </w:numPr>
-        <w:tabs>
-          <w:tab w:val="left" w:pos="0"/>
-        </w:tabs>
-        <w:ind w:left="7" w:leftChars="0" w:hanging="7" w:firstLineChars="0"/>
-        <w:jc w:val="left"/>
-        <w:rPr>
-          <w:rFonts w:hint="eastAsia" w:ascii="微软雅黑" w:hAnsi="微软雅黑" w:eastAsia="微软雅黑" w:cs="微软雅黑"/>
-          <w:sz w:val="28"/>
-          <w:szCs w:val="28"/>
-          <w:lang w:eastAsia="zh-CN"/>
-        </w:rPr>
-      </w:pPr>
-      <w:bookmarkStart w:id="32" w:name="_Toc1547"/>
-      <w:bookmarkStart w:id="33" w:name="_Toc18611"/>
-      <w:r>
-        <w:rPr>
-          <w:rFonts w:hint="eastAsia" w:ascii="微软雅黑" w:hAnsi="微软雅黑" w:cs="微软雅黑"/>
-          <w:color w:val="auto"/>
-          <w:sz w:val="28"/>
-          <w:szCs w:val="28"/>
-          <w:lang w:val="en-US" w:eastAsia="zh-CN"/>
-        </w:rPr>
-        <w:t xml:space="preserve">2.4 </w:t>
-      </w:r>
-      <w:r>
-        <w:rPr>
-          <w:rFonts w:hint="eastAsia" w:ascii="微软雅黑" w:hAnsi="微软雅黑" w:eastAsia="微软雅黑" w:cs="微软雅黑"/>
-          <w:color w:val="auto"/>
-          <w:sz w:val="28"/>
-          <w:szCs w:val="28"/>
-          <w:lang w:eastAsia="zh-CN"/>
-        </w:rPr>
-        <w:t>本癌种FDA/NMPA获批的其他可选靶向药物</w:t>
-      </w:r>
-      <w:bookmarkEnd w:id="32"/>
-      <w:bookmarkEnd w:id="33"/>
-    </w:p>
-    <w:tbl>
-      <w:tblPr>
-        <w:tblStyle w:val="14"/>
-        <w:tblW w:w="9937" w:type="dxa"/>
-        <w:jc w:val="center"/>
-        <w:tblBorders>
-          <w:top w:val="dotted" w:color="0B8770" w:sz="4" w:space="0"/>
-          <w:left w:val="none" w:color="auto" w:sz="0" w:space="0"/>
-          <w:bottom w:val="single" w:color="0B8770" w:sz="12" w:space="0"/>
-          <w:right w:val="none" w:color="auto" w:sz="0" w:space="0"/>
-          <w:insideH w:val="dotted" w:color="0B8770" w:sz="4" w:space="0"/>
-          <w:insideV w:val="dotted" w:color="0B8770" w:sz="4" w:space="0"/>
-        </w:tblBorders>
-        <w:tblLayout w:type="fixed"/>
-        <w:tblCellMar>
-          <w:top w:w="0" w:type="dxa"/>
-          <w:left w:w="113" w:type="dxa"/>
-          <w:bottom w:w="0" w:type="dxa"/>
-          <w:right w:w="113" w:type="dxa"/>
-        </w:tblCellMar>
-      </w:tblPr>
-      <w:tblGrid>
-        <w:gridCol w:w="1210"/>
-        <w:gridCol w:w="1210"/>
-        <w:gridCol w:w="6124"/>
-        <w:gridCol w:w="1393"/>
-      </w:tblGrid>
-      <w:tr>
-        <w:tblPrEx>
-          <w:tblBorders>
-            <w:top w:val="dotted" w:color="0B8770" w:sz="4" w:space="0"/>
-            <w:left w:val="none" w:color="auto" w:sz="0" w:space="0"/>
-            <w:bottom w:val="single" w:color="0B8770" w:sz="12" w:space="0"/>
-            <w:right w:val="none" w:color="auto" w:sz="0" w:space="0"/>
-            <w:insideH w:val="dotted" w:color="0B8770" w:sz="4" w:space="0"/>
-            <w:insideV w:val="dotted" w:color="0B8770" w:sz="4" w:space="0"/>
-          </w:tblBorders>
-          <w:tblCellMar>
-            <w:top w:w="0" w:type="dxa"/>
-            <w:left w:w="113" w:type="dxa"/>
-            <w:bottom w:w="0" w:type="dxa"/>
-            <w:right w:w="113" w:type="dxa"/>
-          </w:tblCellMar>
-        </w:tblPrEx>
-        <w:trPr>
-          <w:trHeight w:val="454" w:hRule="atLeast"/>
-          <w:jc w:val="center"/>
-        </w:trPr>
-        <w:tc>
-          <w:tcPr>
-            <w:tcW w:w="1210" w:type="dxa"/>
-            <w:shd w:val="clear" w:color="auto" w:fill="0B8770"/>
-            <w:vAlign w:val="center"/>
-          </w:tcPr>
-          <w:p>
-            <w:pPr>
-              <w:pStyle w:val="18"/>
-              <w:jc w:val="center"/>
-              <w:rPr>
-                <w:rFonts w:hint="eastAsia" w:ascii="微软雅黑" w:hAnsi="微软雅黑" w:eastAsia="微软雅黑" w:cs="微软雅黑"/>
-                <w:b/>
-                <w:bCs w:val="0"/>
-                <w:color w:val="FFFFFF" w:themeColor="background1"/>
-                <w:sz w:val="21"/>
-                <w:szCs w:val="21"/>
-                <w14:textFill>
-                  <w14:solidFill>
-                    <w14:schemeClr w14:val="bg1"/>
-                  </w14:solidFill>
-                </w14:textFill>
-              </w:rPr>
-            </w:pPr>
-            <w:r>
-              <w:rPr>
-                <w:rFonts w:hint="eastAsia" w:ascii="微软雅黑" w:hAnsi="微软雅黑" w:eastAsia="微软雅黑" w:cs="微软雅黑"/>
-                <w:b/>
-                <w:bCs w:val="0"/>
-                <w:color w:val="FFFFFF" w:themeColor="background1"/>
-                <w:sz w:val="21"/>
-                <w:szCs w:val="21"/>
-                <w14:textFill>
-                  <w14:solidFill>
-                    <w14:schemeClr w14:val="bg1"/>
-                  </w14:solidFill>
-                </w14:textFill>
-              </w:rPr>
-              <w:t>癌种</w:t>
-            </w:r>
-          </w:p>
-        </w:tc>
-        <w:tc>
-          <w:tcPr>
-            <w:tcW w:w="1210" w:type="dxa"/>
-            <w:shd w:val="clear" w:color="auto" w:fill="0B8770"/>
-            <w:vAlign w:val="center"/>
-          </w:tcPr>
-          <w:p>
-            <w:pPr>
-              <w:pStyle w:val="18"/>
-              <w:jc w:val="center"/>
-              <w:rPr>
-                <w:rFonts w:hint="eastAsia" w:ascii="微软雅黑" w:hAnsi="微软雅黑" w:eastAsia="微软雅黑" w:cs="微软雅黑"/>
-                <w:b/>
-                <w:bCs w:val="0"/>
-                <w:color w:val="FFFFFF" w:themeColor="background1"/>
-                <w:sz w:val="21"/>
-                <w:szCs w:val="21"/>
-                <w14:textFill>
-                  <w14:solidFill>
-                    <w14:schemeClr w14:val="bg1"/>
-                  </w14:solidFill>
-                </w14:textFill>
-              </w:rPr>
-            </w:pPr>
-            <w:r>
-              <w:rPr>
-                <w:rFonts w:hint="eastAsia" w:ascii="微软雅黑" w:hAnsi="微软雅黑" w:eastAsia="微软雅黑" w:cs="微软雅黑"/>
-                <w:b/>
-                <w:bCs w:val="0"/>
-                <w:color w:val="FFFFFF" w:themeColor="background1"/>
-                <w:sz w:val="21"/>
-                <w:szCs w:val="21"/>
-                <w14:textFill>
-                  <w14:solidFill>
-                    <w14:schemeClr w14:val="bg1"/>
-                  </w14:solidFill>
-                </w14:textFill>
-              </w:rPr>
-              <w:t>药物</w:t>
-            </w:r>
-          </w:p>
-        </w:tc>
-        <w:tc>
-          <w:tcPr>
-            <w:tcW w:w="6124" w:type="dxa"/>
-            <w:shd w:val="clear" w:color="auto" w:fill="0B8770"/>
-            <w:vAlign w:val="center"/>
-          </w:tcPr>
-          <w:p>
-            <w:pPr>
-              <w:pStyle w:val="18"/>
-              <w:jc w:val="center"/>
-              <w:rPr>
-                <w:rFonts w:hint="eastAsia" w:ascii="微软雅黑" w:hAnsi="微软雅黑" w:eastAsia="微软雅黑" w:cs="微软雅黑"/>
-                <w:b/>
-                <w:bCs w:val="0"/>
-                <w:color w:val="FFFFFF" w:themeColor="background1"/>
-                <w:sz w:val="21"/>
-                <w:szCs w:val="21"/>
-                <w14:textFill>
-                  <w14:solidFill>
-                    <w14:schemeClr w14:val="bg1"/>
-                  </w14:solidFill>
-                </w14:textFill>
-              </w:rPr>
-            </w:pPr>
-            <w:r>
-              <w:rPr>
-                <w:rFonts w:hint="eastAsia" w:ascii="微软雅黑" w:hAnsi="微软雅黑" w:eastAsia="微软雅黑" w:cs="微软雅黑"/>
-                <w:b/>
-                <w:bCs w:val="0"/>
-                <w:color w:val="FFFFFF" w:themeColor="background1"/>
-                <w:sz w:val="21"/>
-                <w:szCs w:val="21"/>
-                <w14:textFill>
-                  <w14:solidFill>
-                    <w14:schemeClr w14:val="bg1"/>
-                  </w14:solidFill>
-                </w14:textFill>
-              </w:rPr>
-              <w:t>获批适应症</w:t>
-            </w:r>
-          </w:p>
-        </w:tc>
-        <w:tc>
-          <w:tcPr>
-            <w:tcW w:w="1393" w:type="dxa"/>
-            <w:shd w:val="clear" w:color="auto" w:fill="0B8770"/>
-            <w:vAlign w:val="center"/>
-          </w:tcPr>
-          <w:p>
-            <w:pPr>
-              <w:pStyle w:val="18"/>
-              <w:jc w:val="center"/>
-              <w:rPr>
-                <w:rFonts w:hint="eastAsia" w:ascii="微软雅黑" w:hAnsi="微软雅黑" w:eastAsia="微软雅黑" w:cs="微软雅黑"/>
-                <w:b/>
-                <w:bCs w:val="0"/>
-                <w:color w:val="FFFFFF" w:themeColor="background1"/>
-                <w:sz w:val="21"/>
-                <w:szCs w:val="21"/>
-                <w14:textFill>
-                  <w14:solidFill>
-                    <w14:schemeClr w14:val="bg1"/>
-                  </w14:solidFill>
-                </w14:textFill>
-              </w:rPr>
-            </w:pPr>
-            <w:r>
-              <w:rPr>
-                <w:rFonts w:hint="eastAsia" w:ascii="微软雅黑" w:hAnsi="微软雅黑" w:eastAsia="微软雅黑" w:cs="微软雅黑"/>
-                <w:b/>
-                <w:bCs w:val="0"/>
-                <w:color w:val="FFFFFF" w:themeColor="background1"/>
-                <w:sz w:val="21"/>
-                <w:szCs w:val="21"/>
-                <w14:textFill>
-                  <w14:solidFill>
-                    <w14:schemeClr w14:val="bg1"/>
-                  </w14:solidFill>
-                </w14:textFill>
-              </w:rPr>
-              <w:t>获批机构</w:t>
-            </w:r>
-          </w:p>
-        </w:tc>
-      </w:tr>
-      <w:tr>
-        <w:tblPrEx>
-          <w:tblBorders>
-            <w:top w:val="dotted" w:color="0B8770" w:sz="4" w:space="0"/>
-            <w:left w:val="none" w:color="auto" w:sz="0" w:space="0"/>
-            <w:bottom w:val="single" w:color="0B8770" w:sz="12" w:space="0"/>
-            <w:right w:val="none" w:color="auto" w:sz="0" w:space="0"/>
-            <w:insideH w:val="dotted" w:color="0B8770" w:sz="4" w:space="0"/>
-            <w:insideV w:val="dotted" w:color="0B8770" w:sz="4" w:space="0"/>
-          </w:tblBorders>
-          <w:tblCellMar>
-            <w:top w:w="0" w:type="dxa"/>
-            <w:left w:w="113" w:type="dxa"/>
-            <w:bottom w:w="0" w:type="dxa"/>
-            <w:right w:w="113" w:type="dxa"/>
-          </w:tblCellMar>
-        </w:tblPrEx>
-        <w:trPr>
-          <w:jc w:val="center"/>
-        </w:trPr>
-        <w:tc>
-          <w:tcPr>
-            <w:tcW w:w="9937" w:type="dxa"/>
-            <w:gridSpan w:val="4"/>
-            <w:vAlign w:val="center"/>
-          </w:tcPr>
-          <w:p>
-            <w:pPr>
-              <w:widowControl/>
-              <w:snapToGrid w:val="0"/>
-              <w:jc w:val="center"/>
-              <w:textAlignment w:val="center"/>
-              <w:rPr>
-                <w:rFonts w:hint="eastAsia" w:ascii="微软雅黑" w:hAnsi="微软雅黑" w:eastAsia="微软雅黑" w:cs="微软雅黑"/>
-                <w:sz w:val="18"/>
-                <w:szCs w:val="18"/>
-                <w:lang w:eastAsia="zh-CN"/>
-              </w:rPr>
-            </w:pPr>
-            <w:r>
-              <w:rPr>
-                <w:rFonts w:hint="eastAsia" w:ascii="微软雅黑" w:hAnsi="微软雅黑" w:eastAsia="微软雅黑" w:cs="微软雅黑"/>
-                <w:sz w:val="18"/>
-                <w:szCs w:val="18"/>
-                <w:lang w:eastAsia="zh-CN"/>
-              </w:rPr>
-              <w:t>{%tr for add in approvedDrugData %}</w:t>
-            </w:r>
-          </w:p>
-        </w:tc>
-      </w:tr>
-      <w:tr>
-        <w:tblPrEx>
-          <w:tblBorders>
-            <w:top w:val="dotted" w:color="0B8770" w:sz="4" w:space="0"/>
-            <w:left w:val="none" w:color="auto" w:sz="0" w:space="0"/>
-            <w:bottom w:val="single" w:color="0B8770" w:sz="12" w:space="0"/>
-            <w:right w:val="none" w:color="auto" w:sz="0" w:space="0"/>
-            <w:insideH w:val="dotted" w:color="0B8770" w:sz="4" w:space="0"/>
-            <w:insideV w:val="dotted" w:color="0B8770" w:sz="4" w:space="0"/>
-          </w:tblBorders>
-          <w:tblCellMar>
-            <w:top w:w="0" w:type="dxa"/>
-            <w:left w:w="113" w:type="dxa"/>
-            <w:bottom w:w="0" w:type="dxa"/>
-            <w:right w:w="113" w:type="dxa"/>
-          </w:tblCellMar>
-        </w:tblPrEx>
-        <w:trPr>
-          <w:jc w:val="center"/>
-        </w:trPr>
-        <w:tc>
-          <w:tcPr>
-            <w:tcW w:w="1210" w:type="dxa"/>
-            <w:vAlign w:val="center"/>
-          </w:tcPr>
-          <w:p>
-            <w:pPr>
-              <w:widowControl/>
-              <w:snapToGrid w:val="0"/>
-              <w:jc w:val="center"/>
-              <w:textAlignment w:val="center"/>
-              <w:rPr>
-                <w:rFonts w:hint="eastAsia" w:ascii="微软雅黑" w:hAnsi="微软雅黑" w:eastAsia="微软雅黑" w:cs="微软雅黑"/>
-                <w:sz w:val="18"/>
-                <w:szCs w:val="18"/>
-                <w:lang w:eastAsia="zh-CN"/>
-              </w:rPr>
-            </w:pPr>
-            <w:r>
-              <w:rPr>
-                <w:rFonts w:hint="eastAsia" w:ascii="微软雅黑" w:hAnsi="微软雅黑" w:eastAsia="微软雅黑" w:cs="微软雅黑"/>
-                <w:sz w:val="18"/>
-                <w:szCs w:val="18"/>
-                <w:lang w:eastAsia="zh-CN"/>
-              </w:rPr>
-              <w:t>{{ add.disease }}</w:t>
-            </w:r>
-          </w:p>
-        </w:tc>
-        <w:tc>
-          <w:tcPr>
-            <w:tcW w:w="1210" w:type="dxa"/>
-            <w:vAlign w:val="center"/>
-          </w:tcPr>
-          <w:p>
-            <w:pPr>
-              <w:widowControl/>
-              <w:snapToGrid w:val="0"/>
-              <w:jc w:val="center"/>
-              <w:textAlignment w:val="center"/>
-              <w:rPr>
-                <w:rFonts w:hint="eastAsia" w:ascii="微软雅黑" w:hAnsi="微软雅黑" w:eastAsia="微软雅黑" w:cs="微软雅黑"/>
-                <w:sz w:val="18"/>
-                <w:szCs w:val="18"/>
-                <w:lang w:eastAsia="zh-CN"/>
-              </w:rPr>
-            </w:pPr>
-            <w:r>
-              <w:rPr>
-                <w:rFonts w:hint="eastAsia" w:ascii="微软雅黑" w:hAnsi="微软雅黑" w:eastAsia="微软雅黑" w:cs="微软雅黑"/>
-                <w:sz w:val="18"/>
-                <w:szCs w:val="18"/>
-                <w:lang w:eastAsia="zh-CN"/>
-              </w:rPr>
-              <w:t>{{ add.drug }}</w:t>
-            </w:r>
-          </w:p>
-        </w:tc>
-        <w:tc>
-          <w:tcPr>
-            <w:tcW w:w="6124" w:type="dxa"/>
-            <w:vAlign w:val="center"/>
-          </w:tcPr>
-          <w:p>
-            <w:pPr>
-              <w:widowControl/>
-              <w:snapToGrid w:val="0"/>
-              <w:jc w:val="left"/>
-              <w:textAlignment w:val="center"/>
-              <w:rPr>
-                <w:rFonts w:hint="eastAsia" w:ascii="微软雅黑" w:hAnsi="微软雅黑" w:eastAsia="微软雅黑" w:cs="微软雅黑"/>
-                <w:sz w:val="18"/>
-                <w:szCs w:val="18"/>
-                <w:lang w:eastAsia="zh-CN"/>
-              </w:rPr>
-            </w:pPr>
-            <w:r>
-              <w:rPr>
-                <w:rFonts w:hint="eastAsia" w:ascii="微软雅黑" w:hAnsi="微软雅黑" w:eastAsia="微软雅黑" w:cs="微软雅黑"/>
-                <w:sz w:val="18"/>
-                <w:szCs w:val="18"/>
-                <w:lang w:eastAsia="zh-CN"/>
-              </w:rPr>
-              <w:t>{{ add.indication }}</w:t>
-            </w:r>
-          </w:p>
-        </w:tc>
-        <w:tc>
-          <w:tcPr>
-            <w:tcW w:w="1393" w:type="dxa"/>
-            <w:vAlign w:val="center"/>
-          </w:tcPr>
-          <w:p>
-            <w:pPr>
-              <w:widowControl/>
-              <w:snapToGrid w:val="0"/>
-              <w:jc w:val="center"/>
-              <w:textAlignment w:val="center"/>
-              <w:rPr>
-                <w:rFonts w:hint="eastAsia" w:ascii="微软雅黑" w:hAnsi="微软雅黑" w:eastAsia="微软雅黑" w:cs="微软雅黑"/>
-                <w:sz w:val="18"/>
-                <w:szCs w:val="18"/>
-                <w:lang w:eastAsia="zh-CN"/>
-              </w:rPr>
-            </w:pPr>
-            <w:r>
-              <w:rPr>
-                <w:rFonts w:hint="eastAsia" w:ascii="微软雅黑" w:hAnsi="微软雅黑" w:eastAsia="微软雅黑" w:cs="微软雅黑"/>
-                <w:sz w:val="18"/>
-                <w:szCs w:val="18"/>
-                <w:lang w:eastAsia="zh-CN"/>
-              </w:rPr>
-              <w:t>{{ add.institution }}</w:t>
-            </w:r>
-          </w:p>
-        </w:tc>
-      </w:tr>
-      <w:tr>
-        <w:tblPrEx>
-          <w:tblBorders>
-            <w:top w:val="dotted" w:color="0B8770" w:sz="4" w:space="0"/>
-            <w:left w:val="none" w:color="auto" w:sz="0" w:space="0"/>
-            <w:bottom w:val="single" w:color="0B8770" w:sz="12" w:space="0"/>
-            <w:right w:val="none" w:color="auto" w:sz="0" w:space="0"/>
-            <w:insideH w:val="dotted" w:color="0B8770" w:sz="4" w:space="0"/>
-            <w:insideV w:val="dotted" w:color="0B8770" w:sz="4" w:space="0"/>
-          </w:tblBorders>
-          <w:tblCellMar>
-            <w:top w:w="0" w:type="dxa"/>
-            <w:left w:w="113" w:type="dxa"/>
-            <w:bottom w:w="0" w:type="dxa"/>
-            <w:right w:w="113" w:type="dxa"/>
-          </w:tblCellMar>
-        </w:tblPrEx>
-        <w:trPr>
-          <w:jc w:val="center"/>
-        </w:trPr>
-        <w:tc>
-          <w:tcPr>
-            <w:tcW w:w="9937" w:type="dxa"/>
-            <w:gridSpan w:val="4"/>
-            <w:vAlign w:val="center"/>
-          </w:tcPr>
-          <w:p>
-            <w:pPr>
-              <w:widowControl/>
-              <w:snapToGrid w:val="0"/>
-              <w:jc w:val="center"/>
-              <w:textAlignment w:val="center"/>
-              <w:rPr>
-                <w:rFonts w:hint="eastAsia" w:ascii="微软雅黑" w:hAnsi="微软雅黑" w:eastAsia="微软雅黑" w:cs="微软雅黑"/>
-                <w:sz w:val="18"/>
-                <w:szCs w:val="18"/>
-                <w:lang w:eastAsia="zh-CN"/>
-              </w:rPr>
-            </w:pPr>
-            <w:r>
-              <w:rPr>
-                <w:rFonts w:hint="eastAsia" w:ascii="微软雅黑" w:hAnsi="微软雅黑" w:eastAsia="微软雅黑" w:cs="微软雅黑"/>
-                <w:sz w:val="18"/>
-                <w:szCs w:val="18"/>
-                <w:lang w:eastAsia="zh-CN"/>
-              </w:rPr>
-              <w:t>{%tr endfor %}</w:t>
-            </w:r>
-          </w:p>
-        </w:tc>
-      </w:tr>
-    </w:tbl>
-    <w:p>
-      <w:pPr>
-        <w:widowControl/>
-        <w:rPr>
-          <w:rFonts w:ascii="Times New Roman" w:hAnsi="Times New Roman" w:eastAsia="微软雅黑" w:cs="Times New Roman"/>
-          <w:bCs/>
-          <w:lang w:eastAsia="zh-CN"/>
-        </w:rPr>
-      </w:pPr>
-      <w:r>
-        <w:rPr>
-          <w:rFonts w:hint="eastAsia"/>
-          <w:sz w:val="30"/>
-          <w:lang w:eastAsia="zh-CN"/>
-        </w:rPr>
-        <w:br w:type="page"/>
-      </w:r>
-    </w:p>
-    <w:p>
-      <w:pPr>
         <w:pStyle w:val="3"/>
         <w:numPr>
           <w:ilvl w:val="0"/>
@@ -14014,7 +13409,9 @@
           <w:lang w:val="en-US" w:eastAsia="zh-CN"/>
         </w:rPr>
       </w:pPr>
-      <w:bookmarkStart w:id="34" w:name="_Toc3883"/>
+      <w:bookmarkStart w:id="32" w:name="_Toc1547"/>
+      <w:bookmarkStart w:id="33" w:name="_Toc18611"/>
+      <w:bookmarkStart w:id="34" w:name="_Toc21144"/>
       <w:r>
         <w:rPr>
           <w:rFonts w:hint="eastAsia" w:ascii="微软雅黑" w:hAnsi="微软雅黑" w:eastAsia="微软雅黑" w:cs="微软雅黑"/>
@@ -14023,18 +13420,10 @@
           <w:szCs w:val="36"/>
           <w:lang w:val="en-US" w:eastAsia="zh-CN"/>
         </w:rPr>
-        <w:t>2.</w:t>
-      </w:r>
-      <w:r>
-        <w:rPr>
-          <w:rFonts w:hint="eastAsia" w:ascii="微软雅黑" w:hAnsi="微软雅黑" w:cs="微软雅黑"/>
-          <w:color w:val="auto"/>
-          <w:sz w:val="28"/>
-          <w:szCs w:val="36"/>
-          <w:lang w:val="en-US" w:eastAsia="zh-CN"/>
-        </w:rPr>
-        <w:t xml:space="preserve">5 </w:t>
-      </w:r>
+        <w:t xml:space="preserve">2.4 </w:t>
+      </w:r>
+      <w:bookmarkEnd w:id="32"/>
+      <w:bookmarkEnd w:id="33"/>
       <w:r>
         <w:rPr>
           <w:rFonts w:hint="eastAsia" w:ascii="微软雅黑" w:hAnsi="微软雅黑" w:eastAsia="微软雅黑" w:cs="微软雅黑"/>
@@ -15334,8 +14723,8 @@
           <w:szCs w:val="40"/>
         </w:rPr>
       </w:pPr>
-      <w:bookmarkStart w:id="35" w:name="_Toc32415"/>
-      <w:bookmarkStart w:id="36" w:name="_Toc28584"/>
+      <w:bookmarkStart w:id="35" w:name="_Toc28584"/>
+      <w:bookmarkStart w:id="36" w:name="_Toc20179"/>
       <w:r>
         <w:rPr>
           <w:rFonts w:hint="eastAsia" w:ascii="微软雅黑" w:hAnsi="微软雅黑" w:eastAsia="微软雅黑" w:cs="微软雅黑"/>
@@ -15392,31 +14781,31 @@
           <w:lang w:eastAsia="zh-CN"/>
         </w:rPr>
       </w:pPr>
-      <w:bookmarkStart w:id="37" w:name="_Toc32302"/>
-      <w:bookmarkStart w:id="38" w:name="_Toc20735"/>
-      <w:bookmarkStart w:id="39" w:name="_Toc12419"/>
-      <w:bookmarkStart w:id="40" w:name="_Toc19799"/>
-      <w:bookmarkStart w:id="41" w:name="_Toc13817"/>
-      <w:bookmarkStart w:id="42" w:name="_Toc32443_WPSOffice_Level2"/>
-      <w:bookmarkStart w:id="43" w:name="_Toc4331_WPSOffice_Level2"/>
-      <w:bookmarkStart w:id="44" w:name="_Toc10266"/>
-      <w:bookmarkStart w:id="45" w:name="_Toc23020"/>
-      <w:bookmarkStart w:id="46" w:name="_Toc23606"/>
+      <w:bookmarkStart w:id="37" w:name="_Toc12419"/>
+      <w:bookmarkStart w:id="38" w:name="_Toc19799"/>
+      <w:bookmarkStart w:id="39" w:name="_Toc32302"/>
+      <w:bookmarkStart w:id="40" w:name="_Toc20735"/>
+      <w:bookmarkStart w:id="41" w:name="_Toc10266"/>
+      <w:bookmarkStart w:id="42" w:name="_Toc23020"/>
+      <w:bookmarkStart w:id="43" w:name="_Toc23606"/>
+      <w:bookmarkStart w:id="44" w:name="_Toc32443_WPSOffice_Level2"/>
+      <w:bookmarkStart w:id="45" w:name="_Toc4331_WPSOffice_Level2"/>
+      <w:bookmarkStart w:id="46" w:name="_Toc5311"/>
       <w:bookmarkStart w:id="47" w:name="_Toc149837264"/>
       <w:bookmarkStart w:id="48" w:name="_Toc26395"/>
       <w:bookmarkStart w:id="49" w:name="_Toc15494"/>
-      <w:bookmarkStart w:id="50" w:name="_Toc16594"/>
-      <w:bookmarkStart w:id="51" w:name="_Toc27302"/>
-      <w:bookmarkStart w:id="52" w:name="_Toc21764_WPSOffice_Level1"/>
+      <w:bookmarkStart w:id="50" w:name="_Toc27302"/>
+      <w:bookmarkStart w:id="51" w:name="_Toc28240"/>
+      <w:bookmarkStart w:id="52" w:name="_Toc13196_WPSOffice_Level1"/>
       <w:bookmarkStart w:id="53" w:name="_Toc1707_WPSOffice_Level1"/>
-      <w:bookmarkStart w:id="54" w:name="_Toc28240"/>
-      <w:bookmarkStart w:id="55" w:name="_Toc13196_WPSOffice_Level1"/>
+      <w:bookmarkStart w:id="54" w:name="_Toc16594"/>
+      <w:bookmarkStart w:id="55" w:name="_Toc21764_WPSOffice_Level1"/>
       <w:bookmarkStart w:id="56" w:name="_Toc12505"/>
-      <w:bookmarkStart w:id="57" w:name="_Toc11896_WPSOffice_Level1"/>
-      <w:bookmarkStart w:id="58" w:name="_Toc1779"/>
-      <w:bookmarkStart w:id="59" w:name="_Toc11812"/>
-      <w:bookmarkStart w:id="60" w:name="_Toc28810_WPSOffice_Level1"/>
-      <w:bookmarkStart w:id="61" w:name="_Toc11193_WPSOffice_Level1"/>
+      <w:bookmarkStart w:id="57" w:name="_Toc11812"/>
+      <w:bookmarkStart w:id="58" w:name="_Toc11896_WPSOffice_Level1"/>
+      <w:bookmarkStart w:id="59" w:name="_Toc1779"/>
+      <w:bookmarkStart w:id="60" w:name="_Toc11193_WPSOffice_Level1"/>
+      <w:bookmarkStart w:id="61" w:name="_Toc28810_WPSOffice_Level1"/>
       <w:r>
         <w:rPr>
           <w:rFonts w:hint="default" w:ascii="微软雅黑" w:hAnsi="微软雅黑" w:eastAsia="微软雅黑" w:cs="微软雅黑"/>
@@ -15576,6 +14965,7 @@
             <w:insideH w:val="dotted" w:color="0B8770" w:sz="4" w:space="0"/>
             <w:insideV w:val="dotted" w:color="0B8770" w:sz="4" w:space="0"/>
           </w:tblBorders>
+          <w:shd w:val="clear" w:color="auto" w:fill="auto"/>
           <w:tblCellMar>
             <w:top w:w="0" w:type="dxa"/>
             <w:left w:w="108" w:type="dxa"/>
@@ -15673,6 +15063,7 @@
             <w:insideH w:val="dotted" w:color="0B8770" w:sz="4" w:space="0"/>
             <w:insideV w:val="dotted" w:color="0B8770" w:sz="4" w:space="0"/>
           </w:tblBorders>
+          <w:shd w:val="clear" w:color="auto" w:fill="auto"/>
           <w:tblCellMar>
             <w:top w:w="0" w:type="dxa"/>
             <w:left w:w="108" w:type="dxa"/>
@@ -15770,6 +15161,7 @@
             <w:insideH w:val="dotted" w:color="0B8770" w:sz="4" w:space="0"/>
             <w:insideV w:val="dotted" w:color="0B8770" w:sz="4" w:space="0"/>
           </w:tblBorders>
+          <w:shd w:val="clear" w:color="auto" w:fill="auto"/>
           <w:tblCellMar>
             <w:top w:w="0" w:type="dxa"/>
             <w:left w:w="108" w:type="dxa"/>
@@ -15911,6 +15303,7 @@
             <w:insideH w:val="dotted" w:color="0B8770" w:sz="4" w:space="0"/>
             <w:insideV w:val="dotted" w:color="0B8770" w:sz="4" w:space="0"/>
           </w:tblBorders>
+          <w:shd w:val="clear" w:color="auto" w:fill="auto"/>
           <w:tblCellMar>
             <w:top w:w="0" w:type="dxa"/>
             <w:left w:w="108" w:type="dxa"/>
@@ -16038,6 +15431,7 @@
             <w:insideH w:val="dotted" w:color="0B8770" w:sz="4" w:space="0"/>
             <w:insideV w:val="dotted" w:color="0B8770" w:sz="4" w:space="0"/>
           </w:tblBorders>
+          <w:shd w:val="clear" w:color="auto" w:fill="auto"/>
           <w:tblCellMar>
             <w:top w:w="0" w:type="dxa"/>
             <w:left w:w="108" w:type="dxa"/>
@@ -16165,6 +15559,7 @@
             <w:insideH w:val="dotted" w:color="0B8770" w:sz="4" w:space="0"/>
             <w:insideV w:val="dotted" w:color="0B8770" w:sz="4" w:space="0"/>
           </w:tblBorders>
+          <w:shd w:val="clear" w:color="auto" w:fill="auto"/>
           <w:tblCellMar>
             <w:top w:w="0" w:type="dxa"/>
             <w:left w:w="108" w:type="dxa"/>
@@ -16292,6 +15687,7 @@
             <w:insideH w:val="dotted" w:color="0B8770" w:sz="4" w:space="0"/>
             <w:insideV w:val="dotted" w:color="0B8770" w:sz="4" w:space="0"/>
           </w:tblBorders>
+          <w:shd w:val="clear" w:color="auto" w:fill="auto"/>
           <w:tblCellMar>
             <w:top w:w="0" w:type="dxa"/>
             <w:left w:w="108" w:type="dxa"/>
@@ -16430,6 +15826,7 @@
             <w:insideH w:val="dotted" w:color="0B8770" w:sz="4" w:space="0"/>
             <w:insideV w:val="dotted" w:color="0B8770" w:sz="4" w:space="0"/>
           </w:tblBorders>
+          <w:shd w:val="clear" w:color="auto" w:fill="auto"/>
           <w:tblCellMar>
             <w:top w:w="0" w:type="dxa"/>
             <w:left w:w="108" w:type="dxa"/>
@@ -16552,6 +15949,7 @@
             <w:insideH w:val="dotted" w:color="0B8770" w:sz="4" w:space="0"/>
             <w:insideV w:val="dotted" w:color="0B8770" w:sz="4" w:space="0"/>
           </w:tblBorders>
+          <w:shd w:val="clear" w:color="auto" w:fill="auto"/>
           <w:tblCellMar>
             <w:top w:w="0" w:type="dxa"/>
             <w:left w:w="108" w:type="dxa"/>
@@ -16674,6 +16072,7 @@
             <w:insideH w:val="dotted" w:color="0B8770" w:sz="4" w:space="0"/>
             <w:insideV w:val="dotted" w:color="0B8770" w:sz="4" w:space="0"/>
           </w:tblBorders>
+          <w:shd w:val="clear" w:color="auto" w:fill="auto"/>
           <w:tblCellMar>
             <w:top w:w="0" w:type="dxa"/>
             <w:left w:w="108" w:type="dxa"/>
@@ -16796,6 +16195,7 @@
             <w:insideH w:val="dotted" w:color="0B8770" w:sz="4" w:space="0"/>
             <w:insideV w:val="dotted" w:color="0B8770" w:sz="4" w:space="0"/>
           </w:tblBorders>
+          <w:shd w:val="clear" w:color="auto" w:fill="auto"/>
           <w:tblCellMar>
             <w:top w:w="0" w:type="dxa"/>
             <w:left w:w="108" w:type="dxa"/>
@@ -16943,1901 +16343,18 @@
     </w:tbl>
     <w:p>
       <w:pPr>
-        <w:spacing w:before="26"/>
-        <w:rPr>
-          <w:rFonts w:hint="eastAsia" w:ascii="微软雅黑" w:hAnsi="微软雅黑" w:eastAsia="微软雅黑" w:cs="微软雅黑"/>
-          <w:b/>
+        <w:pStyle w:val="23"/>
+        <w:rPr>
+          <w:rFonts w:hint="eastAsia" w:ascii="微软雅黑" w:hAnsi="微软雅黑" w:eastAsia="微软雅黑" w:cs="微软雅黑"/>
           <w:color w:val="0B8770"/>
-          <w:sz w:val="24"/>
-          <w:szCs w:val="24"/>
-          <w:lang w:eastAsia="zh-CN"/>
         </w:rPr>
       </w:pPr>
       <w:r>
         <w:rPr>
           <w:rFonts w:hint="eastAsia" w:ascii="微软雅黑" w:hAnsi="微软雅黑" w:eastAsia="微软雅黑" w:cs="微软雅黑"/>
-          <w:b/>
           <w:color w:val="0B8770"/>
-          <w:sz w:val="24"/>
-          <w:szCs w:val="24"/>
-          <w:lang w:eastAsia="zh-CN"/>
-        </w:rPr>
-        <w:t>{%if tdd.drugResearchList != [] %}</w:t>
-      </w:r>
-    </w:p>
-    <w:p>
-      <w:pPr>
-        <w:keepNext/>
-        <w:spacing w:before="26"/>
-        <w:rPr>
-          <w:rFonts w:hint="eastAsia" w:ascii="微软雅黑" w:hAnsi="微软雅黑" w:eastAsia="微软雅黑" w:cs="微软雅黑"/>
-          <w:b/>
-          <w:color w:val="0B8770"/>
-          <w:sz w:val="24"/>
-          <w:lang w:eastAsia="zh-CN"/>
-        </w:rPr>
-      </w:pPr>
-      <w:r>
-        <w:rPr>
-          <w:rFonts w:hint="eastAsia" w:ascii="微软雅黑" w:hAnsi="微软雅黑" w:eastAsia="微软雅黑" w:cs="微软雅黑"/>
-          <w:b/>
-          <w:color w:val="0B8770"/>
-          <w:sz w:val="24"/>
-          <w:lang w:eastAsia="zh-CN"/>
-        </w:rPr>
-        <w:t>潜在受益药物研究信息：</w:t>
-      </w:r>
-    </w:p>
-    <w:tbl>
-      <w:tblPr>
-        <w:tblStyle w:val="13"/>
-        <w:tblpPr w:leftFromText="180" w:rightFromText="180" w:vertAnchor="text" w:tblpXSpec="center" w:tblpY="1"/>
-        <w:tblOverlap w:val="never"/>
-        <w:tblW w:w="9870" w:type="dxa"/>
-        <w:jc w:val="center"/>
-        <w:tblBorders>
-          <w:top w:val="single" w:color="0B8770" w:sz="12" w:space="0"/>
-          <w:left w:val="none" w:color="auto" w:sz="0" w:space="0"/>
-          <w:bottom w:val="dotted" w:color="0B8770" w:sz="4" w:space="0"/>
-          <w:right w:val="none" w:color="auto" w:sz="0" w:space="0"/>
-          <w:insideH w:val="dotted" w:color="0B8770" w:sz="4" w:space="0"/>
-          <w:insideV w:val="dotted" w:color="0B8770" w:sz="4" w:space="0"/>
-        </w:tblBorders>
-        <w:tblLayout w:type="fixed"/>
-        <w:tblCellMar>
-          <w:top w:w="0" w:type="dxa"/>
-          <w:left w:w="108" w:type="dxa"/>
-          <w:bottom w:w="0" w:type="dxa"/>
-          <w:right w:w="108" w:type="dxa"/>
-        </w:tblCellMar>
-      </w:tblPr>
-      <w:tblGrid>
-        <w:gridCol w:w="1526"/>
-        <w:gridCol w:w="1417"/>
-        <w:gridCol w:w="1232"/>
-        <w:gridCol w:w="5695"/>
-      </w:tblGrid>
-      <w:tr>
-        <w:tblPrEx>
-          <w:tblBorders>
-            <w:top w:val="single" w:color="0B8770" w:sz="12" w:space="0"/>
-            <w:left w:val="none" w:color="auto" w:sz="0" w:space="0"/>
-            <w:bottom w:val="dotted" w:color="0B8770" w:sz="4" w:space="0"/>
-            <w:right w:val="none" w:color="auto" w:sz="0" w:space="0"/>
-            <w:insideH w:val="dotted" w:color="0B8770" w:sz="4" w:space="0"/>
-            <w:insideV w:val="dotted" w:color="0B8770" w:sz="4" w:space="0"/>
-          </w:tblBorders>
-          <w:tblCellMar>
-            <w:top w:w="0" w:type="dxa"/>
-            <w:left w:w="108" w:type="dxa"/>
-            <w:bottom w:w="0" w:type="dxa"/>
-            <w:right w:w="108" w:type="dxa"/>
-          </w:tblCellMar>
-        </w:tblPrEx>
-        <w:trPr>
-          <w:trHeight w:val="417" w:hRule="atLeast"/>
-          <w:jc w:val="center"/>
-        </w:trPr>
-        <w:tc>
-          <w:tcPr>
-            <w:tcW w:w="1526" w:type="dxa"/>
-            <w:shd w:val="clear" w:color="auto" w:fill="0B8770"/>
-            <w:vAlign w:val="center"/>
-          </w:tcPr>
-          <w:p>
-            <w:pPr>
-              <w:keepNext/>
-              <w:jc w:val="center"/>
-              <w:rPr>
-                <w:rFonts w:hint="eastAsia" w:ascii="微软雅黑" w:hAnsi="微软雅黑" w:eastAsia="微软雅黑" w:cs="微软雅黑"/>
-                <w:b/>
-                <w:color w:val="FFFFFF" w:themeColor="background1"/>
-                <w:sz w:val="18"/>
-                <w:szCs w:val="18"/>
-                <w:lang w:eastAsia="zh-CN"/>
-                <w14:textFill>
-                  <w14:solidFill>
-                    <w14:schemeClr w14:val="bg1"/>
-                  </w14:solidFill>
-                </w14:textFill>
-              </w:rPr>
-            </w:pPr>
-            <w:r>
-              <w:rPr>
-                <w:rFonts w:hint="eastAsia" w:ascii="微软雅黑" w:hAnsi="微软雅黑" w:eastAsia="微软雅黑" w:cs="微软雅黑"/>
-                <w:b/>
-                <w:color w:val="FFFFFF" w:themeColor="background1"/>
-                <w:sz w:val="18"/>
-                <w:szCs w:val="18"/>
-                <w:lang w:eastAsia="zh-CN"/>
-                <w14:textFill>
-                  <w14:solidFill>
-                    <w14:schemeClr w14:val="bg1"/>
-                  </w14:solidFill>
-                </w14:textFill>
-              </w:rPr>
-              <w:t>药物名称</w:t>
-            </w:r>
-          </w:p>
-        </w:tc>
-        <w:tc>
-          <w:tcPr>
-            <w:tcW w:w="1417" w:type="dxa"/>
-            <w:shd w:val="clear" w:color="auto" w:fill="0B8770"/>
-            <w:vAlign w:val="center"/>
-          </w:tcPr>
-          <w:p>
-            <w:pPr>
-              <w:keepNext/>
-              <w:jc w:val="center"/>
-              <w:rPr>
-                <w:rFonts w:hint="eastAsia" w:ascii="微软雅黑" w:hAnsi="微软雅黑" w:eastAsia="微软雅黑" w:cs="微软雅黑"/>
-                <w:b/>
-                <w:color w:val="FFFFFF" w:themeColor="background1"/>
-                <w:sz w:val="18"/>
-                <w:szCs w:val="18"/>
-                <w:lang w:eastAsia="zh-CN"/>
-                <w14:textFill>
-                  <w14:solidFill>
-                    <w14:schemeClr w14:val="bg1"/>
-                  </w14:solidFill>
-                </w14:textFill>
-              </w:rPr>
-            </w:pPr>
-            <w:r>
-              <w:rPr>
-                <w:rFonts w:hint="eastAsia" w:ascii="微软雅黑" w:hAnsi="微软雅黑" w:eastAsia="微软雅黑" w:cs="微软雅黑"/>
-                <w:b/>
-                <w:color w:val="FFFFFF" w:themeColor="background1"/>
-                <w:sz w:val="18"/>
-                <w:szCs w:val="18"/>
-                <w:lang w:eastAsia="zh-CN"/>
-                <w14:textFill>
-                  <w14:solidFill>
-                    <w14:schemeClr w14:val="bg1"/>
-                  </w14:solidFill>
-                </w14:textFill>
-              </w:rPr>
-              <w:t>相关疾病</w:t>
-            </w:r>
-          </w:p>
-        </w:tc>
-        <w:tc>
-          <w:tcPr>
-            <w:tcW w:w="1232" w:type="dxa"/>
-            <w:shd w:val="clear" w:color="auto" w:fill="0B8770"/>
-            <w:vAlign w:val="center"/>
-          </w:tcPr>
-          <w:p>
-            <w:pPr>
-              <w:keepNext/>
-              <w:jc w:val="center"/>
-              <w:rPr>
-                <w:rFonts w:hint="eastAsia" w:ascii="微软雅黑" w:hAnsi="微软雅黑" w:eastAsia="微软雅黑" w:cs="微软雅黑"/>
-                <w:b/>
-                <w:color w:val="FFFFFF" w:themeColor="background1"/>
-                <w:sz w:val="18"/>
-                <w:szCs w:val="18"/>
-                <w:lang w:eastAsia="zh-CN"/>
-                <w14:textFill>
-                  <w14:solidFill>
-                    <w14:schemeClr w14:val="bg1"/>
-                  </w14:solidFill>
-                </w14:textFill>
-              </w:rPr>
-            </w:pPr>
-            <w:r>
-              <w:rPr>
-                <w:rFonts w:hint="eastAsia" w:ascii="微软雅黑" w:hAnsi="微软雅黑" w:eastAsia="微软雅黑" w:cs="微软雅黑"/>
-                <w:b/>
-                <w:color w:val="FFFFFF" w:themeColor="background1"/>
-                <w:sz w:val="18"/>
-                <w:szCs w:val="18"/>
-                <w:lang w:eastAsia="zh-CN"/>
-                <w14:textFill>
-                  <w14:solidFill>
-                    <w14:schemeClr w14:val="bg1"/>
-                  </w14:solidFill>
-                </w14:textFill>
-              </w:rPr>
-              <w:t>证据等级</w:t>
-            </w:r>
-          </w:p>
-        </w:tc>
-        <w:tc>
-          <w:tcPr>
-            <w:tcW w:w="5695" w:type="dxa"/>
-            <w:shd w:val="clear" w:color="auto" w:fill="0B8770"/>
-            <w:vAlign w:val="center"/>
-          </w:tcPr>
-          <w:p>
-            <w:pPr>
-              <w:keepNext/>
-              <w:jc w:val="center"/>
-              <w:rPr>
-                <w:rFonts w:hint="eastAsia" w:ascii="微软雅黑" w:hAnsi="微软雅黑" w:eastAsia="微软雅黑" w:cs="微软雅黑"/>
-                <w:b/>
-                <w:color w:val="FFFFFF" w:themeColor="background1"/>
-                <w:sz w:val="18"/>
-                <w:szCs w:val="18"/>
-                <w:lang w:eastAsia="zh-CN"/>
-                <w14:textFill>
-                  <w14:solidFill>
-                    <w14:schemeClr w14:val="bg1"/>
-                  </w14:solidFill>
-                </w14:textFill>
-              </w:rPr>
-            </w:pPr>
-            <w:r>
-              <w:rPr>
-                <w:rFonts w:hint="eastAsia" w:ascii="微软雅黑" w:hAnsi="微软雅黑" w:eastAsia="微软雅黑" w:cs="微软雅黑"/>
-                <w:b/>
-                <w:color w:val="FFFFFF" w:themeColor="background1"/>
-                <w:sz w:val="18"/>
-                <w:szCs w:val="18"/>
-                <w:lang w:eastAsia="zh-CN"/>
-                <w14:textFill>
-                  <w14:solidFill>
-                    <w14:schemeClr w14:val="bg1"/>
-                  </w14:solidFill>
-                </w14:textFill>
-              </w:rPr>
-              <w:t>循证医学信息</w:t>
-            </w:r>
-          </w:p>
-        </w:tc>
-      </w:tr>
-      <w:tr>
-        <w:tblPrEx>
-          <w:tblBorders>
-            <w:top w:val="single" w:color="0B8770" w:sz="12" w:space="0"/>
-            <w:left w:val="none" w:color="auto" w:sz="0" w:space="0"/>
-            <w:bottom w:val="dotted" w:color="0B8770" w:sz="4" w:space="0"/>
-            <w:right w:val="none" w:color="auto" w:sz="0" w:space="0"/>
-            <w:insideH w:val="dotted" w:color="0B8770" w:sz="4" w:space="0"/>
-            <w:insideV w:val="dotted" w:color="0B8770" w:sz="4" w:space="0"/>
-          </w:tblBorders>
-          <w:tblCellMar>
-            <w:top w:w="0" w:type="dxa"/>
-            <w:left w:w="108" w:type="dxa"/>
-            <w:bottom w:w="0" w:type="dxa"/>
-            <w:right w:w="108" w:type="dxa"/>
-          </w:tblCellMar>
-        </w:tblPrEx>
-        <w:trPr>
-          <w:trHeight w:val="494" w:hRule="atLeast"/>
-          <w:jc w:val="center"/>
-        </w:trPr>
-        <w:tc>
-          <w:tcPr>
-            <w:tcW w:w="9870" w:type="dxa"/>
-            <w:gridSpan w:val="4"/>
-            <w:vAlign w:val="center"/>
-          </w:tcPr>
-          <w:p>
-            <w:pPr>
-              <w:keepNext/>
-              <w:spacing w:before="26"/>
-              <w:jc w:val="center"/>
-              <w:rPr>
-                <w:rFonts w:hint="eastAsia" w:ascii="微软雅黑" w:hAnsi="微软雅黑" w:eastAsia="微软雅黑" w:cs="微软雅黑"/>
-                <w:bCs/>
-                <w:sz w:val="18"/>
-                <w:szCs w:val="18"/>
-                <w:highlight w:val="yellow"/>
-                <w:lang w:eastAsia="zh-CN"/>
-              </w:rPr>
-            </w:pPr>
-            <w:r>
-              <w:rPr>
-                <w:rFonts w:hint="eastAsia" w:ascii="微软雅黑" w:hAnsi="微软雅黑" w:eastAsia="微软雅黑" w:cs="微软雅黑"/>
-                <w:b/>
-                <w:sz w:val="18"/>
-                <w:szCs w:val="18"/>
-                <w:lang w:eastAsia="zh-CN"/>
-              </w:rPr>
-              <w:t>{%tr for dis in tdd.drugResearchList %}</w:t>
-            </w:r>
-          </w:p>
-        </w:tc>
-      </w:tr>
-      <w:tr>
-        <w:tblPrEx>
-          <w:tblBorders>
-            <w:top w:val="single" w:color="0B8770" w:sz="12" w:space="0"/>
-            <w:left w:val="none" w:color="auto" w:sz="0" w:space="0"/>
-            <w:bottom w:val="dotted" w:color="0B8770" w:sz="4" w:space="0"/>
-            <w:right w:val="none" w:color="auto" w:sz="0" w:space="0"/>
-            <w:insideH w:val="dotted" w:color="0B8770" w:sz="4" w:space="0"/>
-            <w:insideV w:val="dotted" w:color="0B8770" w:sz="4" w:space="0"/>
-          </w:tblBorders>
-          <w:tblCellMar>
-            <w:top w:w="0" w:type="dxa"/>
-            <w:left w:w="108" w:type="dxa"/>
-            <w:bottom w:w="0" w:type="dxa"/>
-            <w:right w:w="108" w:type="dxa"/>
-          </w:tblCellMar>
-        </w:tblPrEx>
-        <w:trPr>
-          <w:trHeight w:val="494" w:hRule="atLeast"/>
-          <w:jc w:val="center"/>
-        </w:trPr>
-        <w:tc>
-          <w:tcPr>
-            <w:tcW w:w="1526" w:type="dxa"/>
-            <w:vAlign w:val="center"/>
-          </w:tcPr>
-          <w:p>
-            <w:pPr>
-              <w:spacing w:before="1" w:line="249" w:lineRule="auto"/>
-              <w:ind w:right="131"/>
-              <w:jc w:val="center"/>
-              <w:rPr>
-                <w:rFonts w:hint="eastAsia" w:ascii="微软雅黑" w:hAnsi="微软雅黑" w:eastAsia="微软雅黑" w:cs="微软雅黑"/>
-                <w:b/>
-                <w:sz w:val="18"/>
-                <w:szCs w:val="18"/>
-                <w:highlight w:val="yellow"/>
-              </w:rPr>
-            </w:pPr>
-            <w:r>
-              <w:rPr>
-                <w:rFonts w:hint="eastAsia" w:ascii="微软雅黑" w:hAnsi="微软雅黑" w:eastAsia="微软雅黑" w:cs="微软雅黑"/>
-                <w:sz w:val="18"/>
-                <w:szCs w:val="18"/>
-                <w:lang w:eastAsia="zh-CN"/>
-              </w:rPr>
-              <w:t>{{</w:t>
-            </w:r>
-            <w:r>
-              <w:rPr>
-                <w:rFonts w:hint="eastAsia" w:ascii="微软雅黑" w:hAnsi="微软雅黑" w:eastAsia="微软雅黑" w:cs="微软雅黑"/>
-                <w:bCs/>
-                <w:sz w:val="18"/>
-                <w:szCs w:val="18"/>
-                <w:lang w:eastAsia="zh-CN"/>
-              </w:rPr>
-              <w:t>dis.drug_name_chinese3</w:t>
-            </w:r>
-            <w:r>
-              <w:rPr>
-                <w:rFonts w:hint="eastAsia" w:ascii="微软雅黑" w:hAnsi="微软雅黑" w:eastAsia="微软雅黑" w:cs="微软雅黑"/>
-                <w:sz w:val="18"/>
-                <w:szCs w:val="18"/>
-                <w:lang w:eastAsia="zh-CN"/>
-              </w:rPr>
-              <w:t xml:space="preserve"> }}</w:t>
-            </w:r>
-          </w:p>
-        </w:tc>
-        <w:tc>
-          <w:tcPr>
-            <w:tcW w:w="1417" w:type="dxa"/>
-            <w:vAlign w:val="center"/>
-          </w:tcPr>
-          <w:p>
-            <w:pPr>
-              <w:keepNext/>
-              <w:spacing w:before="26"/>
-              <w:jc w:val="center"/>
-              <w:rPr>
-                <w:rFonts w:hint="eastAsia" w:ascii="微软雅黑" w:hAnsi="微软雅黑" w:eastAsia="微软雅黑" w:cs="微软雅黑"/>
-                <w:bCs/>
-                <w:sz w:val="18"/>
-                <w:szCs w:val="18"/>
-                <w:highlight w:val="yellow"/>
-                <w:lang w:eastAsia="zh-CN"/>
-              </w:rPr>
-            </w:pPr>
-            <w:r>
-              <w:rPr>
-                <w:rFonts w:hint="eastAsia" w:ascii="微软雅黑" w:hAnsi="微软雅黑" w:eastAsia="微软雅黑" w:cs="微软雅黑"/>
-                <w:sz w:val="18"/>
-                <w:szCs w:val="18"/>
-                <w:lang w:eastAsia="zh-CN"/>
-              </w:rPr>
-              <w:t>{{dis.</w:t>
-            </w:r>
-            <w:r>
-              <w:rPr>
-                <w:rFonts w:hint="eastAsia" w:ascii="微软雅黑" w:hAnsi="微软雅黑" w:eastAsia="微软雅黑" w:cs="微软雅黑"/>
-                <w:bCs/>
-                <w:sz w:val="18"/>
-                <w:szCs w:val="18"/>
-                <w:lang w:eastAsia="zh-CN"/>
-              </w:rPr>
-              <w:t>disease_name_chinese</w:t>
-            </w:r>
-            <w:r>
-              <w:rPr>
-                <w:rFonts w:hint="eastAsia" w:ascii="微软雅黑" w:hAnsi="微软雅黑" w:eastAsia="微软雅黑" w:cs="微软雅黑"/>
-                <w:sz w:val="18"/>
-                <w:szCs w:val="18"/>
-                <w:lang w:eastAsia="zh-CN"/>
-              </w:rPr>
-              <w:t>}}</w:t>
-            </w:r>
-          </w:p>
-        </w:tc>
-        <w:tc>
-          <w:tcPr>
-            <w:tcW w:w="1232" w:type="dxa"/>
-            <w:vAlign w:val="center"/>
-          </w:tcPr>
-          <w:p>
-            <w:pPr>
-              <w:keepNext/>
-              <w:spacing w:before="26"/>
-              <w:jc w:val="center"/>
-              <w:rPr>
-                <w:rFonts w:hint="eastAsia" w:ascii="微软雅黑" w:hAnsi="微软雅黑" w:eastAsia="微软雅黑" w:cs="微软雅黑"/>
-                <w:bCs/>
-                <w:sz w:val="18"/>
-                <w:szCs w:val="18"/>
-                <w:highlight w:val="yellow"/>
-                <w:lang w:eastAsia="zh-CN"/>
-              </w:rPr>
-            </w:pPr>
-            <w:r>
-              <w:rPr>
-                <w:rFonts w:hint="eastAsia" w:ascii="微软雅黑" w:hAnsi="微软雅黑" w:eastAsia="微软雅黑" w:cs="微软雅黑"/>
-                <w:sz w:val="18"/>
-                <w:szCs w:val="18"/>
-                <w:lang w:eastAsia="zh-CN"/>
-              </w:rPr>
-              <w:t>{{</w:t>
-            </w:r>
-            <w:r>
-              <w:rPr>
-                <w:rFonts w:hint="eastAsia" w:ascii="微软雅黑" w:hAnsi="微软雅黑" w:eastAsia="微软雅黑" w:cs="微软雅黑"/>
-                <w:bCs/>
-                <w:sz w:val="18"/>
-                <w:szCs w:val="18"/>
-                <w:lang w:eastAsia="zh-CN"/>
-              </w:rPr>
-              <w:t>dis.evidence_phase_chinese</w:t>
-            </w:r>
-            <w:r>
-              <w:rPr>
-                <w:rFonts w:hint="eastAsia" w:ascii="微软雅黑" w:hAnsi="微软雅黑" w:eastAsia="微软雅黑" w:cs="微软雅黑"/>
-                <w:sz w:val="18"/>
-                <w:szCs w:val="18"/>
-                <w:lang w:eastAsia="zh-CN"/>
-              </w:rPr>
-              <w:t>}}</w:t>
-            </w:r>
-          </w:p>
-        </w:tc>
-        <w:tc>
-          <w:tcPr>
-            <w:tcW w:w="5695" w:type="dxa"/>
-            <w:vAlign w:val="center"/>
-          </w:tcPr>
-          <w:p>
-            <w:pPr>
-              <w:keepNext/>
-              <w:spacing w:before="26"/>
-              <w:jc w:val="center"/>
-              <w:rPr>
-                <w:rFonts w:hint="eastAsia" w:ascii="微软雅黑" w:hAnsi="微软雅黑" w:eastAsia="微软雅黑" w:cs="微软雅黑"/>
-                <w:bCs/>
-                <w:sz w:val="18"/>
-                <w:szCs w:val="18"/>
-                <w:highlight w:val="yellow"/>
-                <w:lang w:eastAsia="zh-CN"/>
-              </w:rPr>
-            </w:pPr>
-            <w:r>
-              <w:rPr>
-                <w:rFonts w:hint="eastAsia" w:ascii="微软雅黑" w:hAnsi="微软雅黑" w:eastAsia="微软雅黑" w:cs="微软雅黑"/>
-                <w:sz w:val="18"/>
-                <w:szCs w:val="18"/>
-                <w:lang w:eastAsia="zh-CN"/>
-              </w:rPr>
-              <w:t>{{</w:t>
-            </w:r>
-            <w:r>
-              <w:rPr>
-                <w:rFonts w:hint="eastAsia" w:ascii="微软雅黑" w:hAnsi="微软雅黑" w:eastAsia="微软雅黑" w:cs="微软雅黑"/>
-                <w:bCs/>
-                <w:sz w:val="18"/>
-                <w:szCs w:val="18"/>
-                <w:lang w:eastAsia="zh-CN"/>
-              </w:rPr>
-              <w:t>dis.annotation_chinese</w:t>
-            </w:r>
-            <w:r>
-              <w:rPr>
-                <w:rFonts w:hint="eastAsia" w:ascii="微软雅黑" w:hAnsi="微软雅黑" w:eastAsia="微软雅黑" w:cs="微软雅黑"/>
-                <w:sz w:val="18"/>
-                <w:szCs w:val="18"/>
-                <w:lang w:eastAsia="zh-CN"/>
-              </w:rPr>
-              <w:t>}}</w:t>
-            </w:r>
-          </w:p>
-        </w:tc>
-      </w:tr>
-      <w:tr>
-        <w:tblPrEx>
-          <w:tblBorders>
-            <w:top w:val="single" w:color="0B8770" w:sz="12" w:space="0"/>
-            <w:left w:val="none" w:color="auto" w:sz="0" w:space="0"/>
-            <w:bottom w:val="dotted" w:color="0B8770" w:sz="4" w:space="0"/>
-            <w:right w:val="none" w:color="auto" w:sz="0" w:space="0"/>
-            <w:insideH w:val="dotted" w:color="0B8770" w:sz="4" w:space="0"/>
-            <w:insideV w:val="dotted" w:color="0B8770" w:sz="4" w:space="0"/>
-          </w:tblBorders>
-          <w:tblCellMar>
-            <w:top w:w="0" w:type="dxa"/>
-            <w:left w:w="108" w:type="dxa"/>
-            <w:bottom w:w="0" w:type="dxa"/>
-            <w:right w:w="108" w:type="dxa"/>
-          </w:tblCellMar>
-        </w:tblPrEx>
-        <w:trPr>
-          <w:trHeight w:val="494" w:hRule="atLeast"/>
-          <w:jc w:val="center"/>
-        </w:trPr>
-        <w:tc>
-          <w:tcPr>
-            <w:tcW w:w="9870" w:type="dxa"/>
-            <w:gridSpan w:val="4"/>
-            <w:vAlign w:val="center"/>
-          </w:tcPr>
-          <w:p>
-            <w:pPr>
-              <w:keepNext/>
-              <w:spacing w:before="26"/>
-              <w:jc w:val="center"/>
-              <w:rPr>
-                <w:rFonts w:hint="eastAsia" w:ascii="微软雅黑" w:hAnsi="微软雅黑" w:eastAsia="微软雅黑" w:cs="微软雅黑"/>
-                <w:bCs/>
-                <w:sz w:val="18"/>
-                <w:szCs w:val="18"/>
-                <w:lang w:eastAsia="zh-CN"/>
-              </w:rPr>
-            </w:pPr>
-            <w:r>
-              <w:rPr>
-                <w:rFonts w:hint="eastAsia" w:ascii="微软雅黑" w:hAnsi="微软雅黑" w:eastAsia="微软雅黑" w:cs="微软雅黑"/>
-                <w:b/>
-                <w:sz w:val="18"/>
-                <w:szCs w:val="18"/>
-                <w:lang w:eastAsia="zh-CN"/>
-              </w:rPr>
-              <w:t>{%tr endfor %}</w:t>
-            </w:r>
-          </w:p>
-        </w:tc>
-      </w:tr>
-    </w:tbl>
-    <w:p>
-      <w:pPr>
-        <w:spacing w:before="26"/>
-        <w:rPr>
-          <w:rFonts w:hint="eastAsia" w:ascii="微软雅黑" w:hAnsi="微软雅黑" w:eastAsia="微软雅黑" w:cs="微软雅黑"/>
-          <w:b/>
-          <w:color w:val="0B8770"/>
-          <w:sz w:val="24"/>
-          <w:szCs w:val="24"/>
-          <w:lang w:eastAsia="zh-CN"/>
-        </w:rPr>
-      </w:pPr>
-      <w:r>
-        <w:rPr>
-          <w:rFonts w:hint="eastAsia" w:ascii="微软雅黑" w:hAnsi="微软雅黑" w:eastAsia="微软雅黑" w:cs="微软雅黑"/>
-          <w:b/>
-          <w:color w:val="0B8770"/>
-          <w:sz w:val="24"/>
-          <w:szCs w:val="24"/>
-          <w:lang w:eastAsia="zh-CN"/>
-        </w:rPr>
-        <w:t>{% endif %}{%if tdd.potentialDrugList != [] %}</w:t>
-      </w:r>
-    </w:p>
-    <w:p>
-      <w:pPr>
-        <w:keepNext/>
-        <w:spacing w:before="26"/>
-        <w:rPr>
-          <w:rFonts w:hint="eastAsia" w:ascii="微软雅黑" w:hAnsi="微软雅黑" w:eastAsia="微软雅黑" w:cs="微软雅黑"/>
-          <w:b/>
-          <w:color w:val="0B8770"/>
-          <w:sz w:val="24"/>
-          <w:lang w:eastAsia="zh-CN"/>
-        </w:rPr>
-      </w:pPr>
-      <w:r>
-        <w:rPr>
-          <w:rFonts w:hint="eastAsia" w:ascii="微软雅黑" w:hAnsi="微软雅黑" w:eastAsia="微软雅黑" w:cs="微软雅黑"/>
-          <w:b/>
-          <w:color w:val="0B8770"/>
-          <w:sz w:val="24"/>
-          <w:lang w:eastAsia="zh-CN"/>
-        </w:rPr>
-        <w:t>潜在耐药研究信息：</w:t>
-      </w:r>
-    </w:p>
-    <w:tbl>
-      <w:tblPr>
-        <w:tblStyle w:val="13"/>
-        <w:tblpPr w:leftFromText="180" w:rightFromText="180" w:vertAnchor="text" w:tblpXSpec="center" w:tblpY="1"/>
-        <w:tblOverlap w:val="never"/>
-        <w:tblW w:w="9870" w:type="dxa"/>
-        <w:jc w:val="center"/>
-        <w:tblBorders>
-          <w:top w:val="single" w:color="0B8770" w:sz="12" w:space="0"/>
-          <w:left w:val="none" w:color="auto" w:sz="0" w:space="0"/>
-          <w:bottom w:val="dotted" w:color="0B8770" w:sz="4" w:space="0"/>
-          <w:right w:val="none" w:color="auto" w:sz="0" w:space="0"/>
-          <w:insideH w:val="dotted" w:color="0B8770" w:sz="4" w:space="0"/>
-          <w:insideV w:val="dotted" w:color="0B8770" w:sz="4" w:space="0"/>
-        </w:tblBorders>
-        <w:tblLayout w:type="fixed"/>
-        <w:tblCellMar>
-          <w:top w:w="0" w:type="dxa"/>
-          <w:left w:w="108" w:type="dxa"/>
-          <w:bottom w:w="0" w:type="dxa"/>
-          <w:right w:w="108" w:type="dxa"/>
-        </w:tblCellMar>
-      </w:tblPr>
-      <w:tblGrid>
-        <w:gridCol w:w="1526"/>
-        <w:gridCol w:w="1417"/>
-        <w:gridCol w:w="1261"/>
-        <w:gridCol w:w="5666"/>
-      </w:tblGrid>
-      <w:tr>
-        <w:tblPrEx>
-          <w:tblBorders>
-            <w:top w:val="single" w:color="0B8770" w:sz="12" w:space="0"/>
-            <w:left w:val="none" w:color="auto" w:sz="0" w:space="0"/>
-            <w:bottom w:val="dotted" w:color="0B8770" w:sz="4" w:space="0"/>
-            <w:right w:val="none" w:color="auto" w:sz="0" w:space="0"/>
-            <w:insideH w:val="dotted" w:color="0B8770" w:sz="4" w:space="0"/>
-            <w:insideV w:val="dotted" w:color="0B8770" w:sz="4" w:space="0"/>
-          </w:tblBorders>
-          <w:tblCellMar>
-            <w:top w:w="0" w:type="dxa"/>
-            <w:left w:w="108" w:type="dxa"/>
-            <w:bottom w:w="0" w:type="dxa"/>
-            <w:right w:w="108" w:type="dxa"/>
-          </w:tblCellMar>
-        </w:tblPrEx>
-        <w:trPr>
-          <w:trHeight w:val="417" w:hRule="atLeast"/>
-          <w:jc w:val="center"/>
-        </w:trPr>
-        <w:tc>
-          <w:tcPr>
-            <w:tcW w:w="1526" w:type="dxa"/>
-            <w:shd w:val="clear" w:color="auto" w:fill="0B8770"/>
-            <w:vAlign w:val="center"/>
-          </w:tcPr>
-          <w:p>
-            <w:pPr>
-              <w:keepNext/>
-              <w:jc w:val="center"/>
-              <w:rPr>
-                <w:rFonts w:hint="eastAsia" w:ascii="微软雅黑" w:hAnsi="微软雅黑" w:eastAsia="微软雅黑" w:cs="微软雅黑"/>
-                <w:b/>
-                <w:color w:val="FFFFFF" w:themeColor="background1"/>
-                <w:sz w:val="18"/>
-                <w:szCs w:val="18"/>
-                <w:lang w:eastAsia="zh-CN"/>
-                <w14:textFill>
-                  <w14:solidFill>
-                    <w14:schemeClr w14:val="bg1"/>
-                  </w14:solidFill>
-                </w14:textFill>
-              </w:rPr>
-            </w:pPr>
-            <w:r>
-              <w:rPr>
-                <w:rFonts w:hint="eastAsia" w:ascii="微软雅黑" w:hAnsi="微软雅黑" w:eastAsia="微软雅黑" w:cs="微软雅黑"/>
-                <w:b/>
-                <w:color w:val="FFFFFF" w:themeColor="background1"/>
-                <w:sz w:val="18"/>
-                <w:szCs w:val="18"/>
-                <w:lang w:eastAsia="zh-CN"/>
-                <w14:textFill>
-                  <w14:solidFill>
-                    <w14:schemeClr w14:val="bg1"/>
-                  </w14:solidFill>
-                </w14:textFill>
-              </w:rPr>
-              <w:t>药物名称</w:t>
-            </w:r>
-          </w:p>
-        </w:tc>
-        <w:tc>
-          <w:tcPr>
-            <w:tcW w:w="1417" w:type="dxa"/>
-            <w:shd w:val="clear" w:color="auto" w:fill="0B8770"/>
-            <w:vAlign w:val="center"/>
-          </w:tcPr>
-          <w:p>
-            <w:pPr>
-              <w:keepNext/>
-              <w:jc w:val="center"/>
-              <w:rPr>
-                <w:rFonts w:hint="eastAsia" w:ascii="微软雅黑" w:hAnsi="微软雅黑" w:eastAsia="微软雅黑" w:cs="微软雅黑"/>
-                <w:b/>
-                <w:color w:val="FFFFFF" w:themeColor="background1"/>
-                <w:sz w:val="18"/>
-                <w:szCs w:val="18"/>
-                <w:lang w:eastAsia="zh-CN"/>
-                <w14:textFill>
-                  <w14:solidFill>
-                    <w14:schemeClr w14:val="bg1"/>
-                  </w14:solidFill>
-                </w14:textFill>
-              </w:rPr>
-            </w:pPr>
-            <w:r>
-              <w:rPr>
-                <w:rFonts w:hint="eastAsia" w:ascii="微软雅黑" w:hAnsi="微软雅黑" w:eastAsia="微软雅黑" w:cs="微软雅黑"/>
-                <w:b/>
-                <w:color w:val="FFFFFF" w:themeColor="background1"/>
-                <w:sz w:val="18"/>
-                <w:szCs w:val="18"/>
-                <w:lang w:eastAsia="zh-CN"/>
-                <w14:textFill>
-                  <w14:solidFill>
-                    <w14:schemeClr w14:val="bg1"/>
-                  </w14:solidFill>
-                </w14:textFill>
-              </w:rPr>
-              <w:t>相关疾病</w:t>
-            </w:r>
-          </w:p>
-        </w:tc>
-        <w:tc>
-          <w:tcPr>
-            <w:tcW w:w="1261" w:type="dxa"/>
-            <w:shd w:val="clear" w:color="auto" w:fill="0B8770"/>
-            <w:vAlign w:val="center"/>
-          </w:tcPr>
-          <w:p>
-            <w:pPr>
-              <w:keepNext/>
-              <w:jc w:val="center"/>
-              <w:rPr>
-                <w:rFonts w:hint="eastAsia" w:ascii="微软雅黑" w:hAnsi="微软雅黑" w:eastAsia="微软雅黑" w:cs="微软雅黑"/>
-                <w:b/>
-                <w:color w:val="FFFFFF" w:themeColor="background1"/>
-                <w:sz w:val="18"/>
-                <w:szCs w:val="18"/>
-                <w:lang w:eastAsia="zh-CN"/>
-                <w14:textFill>
-                  <w14:solidFill>
-                    <w14:schemeClr w14:val="bg1"/>
-                  </w14:solidFill>
-                </w14:textFill>
-              </w:rPr>
-            </w:pPr>
-            <w:r>
-              <w:rPr>
-                <w:rFonts w:hint="eastAsia" w:ascii="微软雅黑" w:hAnsi="微软雅黑" w:eastAsia="微软雅黑" w:cs="微软雅黑"/>
-                <w:b/>
-                <w:color w:val="FFFFFF" w:themeColor="background1"/>
-                <w:sz w:val="18"/>
-                <w:szCs w:val="18"/>
-                <w:lang w:eastAsia="zh-CN"/>
-                <w14:textFill>
-                  <w14:solidFill>
-                    <w14:schemeClr w14:val="bg1"/>
-                  </w14:solidFill>
-                </w14:textFill>
-              </w:rPr>
-              <w:t>证据等级</w:t>
-            </w:r>
-          </w:p>
-        </w:tc>
-        <w:tc>
-          <w:tcPr>
-            <w:tcW w:w="5666" w:type="dxa"/>
-            <w:shd w:val="clear" w:color="auto" w:fill="0B8770"/>
-            <w:vAlign w:val="center"/>
-          </w:tcPr>
-          <w:p>
-            <w:pPr>
-              <w:keepNext/>
-              <w:jc w:val="center"/>
-              <w:rPr>
-                <w:rFonts w:hint="eastAsia" w:ascii="微软雅黑" w:hAnsi="微软雅黑" w:eastAsia="微软雅黑" w:cs="微软雅黑"/>
-                <w:b/>
-                <w:color w:val="FFFFFF" w:themeColor="background1"/>
-                <w:sz w:val="18"/>
-                <w:szCs w:val="18"/>
-                <w:lang w:eastAsia="zh-CN"/>
-                <w14:textFill>
-                  <w14:solidFill>
-                    <w14:schemeClr w14:val="bg1"/>
-                  </w14:solidFill>
-                </w14:textFill>
-              </w:rPr>
-            </w:pPr>
-            <w:r>
-              <w:rPr>
-                <w:rFonts w:hint="eastAsia" w:ascii="微软雅黑" w:hAnsi="微软雅黑" w:eastAsia="微软雅黑" w:cs="微软雅黑"/>
-                <w:b/>
-                <w:color w:val="FFFFFF" w:themeColor="background1"/>
-                <w:sz w:val="18"/>
-                <w:szCs w:val="18"/>
-                <w:lang w:eastAsia="zh-CN"/>
-                <w14:textFill>
-                  <w14:solidFill>
-                    <w14:schemeClr w14:val="bg1"/>
-                  </w14:solidFill>
-                </w14:textFill>
-              </w:rPr>
-              <w:t>循证医学信息</w:t>
-            </w:r>
-          </w:p>
-        </w:tc>
-      </w:tr>
-      <w:tr>
-        <w:tblPrEx>
-          <w:tblBorders>
-            <w:top w:val="single" w:color="0B8770" w:sz="12" w:space="0"/>
-            <w:left w:val="none" w:color="auto" w:sz="0" w:space="0"/>
-            <w:bottom w:val="dotted" w:color="0B8770" w:sz="4" w:space="0"/>
-            <w:right w:val="none" w:color="auto" w:sz="0" w:space="0"/>
-            <w:insideH w:val="dotted" w:color="0B8770" w:sz="4" w:space="0"/>
-            <w:insideV w:val="dotted" w:color="0B8770" w:sz="4" w:space="0"/>
-          </w:tblBorders>
-          <w:tblCellMar>
-            <w:top w:w="0" w:type="dxa"/>
-            <w:left w:w="108" w:type="dxa"/>
-            <w:bottom w:w="0" w:type="dxa"/>
-            <w:right w:w="108" w:type="dxa"/>
-          </w:tblCellMar>
-        </w:tblPrEx>
-        <w:trPr>
-          <w:trHeight w:val="494" w:hRule="atLeast"/>
-          <w:jc w:val="center"/>
-        </w:trPr>
-        <w:tc>
-          <w:tcPr>
-            <w:tcW w:w="9870" w:type="dxa"/>
-            <w:gridSpan w:val="4"/>
-            <w:vAlign w:val="center"/>
-          </w:tcPr>
-          <w:p>
-            <w:pPr>
-              <w:keepNext/>
-              <w:spacing w:before="26"/>
-              <w:jc w:val="center"/>
-              <w:rPr>
-                <w:rFonts w:hint="eastAsia" w:ascii="微软雅黑" w:hAnsi="微软雅黑" w:eastAsia="微软雅黑" w:cs="微软雅黑"/>
-                <w:bCs/>
-                <w:sz w:val="18"/>
-                <w:szCs w:val="18"/>
-                <w:highlight w:val="yellow"/>
-                <w:lang w:eastAsia="zh-CN"/>
-              </w:rPr>
-            </w:pPr>
-            <w:r>
-              <w:rPr>
-                <w:rFonts w:hint="eastAsia" w:ascii="微软雅黑" w:hAnsi="微软雅黑" w:eastAsia="微软雅黑" w:cs="微软雅黑"/>
-                <w:b/>
-                <w:sz w:val="18"/>
-                <w:szCs w:val="18"/>
-                <w:lang w:eastAsia="zh-CN"/>
-              </w:rPr>
-              <w:t>{%tr for dis in tdd.potentialDrugList %}</w:t>
-            </w:r>
-          </w:p>
-        </w:tc>
-      </w:tr>
-      <w:tr>
-        <w:tblPrEx>
-          <w:tblBorders>
-            <w:top w:val="single" w:color="0B8770" w:sz="12" w:space="0"/>
-            <w:left w:val="none" w:color="auto" w:sz="0" w:space="0"/>
-            <w:bottom w:val="dotted" w:color="0B8770" w:sz="4" w:space="0"/>
-            <w:right w:val="none" w:color="auto" w:sz="0" w:space="0"/>
-            <w:insideH w:val="dotted" w:color="0B8770" w:sz="4" w:space="0"/>
-            <w:insideV w:val="dotted" w:color="0B8770" w:sz="4" w:space="0"/>
-          </w:tblBorders>
-          <w:tblCellMar>
-            <w:top w:w="0" w:type="dxa"/>
-            <w:left w:w="108" w:type="dxa"/>
-            <w:bottom w:w="0" w:type="dxa"/>
-            <w:right w:w="108" w:type="dxa"/>
-          </w:tblCellMar>
-        </w:tblPrEx>
-        <w:trPr>
-          <w:trHeight w:val="494" w:hRule="atLeast"/>
-          <w:jc w:val="center"/>
-        </w:trPr>
-        <w:tc>
-          <w:tcPr>
-            <w:tcW w:w="1526" w:type="dxa"/>
-            <w:vAlign w:val="center"/>
-          </w:tcPr>
-          <w:p>
-            <w:pPr>
-              <w:spacing w:before="1" w:line="249" w:lineRule="auto"/>
-              <w:ind w:right="131"/>
-              <w:jc w:val="center"/>
-              <w:rPr>
-                <w:rFonts w:hint="eastAsia" w:ascii="微软雅黑" w:hAnsi="微软雅黑" w:eastAsia="微软雅黑" w:cs="微软雅黑"/>
-                <w:b/>
-                <w:sz w:val="18"/>
-                <w:szCs w:val="18"/>
-                <w:highlight w:val="yellow"/>
-              </w:rPr>
-            </w:pPr>
-            <w:r>
-              <w:rPr>
-                <w:rFonts w:hint="eastAsia" w:ascii="微软雅黑" w:hAnsi="微软雅黑" w:eastAsia="微软雅黑" w:cs="微软雅黑"/>
-                <w:sz w:val="18"/>
-                <w:szCs w:val="18"/>
-                <w:lang w:eastAsia="zh-CN"/>
-              </w:rPr>
-              <w:t>{{</w:t>
-            </w:r>
-            <w:r>
-              <w:rPr>
-                <w:rFonts w:hint="eastAsia" w:ascii="微软雅黑" w:hAnsi="微软雅黑" w:eastAsia="微软雅黑" w:cs="微软雅黑"/>
-                <w:bCs/>
-                <w:sz w:val="18"/>
-                <w:szCs w:val="18"/>
-                <w:lang w:eastAsia="zh-CN"/>
-              </w:rPr>
-              <w:t>dis.drug_name_chinese3</w:t>
-            </w:r>
-            <w:r>
-              <w:rPr>
-                <w:rFonts w:hint="eastAsia" w:ascii="微软雅黑" w:hAnsi="微软雅黑" w:eastAsia="微软雅黑" w:cs="微软雅黑"/>
-                <w:sz w:val="18"/>
-                <w:szCs w:val="18"/>
-                <w:lang w:eastAsia="zh-CN"/>
-              </w:rPr>
-              <w:t xml:space="preserve"> }}</w:t>
-            </w:r>
-          </w:p>
-        </w:tc>
-        <w:tc>
-          <w:tcPr>
-            <w:tcW w:w="1417" w:type="dxa"/>
-            <w:vAlign w:val="center"/>
-          </w:tcPr>
-          <w:p>
-            <w:pPr>
-              <w:keepNext/>
-              <w:spacing w:before="26"/>
-              <w:jc w:val="center"/>
-              <w:rPr>
-                <w:rFonts w:hint="eastAsia" w:ascii="微软雅黑" w:hAnsi="微软雅黑" w:eastAsia="微软雅黑" w:cs="微软雅黑"/>
-                <w:bCs/>
-                <w:sz w:val="18"/>
-                <w:szCs w:val="18"/>
-                <w:highlight w:val="yellow"/>
-                <w:lang w:eastAsia="zh-CN"/>
-              </w:rPr>
-            </w:pPr>
-            <w:r>
-              <w:rPr>
-                <w:rFonts w:hint="eastAsia" w:ascii="微软雅黑" w:hAnsi="微软雅黑" w:eastAsia="微软雅黑" w:cs="微软雅黑"/>
-                <w:sz w:val="18"/>
-                <w:szCs w:val="18"/>
-                <w:lang w:eastAsia="zh-CN"/>
-              </w:rPr>
-              <w:t>{{dis.</w:t>
-            </w:r>
-            <w:r>
-              <w:rPr>
-                <w:rFonts w:hint="eastAsia" w:ascii="微软雅黑" w:hAnsi="微软雅黑" w:eastAsia="微软雅黑" w:cs="微软雅黑"/>
-                <w:bCs/>
-                <w:sz w:val="18"/>
-                <w:szCs w:val="18"/>
-                <w:lang w:eastAsia="zh-CN"/>
-              </w:rPr>
-              <w:t>disease_name_chinese</w:t>
-            </w:r>
-            <w:r>
-              <w:rPr>
-                <w:rFonts w:hint="eastAsia" w:ascii="微软雅黑" w:hAnsi="微软雅黑" w:eastAsia="微软雅黑" w:cs="微软雅黑"/>
-                <w:sz w:val="18"/>
-                <w:szCs w:val="18"/>
-                <w:lang w:eastAsia="zh-CN"/>
-              </w:rPr>
-              <w:t>}}</w:t>
-            </w:r>
-          </w:p>
-        </w:tc>
-        <w:tc>
-          <w:tcPr>
-            <w:tcW w:w="1261" w:type="dxa"/>
-            <w:vAlign w:val="center"/>
-          </w:tcPr>
-          <w:p>
-            <w:pPr>
-              <w:keepNext/>
-              <w:spacing w:before="26"/>
-              <w:jc w:val="center"/>
-              <w:rPr>
-                <w:rFonts w:hint="eastAsia" w:ascii="微软雅黑" w:hAnsi="微软雅黑" w:eastAsia="微软雅黑" w:cs="微软雅黑"/>
-                <w:bCs/>
-                <w:sz w:val="18"/>
-                <w:szCs w:val="18"/>
-                <w:highlight w:val="yellow"/>
-                <w:lang w:eastAsia="zh-CN"/>
-              </w:rPr>
-            </w:pPr>
-            <w:r>
-              <w:rPr>
-                <w:rFonts w:hint="eastAsia" w:ascii="微软雅黑" w:hAnsi="微软雅黑" w:eastAsia="微软雅黑" w:cs="微软雅黑"/>
-                <w:sz w:val="18"/>
-                <w:szCs w:val="18"/>
-                <w:lang w:eastAsia="zh-CN"/>
-              </w:rPr>
-              <w:t>{{</w:t>
-            </w:r>
-            <w:r>
-              <w:rPr>
-                <w:rFonts w:hint="eastAsia" w:ascii="微软雅黑" w:hAnsi="微软雅黑" w:eastAsia="微软雅黑" w:cs="微软雅黑"/>
-                <w:bCs/>
-                <w:sz w:val="18"/>
-                <w:szCs w:val="18"/>
-                <w:lang w:eastAsia="zh-CN"/>
-              </w:rPr>
-              <w:t>dis.evidence_phase_chinese</w:t>
-            </w:r>
-            <w:r>
-              <w:rPr>
-                <w:rFonts w:hint="eastAsia" w:ascii="微软雅黑" w:hAnsi="微软雅黑" w:eastAsia="微软雅黑" w:cs="微软雅黑"/>
-                <w:sz w:val="18"/>
-                <w:szCs w:val="18"/>
-                <w:lang w:eastAsia="zh-CN"/>
-              </w:rPr>
-              <w:t>}}</w:t>
-            </w:r>
-          </w:p>
-        </w:tc>
-        <w:tc>
-          <w:tcPr>
-            <w:tcW w:w="5666" w:type="dxa"/>
-            <w:vAlign w:val="center"/>
-          </w:tcPr>
-          <w:p>
-            <w:pPr>
-              <w:keepNext/>
-              <w:spacing w:before="26"/>
-              <w:jc w:val="center"/>
-              <w:rPr>
-                <w:rFonts w:hint="eastAsia" w:ascii="微软雅黑" w:hAnsi="微软雅黑" w:eastAsia="微软雅黑" w:cs="微软雅黑"/>
-                <w:bCs/>
-                <w:sz w:val="18"/>
-                <w:szCs w:val="18"/>
-                <w:highlight w:val="yellow"/>
-                <w:lang w:eastAsia="zh-CN"/>
-              </w:rPr>
-            </w:pPr>
-            <w:r>
-              <w:rPr>
-                <w:rFonts w:hint="eastAsia" w:ascii="微软雅黑" w:hAnsi="微软雅黑" w:eastAsia="微软雅黑" w:cs="微软雅黑"/>
-                <w:sz w:val="18"/>
-                <w:szCs w:val="18"/>
-                <w:lang w:eastAsia="zh-CN"/>
-              </w:rPr>
-              <w:t>{{</w:t>
-            </w:r>
-            <w:r>
-              <w:rPr>
-                <w:rFonts w:hint="eastAsia" w:ascii="微软雅黑" w:hAnsi="微软雅黑" w:eastAsia="微软雅黑" w:cs="微软雅黑"/>
-                <w:bCs/>
-                <w:sz w:val="18"/>
-                <w:szCs w:val="18"/>
-                <w:lang w:eastAsia="zh-CN"/>
-              </w:rPr>
-              <w:t>dis.annotation_chinese</w:t>
-            </w:r>
-            <w:r>
-              <w:rPr>
-                <w:rFonts w:hint="eastAsia" w:ascii="微软雅黑" w:hAnsi="微软雅黑" w:eastAsia="微软雅黑" w:cs="微软雅黑"/>
-                <w:sz w:val="18"/>
-                <w:szCs w:val="18"/>
-                <w:lang w:eastAsia="zh-CN"/>
-              </w:rPr>
-              <w:t>}}</w:t>
-            </w:r>
-          </w:p>
-        </w:tc>
-      </w:tr>
-      <w:tr>
-        <w:tblPrEx>
-          <w:tblBorders>
-            <w:top w:val="single" w:color="0B8770" w:sz="12" w:space="0"/>
-            <w:left w:val="none" w:color="auto" w:sz="0" w:space="0"/>
-            <w:bottom w:val="dotted" w:color="0B8770" w:sz="4" w:space="0"/>
-            <w:right w:val="none" w:color="auto" w:sz="0" w:space="0"/>
-            <w:insideH w:val="dotted" w:color="0B8770" w:sz="4" w:space="0"/>
-            <w:insideV w:val="dotted" w:color="0B8770" w:sz="4" w:space="0"/>
-          </w:tblBorders>
-          <w:tblCellMar>
-            <w:top w:w="0" w:type="dxa"/>
-            <w:left w:w="108" w:type="dxa"/>
-            <w:bottom w:w="0" w:type="dxa"/>
-            <w:right w:w="108" w:type="dxa"/>
-          </w:tblCellMar>
-        </w:tblPrEx>
-        <w:trPr>
-          <w:trHeight w:val="494" w:hRule="atLeast"/>
-          <w:jc w:val="center"/>
-        </w:trPr>
-        <w:tc>
-          <w:tcPr>
-            <w:tcW w:w="9870" w:type="dxa"/>
-            <w:gridSpan w:val="4"/>
-            <w:vAlign w:val="center"/>
-          </w:tcPr>
-          <w:p>
-            <w:pPr>
-              <w:keepNext/>
-              <w:spacing w:before="26"/>
-              <w:jc w:val="center"/>
-              <w:rPr>
-                <w:rFonts w:hint="eastAsia" w:ascii="微软雅黑" w:hAnsi="微软雅黑" w:eastAsia="微软雅黑" w:cs="微软雅黑"/>
-                <w:bCs/>
-                <w:sz w:val="18"/>
-                <w:szCs w:val="18"/>
-                <w:lang w:eastAsia="zh-CN"/>
-              </w:rPr>
-            </w:pPr>
-            <w:r>
-              <w:rPr>
-                <w:rFonts w:hint="eastAsia" w:ascii="微软雅黑" w:hAnsi="微软雅黑" w:eastAsia="微软雅黑" w:cs="微软雅黑"/>
-                <w:b/>
-                <w:sz w:val="18"/>
-                <w:szCs w:val="18"/>
-                <w:lang w:eastAsia="zh-CN"/>
-              </w:rPr>
-              <w:t>{%tr endfor %}</w:t>
-            </w:r>
-          </w:p>
-        </w:tc>
-      </w:tr>
-    </w:tbl>
-    <w:p>
-      <w:pPr>
-        <w:spacing w:before="26"/>
-        <w:rPr>
-          <w:rFonts w:hint="eastAsia" w:ascii="微软雅黑" w:hAnsi="微软雅黑" w:eastAsia="微软雅黑" w:cs="微软雅黑"/>
-          <w:b/>
-          <w:color w:val="0B8770"/>
-          <w:sz w:val="24"/>
-          <w:szCs w:val="24"/>
-          <w:lang w:eastAsia="zh-CN"/>
-        </w:rPr>
-      </w:pPr>
-      <w:r>
-        <w:rPr>
-          <w:rFonts w:hint="eastAsia" w:ascii="微软雅黑" w:hAnsi="微软雅黑" w:eastAsia="微软雅黑" w:cs="微软雅黑"/>
-          <w:b/>
-          <w:color w:val="0B8770"/>
-          <w:sz w:val="24"/>
-          <w:szCs w:val="24"/>
-          <w:lang w:eastAsia="zh-CN"/>
-        </w:rPr>
-        <w:t>{% endif %}{%if tdd.clinicalTrialInformationStr!= [] %}</w:t>
-      </w:r>
-    </w:p>
-    <w:p>
-      <w:pPr>
-        <w:keepNext/>
-        <w:spacing w:before="26"/>
-        <w:rPr>
-          <w:rFonts w:hint="eastAsia" w:ascii="微软雅黑" w:hAnsi="微软雅黑" w:eastAsia="微软雅黑" w:cs="微软雅黑"/>
-          <w:b/>
-          <w:color w:val="0B8770"/>
-          <w:sz w:val="24"/>
-          <w:lang w:eastAsia="zh-CN"/>
-        </w:rPr>
-      </w:pPr>
-      <w:r>
-        <w:rPr>
-          <w:rFonts w:hint="eastAsia" w:ascii="微软雅黑" w:hAnsi="微软雅黑" w:eastAsia="微软雅黑" w:cs="微软雅黑"/>
-          <w:b/>
-          <w:color w:val="0B8770"/>
-          <w:sz w:val="24"/>
-          <w:lang w:eastAsia="zh-CN"/>
-        </w:rPr>
-        <w:t>临床试验信息</w:t>
-      </w:r>
-    </w:p>
-    <w:tbl>
-      <w:tblPr>
-        <w:tblStyle w:val="13"/>
-        <w:tblpPr w:leftFromText="180" w:rightFromText="180" w:vertAnchor="text" w:tblpXSpec="center" w:tblpY="1"/>
-        <w:tblOverlap w:val="never"/>
-        <w:tblW w:w="9870" w:type="dxa"/>
-        <w:jc w:val="center"/>
-        <w:tblBorders>
-          <w:top w:val="single" w:color="0B8770" w:sz="12" w:space="0"/>
-          <w:left w:val="none" w:color="auto" w:sz="0" w:space="0"/>
-          <w:bottom w:val="dotted" w:color="0B8770" w:sz="4" w:space="0"/>
-          <w:right w:val="none" w:color="auto" w:sz="0" w:space="0"/>
-          <w:insideH w:val="dotted" w:color="0B8770" w:sz="4" w:space="0"/>
-          <w:insideV w:val="dotted" w:color="0B8770" w:sz="4" w:space="0"/>
-        </w:tblBorders>
-        <w:tblLayout w:type="fixed"/>
-        <w:tblCellMar>
-          <w:top w:w="0" w:type="dxa"/>
-          <w:left w:w="108" w:type="dxa"/>
-          <w:bottom w:w="0" w:type="dxa"/>
-          <w:right w:w="108" w:type="dxa"/>
-        </w:tblCellMar>
-      </w:tblPr>
-      <w:tblGrid>
-        <w:gridCol w:w="1645"/>
-        <w:gridCol w:w="3884"/>
-        <w:gridCol w:w="1246"/>
-        <w:gridCol w:w="1035"/>
-        <w:gridCol w:w="1204"/>
-        <w:gridCol w:w="856"/>
-      </w:tblGrid>
-      <w:tr>
-        <w:tblPrEx>
-          <w:tblBorders>
-            <w:top w:val="single" w:color="0B8770" w:sz="12" w:space="0"/>
-            <w:left w:val="none" w:color="auto" w:sz="0" w:space="0"/>
-            <w:bottom w:val="dotted" w:color="0B8770" w:sz="4" w:space="0"/>
-            <w:right w:val="none" w:color="auto" w:sz="0" w:space="0"/>
-            <w:insideH w:val="dotted" w:color="0B8770" w:sz="4" w:space="0"/>
-            <w:insideV w:val="dotted" w:color="0B8770" w:sz="4" w:space="0"/>
-          </w:tblBorders>
-          <w:tblCellMar>
-            <w:top w:w="0" w:type="dxa"/>
-            <w:left w:w="108" w:type="dxa"/>
-            <w:bottom w:w="0" w:type="dxa"/>
-            <w:right w:w="108" w:type="dxa"/>
-          </w:tblCellMar>
-        </w:tblPrEx>
-        <w:trPr>
-          <w:trHeight w:val="420" w:hRule="atLeast"/>
-          <w:jc w:val="center"/>
-        </w:trPr>
-        <w:tc>
-          <w:tcPr>
-            <w:tcW w:w="1645" w:type="dxa"/>
-            <w:shd w:val="clear" w:color="auto" w:fill="0B8770"/>
-            <w:vAlign w:val="center"/>
-          </w:tcPr>
-          <w:p>
-            <w:pPr>
-              <w:keepNext/>
-              <w:spacing w:before="26"/>
-              <w:jc w:val="center"/>
-              <w:rPr>
-                <w:rFonts w:hint="eastAsia" w:ascii="微软雅黑" w:hAnsi="微软雅黑" w:eastAsia="微软雅黑" w:cs="微软雅黑"/>
-                <w:b/>
-                <w:color w:val="FFFFFF" w:themeColor="background1"/>
-                <w:sz w:val="18"/>
-                <w:szCs w:val="18"/>
-                <w:lang w:eastAsia="zh-CN"/>
-                <w14:textFill>
-                  <w14:solidFill>
-                    <w14:schemeClr w14:val="bg1"/>
-                  </w14:solidFill>
-                </w14:textFill>
-              </w:rPr>
-            </w:pPr>
-            <w:r>
-              <w:rPr>
-                <w:rFonts w:hint="eastAsia" w:ascii="微软雅黑" w:hAnsi="微软雅黑" w:eastAsia="微软雅黑" w:cs="微软雅黑"/>
-                <w:b/>
-                <w:color w:val="FFFFFF" w:themeColor="background1"/>
-                <w:sz w:val="18"/>
-                <w:szCs w:val="18"/>
-                <w:lang w:eastAsia="zh-CN"/>
-                <w14:textFill>
-                  <w14:solidFill>
-                    <w14:schemeClr w14:val="bg1"/>
-                  </w14:solidFill>
-                </w14:textFill>
-              </w:rPr>
-              <w:t>ID</w:t>
-            </w:r>
-          </w:p>
-        </w:tc>
-        <w:tc>
-          <w:tcPr>
-            <w:tcW w:w="3884" w:type="dxa"/>
-            <w:shd w:val="clear" w:color="auto" w:fill="0B8770"/>
-            <w:vAlign w:val="center"/>
-          </w:tcPr>
-          <w:p>
-            <w:pPr>
-              <w:keepNext/>
-              <w:spacing w:before="26"/>
-              <w:jc w:val="center"/>
-              <w:rPr>
-                <w:rFonts w:hint="eastAsia" w:ascii="微软雅黑" w:hAnsi="微软雅黑" w:eastAsia="微软雅黑" w:cs="微软雅黑"/>
-                <w:b/>
-                <w:color w:val="FFFFFF" w:themeColor="background1"/>
-                <w:sz w:val="18"/>
-                <w:szCs w:val="18"/>
-                <w:lang w:eastAsia="zh-CN"/>
-                <w14:textFill>
-                  <w14:solidFill>
-                    <w14:schemeClr w14:val="bg1"/>
-                  </w14:solidFill>
-                </w14:textFill>
-              </w:rPr>
-            </w:pPr>
-            <w:r>
-              <w:rPr>
-                <w:rFonts w:hint="eastAsia" w:ascii="微软雅黑" w:hAnsi="微软雅黑" w:eastAsia="微软雅黑" w:cs="微软雅黑"/>
-                <w:b/>
-                <w:color w:val="FFFFFF" w:themeColor="background1"/>
-                <w:sz w:val="18"/>
-                <w:szCs w:val="18"/>
-                <w:lang w:eastAsia="zh-CN"/>
-                <w14:textFill>
-                  <w14:solidFill>
-                    <w14:schemeClr w14:val="bg1"/>
-                  </w14:solidFill>
-                </w14:textFill>
-              </w:rPr>
-              <w:t>临床试验名称</w:t>
-            </w:r>
-          </w:p>
-        </w:tc>
-        <w:tc>
-          <w:tcPr>
-            <w:tcW w:w="1246" w:type="dxa"/>
-            <w:shd w:val="clear" w:color="auto" w:fill="0B8770"/>
-            <w:vAlign w:val="center"/>
-          </w:tcPr>
-          <w:p>
-            <w:pPr>
-              <w:keepNext/>
-              <w:spacing w:before="26"/>
-              <w:jc w:val="center"/>
-              <w:rPr>
-                <w:rFonts w:hint="eastAsia" w:ascii="微软雅黑" w:hAnsi="微软雅黑" w:eastAsia="微软雅黑" w:cs="微软雅黑"/>
-                <w:b/>
-                <w:color w:val="FFFFFF" w:themeColor="background1"/>
-                <w:sz w:val="18"/>
-                <w:szCs w:val="18"/>
-                <w:lang w:eastAsia="zh-CN"/>
-                <w14:textFill>
-                  <w14:solidFill>
-                    <w14:schemeClr w14:val="bg1"/>
-                  </w14:solidFill>
-                </w14:textFill>
-              </w:rPr>
-            </w:pPr>
-            <w:r>
-              <w:rPr>
-                <w:rFonts w:hint="eastAsia" w:ascii="微软雅黑" w:hAnsi="微软雅黑" w:eastAsia="微软雅黑" w:cs="微软雅黑"/>
-                <w:b/>
-                <w:color w:val="FFFFFF" w:themeColor="background1"/>
-                <w:sz w:val="18"/>
-                <w:szCs w:val="18"/>
-                <w:lang w:eastAsia="zh-CN"/>
-                <w14:textFill>
-                  <w14:solidFill>
-                    <w14:schemeClr w14:val="bg1"/>
-                  </w14:solidFill>
-                </w14:textFill>
-              </w:rPr>
-              <w:t>肿瘤类型</w:t>
-            </w:r>
-          </w:p>
-        </w:tc>
-        <w:tc>
-          <w:tcPr>
-            <w:tcW w:w="1035" w:type="dxa"/>
-            <w:shd w:val="clear" w:color="auto" w:fill="0B8770"/>
-            <w:vAlign w:val="center"/>
-          </w:tcPr>
-          <w:p>
-            <w:pPr>
-              <w:keepNext/>
-              <w:spacing w:before="26"/>
-              <w:jc w:val="center"/>
-              <w:rPr>
-                <w:rFonts w:hint="eastAsia" w:ascii="微软雅黑" w:hAnsi="微软雅黑" w:eastAsia="微软雅黑" w:cs="微软雅黑"/>
-                <w:b/>
-                <w:color w:val="FFFFFF" w:themeColor="background1"/>
-                <w:sz w:val="18"/>
-                <w:szCs w:val="18"/>
-                <w:lang w:eastAsia="zh-CN"/>
-                <w14:textFill>
-                  <w14:solidFill>
-                    <w14:schemeClr w14:val="bg1"/>
-                  </w14:solidFill>
-                </w14:textFill>
-              </w:rPr>
-            </w:pPr>
-            <w:r>
-              <w:rPr>
-                <w:rFonts w:hint="eastAsia" w:ascii="微软雅黑" w:hAnsi="微软雅黑" w:eastAsia="微软雅黑" w:cs="微软雅黑"/>
-                <w:b/>
-                <w:color w:val="FFFFFF" w:themeColor="background1"/>
-                <w:sz w:val="18"/>
-                <w:szCs w:val="18"/>
-                <w:lang w:eastAsia="zh-CN"/>
-                <w14:textFill>
-                  <w14:solidFill>
-                    <w14:schemeClr w14:val="bg1"/>
-                  </w14:solidFill>
-                </w14:textFill>
-              </w:rPr>
-              <w:t>阶段</w:t>
-            </w:r>
-          </w:p>
-        </w:tc>
-        <w:tc>
-          <w:tcPr>
-            <w:tcW w:w="1204" w:type="dxa"/>
-            <w:shd w:val="clear" w:color="auto" w:fill="0B8770"/>
-            <w:vAlign w:val="center"/>
-          </w:tcPr>
-          <w:p>
-            <w:pPr>
-              <w:keepNext/>
-              <w:spacing w:before="26"/>
-              <w:jc w:val="center"/>
-              <w:rPr>
-                <w:rFonts w:hint="eastAsia" w:ascii="微软雅黑" w:hAnsi="微软雅黑" w:eastAsia="微软雅黑" w:cs="微软雅黑"/>
-                <w:b/>
-                <w:color w:val="FFFFFF" w:themeColor="background1"/>
-                <w:sz w:val="18"/>
-                <w:szCs w:val="18"/>
-                <w:lang w:eastAsia="zh-CN"/>
-                <w14:textFill>
-                  <w14:solidFill>
-                    <w14:schemeClr w14:val="bg1"/>
-                  </w14:solidFill>
-                </w14:textFill>
-              </w:rPr>
-            </w:pPr>
-            <w:r>
-              <w:rPr>
-                <w:rFonts w:hint="eastAsia" w:ascii="微软雅黑" w:hAnsi="微软雅黑" w:eastAsia="微软雅黑" w:cs="微软雅黑"/>
-                <w:b/>
-                <w:color w:val="FFFFFF" w:themeColor="background1"/>
-                <w:sz w:val="18"/>
-                <w:szCs w:val="18"/>
-                <w:lang w:eastAsia="zh-CN"/>
-                <w14:textFill>
-                  <w14:solidFill>
-                    <w14:schemeClr w14:val="bg1"/>
-                  </w14:solidFill>
-                </w14:textFill>
-              </w:rPr>
-              <w:t>药物</w:t>
-            </w:r>
-          </w:p>
-        </w:tc>
-        <w:tc>
-          <w:tcPr>
-            <w:tcW w:w="856" w:type="dxa"/>
-            <w:shd w:val="clear" w:color="auto" w:fill="0B8770"/>
-            <w:vAlign w:val="center"/>
-          </w:tcPr>
-          <w:p>
-            <w:pPr>
-              <w:keepNext/>
-              <w:spacing w:before="26"/>
-              <w:jc w:val="center"/>
-              <w:rPr>
-                <w:rFonts w:hint="eastAsia" w:ascii="微软雅黑" w:hAnsi="微软雅黑" w:eastAsia="微软雅黑" w:cs="微软雅黑"/>
-                <w:b/>
-                <w:color w:val="FFFFFF" w:themeColor="background1"/>
-                <w:sz w:val="18"/>
-                <w:szCs w:val="18"/>
-                <w:lang w:eastAsia="zh-CN"/>
-                <w14:textFill>
-                  <w14:solidFill>
-                    <w14:schemeClr w14:val="bg1"/>
-                  </w14:solidFill>
-                </w14:textFill>
-              </w:rPr>
-            </w:pPr>
-            <w:r>
-              <w:rPr>
-                <w:rFonts w:hint="eastAsia" w:ascii="微软雅黑" w:hAnsi="微软雅黑" w:eastAsia="微软雅黑" w:cs="微软雅黑"/>
-                <w:b/>
-                <w:color w:val="FFFFFF" w:themeColor="background1"/>
-                <w:sz w:val="18"/>
-                <w:szCs w:val="18"/>
-                <w:lang w:eastAsia="zh-CN"/>
-                <w14:textFill>
-                  <w14:solidFill>
-                    <w14:schemeClr w14:val="bg1"/>
-                  </w14:solidFill>
-                </w14:textFill>
-              </w:rPr>
-              <w:t>地点</w:t>
-            </w:r>
-          </w:p>
-        </w:tc>
-      </w:tr>
-      <w:tr>
-        <w:tblPrEx>
-          <w:tblBorders>
-            <w:top w:val="single" w:color="0B8770" w:sz="12" w:space="0"/>
-            <w:left w:val="none" w:color="auto" w:sz="0" w:space="0"/>
-            <w:bottom w:val="dotted" w:color="0B8770" w:sz="4" w:space="0"/>
-            <w:right w:val="none" w:color="auto" w:sz="0" w:space="0"/>
-            <w:insideH w:val="dotted" w:color="0B8770" w:sz="4" w:space="0"/>
-            <w:insideV w:val="dotted" w:color="0B8770" w:sz="4" w:space="0"/>
-          </w:tblBorders>
-          <w:tblCellMar>
-            <w:top w:w="0" w:type="dxa"/>
-            <w:left w:w="108" w:type="dxa"/>
-            <w:bottom w:w="0" w:type="dxa"/>
-            <w:right w:w="108" w:type="dxa"/>
-          </w:tblCellMar>
-        </w:tblPrEx>
-        <w:trPr>
-          <w:jc w:val="center"/>
-        </w:trPr>
-        <w:tc>
-          <w:tcPr>
-            <w:tcW w:w="9870" w:type="dxa"/>
-            <w:gridSpan w:val="6"/>
-            <w:vAlign w:val="center"/>
-          </w:tcPr>
-          <w:p>
-            <w:pPr>
-              <w:keepNext/>
-              <w:spacing w:before="26"/>
-              <w:jc w:val="center"/>
-              <w:rPr>
-                <w:rFonts w:hint="eastAsia" w:ascii="微软雅黑" w:hAnsi="微软雅黑" w:eastAsia="微软雅黑" w:cs="微软雅黑"/>
-                <w:bCs/>
-                <w:sz w:val="18"/>
-                <w:szCs w:val="18"/>
-                <w:lang w:eastAsia="zh-CN"/>
-              </w:rPr>
-            </w:pPr>
-            <w:r>
-              <w:rPr>
-                <w:rFonts w:hint="eastAsia" w:ascii="微软雅黑" w:hAnsi="微软雅黑" w:eastAsia="微软雅黑" w:cs="微软雅黑"/>
-                <w:b/>
-                <w:sz w:val="18"/>
-                <w:szCs w:val="18"/>
-                <w:lang w:eastAsia="zh-CN"/>
-              </w:rPr>
-              <w:t>{%tr for cti in tdd.clinicalTrialInformationStr %}</w:t>
-            </w:r>
-          </w:p>
-        </w:tc>
-      </w:tr>
-      <w:tr>
-        <w:tblPrEx>
-          <w:tblBorders>
-            <w:top w:val="single" w:color="0B8770" w:sz="12" w:space="0"/>
-            <w:left w:val="none" w:color="auto" w:sz="0" w:space="0"/>
-            <w:bottom w:val="dotted" w:color="0B8770" w:sz="4" w:space="0"/>
-            <w:right w:val="none" w:color="auto" w:sz="0" w:space="0"/>
-            <w:insideH w:val="dotted" w:color="0B8770" w:sz="4" w:space="0"/>
-            <w:insideV w:val="dotted" w:color="0B8770" w:sz="4" w:space="0"/>
-          </w:tblBorders>
-          <w:tblCellMar>
-            <w:top w:w="0" w:type="dxa"/>
-            <w:left w:w="108" w:type="dxa"/>
-            <w:bottom w:w="0" w:type="dxa"/>
-            <w:right w:w="108" w:type="dxa"/>
-          </w:tblCellMar>
-        </w:tblPrEx>
-        <w:trPr>
-          <w:jc w:val="center"/>
-        </w:trPr>
-        <w:tc>
-          <w:tcPr>
-            <w:tcW w:w="1645" w:type="dxa"/>
-            <w:vAlign w:val="center"/>
-          </w:tcPr>
-          <w:p>
-            <w:pPr>
-              <w:keepNext/>
-              <w:spacing w:before="26"/>
-              <w:jc w:val="center"/>
-              <w:rPr>
-                <w:rFonts w:hint="eastAsia" w:ascii="微软雅黑" w:hAnsi="微软雅黑" w:eastAsia="微软雅黑" w:cs="微软雅黑"/>
-                <w:bCs/>
-                <w:sz w:val="18"/>
-                <w:szCs w:val="18"/>
-                <w:lang w:eastAsia="zh-CN"/>
-              </w:rPr>
-            </w:pPr>
-            <w:r>
-              <w:rPr>
-                <w:rFonts w:hint="eastAsia" w:ascii="微软雅黑" w:hAnsi="微软雅黑" w:eastAsia="微软雅黑" w:cs="微软雅黑"/>
-                <w:bCs/>
-                <w:sz w:val="18"/>
-                <w:szCs w:val="18"/>
-                <w:lang w:eastAsia="zh-CN"/>
-              </w:rPr>
-              <w:t>{{ cti.clinical_trial_id }}</w:t>
-            </w:r>
-          </w:p>
-        </w:tc>
-        <w:tc>
-          <w:tcPr>
-            <w:tcW w:w="3884" w:type="dxa"/>
-            <w:vAlign w:val="center"/>
-          </w:tcPr>
-          <w:p>
-            <w:pPr>
-              <w:keepNext/>
-              <w:jc w:val="center"/>
-              <w:rPr>
-                <w:rFonts w:hint="eastAsia" w:ascii="微软雅黑" w:hAnsi="微软雅黑" w:eastAsia="微软雅黑" w:cs="微软雅黑"/>
-                <w:bCs/>
-                <w:sz w:val="18"/>
-                <w:szCs w:val="18"/>
-                <w:lang w:eastAsia="zh-CN"/>
-              </w:rPr>
-            </w:pPr>
-            <w:r>
-              <w:rPr>
-                <w:rFonts w:hint="eastAsia" w:ascii="微软雅黑" w:hAnsi="微软雅黑" w:eastAsia="微软雅黑" w:cs="微软雅黑"/>
-                <w:bCs/>
-                <w:sz w:val="18"/>
-                <w:szCs w:val="18"/>
-                <w:lang w:eastAsia="zh-CN"/>
-              </w:rPr>
-              <w:t>{{ cti.title_chinese }}</w:t>
-            </w:r>
-          </w:p>
-        </w:tc>
-        <w:tc>
-          <w:tcPr>
-            <w:tcW w:w="1246" w:type="dxa"/>
-            <w:vAlign w:val="center"/>
-          </w:tcPr>
-          <w:p>
-            <w:pPr>
-              <w:keepNext/>
-              <w:spacing w:before="26"/>
-              <w:jc w:val="center"/>
-              <w:rPr>
-                <w:rFonts w:hint="eastAsia" w:ascii="微软雅黑" w:hAnsi="微软雅黑" w:eastAsia="微软雅黑" w:cs="微软雅黑"/>
-                <w:bCs/>
-                <w:sz w:val="18"/>
-                <w:szCs w:val="18"/>
-                <w:lang w:eastAsia="zh-CN"/>
-              </w:rPr>
-            </w:pPr>
-            <w:r>
-              <w:rPr>
-                <w:rFonts w:hint="eastAsia" w:ascii="微软雅黑" w:hAnsi="微软雅黑" w:eastAsia="微软雅黑" w:cs="微软雅黑"/>
-                <w:bCs/>
-                <w:sz w:val="18"/>
-                <w:szCs w:val="18"/>
-                <w:lang w:eastAsia="zh-CN"/>
-              </w:rPr>
-              <w:t>{{ cti.condition_chinese }}</w:t>
-            </w:r>
-          </w:p>
-        </w:tc>
-        <w:tc>
-          <w:tcPr>
-            <w:tcW w:w="1035" w:type="dxa"/>
-            <w:vAlign w:val="center"/>
-          </w:tcPr>
-          <w:p>
-            <w:pPr>
-              <w:keepNext/>
-              <w:spacing w:before="26"/>
-              <w:jc w:val="center"/>
-              <w:rPr>
-                <w:rFonts w:hint="eastAsia" w:ascii="微软雅黑" w:hAnsi="微软雅黑" w:eastAsia="微软雅黑" w:cs="微软雅黑"/>
-                <w:bCs/>
-                <w:sz w:val="18"/>
-                <w:szCs w:val="18"/>
-                <w:lang w:eastAsia="zh-CN"/>
-              </w:rPr>
-            </w:pPr>
-            <w:r>
-              <w:rPr>
-                <w:rFonts w:hint="eastAsia" w:ascii="微软雅黑" w:hAnsi="微软雅黑" w:eastAsia="微软雅黑" w:cs="微软雅黑"/>
-                <w:bCs/>
-                <w:sz w:val="18"/>
-                <w:szCs w:val="18"/>
-                <w:lang w:eastAsia="zh-CN"/>
-              </w:rPr>
-              <w:t>{{ cti.phase }}</w:t>
-            </w:r>
-          </w:p>
-        </w:tc>
-        <w:tc>
-          <w:tcPr>
-            <w:tcW w:w="1204" w:type="dxa"/>
-            <w:vAlign w:val="center"/>
-          </w:tcPr>
-          <w:p>
-            <w:pPr>
-              <w:spacing w:before="1" w:line="249" w:lineRule="auto"/>
-              <w:ind w:right="131"/>
-              <w:jc w:val="center"/>
-              <w:rPr>
-                <w:rFonts w:hint="eastAsia" w:ascii="微软雅黑" w:hAnsi="微软雅黑" w:eastAsia="微软雅黑" w:cs="微软雅黑"/>
-                <w:sz w:val="18"/>
-                <w:szCs w:val="18"/>
-                <w:lang w:eastAsia="zh-CN"/>
-              </w:rPr>
-            </w:pPr>
-            <w:r>
-              <w:rPr>
-                <w:rFonts w:hint="eastAsia" w:ascii="微软雅黑" w:hAnsi="微软雅黑" w:eastAsia="微软雅黑" w:cs="微软雅黑"/>
-                <w:sz w:val="18"/>
-                <w:szCs w:val="18"/>
-                <w:lang w:eastAsia="zh-CN"/>
-              </w:rPr>
-              <w:t xml:space="preserve">{% for d in </w:t>
-            </w:r>
-            <w:r>
-              <w:rPr>
-                <w:rFonts w:hint="eastAsia" w:ascii="微软雅黑" w:hAnsi="微软雅黑" w:eastAsia="微软雅黑" w:cs="微软雅黑"/>
-                <w:bCs/>
-                <w:sz w:val="18"/>
-                <w:szCs w:val="18"/>
-                <w:lang w:eastAsia="zh-CN"/>
-              </w:rPr>
-              <w:t>cti.drug_name_chinese</w:t>
-            </w:r>
-            <w:r>
-              <w:rPr>
-                <w:rFonts w:hint="eastAsia" w:ascii="微软雅黑" w:hAnsi="微软雅黑" w:eastAsia="微软雅黑" w:cs="微软雅黑"/>
-                <w:sz w:val="18"/>
-                <w:szCs w:val="18"/>
-                <w:lang w:eastAsia="zh-CN"/>
-              </w:rPr>
-              <w:t xml:space="preserve"> %}{%if loop.last%}{{ d.name }}{%else%}{{ d.name }}</w:t>
-            </w:r>
-          </w:p>
-          <w:p>
-            <w:pPr>
-              <w:keepNext/>
-              <w:jc w:val="center"/>
-              <w:rPr>
-                <w:rFonts w:hint="eastAsia" w:ascii="微软雅黑" w:hAnsi="微软雅黑" w:eastAsia="微软雅黑" w:cs="微软雅黑"/>
-                <w:sz w:val="18"/>
-                <w:szCs w:val="18"/>
-                <w:lang w:eastAsia="zh-CN"/>
-              </w:rPr>
-            </w:pPr>
-            <w:r>
-              <w:rPr>
-                <w:rFonts w:hint="eastAsia" w:ascii="微软雅黑" w:hAnsi="微软雅黑" w:eastAsia="微软雅黑" w:cs="微软雅黑"/>
-                <w:sz w:val="18"/>
-                <w:szCs w:val="18"/>
-                <w:lang w:eastAsia="zh-CN"/>
-              </w:rPr>
-              <w:t>{%endif%}{% endfor %}</w:t>
-            </w:r>
-          </w:p>
-        </w:tc>
-        <w:tc>
-          <w:tcPr>
-            <w:tcW w:w="856" w:type="dxa"/>
-            <w:vAlign w:val="center"/>
-          </w:tcPr>
-          <w:p>
-            <w:pPr>
-              <w:keepNext/>
-              <w:spacing w:before="26"/>
-              <w:jc w:val="center"/>
-              <w:rPr>
-                <w:rFonts w:hint="eastAsia" w:ascii="微软雅黑" w:hAnsi="微软雅黑" w:eastAsia="微软雅黑" w:cs="微软雅黑"/>
-                <w:bCs/>
-                <w:sz w:val="18"/>
-                <w:szCs w:val="18"/>
-                <w:lang w:eastAsia="zh-CN"/>
-              </w:rPr>
-            </w:pPr>
-            <w:r>
-              <w:rPr>
-                <w:rFonts w:hint="eastAsia" w:ascii="微软雅黑" w:hAnsi="微软雅黑" w:eastAsia="微软雅黑" w:cs="微软雅黑"/>
-                <w:bCs/>
-                <w:sz w:val="18"/>
-                <w:szCs w:val="18"/>
-                <w:lang w:eastAsia="zh-CN"/>
-              </w:rPr>
-              <w:t>{{ cti.location_chinese }}</w:t>
-            </w:r>
-          </w:p>
-        </w:tc>
-      </w:tr>
-      <w:tr>
-        <w:tblPrEx>
-          <w:tblBorders>
-            <w:top w:val="single" w:color="0B8770" w:sz="12" w:space="0"/>
-            <w:left w:val="none" w:color="auto" w:sz="0" w:space="0"/>
-            <w:bottom w:val="dotted" w:color="0B8770" w:sz="4" w:space="0"/>
-            <w:right w:val="none" w:color="auto" w:sz="0" w:space="0"/>
-            <w:insideH w:val="dotted" w:color="0B8770" w:sz="4" w:space="0"/>
-            <w:insideV w:val="dotted" w:color="0B8770" w:sz="4" w:space="0"/>
-          </w:tblBorders>
-          <w:tblCellMar>
-            <w:top w:w="0" w:type="dxa"/>
-            <w:left w:w="108" w:type="dxa"/>
-            <w:bottom w:w="0" w:type="dxa"/>
-            <w:right w:w="108" w:type="dxa"/>
-          </w:tblCellMar>
-        </w:tblPrEx>
-        <w:trPr>
-          <w:jc w:val="center"/>
-        </w:trPr>
-        <w:tc>
-          <w:tcPr>
-            <w:tcW w:w="9870" w:type="dxa"/>
-            <w:gridSpan w:val="6"/>
-            <w:vAlign w:val="center"/>
-          </w:tcPr>
-          <w:p>
-            <w:pPr>
-              <w:keepNext/>
-              <w:spacing w:before="26"/>
-              <w:jc w:val="center"/>
-              <w:rPr>
-                <w:rFonts w:hint="eastAsia" w:ascii="微软雅黑" w:hAnsi="微软雅黑" w:eastAsia="微软雅黑" w:cs="微软雅黑"/>
-                <w:bCs/>
-                <w:sz w:val="18"/>
-                <w:szCs w:val="18"/>
-                <w:lang w:eastAsia="zh-CN"/>
-              </w:rPr>
-            </w:pPr>
-            <w:r>
-              <w:rPr>
-                <w:rFonts w:hint="eastAsia" w:ascii="微软雅黑" w:hAnsi="微软雅黑" w:eastAsia="微软雅黑" w:cs="微软雅黑"/>
-                <w:bCs/>
-                <w:sz w:val="18"/>
-                <w:szCs w:val="18"/>
-                <w:lang w:eastAsia="zh-CN"/>
-              </w:rPr>
-              <w:t>{%tr endfor %}</w:t>
-            </w:r>
-          </w:p>
-        </w:tc>
-      </w:tr>
-    </w:tbl>
-    <w:p>
-      <w:pPr>
-        <w:pStyle w:val="23"/>
-        <w:rPr>
-          <w:rFonts w:hint="eastAsia" w:ascii="微软雅黑" w:hAnsi="微软雅黑" w:eastAsia="微软雅黑" w:cs="微软雅黑"/>
-          <w:color w:val="0B8770"/>
-        </w:rPr>
-      </w:pPr>
-      <w:r>
-        <w:rPr>
-          <w:rFonts w:hint="eastAsia" w:ascii="微软雅黑" w:hAnsi="微软雅黑" w:eastAsia="微软雅黑" w:cs="微软雅黑"/>
-          <w:color w:val="0B8770"/>
-        </w:rPr>
-        <w:t>{% endif %}{% endfor %}{% for vus in unknownVarAnalysisStr %}</w:t>
+        </w:rPr>
+        <w:t>{% endfor %}{% for vus in unknownVarAnalysisStr %}</w:t>
       </w:r>
     </w:p>
     <w:p>
@@ -20606,7 +18123,15 @@
     </w:tbl>
     <w:p>
       <w:pPr>
-        <w:spacing w:before="26"/>
+        <w:rPr>
+          <w:rFonts w:hint="eastAsia" w:ascii="微软雅黑" w:hAnsi="微软雅黑" w:eastAsia="微软雅黑" w:cs="微软雅黑"/>
+          <w:b/>
+          <w:sz w:val="24"/>
+          <w:szCs w:val="24"/>
+          <w:lang w:eastAsia="zh-CN"/>
+        </w:rPr>
+      </w:pPr>
+      <w:r>
         <w:rPr>
           <w:rFonts w:hint="eastAsia" w:ascii="微软雅黑" w:hAnsi="微软雅黑" w:eastAsia="微软雅黑" w:cs="微软雅黑"/>
           <w:b/>
@@ -20615,1898 +18140,7 @@
           <w:szCs w:val="24"/>
           <w:lang w:eastAsia="zh-CN"/>
         </w:rPr>
-      </w:pPr>
-      <w:r>
-        <w:rPr>
-          <w:rFonts w:hint="eastAsia" w:ascii="微软雅黑" w:hAnsi="微软雅黑" w:eastAsia="微软雅黑" w:cs="微软雅黑"/>
-          <w:b/>
-          <w:color w:val="0B8770"/>
-          <w:sz w:val="24"/>
-          <w:szCs w:val="24"/>
-          <w:lang w:eastAsia="zh-CN"/>
-        </w:rPr>
-        <w:t>{%if tdd.drugResearchList != [] %}</w:t>
-      </w:r>
-    </w:p>
-    <w:p>
-      <w:pPr>
-        <w:keepNext/>
-        <w:spacing w:before="26"/>
-        <w:rPr>
-          <w:rFonts w:hint="eastAsia" w:ascii="微软雅黑" w:hAnsi="微软雅黑" w:eastAsia="微软雅黑" w:cs="微软雅黑"/>
-          <w:b/>
-          <w:color w:val="0B8770"/>
-          <w:sz w:val="24"/>
-          <w:lang w:eastAsia="zh-CN"/>
-        </w:rPr>
-      </w:pPr>
-      <w:r>
-        <w:rPr>
-          <w:rFonts w:hint="eastAsia" w:ascii="微软雅黑" w:hAnsi="微软雅黑" w:eastAsia="微软雅黑" w:cs="微软雅黑"/>
-          <w:b/>
-          <w:color w:val="0B8770"/>
-          <w:sz w:val="24"/>
-          <w:lang w:eastAsia="zh-CN"/>
-        </w:rPr>
-        <w:t>潜在受益药物研究信息：</w:t>
-      </w:r>
-    </w:p>
-    <w:tbl>
-      <w:tblPr>
-        <w:tblStyle w:val="13"/>
-        <w:tblpPr w:leftFromText="180" w:rightFromText="180" w:vertAnchor="text" w:tblpXSpec="center" w:tblpY="1"/>
-        <w:tblOverlap w:val="never"/>
-        <w:tblW w:w="9870" w:type="dxa"/>
-        <w:jc w:val="center"/>
-        <w:tblBorders>
-          <w:top w:val="single" w:color="0B8770" w:sz="12" w:space="0"/>
-          <w:left w:val="none" w:color="auto" w:sz="0" w:space="0"/>
-          <w:bottom w:val="dotted" w:color="0B8770" w:sz="4" w:space="0"/>
-          <w:right w:val="none" w:color="auto" w:sz="0" w:space="0"/>
-          <w:insideH w:val="dotted" w:color="0B8770" w:sz="4" w:space="0"/>
-          <w:insideV w:val="dotted" w:color="0B8770" w:sz="4" w:space="0"/>
-        </w:tblBorders>
-        <w:tblLayout w:type="fixed"/>
-        <w:tblCellMar>
-          <w:top w:w="0" w:type="dxa"/>
-          <w:left w:w="108" w:type="dxa"/>
-          <w:bottom w:w="0" w:type="dxa"/>
-          <w:right w:w="108" w:type="dxa"/>
-        </w:tblCellMar>
-      </w:tblPr>
-      <w:tblGrid>
-        <w:gridCol w:w="1526"/>
-        <w:gridCol w:w="1417"/>
-        <w:gridCol w:w="1232"/>
-        <w:gridCol w:w="5695"/>
-      </w:tblGrid>
-      <w:tr>
-        <w:tblPrEx>
-          <w:tblBorders>
-            <w:top w:val="single" w:color="0B8770" w:sz="12" w:space="0"/>
-            <w:left w:val="none" w:color="auto" w:sz="0" w:space="0"/>
-            <w:bottom w:val="dotted" w:color="0B8770" w:sz="4" w:space="0"/>
-            <w:right w:val="none" w:color="auto" w:sz="0" w:space="0"/>
-            <w:insideH w:val="dotted" w:color="0B8770" w:sz="4" w:space="0"/>
-            <w:insideV w:val="dotted" w:color="0B8770" w:sz="4" w:space="0"/>
-          </w:tblBorders>
-          <w:tblCellMar>
-            <w:top w:w="0" w:type="dxa"/>
-            <w:left w:w="108" w:type="dxa"/>
-            <w:bottom w:w="0" w:type="dxa"/>
-            <w:right w:w="108" w:type="dxa"/>
-          </w:tblCellMar>
-        </w:tblPrEx>
-        <w:trPr>
-          <w:trHeight w:val="417" w:hRule="atLeast"/>
-          <w:jc w:val="center"/>
-        </w:trPr>
-        <w:tc>
-          <w:tcPr>
-            <w:tcW w:w="1526" w:type="dxa"/>
-            <w:shd w:val="clear" w:color="auto" w:fill="0B8770"/>
-            <w:vAlign w:val="center"/>
-          </w:tcPr>
-          <w:p>
-            <w:pPr>
-              <w:keepNext/>
-              <w:jc w:val="center"/>
-              <w:rPr>
-                <w:rFonts w:hint="eastAsia" w:ascii="微软雅黑" w:hAnsi="微软雅黑" w:eastAsia="微软雅黑" w:cs="微软雅黑"/>
-                <w:b/>
-                <w:color w:val="FFFFFF" w:themeColor="background1"/>
-                <w:sz w:val="18"/>
-                <w:szCs w:val="18"/>
-                <w:lang w:eastAsia="zh-CN"/>
-                <w14:textFill>
-                  <w14:solidFill>
-                    <w14:schemeClr w14:val="bg1"/>
-                  </w14:solidFill>
-                </w14:textFill>
-              </w:rPr>
-            </w:pPr>
-            <w:r>
-              <w:rPr>
-                <w:rFonts w:hint="eastAsia" w:ascii="微软雅黑" w:hAnsi="微软雅黑" w:eastAsia="微软雅黑" w:cs="微软雅黑"/>
-                <w:b/>
-                <w:color w:val="FFFFFF" w:themeColor="background1"/>
-                <w:sz w:val="18"/>
-                <w:szCs w:val="18"/>
-                <w:lang w:eastAsia="zh-CN"/>
-                <w14:textFill>
-                  <w14:solidFill>
-                    <w14:schemeClr w14:val="bg1"/>
-                  </w14:solidFill>
-                </w14:textFill>
-              </w:rPr>
-              <w:t>药物名称</w:t>
-            </w:r>
-          </w:p>
-        </w:tc>
-        <w:tc>
-          <w:tcPr>
-            <w:tcW w:w="1417" w:type="dxa"/>
-            <w:shd w:val="clear" w:color="auto" w:fill="0B8770"/>
-            <w:vAlign w:val="center"/>
-          </w:tcPr>
-          <w:p>
-            <w:pPr>
-              <w:keepNext/>
-              <w:jc w:val="center"/>
-              <w:rPr>
-                <w:rFonts w:hint="eastAsia" w:ascii="微软雅黑" w:hAnsi="微软雅黑" w:eastAsia="微软雅黑" w:cs="微软雅黑"/>
-                <w:b/>
-                <w:color w:val="FFFFFF" w:themeColor="background1"/>
-                <w:sz w:val="18"/>
-                <w:szCs w:val="18"/>
-                <w:lang w:eastAsia="zh-CN"/>
-                <w14:textFill>
-                  <w14:solidFill>
-                    <w14:schemeClr w14:val="bg1"/>
-                  </w14:solidFill>
-                </w14:textFill>
-              </w:rPr>
-            </w:pPr>
-            <w:r>
-              <w:rPr>
-                <w:rFonts w:hint="eastAsia" w:ascii="微软雅黑" w:hAnsi="微软雅黑" w:eastAsia="微软雅黑" w:cs="微软雅黑"/>
-                <w:b/>
-                <w:color w:val="FFFFFF" w:themeColor="background1"/>
-                <w:sz w:val="18"/>
-                <w:szCs w:val="18"/>
-                <w:lang w:eastAsia="zh-CN"/>
-                <w14:textFill>
-                  <w14:solidFill>
-                    <w14:schemeClr w14:val="bg1"/>
-                  </w14:solidFill>
-                </w14:textFill>
-              </w:rPr>
-              <w:t>相关疾病</w:t>
-            </w:r>
-          </w:p>
-        </w:tc>
-        <w:tc>
-          <w:tcPr>
-            <w:tcW w:w="1232" w:type="dxa"/>
-            <w:shd w:val="clear" w:color="auto" w:fill="0B8770"/>
-            <w:vAlign w:val="center"/>
-          </w:tcPr>
-          <w:p>
-            <w:pPr>
-              <w:keepNext/>
-              <w:jc w:val="center"/>
-              <w:rPr>
-                <w:rFonts w:hint="eastAsia" w:ascii="微软雅黑" w:hAnsi="微软雅黑" w:eastAsia="微软雅黑" w:cs="微软雅黑"/>
-                <w:b/>
-                <w:color w:val="FFFFFF" w:themeColor="background1"/>
-                <w:sz w:val="18"/>
-                <w:szCs w:val="18"/>
-                <w:lang w:eastAsia="zh-CN"/>
-                <w14:textFill>
-                  <w14:solidFill>
-                    <w14:schemeClr w14:val="bg1"/>
-                  </w14:solidFill>
-                </w14:textFill>
-              </w:rPr>
-            </w:pPr>
-            <w:r>
-              <w:rPr>
-                <w:rFonts w:hint="eastAsia" w:ascii="微软雅黑" w:hAnsi="微软雅黑" w:eastAsia="微软雅黑" w:cs="微软雅黑"/>
-                <w:b/>
-                <w:color w:val="FFFFFF" w:themeColor="background1"/>
-                <w:sz w:val="18"/>
-                <w:szCs w:val="18"/>
-                <w:lang w:eastAsia="zh-CN"/>
-                <w14:textFill>
-                  <w14:solidFill>
-                    <w14:schemeClr w14:val="bg1"/>
-                  </w14:solidFill>
-                </w14:textFill>
-              </w:rPr>
-              <w:t>证据等级</w:t>
-            </w:r>
-          </w:p>
-        </w:tc>
-        <w:tc>
-          <w:tcPr>
-            <w:tcW w:w="5695" w:type="dxa"/>
-            <w:shd w:val="clear" w:color="auto" w:fill="0B8770"/>
-            <w:vAlign w:val="center"/>
-          </w:tcPr>
-          <w:p>
-            <w:pPr>
-              <w:keepNext/>
-              <w:jc w:val="center"/>
-              <w:rPr>
-                <w:rFonts w:hint="eastAsia" w:ascii="微软雅黑" w:hAnsi="微软雅黑" w:eastAsia="微软雅黑" w:cs="微软雅黑"/>
-                <w:b/>
-                <w:color w:val="FFFFFF" w:themeColor="background1"/>
-                <w:sz w:val="18"/>
-                <w:szCs w:val="18"/>
-                <w:lang w:eastAsia="zh-CN"/>
-                <w14:textFill>
-                  <w14:solidFill>
-                    <w14:schemeClr w14:val="bg1"/>
-                  </w14:solidFill>
-                </w14:textFill>
-              </w:rPr>
-            </w:pPr>
-            <w:r>
-              <w:rPr>
-                <w:rFonts w:hint="eastAsia" w:ascii="微软雅黑" w:hAnsi="微软雅黑" w:eastAsia="微软雅黑" w:cs="微软雅黑"/>
-                <w:b/>
-                <w:color w:val="FFFFFF" w:themeColor="background1"/>
-                <w:sz w:val="18"/>
-                <w:szCs w:val="18"/>
-                <w:lang w:eastAsia="zh-CN"/>
-                <w14:textFill>
-                  <w14:solidFill>
-                    <w14:schemeClr w14:val="bg1"/>
-                  </w14:solidFill>
-                </w14:textFill>
-              </w:rPr>
-              <w:t>循证医学信息</w:t>
-            </w:r>
-          </w:p>
-        </w:tc>
-      </w:tr>
-      <w:tr>
-        <w:tblPrEx>
-          <w:tblBorders>
-            <w:top w:val="single" w:color="0B8770" w:sz="12" w:space="0"/>
-            <w:left w:val="none" w:color="auto" w:sz="0" w:space="0"/>
-            <w:bottom w:val="dotted" w:color="0B8770" w:sz="4" w:space="0"/>
-            <w:right w:val="none" w:color="auto" w:sz="0" w:space="0"/>
-            <w:insideH w:val="dotted" w:color="0B8770" w:sz="4" w:space="0"/>
-            <w:insideV w:val="dotted" w:color="0B8770" w:sz="4" w:space="0"/>
-          </w:tblBorders>
-          <w:tblCellMar>
-            <w:top w:w="0" w:type="dxa"/>
-            <w:left w:w="108" w:type="dxa"/>
-            <w:bottom w:w="0" w:type="dxa"/>
-            <w:right w:w="108" w:type="dxa"/>
-          </w:tblCellMar>
-        </w:tblPrEx>
-        <w:trPr>
-          <w:trHeight w:val="494" w:hRule="atLeast"/>
-          <w:jc w:val="center"/>
-        </w:trPr>
-        <w:tc>
-          <w:tcPr>
-            <w:tcW w:w="9870" w:type="dxa"/>
-            <w:gridSpan w:val="4"/>
-            <w:vAlign w:val="center"/>
-          </w:tcPr>
-          <w:p>
-            <w:pPr>
-              <w:keepNext/>
-              <w:spacing w:before="26"/>
-              <w:jc w:val="center"/>
-              <w:rPr>
-                <w:rFonts w:hint="eastAsia" w:ascii="微软雅黑" w:hAnsi="微软雅黑" w:eastAsia="微软雅黑" w:cs="微软雅黑"/>
-                <w:bCs/>
-                <w:sz w:val="18"/>
-                <w:szCs w:val="18"/>
-                <w:highlight w:val="yellow"/>
-                <w:lang w:eastAsia="zh-CN"/>
-              </w:rPr>
-            </w:pPr>
-            <w:r>
-              <w:rPr>
-                <w:rFonts w:hint="eastAsia" w:ascii="微软雅黑" w:hAnsi="微软雅黑" w:eastAsia="微软雅黑" w:cs="微软雅黑"/>
-                <w:b/>
-                <w:sz w:val="18"/>
-                <w:szCs w:val="18"/>
-                <w:lang w:eastAsia="zh-CN"/>
-              </w:rPr>
-              <w:t>{%tr for dis in tdd.drugResearchList %}</w:t>
-            </w:r>
-          </w:p>
-        </w:tc>
-      </w:tr>
-      <w:tr>
-        <w:tblPrEx>
-          <w:tblBorders>
-            <w:top w:val="single" w:color="0B8770" w:sz="12" w:space="0"/>
-            <w:left w:val="none" w:color="auto" w:sz="0" w:space="0"/>
-            <w:bottom w:val="dotted" w:color="0B8770" w:sz="4" w:space="0"/>
-            <w:right w:val="none" w:color="auto" w:sz="0" w:space="0"/>
-            <w:insideH w:val="dotted" w:color="0B8770" w:sz="4" w:space="0"/>
-            <w:insideV w:val="dotted" w:color="0B8770" w:sz="4" w:space="0"/>
-          </w:tblBorders>
-          <w:tblCellMar>
-            <w:top w:w="0" w:type="dxa"/>
-            <w:left w:w="108" w:type="dxa"/>
-            <w:bottom w:w="0" w:type="dxa"/>
-            <w:right w:w="108" w:type="dxa"/>
-          </w:tblCellMar>
-        </w:tblPrEx>
-        <w:trPr>
-          <w:trHeight w:val="494" w:hRule="atLeast"/>
-          <w:jc w:val="center"/>
-        </w:trPr>
-        <w:tc>
-          <w:tcPr>
-            <w:tcW w:w="1526" w:type="dxa"/>
-            <w:vAlign w:val="center"/>
-          </w:tcPr>
-          <w:p>
-            <w:pPr>
-              <w:spacing w:before="1" w:line="249" w:lineRule="auto"/>
-              <w:ind w:right="131"/>
-              <w:jc w:val="center"/>
-              <w:rPr>
-                <w:rFonts w:hint="eastAsia" w:ascii="微软雅黑" w:hAnsi="微软雅黑" w:eastAsia="微软雅黑" w:cs="微软雅黑"/>
-                <w:b/>
-                <w:sz w:val="18"/>
-                <w:szCs w:val="18"/>
-                <w:highlight w:val="yellow"/>
-              </w:rPr>
-            </w:pPr>
-            <w:r>
-              <w:rPr>
-                <w:rFonts w:hint="eastAsia" w:ascii="微软雅黑" w:hAnsi="微软雅黑" w:eastAsia="微软雅黑" w:cs="微软雅黑"/>
-                <w:sz w:val="18"/>
-                <w:szCs w:val="18"/>
-                <w:lang w:eastAsia="zh-CN"/>
-              </w:rPr>
-              <w:t>{{</w:t>
-            </w:r>
-            <w:r>
-              <w:rPr>
-                <w:rFonts w:hint="eastAsia" w:ascii="微软雅黑" w:hAnsi="微软雅黑" w:eastAsia="微软雅黑" w:cs="微软雅黑"/>
-                <w:bCs/>
-                <w:sz w:val="18"/>
-                <w:szCs w:val="18"/>
-                <w:lang w:eastAsia="zh-CN"/>
-              </w:rPr>
-              <w:t>dis.drug_name_chinese3</w:t>
-            </w:r>
-            <w:r>
-              <w:rPr>
-                <w:rFonts w:hint="eastAsia" w:ascii="微软雅黑" w:hAnsi="微软雅黑" w:eastAsia="微软雅黑" w:cs="微软雅黑"/>
-                <w:sz w:val="18"/>
-                <w:szCs w:val="18"/>
-                <w:lang w:eastAsia="zh-CN"/>
-              </w:rPr>
-              <w:t xml:space="preserve"> }}</w:t>
-            </w:r>
-          </w:p>
-        </w:tc>
-        <w:tc>
-          <w:tcPr>
-            <w:tcW w:w="1417" w:type="dxa"/>
-            <w:vAlign w:val="center"/>
-          </w:tcPr>
-          <w:p>
-            <w:pPr>
-              <w:keepNext/>
-              <w:spacing w:before="26"/>
-              <w:jc w:val="center"/>
-              <w:rPr>
-                <w:rFonts w:hint="eastAsia" w:ascii="微软雅黑" w:hAnsi="微软雅黑" w:eastAsia="微软雅黑" w:cs="微软雅黑"/>
-                <w:bCs/>
-                <w:sz w:val="18"/>
-                <w:szCs w:val="18"/>
-                <w:highlight w:val="yellow"/>
-                <w:lang w:eastAsia="zh-CN"/>
-              </w:rPr>
-            </w:pPr>
-            <w:r>
-              <w:rPr>
-                <w:rFonts w:hint="eastAsia" w:ascii="微软雅黑" w:hAnsi="微软雅黑" w:eastAsia="微软雅黑" w:cs="微软雅黑"/>
-                <w:sz w:val="18"/>
-                <w:szCs w:val="18"/>
-                <w:lang w:eastAsia="zh-CN"/>
-              </w:rPr>
-              <w:t>{{dis.</w:t>
-            </w:r>
-            <w:r>
-              <w:rPr>
-                <w:rFonts w:hint="eastAsia" w:ascii="微软雅黑" w:hAnsi="微软雅黑" w:eastAsia="微软雅黑" w:cs="微软雅黑"/>
-                <w:bCs/>
-                <w:sz w:val="18"/>
-                <w:szCs w:val="18"/>
-                <w:lang w:eastAsia="zh-CN"/>
-              </w:rPr>
-              <w:t>disease_name_chinese</w:t>
-            </w:r>
-            <w:r>
-              <w:rPr>
-                <w:rFonts w:hint="eastAsia" w:ascii="微软雅黑" w:hAnsi="微软雅黑" w:eastAsia="微软雅黑" w:cs="微软雅黑"/>
-                <w:sz w:val="18"/>
-                <w:szCs w:val="18"/>
-                <w:lang w:eastAsia="zh-CN"/>
-              </w:rPr>
-              <w:t>}}</w:t>
-            </w:r>
-          </w:p>
-        </w:tc>
-        <w:tc>
-          <w:tcPr>
-            <w:tcW w:w="1232" w:type="dxa"/>
-            <w:vAlign w:val="center"/>
-          </w:tcPr>
-          <w:p>
-            <w:pPr>
-              <w:keepNext/>
-              <w:spacing w:before="26"/>
-              <w:jc w:val="center"/>
-              <w:rPr>
-                <w:rFonts w:hint="eastAsia" w:ascii="微软雅黑" w:hAnsi="微软雅黑" w:eastAsia="微软雅黑" w:cs="微软雅黑"/>
-                <w:bCs/>
-                <w:sz w:val="18"/>
-                <w:szCs w:val="18"/>
-                <w:highlight w:val="yellow"/>
-                <w:lang w:eastAsia="zh-CN"/>
-              </w:rPr>
-            </w:pPr>
-            <w:r>
-              <w:rPr>
-                <w:rFonts w:hint="eastAsia" w:ascii="微软雅黑" w:hAnsi="微软雅黑" w:eastAsia="微软雅黑" w:cs="微软雅黑"/>
-                <w:sz w:val="18"/>
-                <w:szCs w:val="18"/>
-                <w:lang w:eastAsia="zh-CN"/>
-              </w:rPr>
-              <w:t>{{</w:t>
-            </w:r>
-            <w:r>
-              <w:rPr>
-                <w:rFonts w:hint="eastAsia" w:ascii="微软雅黑" w:hAnsi="微软雅黑" w:eastAsia="微软雅黑" w:cs="微软雅黑"/>
-                <w:bCs/>
-                <w:sz w:val="18"/>
-                <w:szCs w:val="18"/>
-                <w:lang w:eastAsia="zh-CN"/>
-              </w:rPr>
-              <w:t>dis.evidence_phase_chinese</w:t>
-            </w:r>
-            <w:r>
-              <w:rPr>
-                <w:rFonts w:hint="eastAsia" w:ascii="微软雅黑" w:hAnsi="微软雅黑" w:eastAsia="微软雅黑" w:cs="微软雅黑"/>
-                <w:sz w:val="18"/>
-                <w:szCs w:val="18"/>
-                <w:lang w:eastAsia="zh-CN"/>
-              </w:rPr>
-              <w:t>}}</w:t>
-            </w:r>
-          </w:p>
-        </w:tc>
-        <w:tc>
-          <w:tcPr>
-            <w:tcW w:w="5695" w:type="dxa"/>
-            <w:vAlign w:val="center"/>
-          </w:tcPr>
-          <w:p>
-            <w:pPr>
-              <w:keepNext/>
-              <w:spacing w:before="26"/>
-              <w:jc w:val="center"/>
-              <w:rPr>
-                <w:rFonts w:hint="eastAsia" w:ascii="微软雅黑" w:hAnsi="微软雅黑" w:eastAsia="微软雅黑" w:cs="微软雅黑"/>
-                <w:bCs/>
-                <w:sz w:val="18"/>
-                <w:szCs w:val="18"/>
-                <w:highlight w:val="yellow"/>
-                <w:lang w:eastAsia="zh-CN"/>
-              </w:rPr>
-            </w:pPr>
-            <w:r>
-              <w:rPr>
-                <w:rFonts w:hint="eastAsia" w:ascii="微软雅黑" w:hAnsi="微软雅黑" w:eastAsia="微软雅黑" w:cs="微软雅黑"/>
-                <w:sz w:val="18"/>
-                <w:szCs w:val="18"/>
-                <w:lang w:eastAsia="zh-CN"/>
-              </w:rPr>
-              <w:t>{{</w:t>
-            </w:r>
-            <w:r>
-              <w:rPr>
-                <w:rFonts w:hint="eastAsia" w:ascii="微软雅黑" w:hAnsi="微软雅黑" w:eastAsia="微软雅黑" w:cs="微软雅黑"/>
-                <w:bCs/>
-                <w:sz w:val="18"/>
-                <w:szCs w:val="18"/>
-                <w:lang w:eastAsia="zh-CN"/>
-              </w:rPr>
-              <w:t>dis.annotation_chinese</w:t>
-            </w:r>
-            <w:r>
-              <w:rPr>
-                <w:rFonts w:hint="eastAsia" w:ascii="微软雅黑" w:hAnsi="微软雅黑" w:eastAsia="微软雅黑" w:cs="微软雅黑"/>
-                <w:sz w:val="18"/>
-                <w:szCs w:val="18"/>
-                <w:lang w:eastAsia="zh-CN"/>
-              </w:rPr>
-              <w:t>}}</w:t>
-            </w:r>
-          </w:p>
-        </w:tc>
-      </w:tr>
-      <w:tr>
-        <w:tblPrEx>
-          <w:tblBorders>
-            <w:top w:val="single" w:color="0B8770" w:sz="12" w:space="0"/>
-            <w:left w:val="none" w:color="auto" w:sz="0" w:space="0"/>
-            <w:bottom w:val="dotted" w:color="0B8770" w:sz="4" w:space="0"/>
-            <w:right w:val="none" w:color="auto" w:sz="0" w:space="0"/>
-            <w:insideH w:val="dotted" w:color="0B8770" w:sz="4" w:space="0"/>
-            <w:insideV w:val="dotted" w:color="0B8770" w:sz="4" w:space="0"/>
-          </w:tblBorders>
-          <w:tblCellMar>
-            <w:top w:w="0" w:type="dxa"/>
-            <w:left w:w="108" w:type="dxa"/>
-            <w:bottom w:w="0" w:type="dxa"/>
-            <w:right w:w="108" w:type="dxa"/>
-          </w:tblCellMar>
-        </w:tblPrEx>
-        <w:trPr>
-          <w:trHeight w:val="494" w:hRule="atLeast"/>
-          <w:jc w:val="center"/>
-        </w:trPr>
-        <w:tc>
-          <w:tcPr>
-            <w:tcW w:w="9870" w:type="dxa"/>
-            <w:gridSpan w:val="4"/>
-            <w:vAlign w:val="center"/>
-          </w:tcPr>
-          <w:p>
-            <w:pPr>
-              <w:keepNext/>
-              <w:spacing w:before="26"/>
-              <w:jc w:val="center"/>
-              <w:rPr>
-                <w:rFonts w:hint="eastAsia" w:ascii="微软雅黑" w:hAnsi="微软雅黑" w:eastAsia="微软雅黑" w:cs="微软雅黑"/>
-                <w:bCs/>
-                <w:sz w:val="18"/>
-                <w:szCs w:val="18"/>
-                <w:lang w:eastAsia="zh-CN"/>
-              </w:rPr>
-            </w:pPr>
-            <w:r>
-              <w:rPr>
-                <w:rFonts w:hint="eastAsia" w:ascii="微软雅黑" w:hAnsi="微软雅黑" w:eastAsia="微软雅黑" w:cs="微软雅黑"/>
-                <w:b/>
-                <w:sz w:val="18"/>
-                <w:szCs w:val="18"/>
-                <w:lang w:eastAsia="zh-CN"/>
-              </w:rPr>
-              <w:t>{%tr endfor %}</w:t>
-            </w:r>
-          </w:p>
-        </w:tc>
-      </w:tr>
-    </w:tbl>
-    <w:p>
-      <w:pPr>
-        <w:spacing w:before="26"/>
-        <w:rPr>
-          <w:rFonts w:hint="eastAsia" w:ascii="微软雅黑" w:hAnsi="微软雅黑" w:eastAsia="微软雅黑" w:cs="微软雅黑"/>
-          <w:b/>
-          <w:color w:val="0B8770"/>
-          <w:sz w:val="24"/>
-          <w:szCs w:val="24"/>
-          <w:lang w:eastAsia="zh-CN"/>
-        </w:rPr>
-      </w:pPr>
-      <w:r>
-        <w:rPr>
-          <w:rFonts w:hint="eastAsia" w:ascii="微软雅黑" w:hAnsi="微软雅黑" w:eastAsia="微软雅黑" w:cs="微软雅黑"/>
-          <w:b/>
-          <w:color w:val="0B8770"/>
-          <w:sz w:val="24"/>
-          <w:szCs w:val="24"/>
-          <w:lang w:eastAsia="zh-CN"/>
-        </w:rPr>
-        <w:t>{% endif %}{%if tdd.potentialDrugList != [] %}</w:t>
-      </w:r>
-    </w:p>
-    <w:p>
-      <w:pPr>
-        <w:keepNext/>
-        <w:spacing w:before="26"/>
-        <w:rPr>
-          <w:rFonts w:hint="eastAsia" w:ascii="微软雅黑" w:hAnsi="微软雅黑" w:eastAsia="微软雅黑" w:cs="微软雅黑"/>
-          <w:b/>
-          <w:color w:val="0B8770"/>
-          <w:sz w:val="24"/>
-          <w:lang w:eastAsia="zh-CN"/>
-        </w:rPr>
-      </w:pPr>
-      <w:r>
-        <w:rPr>
-          <w:rFonts w:hint="eastAsia" w:ascii="微软雅黑" w:hAnsi="微软雅黑" w:eastAsia="微软雅黑" w:cs="微软雅黑"/>
-          <w:b/>
-          <w:color w:val="0B8770"/>
-          <w:sz w:val="24"/>
-          <w:lang w:eastAsia="zh-CN"/>
-        </w:rPr>
-        <w:t>潜在耐药研究信息：</w:t>
-      </w:r>
-    </w:p>
-    <w:tbl>
-      <w:tblPr>
-        <w:tblStyle w:val="13"/>
-        <w:tblpPr w:leftFromText="180" w:rightFromText="180" w:vertAnchor="text" w:tblpXSpec="center" w:tblpY="1"/>
-        <w:tblOverlap w:val="never"/>
-        <w:tblW w:w="9870" w:type="dxa"/>
-        <w:jc w:val="center"/>
-        <w:tblBorders>
-          <w:top w:val="single" w:color="0B8770" w:sz="12" w:space="0"/>
-          <w:left w:val="none" w:color="auto" w:sz="0" w:space="0"/>
-          <w:bottom w:val="dotted" w:color="0B8770" w:sz="4" w:space="0"/>
-          <w:right w:val="none" w:color="auto" w:sz="0" w:space="0"/>
-          <w:insideH w:val="dotted" w:color="0B8770" w:sz="4" w:space="0"/>
-          <w:insideV w:val="dotted" w:color="0B8770" w:sz="4" w:space="0"/>
-        </w:tblBorders>
-        <w:tblLayout w:type="fixed"/>
-        <w:tblCellMar>
-          <w:top w:w="0" w:type="dxa"/>
-          <w:left w:w="108" w:type="dxa"/>
-          <w:bottom w:w="0" w:type="dxa"/>
-          <w:right w:w="108" w:type="dxa"/>
-        </w:tblCellMar>
-      </w:tblPr>
-      <w:tblGrid>
-        <w:gridCol w:w="1526"/>
-        <w:gridCol w:w="1417"/>
-        <w:gridCol w:w="1261"/>
-        <w:gridCol w:w="5666"/>
-      </w:tblGrid>
-      <w:tr>
-        <w:tblPrEx>
-          <w:tblBorders>
-            <w:top w:val="single" w:color="0B8770" w:sz="12" w:space="0"/>
-            <w:left w:val="none" w:color="auto" w:sz="0" w:space="0"/>
-            <w:bottom w:val="dotted" w:color="0B8770" w:sz="4" w:space="0"/>
-            <w:right w:val="none" w:color="auto" w:sz="0" w:space="0"/>
-            <w:insideH w:val="dotted" w:color="0B8770" w:sz="4" w:space="0"/>
-            <w:insideV w:val="dotted" w:color="0B8770" w:sz="4" w:space="0"/>
-          </w:tblBorders>
-          <w:tblCellMar>
-            <w:top w:w="0" w:type="dxa"/>
-            <w:left w:w="108" w:type="dxa"/>
-            <w:bottom w:w="0" w:type="dxa"/>
-            <w:right w:w="108" w:type="dxa"/>
-          </w:tblCellMar>
-        </w:tblPrEx>
-        <w:trPr>
-          <w:trHeight w:val="417" w:hRule="atLeast"/>
-          <w:jc w:val="center"/>
-        </w:trPr>
-        <w:tc>
-          <w:tcPr>
-            <w:tcW w:w="1526" w:type="dxa"/>
-            <w:shd w:val="clear" w:color="auto" w:fill="0B8770"/>
-            <w:vAlign w:val="center"/>
-          </w:tcPr>
-          <w:p>
-            <w:pPr>
-              <w:keepNext/>
-              <w:jc w:val="center"/>
-              <w:rPr>
-                <w:rFonts w:hint="eastAsia" w:ascii="微软雅黑" w:hAnsi="微软雅黑" w:eastAsia="微软雅黑" w:cs="微软雅黑"/>
-                <w:b/>
-                <w:color w:val="FFFFFF" w:themeColor="background1"/>
-                <w:sz w:val="18"/>
-                <w:szCs w:val="18"/>
-                <w:lang w:eastAsia="zh-CN"/>
-                <w14:textFill>
-                  <w14:solidFill>
-                    <w14:schemeClr w14:val="bg1"/>
-                  </w14:solidFill>
-                </w14:textFill>
-              </w:rPr>
-            </w:pPr>
-            <w:r>
-              <w:rPr>
-                <w:rFonts w:hint="eastAsia" w:ascii="微软雅黑" w:hAnsi="微软雅黑" w:eastAsia="微软雅黑" w:cs="微软雅黑"/>
-                <w:b/>
-                <w:color w:val="FFFFFF" w:themeColor="background1"/>
-                <w:sz w:val="18"/>
-                <w:szCs w:val="18"/>
-                <w:lang w:eastAsia="zh-CN"/>
-                <w14:textFill>
-                  <w14:solidFill>
-                    <w14:schemeClr w14:val="bg1"/>
-                  </w14:solidFill>
-                </w14:textFill>
-              </w:rPr>
-              <w:t>药物名称</w:t>
-            </w:r>
-          </w:p>
-        </w:tc>
-        <w:tc>
-          <w:tcPr>
-            <w:tcW w:w="1417" w:type="dxa"/>
-            <w:shd w:val="clear" w:color="auto" w:fill="0B8770"/>
-            <w:vAlign w:val="center"/>
-          </w:tcPr>
-          <w:p>
-            <w:pPr>
-              <w:keepNext/>
-              <w:jc w:val="center"/>
-              <w:rPr>
-                <w:rFonts w:hint="eastAsia" w:ascii="微软雅黑" w:hAnsi="微软雅黑" w:eastAsia="微软雅黑" w:cs="微软雅黑"/>
-                <w:b/>
-                <w:color w:val="FFFFFF" w:themeColor="background1"/>
-                <w:sz w:val="18"/>
-                <w:szCs w:val="18"/>
-                <w:lang w:eastAsia="zh-CN"/>
-                <w14:textFill>
-                  <w14:solidFill>
-                    <w14:schemeClr w14:val="bg1"/>
-                  </w14:solidFill>
-                </w14:textFill>
-              </w:rPr>
-            </w:pPr>
-            <w:r>
-              <w:rPr>
-                <w:rFonts w:hint="eastAsia" w:ascii="微软雅黑" w:hAnsi="微软雅黑" w:eastAsia="微软雅黑" w:cs="微软雅黑"/>
-                <w:b/>
-                <w:color w:val="FFFFFF" w:themeColor="background1"/>
-                <w:sz w:val="18"/>
-                <w:szCs w:val="18"/>
-                <w:lang w:eastAsia="zh-CN"/>
-                <w14:textFill>
-                  <w14:solidFill>
-                    <w14:schemeClr w14:val="bg1"/>
-                  </w14:solidFill>
-                </w14:textFill>
-              </w:rPr>
-              <w:t>相关疾病</w:t>
-            </w:r>
-          </w:p>
-        </w:tc>
-        <w:tc>
-          <w:tcPr>
-            <w:tcW w:w="1261" w:type="dxa"/>
-            <w:shd w:val="clear" w:color="auto" w:fill="0B8770"/>
-            <w:vAlign w:val="center"/>
-          </w:tcPr>
-          <w:p>
-            <w:pPr>
-              <w:keepNext/>
-              <w:jc w:val="center"/>
-              <w:rPr>
-                <w:rFonts w:hint="eastAsia" w:ascii="微软雅黑" w:hAnsi="微软雅黑" w:eastAsia="微软雅黑" w:cs="微软雅黑"/>
-                <w:b/>
-                <w:color w:val="FFFFFF" w:themeColor="background1"/>
-                <w:sz w:val="18"/>
-                <w:szCs w:val="18"/>
-                <w:lang w:eastAsia="zh-CN"/>
-                <w14:textFill>
-                  <w14:solidFill>
-                    <w14:schemeClr w14:val="bg1"/>
-                  </w14:solidFill>
-                </w14:textFill>
-              </w:rPr>
-            </w:pPr>
-            <w:r>
-              <w:rPr>
-                <w:rFonts w:hint="eastAsia" w:ascii="微软雅黑" w:hAnsi="微软雅黑" w:eastAsia="微软雅黑" w:cs="微软雅黑"/>
-                <w:b/>
-                <w:color w:val="FFFFFF" w:themeColor="background1"/>
-                <w:sz w:val="18"/>
-                <w:szCs w:val="18"/>
-                <w:lang w:eastAsia="zh-CN"/>
-                <w14:textFill>
-                  <w14:solidFill>
-                    <w14:schemeClr w14:val="bg1"/>
-                  </w14:solidFill>
-                </w14:textFill>
-              </w:rPr>
-              <w:t>证据等级</w:t>
-            </w:r>
-          </w:p>
-        </w:tc>
-        <w:tc>
-          <w:tcPr>
-            <w:tcW w:w="5666" w:type="dxa"/>
-            <w:shd w:val="clear" w:color="auto" w:fill="0B8770"/>
-            <w:vAlign w:val="center"/>
-          </w:tcPr>
-          <w:p>
-            <w:pPr>
-              <w:keepNext/>
-              <w:jc w:val="center"/>
-              <w:rPr>
-                <w:rFonts w:hint="eastAsia" w:ascii="微软雅黑" w:hAnsi="微软雅黑" w:eastAsia="微软雅黑" w:cs="微软雅黑"/>
-                <w:b/>
-                <w:color w:val="FFFFFF" w:themeColor="background1"/>
-                <w:sz w:val="18"/>
-                <w:szCs w:val="18"/>
-                <w:lang w:eastAsia="zh-CN"/>
-                <w14:textFill>
-                  <w14:solidFill>
-                    <w14:schemeClr w14:val="bg1"/>
-                  </w14:solidFill>
-                </w14:textFill>
-              </w:rPr>
-            </w:pPr>
-            <w:r>
-              <w:rPr>
-                <w:rFonts w:hint="eastAsia" w:ascii="微软雅黑" w:hAnsi="微软雅黑" w:eastAsia="微软雅黑" w:cs="微软雅黑"/>
-                <w:b/>
-                <w:color w:val="FFFFFF" w:themeColor="background1"/>
-                <w:sz w:val="18"/>
-                <w:szCs w:val="18"/>
-                <w:lang w:eastAsia="zh-CN"/>
-                <w14:textFill>
-                  <w14:solidFill>
-                    <w14:schemeClr w14:val="bg1"/>
-                  </w14:solidFill>
-                </w14:textFill>
-              </w:rPr>
-              <w:t>循证医学信息</w:t>
-            </w:r>
-          </w:p>
-        </w:tc>
-      </w:tr>
-      <w:tr>
-        <w:tblPrEx>
-          <w:tblBorders>
-            <w:top w:val="single" w:color="0B8770" w:sz="12" w:space="0"/>
-            <w:left w:val="none" w:color="auto" w:sz="0" w:space="0"/>
-            <w:bottom w:val="dotted" w:color="0B8770" w:sz="4" w:space="0"/>
-            <w:right w:val="none" w:color="auto" w:sz="0" w:space="0"/>
-            <w:insideH w:val="dotted" w:color="0B8770" w:sz="4" w:space="0"/>
-            <w:insideV w:val="dotted" w:color="0B8770" w:sz="4" w:space="0"/>
-          </w:tblBorders>
-          <w:tblCellMar>
-            <w:top w:w="0" w:type="dxa"/>
-            <w:left w:w="108" w:type="dxa"/>
-            <w:bottom w:w="0" w:type="dxa"/>
-            <w:right w:w="108" w:type="dxa"/>
-          </w:tblCellMar>
-        </w:tblPrEx>
-        <w:trPr>
-          <w:trHeight w:val="494" w:hRule="atLeast"/>
-          <w:jc w:val="center"/>
-        </w:trPr>
-        <w:tc>
-          <w:tcPr>
-            <w:tcW w:w="9870" w:type="dxa"/>
-            <w:gridSpan w:val="4"/>
-            <w:vAlign w:val="center"/>
-          </w:tcPr>
-          <w:p>
-            <w:pPr>
-              <w:keepNext/>
-              <w:spacing w:before="26"/>
-              <w:jc w:val="center"/>
-              <w:rPr>
-                <w:rFonts w:hint="eastAsia" w:ascii="微软雅黑" w:hAnsi="微软雅黑" w:eastAsia="微软雅黑" w:cs="微软雅黑"/>
-                <w:bCs/>
-                <w:sz w:val="18"/>
-                <w:szCs w:val="18"/>
-                <w:highlight w:val="yellow"/>
-                <w:lang w:eastAsia="zh-CN"/>
-              </w:rPr>
-            </w:pPr>
-            <w:r>
-              <w:rPr>
-                <w:rFonts w:hint="eastAsia" w:ascii="微软雅黑" w:hAnsi="微软雅黑" w:eastAsia="微软雅黑" w:cs="微软雅黑"/>
-                <w:b/>
-                <w:sz w:val="18"/>
-                <w:szCs w:val="18"/>
-                <w:lang w:eastAsia="zh-CN"/>
-              </w:rPr>
-              <w:t>{%tr for dis in tdd.potentialDrugList %}</w:t>
-            </w:r>
-          </w:p>
-        </w:tc>
-      </w:tr>
-      <w:tr>
-        <w:tblPrEx>
-          <w:tblBorders>
-            <w:top w:val="single" w:color="0B8770" w:sz="12" w:space="0"/>
-            <w:left w:val="none" w:color="auto" w:sz="0" w:space="0"/>
-            <w:bottom w:val="dotted" w:color="0B8770" w:sz="4" w:space="0"/>
-            <w:right w:val="none" w:color="auto" w:sz="0" w:space="0"/>
-            <w:insideH w:val="dotted" w:color="0B8770" w:sz="4" w:space="0"/>
-            <w:insideV w:val="dotted" w:color="0B8770" w:sz="4" w:space="0"/>
-          </w:tblBorders>
-          <w:tblCellMar>
-            <w:top w:w="0" w:type="dxa"/>
-            <w:left w:w="108" w:type="dxa"/>
-            <w:bottom w:w="0" w:type="dxa"/>
-            <w:right w:w="108" w:type="dxa"/>
-          </w:tblCellMar>
-        </w:tblPrEx>
-        <w:trPr>
-          <w:trHeight w:val="494" w:hRule="atLeast"/>
-          <w:jc w:val="center"/>
-        </w:trPr>
-        <w:tc>
-          <w:tcPr>
-            <w:tcW w:w="1526" w:type="dxa"/>
-            <w:vAlign w:val="center"/>
-          </w:tcPr>
-          <w:p>
-            <w:pPr>
-              <w:spacing w:before="1" w:line="249" w:lineRule="auto"/>
-              <w:ind w:right="131"/>
-              <w:jc w:val="center"/>
-              <w:rPr>
-                <w:rFonts w:hint="eastAsia" w:ascii="微软雅黑" w:hAnsi="微软雅黑" w:eastAsia="微软雅黑" w:cs="微软雅黑"/>
-                <w:b/>
-                <w:sz w:val="18"/>
-                <w:szCs w:val="18"/>
-                <w:highlight w:val="yellow"/>
-              </w:rPr>
-            </w:pPr>
-            <w:r>
-              <w:rPr>
-                <w:rFonts w:hint="eastAsia" w:ascii="微软雅黑" w:hAnsi="微软雅黑" w:eastAsia="微软雅黑" w:cs="微软雅黑"/>
-                <w:sz w:val="18"/>
-                <w:szCs w:val="18"/>
-                <w:lang w:eastAsia="zh-CN"/>
-              </w:rPr>
-              <w:t>{{</w:t>
-            </w:r>
-            <w:r>
-              <w:rPr>
-                <w:rFonts w:hint="eastAsia" w:ascii="微软雅黑" w:hAnsi="微软雅黑" w:eastAsia="微软雅黑" w:cs="微软雅黑"/>
-                <w:bCs/>
-                <w:sz w:val="18"/>
-                <w:szCs w:val="18"/>
-                <w:lang w:eastAsia="zh-CN"/>
-              </w:rPr>
-              <w:t>dis.drug_name_chinese3</w:t>
-            </w:r>
-            <w:r>
-              <w:rPr>
-                <w:rFonts w:hint="eastAsia" w:ascii="微软雅黑" w:hAnsi="微软雅黑" w:eastAsia="微软雅黑" w:cs="微软雅黑"/>
-                <w:sz w:val="18"/>
-                <w:szCs w:val="18"/>
-                <w:lang w:eastAsia="zh-CN"/>
-              </w:rPr>
-              <w:t xml:space="preserve"> }}</w:t>
-            </w:r>
-          </w:p>
-        </w:tc>
-        <w:tc>
-          <w:tcPr>
-            <w:tcW w:w="1417" w:type="dxa"/>
-            <w:vAlign w:val="center"/>
-          </w:tcPr>
-          <w:p>
-            <w:pPr>
-              <w:keepNext/>
-              <w:spacing w:before="26"/>
-              <w:jc w:val="center"/>
-              <w:rPr>
-                <w:rFonts w:hint="eastAsia" w:ascii="微软雅黑" w:hAnsi="微软雅黑" w:eastAsia="微软雅黑" w:cs="微软雅黑"/>
-                <w:bCs/>
-                <w:sz w:val="18"/>
-                <w:szCs w:val="18"/>
-                <w:highlight w:val="yellow"/>
-                <w:lang w:eastAsia="zh-CN"/>
-              </w:rPr>
-            </w:pPr>
-            <w:r>
-              <w:rPr>
-                <w:rFonts w:hint="eastAsia" w:ascii="微软雅黑" w:hAnsi="微软雅黑" w:eastAsia="微软雅黑" w:cs="微软雅黑"/>
-                <w:sz w:val="18"/>
-                <w:szCs w:val="18"/>
-                <w:lang w:eastAsia="zh-CN"/>
-              </w:rPr>
-              <w:t>{{dis.</w:t>
-            </w:r>
-            <w:r>
-              <w:rPr>
-                <w:rFonts w:hint="eastAsia" w:ascii="微软雅黑" w:hAnsi="微软雅黑" w:eastAsia="微软雅黑" w:cs="微软雅黑"/>
-                <w:bCs/>
-                <w:sz w:val="18"/>
-                <w:szCs w:val="18"/>
-                <w:lang w:eastAsia="zh-CN"/>
-              </w:rPr>
-              <w:t>disease_name_chinese</w:t>
-            </w:r>
-            <w:r>
-              <w:rPr>
-                <w:rFonts w:hint="eastAsia" w:ascii="微软雅黑" w:hAnsi="微软雅黑" w:eastAsia="微软雅黑" w:cs="微软雅黑"/>
-                <w:sz w:val="18"/>
-                <w:szCs w:val="18"/>
-                <w:lang w:eastAsia="zh-CN"/>
-              </w:rPr>
-              <w:t>}}</w:t>
-            </w:r>
-          </w:p>
-        </w:tc>
-        <w:tc>
-          <w:tcPr>
-            <w:tcW w:w="1261" w:type="dxa"/>
-            <w:vAlign w:val="center"/>
-          </w:tcPr>
-          <w:p>
-            <w:pPr>
-              <w:keepNext/>
-              <w:spacing w:before="26"/>
-              <w:jc w:val="center"/>
-              <w:rPr>
-                <w:rFonts w:hint="eastAsia" w:ascii="微软雅黑" w:hAnsi="微软雅黑" w:eastAsia="微软雅黑" w:cs="微软雅黑"/>
-                <w:bCs/>
-                <w:sz w:val="18"/>
-                <w:szCs w:val="18"/>
-                <w:highlight w:val="yellow"/>
-                <w:lang w:eastAsia="zh-CN"/>
-              </w:rPr>
-            </w:pPr>
-            <w:r>
-              <w:rPr>
-                <w:rFonts w:hint="eastAsia" w:ascii="微软雅黑" w:hAnsi="微软雅黑" w:eastAsia="微软雅黑" w:cs="微软雅黑"/>
-                <w:sz w:val="18"/>
-                <w:szCs w:val="18"/>
-                <w:lang w:eastAsia="zh-CN"/>
-              </w:rPr>
-              <w:t>{{</w:t>
-            </w:r>
-            <w:r>
-              <w:rPr>
-                <w:rFonts w:hint="eastAsia" w:ascii="微软雅黑" w:hAnsi="微软雅黑" w:eastAsia="微软雅黑" w:cs="微软雅黑"/>
-                <w:bCs/>
-                <w:sz w:val="18"/>
-                <w:szCs w:val="18"/>
-                <w:lang w:eastAsia="zh-CN"/>
-              </w:rPr>
-              <w:t>dis.evidence_phase_chinese</w:t>
-            </w:r>
-            <w:r>
-              <w:rPr>
-                <w:rFonts w:hint="eastAsia" w:ascii="微软雅黑" w:hAnsi="微软雅黑" w:eastAsia="微软雅黑" w:cs="微软雅黑"/>
-                <w:sz w:val="18"/>
-                <w:szCs w:val="18"/>
-                <w:lang w:eastAsia="zh-CN"/>
-              </w:rPr>
-              <w:t>}}</w:t>
-            </w:r>
-          </w:p>
-        </w:tc>
-        <w:tc>
-          <w:tcPr>
-            <w:tcW w:w="5666" w:type="dxa"/>
-            <w:vAlign w:val="center"/>
-          </w:tcPr>
-          <w:p>
-            <w:pPr>
-              <w:keepNext/>
-              <w:spacing w:before="26"/>
-              <w:jc w:val="center"/>
-              <w:rPr>
-                <w:rFonts w:hint="eastAsia" w:ascii="微软雅黑" w:hAnsi="微软雅黑" w:eastAsia="微软雅黑" w:cs="微软雅黑"/>
-                <w:bCs/>
-                <w:sz w:val="18"/>
-                <w:szCs w:val="18"/>
-                <w:highlight w:val="yellow"/>
-                <w:lang w:eastAsia="zh-CN"/>
-              </w:rPr>
-            </w:pPr>
-            <w:r>
-              <w:rPr>
-                <w:rFonts w:hint="eastAsia" w:ascii="微软雅黑" w:hAnsi="微软雅黑" w:eastAsia="微软雅黑" w:cs="微软雅黑"/>
-                <w:sz w:val="18"/>
-                <w:szCs w:val="18"/>
-                <w:lang w:eastAsia="zh-CN"/>
-              </w:rPr>
-              <w:t>{{</w:t>
-            </w:r>
-            <w:r>
-              <w:rPr>
-                <w:rFonts w:hint="eastAsia" w:ascii="微软雅黑" w:hAnsi="微软雅黑" w:eastAsia="微软雅黑" w:cs="微软雅黑"/>
-                <w:bCs/>
-                <w:sz w:val="18"/>
-                <w:szCs w:val="18"/>
-                <w:lang w:eastAsia="zh-CN"/>
-              </w:rPr>
-              <w:t>dis.annotation_chinese</w:t>
-            </w:r>
-            <w:r>
-              <w:rPr>
-                <w:rFonts w:hint="eastAsia" w:ascii="微软雅黑" w:hAnsi="微软雅黑" w:eastAsia="微软雅黑" w:cs="微软雅黑"/>
-                <w:sz w:val="18"/>
-                <w:szCs w:val="18"/>
-                <w:lang w:eastAsia="zh-CN"/>
-              </w:rPr>
-              <w:t>}}</w:t>
-            </w:r>
-          </w:p>
-        </w:tc>
-      </w:tr>
-      <w:tr>
-        <w:tblPrEx>
-          <w:tblBorders>
-            <w:top w:val="single" w:color="0B8770" w:sz="12" w:space="0"/>
-            <w:left w:val="none" w:color="auto" w:sz="0" w:space="0"/>
-            <w:bottom w:val="dotted" w:color="0B8770" w:sz="4" w:space="0"/>
-            <w:right w:val="none" w:color="auto" w:sz="0" w:space="0"/>
-            <w:insideH w:val="dotted" w:color="0B8770" w:sz="4" w:space="0"/>
-            <w:insideV w:val="dotted" w:color="0B8770" w:sz="4" w:space="0"/>
-          </w:tblBorders>
-          <w:tblCellMar>
-            <w:top w:w="0" w:type="dxa"/>
-            <w:left w:w="108" w:type="dxa"/>
-            <w:bottom w:w="0" w:type="dxa"/>
-            <w:right w:w="108" w:type="dxa"/>
-          </w:tblCellMar>
-        </w:tblPrEx>
-        <w:trPr>
-          <w:trHeight w:val="494" w:hRule="atLeast"/>
-          <w:jc w:val="center"/>
-        </w:trPr>
-        <w:tc>
-          <w:tcPr>
-            <w:tcW w:w="9870" w:type="dxa"/>
-            <w:gridSpan w:val="4"/>
-            <w:vAlign w:val="center"/>
-          </w:tcPr>
-          <w:p>
-            <w:pPr>
-              <w:keepNext/>
-              <w:spacing w:before="26"/>
-              <w:jc w:val="center"/>
-              <w:rPr>
-                <w:rFonts w:hint="eastAsia" w:ascii="微软雅黑" w:hAnsi="微软雅黑" w:eastAsia="微软雅黑" w:cs="微软雅黑"/>
-                <w:bCs/>
-                <w:sz w:val="18"/>
-                <w:szCs w:val="18"/>
-                <w:lang w:eastAsia="zh-CN"/>
-              </w:rPr>
-            </w:pPr>
-            <w:r>
-              <w:rPr>
-                <w:rFonts w:hint="eastAsia" w:ascii="微软雅黑" w:hAnsi="微软雅黑" w:eastAsia="微软雅黑" w:cs="微软雅黑"/>
-                <w:b/>
-                <w:sz w:val="18"/>
-                <w:szCs w:val="18"/>
-                <w:lang w:eastAsia="zh-CN"/>
-              </w:rPr>
-              <w:t>{%tr endfor %}</w:t>
-            </w:r>
-          </w:p>
-        </w:tc>
-      </w:tr>
-    </w:tbl>
-    <w:p>
-      <w:pPr>
-        <w:spacing w:before="26"/>
-        <w:rPr>
-          <w:rFonts w:hint="eastAsia" w:ascii="微软雅黑" w:hAnsi="微软雅黑" w:eastAsia="微软雅黑" w:cs="微软雅黑"/>
-          <w:b/>
-          <w:color w:val="0B8770"/>
-          <w:sz w:val="24"/>
-          <w:szCs w:val="24"/>
-          <w:lang w:eastAsia="zh-CN"/>
-        </w:rPr>
-      </w:pPr>
-      <w:r>
-        <w:rPr>
-          <w:rFonts w:hint="eastAsia" w:ascii="微软雅黑" w:hAnsi="微软雅黑" w:eastAsia="微软雅黑" w:cs="微软雅黑"/>
-          <w:b/>
-          <w:color w:val="0B8770"/>
-          <w:sz w:val="24"/>
-          <w:szCs w:val="24"/>
-          <w:lang w:eastAsia="zh-CN"/>
-        </w:rPr>
-        <w:t>{% endif %}{%if tdd.clinicalTrialInformationStr!= [] %}</w:t>
-      </w:r>
-    </w:p>
-    <w:p>
-      <w:pPr>
-        <w:keepNext/>
-        <w:spacing w:before="26"/>
-        <w:rPr>
-          <w:rFonts w:hint="eastAsia" w:ascii="微软雅黑" w:hAnsi="微软雅黑" w:eastAsia="微软雅黑" w:cs="微软雅黑"/>
-          <w:b/>
-          <w:color w:val="0B8770"/>
-          <w:sz w:val="24"/>
-          <w:lang w:eastAsia="zh-CN"/>
-        </w:rPr>
-      </w:pPr>
-      <w:r>
-        <w:rPr>
-          <w:rFonts w:hint="eastAsia" w:ascii="微软雅黑" w:hAnsi="微软雅黑" w:eastAsia="微软雅黑" w:cs="微软雅黑"/>
-          <w:b/>
-          <w:color w:val="0B8770"/>
-          <w:sz w:val="24"/>
-          <w:lang w:eastAsia="zh-CN"/>
-        </w:rPr>
-        <w:t>临床试验信息</w:t>
-      </w:r>
-    </w:p>
-    <w:tbl>
-      <w:tblPr>
-        <w:tblStyle w:val="13"/>
-        <w:tblpPr w:leftFromText="180" w:rightFromText="180" w:vertAnchor="text" w:tblpXSpec="center" w:tblpY="1"/>
-        <w:tblOverlap w:val="never"/>
-        <w:tblW w:w="9870" w:type="dxa"/>
-        <w:jc w:val="center"/>
-        <w:tblBorders>
-          <w:top w:val="single" w:color="0B8770" w:sz="12" w:space="0"/>
-          <w:left w:val="none" w:color="auto" w:sz="0" w:space="0"/>
-          <w:bottom w:val="dotted" w:color="0B8770" w:sz="4" w:space="0"/>
-          <w:right w:val="none" w:color="auto" w:sz="0" w:space="0"/>
-          <w:insideH w:val="dotted" w:color="0B8770" w:sz="4" w:space="0"/>
-          <w:insideV w:val="dotted" w:color="0B8770" w:sz="4" w:space="0"/>
-        </w:tblBorders>
-        <w:tblLayout w:type="fixed"/>
-        <w:tblCellMar>
-          <w:top w:w="0" w:type="dxa"/>
-          <w:left w:w="108" w:type="dxa"/>
-          <w:bottom w:w="0" w:type="dxa"/>
-          <w:right w:w="108" w:type="dxa"/>
-        </w:tblCellMar>
-      </w:tblPr>
-      <w:tblGrid>
-        <w:gridCol w:w="1645"/>
-        <w:gridCol w:w="3884"/>
-        <w:gridCol w:w="1246"/>
-        <w:gridCol w:w="1035"/>
-        <w:gridCol w:w="1204"/>
-        <w:gridCol w:w="856"/>
-      </w:tblGrid>
-      <w:tr>
-        <w:tblPrEx>
-          <w:tblBorders>
-            <w:top w:val="single" w:color="0B8770" w:sz="12" w:space="0"/>
-            <w:left w:val="none" w:color="auto" w:sz="0" w:space="0"/>
-            <w:bottom w:val="dotted" w:color="0B8770" w:sz="4" w:space="0"/>
-            <w:right w:val="none" w:color="auto" w:sz="0" w:space="0"/>
-            <w:insideH w:val="dotted" w:color="0B8770" w:sz="4" w:space="0"/>
-            <w:insideV w:val="dotted" w:color="0B8770" w:sz="4" w:space="0"/>
-          </w:tblBorders>
-          <w:tblCellMar>
-            <w:top w:w="0" w:type="dxa"/>
-            <w:left w:w="108" w:type="dxa"/>
-            <w:bottom w:w="0" w:type="dxa"/>
-            <w:right w:w="108" w:type="dxa"/>
-          </w:tblCellMar>
-        </w:tblPrEx>
-        <w:trPr>
-          <w:trHeight w:val="420" w:hRule="atLeast"/>
-          <w:jc w:val="center"/>
-        </w:trPr>
-        <w:tc>
-          <w:tcPr>
-            <w:tcW w:w="1645" w:type="dxa"/>
-            <w:shd w:val="clear" w:color="auto" w:fill="0B8770"/>
-            <w:vAlign w:val="center"/>
-          </w:tcPr>
-          <w:p>
-            <w:pPr>
-              <w:keepNext/>
-              <w:spacing w:before="26"/>
-              <w:jc w:val="center"/>
-              <w:rPr>
-                <w:rFonts w:hint="eastAsia" w:ascii="微软雅黑" w:hAnsi="微软雅黑" w:eastAsia="微软雅黑" w:cs="微软雅黑"/>
-                <w:b/>
-                <w:color w:val="FFFFFF" w:themeColor="background1"/>
-                <w:sz w:val="18"/>
-                <w:szCs w:val="18"/>
-                <w:lang w:eastAsia="zh-CN"/>
-                <w14:textFill>
-                  <w14:solidFill>
-                    <w14:schemeClr w14:val="bg1"/>
-                  </w14:solidFill>
-                </w14:textFill>
-              </w:rPr>
-            </w:pPr>
-            <w:r>
-              <w:rPr>
-                <w:rFonts w:hint="eastAsia" w:ascii="微软雅黑" w:hAnsi="微软雅黑" w:eastAsia="微软雅黑" w:cs="微软雅黑"/>
-                <w:b/>
-                <w:color w:val="FFFFFF" w:themeColor="background1"/>
-                <w:sz w:val="18"/>
-                <w:szCs w:val="18"/>
-                <w:lang w:eastAsia="zh-CN"/>
-                <w14:textFill>
-                  <w14:solidFill>
-                    <w14:schemeClr w14:val="bg1"/>
-                  </w14:solidFill>
-                </w14:textFill>
-              </w:rPr>
-              <w:t>ID</w:t>
-            </w:r>
-          </w:p>
-        </w:tc>
-        <w:tc>
-          <w:tcPr>
-            <w:tcW w:w="3884" w:type="dxa"/>
-            <w:shd w:val="clear" w:color="auto" w:fill="0B8770"/>
-            <w:vAlign w:val="center"/>
-          </w:tcPr>
-          <w:p>
-            <w:pPr>
-              <w:keepNext/>
-              <w:spacing w:before="26"/>
-              <w:jc w:val="center"/>
-              <w:rPr>
-                <w:rFonts w:hint="eastAsia" w:ascii="微软雅黑" w:hAnsi="微软雅黑" w:eastAsia="微软雅黑" w:cs="微软雅黑"/>
-                <w:b/>
-                <w:color w:val="FFFFFF" w:themeColor="background1"/>
-                <w:sz w:val="18"/>
-                <w:szCs w:val="18"/>
-                <w:lang w:eastAsia="zh-CN"/>
-                <w14:textFill>
-                  <w14:solidFill>
-                    <w14:schemeClr w14:val="bg1"/>
-                  </w14:solidFill>
-                </w14:textFill>
-              </w:rPr>
-            </w:pPr>
-            <w:r>
-              <w:rPr>
-                <w:rFonts w:hint="eastAsia" w:ascii="微软雅黑" w:hAnsi="微软雅黑" w:eastAsia="微软雅黑" w:cs="微软雅黑"/>
-                <w:b/>
-                <w:color w:val="FFFFFF" w:themeColor="background1"/>
-                <w:sz w:val="18"/>
-                <w:szCs w:val="18"/>
-                <w:lang w:eastAsia="zh-CN"/>
-                <w14:textFill>
-                  <w14:solidFill>
-                    <w14:schemeClr w14:val="bg1"/>
-                  </w14:solidFill>
-                </w14:textFill>
-              </w:rPr>
-              <w:t>临床试验名称</w:t>
-            </w:r>
-          </w:p>
-        </w:tc>
-        <w:tc>
-          <w:tcPr>
-            <w:tcW w:w="1246" w:type="dxa"/>
-            <w:shd w:val="clear" w:color="auto" w:fill="0B8770"/>
-            <w:vAlign w:val="center"/>
-          </w:tcPr>
-          <w:p>
-            <w:pPr>
-              <w:keepNext/>
-              <w:spacing w:before="26"/>
-              <w:jc w:val="center"/>
-              <w:rPr>
-                <w:rFonts w:hint="eastAsia" w:ascii="微软雅黑" w:hAnsi="微软雅黑" w:eastAsia="微软雅黑" w:cs="微软雅黑"/>
-                <w:b/>
-                <w:color w:val="FFFFFF" w:themeColor="background1"/>
-                <w:sz w:val="18"/>
-                <w:szCs w:val="18"/>
-                <w:lang w:eastAsia="zh-CN"/>
-                <w14:textFill>
-                  <w14:solidFill>
-                    <w14:schemeClr w14:val="bg1"/>
-                  </w14:solidFill>
-                </w14:textFill>
-              </w:rPr>
-            </w:pPr>
-            <w:r>
-              <w:rPr>
-                <w:rFonts w:hint="eastAsia" w:ascii="微软雅黑" w:hAnsi="微软雅黑" w:eastAsia="微软雅黑" w:cs="微软雅黑"/>
-                <w:b/>
-                <w:color w:val="FFFFFF" w:themeColor="background1"/>
-                <w:sz w:val="18"/>
-                <w:szCs w:val="18"/>
-                <w:lang w:eastAsia="zh-CN"/>
-                <w14:textFill>
-                  <w14:solidFill>
-                    <w14:schemeClr w14:val="bg1"/>
-                  </w14:solidFill>
-                </w14:textFill>
-              </w:rPr>
-              <w:t>肿瘤类型</w:t>
-            </w:r>
-          </w:p>
-        </w:tc>
-        <w:tc>
-          <w:tcPr>
-            <w:tcW w:w="1035" w:type="dxa"/>
-            <w:shd w:val="clear" w:color="auto" w:fill="0B8770"/>
-            <w:vAlign w:val="center"/>
-          </w:tcPr>
-          <w:p>
-            <w:pPr>
-              <w:keepNext/>
-              <w:spacing w:before="26"/>
-              <w:jc w:val="center"/>
-              <w:rPr>
-                <w:rFonts w:hint="eastAsia" w:ascii="微软雅黑" w:hAnsi="微软雅黑" w:eastAsia="微软雅黑" w:cs="微软雅黑"/>
-                <w:b/>
-                <w:color w:val="FFFFFF" w:themeColor="background1"/>
-                <w:sz w:val="18"/>
-                <w:szCs w:val="18"/>
-                <w:lang w:eastAsia="zh-CN"/>
-                <w14:textFill>
-                  <w14:solidFill>
-                    <w14:schemeClr w14:val="bg1"/>
-                  </w14:solidFill>
-                </w14:textFill>
-              </w:rPr>
-            </w:pPr>
-            <w:r>
-              <w:rPr>
-                <w:rFonts w:hint="eastAsia" w:ascii="微软雅黑" w:hAnsi="微软雅黑" w:eastAsia="微软雅黑" w:cs="微软雅黑"/>
-                <w:b/>
-                <w:color w:val="FFFFFF" w:themeColor="background1"/>
-                <w:sz w:val="18"/>
-                <w:szCs w:val="18"/>
-                <w:lang w:eastAsia="zh-CN"/>
-                <w14:textFill>
-                  <w14:solidFill>
-                    <w14:schemeClr w14:val="bg1"/>
-                  </w14:solidFill>
-                </w14:textFill>
-              </w:rPr>
-              <w:t>阶段</w:t>
-            </w:r>
-          </w:p>
-        </w:tc>
-        <w:tc>
-          <w:tcPr>
-            <w:tcW w:w="1204" w:type="dxa"/>
-            <w:shd w:val="clear" w:color="auto" w:fill="0B8770"/>
-            <w:vAlign w:val="center"/>
-          </w:tcPr>
-          <w:p>
-            <w:pPr>
-              <w:keepNext/>
-              <w:spacing w:before="26"/>
-              <w:jc w:val="center"/>
-              <w:rPr>
-                <w:rFonts w:hint="eastAsia" w:ascii="微软雅黑" w:hAnsi="微软雅黑" w:eastAsia="微软雅黑" w:cs="微软雅黑"/>
-                <w:b/>
-                <w:color w:val="FFFFFF" w:themeColor="background1"/>
-                <w:sz w:val="18"/>
-                <w:szCs w:val="18"/>
-                <w:lang w:eastAsia="zh-CN"/>
-                <w14:textFill>
-                  <w14:solidFill>
-                    <w14:schemeClr w14:val="bg1"/>
-                  </w14:solidFill>
-                </w14:textFill>
-              </w:rPr>
-            </w:pPr>
-            <w:r>
-              <w:rPr>
-                <w:rFonts w:hint="eastAsia" w:ascii="微软雅黑" w:hAnsi="微软雅黑" w:eastAsia="微软雅黑" w:cs="微软雅黑"/>
-                <w:b/>
-                <w:color w:val="FFFFFF" w:themeColor="background1"/>
-                <w:sz w:val="18"/>
-                <w:szCs w:val="18"/>
-                <w:lang w:eastAsia="zh-CN"/>
-                <w14:textFill>
-                  <w14:solidFill>
-                    <w14:schemeClr w14:val="bg1"/>
-                  </w14:solidFill>
-                </w14:textFill>
-              </w:rPr>
-              <w:t>药物</w:t>
-            </w:r>
-          </w:p>
-        </w:tc>
-        <w:tc>
-          <w:tcPr>
-            <w:tcW w:w="856" w:type="dxa"/>
-            <w:shd w:val="clear" w:color="auto" w:fill="0B8770"/>
-            <w:vAlign w:val="center"/>
-          </w:tcPr>
-          <w:p>
-            <w:pPr>
-              <w:keepNext/>
-              <w:spacing w:before="26"/>
-              <w:jc w:val="center"/>
-              <w:rPr>
-                <w:rFonts w:hint="eastAsia" w:ascii="微软雅黑" w:hAnsi="微软雅黑" w:eastAsia="微软雅黑" w:cs="微软雅黑"/>
-                <w:b/>
-                <w:color w:val="FFFFFF" w:themeColor="background1"/>
-                <w:sz w:val="18"/>
-                <w:szCs w:val="18"/>
-                <w:lang w:eastAsia="zh-CN"/>
-                <w14:textFill>
-                  <w14:solidFill>
-                    <w14:schemeClr w14:val="bg1"/>
-                  </w14:solidFill>
-                </w14:textFill>
-              </w:rPr>
-            </w:pPr>
-            <w:r>
-              <w:rPr>
-                <w:rFonts w:hint="eastAsia" w:ascii="微软雅黑" w:hAnsi="微软雅黑" w:eastAsia="微软雅黑" w:cs="微软雅黑"/>
-                <w:b/>
-                <w:color w:val="FFFFFF" w:themeColor="background1"/>
-                <w:sz w:val="18"/>
-                <w:szCs w:val="18"/>
-                <w:lang w:eastAsia="zh-CN"/>
-                <w14:textFill>
-                  <w14:solidFill>
-                    <w14:schemeClr w14:val="bg1"/>
-                  </w14:solidFill>
-                </w14:textFill>
-              </w:rPr>
-              <w:t>地点</w:t>
-            </w:r>
-          </w:p>
-        </w:tc>
-      </w:tr>
-      <w:tr>
-        <w:tblPrEx>
-          <w:tblBorders>
-            <w:top w:val="single" w:color="0B8770" w:sz="12" w:space="0"/>
-            <w:left w:val="none" w:color="auto" w:sz="0" w:space="0"/>
-            <w:bottom w:val="dotted" w:color="0B8770" w:sz="4" w:space="0"/>
-            <w:right w:val="none" w:color="auto" w:sz="0" w:space="0"/>
-            <w:insideH w:val="dotted" w:color="0B8770" w:sz="4" w:space="0"/>
-            <w:insideV w:val="dotted" w:color="0B8770" w:sz="4" w:space="0"/>
-          </w:tblBorders>
-          <w:tblCellMar>
-            <w:top w:w="0" w:type="dxa"/>
-            <w:left w:w="108" w:type="dxa"/>
-            <w:bottom w:w="0" w:type="dxa"/>
-            <w:right w:w="108" w:type="dxa"/>
-          </w:tblCellMar>
-        </w:tblPrEx>
-        <w:trPr>
-          <w:jc w:val="center"/>
-        </w:trPr>
-        <w:tc>
-          <w:tcPr>
-            <w:tcW w:w="9870" w:type="dxa"/>
-            <w:gridSpan w:val="6"/>
-            <w:vAlign w:val="center"/>
-          </w:tcPr>
-          <w:p>
-            <w:pPr>
-              <w:keepNext/>
-              <w:spacing w:before="26"/>
-              <w:jc w:val="center"/>
-              <w:rPr>
-                <w:rFonts w:hint="eastAsia" w:ascii="微软雅黑" w:hAnsi="微软雅黑" w:eastAsia="微软雅黑" w:cs="微软雅黑"/>
-                <w:bCs/>
-                <w:sz w:val="18"/>
-                <w:szCs w:val="18"/>
-                <w:lang w:eastAsia="zh-CN"/>
-              </w:rPr>
-            </w:pPr>
-            <w:r>
-              <w:rPr>
-                <w:rFonts w:hint="eastAsia" w:ascii="微软雅黑" w:hAnsi="微软雅黑" w:eastAsia="微软雅黑" w:cs="微软雅黑"/>
-                <w:b/>
-                <w:sz w:val="18"/>
-                <w:szCs w:val="18"/>
-                <w:lang w:eastAsia="zh-CN"/>
-              </w:rPr>
-              <w:t>{%tr for cti in tdd.clinicalTrialInformationStr %}</w:t>
-            </w:r>
-          </w:p>
-        </w:tc>
-      </w:tr>
-      <w:tr>
-        <w:tblPrEx>
-          <w:tblBorders>
-            <w:top w:val="single" w:color="0B8770" w:sz="12" w:space="0"/>
-            <w:left w:val="none" w:color="auto" w:sz="0" w:space="0"/>
-            <w:bottom w:val="dotted" w:color="0B8770" w:sz="4" w:space="0"/>
-            <w:right w:val="none" w:color="auto" w:sz="0" w:space="0"/>
-            <w:insideH w:val="dotted" w:color="0B8770" w:sz="4" w:space="0"/>
-            <w:insideV w:val="dotted" w:color="0B8770" w:sz="4" w:space="0"/>
-          </w:tblBorders>
-          <w:tblCellMar>
-            <w:top w:w="0" w:type="dxa"/>
-            <w:left w:w="108" w:type="dxa"/>
-            <w:bottom w:w="0" w:type="dxa"/>
-            <w:right w:w="108" w:type="dxa"/>
-          </w:tblCellMar>
-        </w:tblPrEx>
-        <w:trPr>
-          <w:jc w:val="center"/>
-        </w:trPr>
-        <w:tc>
-          <w:tcPr>
-            <w:tcW w:w="1645" w:type="dxa"/>
-            <w:vAlign w:val="center"/>
-          </w:tcPr>
-          <w:p>
-            <w:pPr>
-              <w:keepNext/>
-              <w:spacing w:before="26"/>
-              <w:jc w:val="center"/>
-              <w:rPr>
-                <w:rFonts w:hint="eastAsia" w:ascii="微软雅黑" w:hAnsi="微软雅黑" w:eastAsia="微软雅黑" w:cs="微软雅黑"/>
-                <w:bCs/>
-                <w:sz w:val="18"/>
-                <w:szCs w:val="18"/>
-                <w:lang w:eastAsia="zh-CN"/>
-              </w:rPr>
-            </w:pPr>
-            <w:r>
-              <w:rPr>
-                <w:rFonts w:hint="eastAsia" w:ascii="微软雅黑" w:hAnsi="微软雅黑" w:eastAsia="微软雅黑" w:cs="微软雅黑"/>
-                <w:bCs/>
-                <w:sz w:val="18"/>
-                <w:szCs w:val="18"/>
-                <w:lang w:eastAsia="zh-CN"/>
-              </w:rPr>
-              <w:t>{{ cti.clinical_trial_id }}</w:t>
-            </w:r>
-          </w:p>
-        </w:tc>
-        <w:tc>
-          <w:tcPr>
-            <w:tcW w:w="3884" w:type="dxa"/>
-            <w:vAlign w:val="center"/>
-          </w:tcPr>
-          <w:p>
-            <w:pPr>
-              <w:keepNext/>
-              <w:jc w:val="center"/>
-              <w:rPr>
-                <w:rFonts w:hint="eastAsia" w:ascii="微软雅黑" w:hAnsi="微软雅黑" w:eastAsia="微软雅黑" w:cs="微软雅黑"/>
-                <w:bCs/>
-                <w:sz w:val="18"/>
-                <w:szCs w:val="18"/>
-                <w:lang w:eastAsia="zh-CN"/>
-              </w:rPr>
-            </w:pPr>
-            <w:r>
-              <w:rPr>
-                <w:rFonts w:hint="eastAsia" w:ascii="微软雅黑" w:hAnsi="微软雅黑" w:eastAsia="微软雅黑" w:cs="微软雅黑"/>
-                <w:bCs/>
-                <w:sz w:val="18"/>
-                <w:szCs w:val="18"/>
-                <w:lang w:eastAsia="zh-CN"/>
-              </w:rPr>
-              <w:t>{{ cti.title_chinese }}</w:t>
-            </w:r>
-          </w:p>
-        </w:tc>
-        <w:tc>
-          <w:tcPr>
-            <w:tcW w:w="1246" w:type="dxa"/>
-            <w:vAlign w:val="center"/>
-          </w:tcPr>
-          <w:p>
-            <w:pPr>
-              <w:keepNext/>
-              <w:spacing w:before="26"/>
-              <w:jc w:val="center"/>
-              <w:rPr>
-                <w:rFonts w:hint="eastAsia" w:ascii="微软雅黑" w:hAnsi="微软雅黑" w:eastAsia="微软雅黑" w:cs="微软雅黑"/>
-                <w:bCs/>
-                <w:sz w:val="18"/>
-                <w:szCs w:val="18"/>
-                <w:lang w:eastAsia="zh-CN"/>
-              </w:rPr>
-            </w:pPr>
-            <w:r>
-              <w:rPr>
-                <w:rFonts w:hint="eastAsia" w:ascii="微软雅黑" w:hAnsi="微软雅黑" w:eastAsia="微软雅黑" w:cs="微软雅黑"/>
-                <w:bCs/>
-                <w:sz w:val="18"/>
-                <w:szCs w:val="18"/>
-                <w:lang w:eastAsia="zh-CN"/>
-              </w:rPr>
-              <w:t>{{ cti.condition_chinese }}</w:t>
-            </w:r>
-          </w:p>
-        </w:tc>
-        <w:tc>
-          <w:tcPr>
-            <w:tcW w:w="1035" w:type="dxa"/>
-            <w:vAlign w:val="center"/>
-          </w:tcPr>
-          <w:p>
-            <w:pPr>
-              <w:keepNext/>
-              <w:spacing w:before="26"/>
-              <w:jc w:val="center"/>
-              <w:rPr>
-                <w:rFonts w:hint="eastAsia" w:ascii="微软雅黑" w:hAnsi="微软雅黑" w:eastAsia="微软雅黑" w:cs="微软雅黑"/>
-                <w:bCs/>
-                <w:sz w:val="18"/>
-                <w:szCs w:val="18"/>
-                <w:lang w:eastAsia="zh-CN"/>
-              </w:rPr>
-            </w:pPr>
-            <w:r>
-              <w:rPr>
-                <w:rFonts w:hint="eastAsia" w:ascii="微软雅黑" w:hAnsi="微软雅黑" w:eastAsia="微软雅黑" w:cs="微软雅黑"/>
-                <w:bCs/>
-                <w:sz w:val="18"/>
-                <w:szCs w:val="18"/>
-                <w:lang w:eastAsia="zh-CN"/>
-              </w:rPr>
-              <w:t>{{ cti.phase }}</w:t>
-            </w:r>
-          </w:p>
-        </w:tc>
-        <w:tc>
-          <w:tcPr>
-            <w:tcW w:w="1204" w:type="dxa"/>
-            <w:vAlign w:val="center"/>
-          </w:tcPr>
-          <w:p>
-            <w:pPr>
-              <w:spacing w:before="1" w:line="249" w:lineRule="auto"/>
-              <w:ind w:right="131"/>
-              <w:jc w:val="center"/>
-              <w:rPr>
-                <w:rFonts w:hint="eastAsia" w:ascii="微软雅黑" w:hAnsi="微软雅黑" w:eastAsia="微软雅黑" w:cs="微软雅黑"/>
-                <w:sz w:val="18"/>
-                <w:szCs w:val="18"/>
-                <w:lang w:eastAsia="zh-CN"/>
-              </w:rPr>
-            </w:pPr>
-            <w:r>
-              <w:rPr>
-                <w:rFonts w:hint="eastAsia" w:ascii="微软雅黑" w:hAnsi="微软雅黑" w:eastAsia="微软雅黑" w:cs="微软雅黑"/>
-                <w:sz w:val="18"/>
-                <w:szCs w:val="18"/>
-                <w:lang w:eastAsia="zh-CN"/>
-              </w:rPr>
-              <w:t xml:space="preserve">{% for d in </w:t>
-            </w:r>
-            <w:r>
-              <w:rPr>
-                <w:rFonts w:hint="eastAsia" w:ascii="微软雅黑" w:hAnsi="微软雅黑" w:eastAsia="微软雅黑" w:cs="微软雅黑"/>
-                <w:bCs/>
-                <w:sz w:val="18"/>
-                <w:szCs w:val="18"/>
-                <w:lang w:eastAsia="zh-CN"/>
-              </w:rPr>
-              <w:t>cti.drug_name_chinese</w:t>
-            </w:r>
-            <w:r>
-              <w:rPr>
-                <w:rFonts w:hint="eastAsia" w:ascii="微软雅黑" w:hAnsi="微软雅黑" w:eastAsia="微软雅黑" w:cs="微软雅黑"/>
-                <w:sz w:val="18"/>
-                <w:szCs w:val="18"/>
-                <w:lang w:eastAsia="zh-CN"/>
-              </w:rPr>
-              <w:t xml:space="preserve"> %}{%if loop.last%}{{ d.name }}{%else%}{{ d.name }}</w:t>
-            </w:r>
-          </w:p>
-          <w:p>
-            <w:pPr>
-              <w:keepNext/>
-              <w:jc w:val="center"/>
-              <w:rPr>
-                <w:rFonts w:hint="eastAsia" w:ascii="微软雅黑" w:hAnsi="微软雅黑" w:eastAsia="微软雅黑" w:cs="微软雅黑"/>
-                <w:sz w:val="18"/>
-                <w:szCs w:val="18"/>
-                <w:lang w:eastAsia="zh-CN"/>
-              </w:rPr>
-            </w:pPr>
-            <w:r>
-              <w:rPr>
-                <w:rFonts w:hint="eastAsia" w:ascii="微软雅黑" w:hAnsi="微软雅黑" w:eastAsia="微软雅黑" w:cs="微软雅黑"/>
-                <w:sz w:val="18"/>
-                <w:szCs w:val="18"/>
-                <w:lang w:eastAsia="zh-CN"/>
-              </w:rPr>
-              <w:t>{%endif%}{% endfor %}</w:t>
-            </w:r>
-          </w:p>
-        </w:tc>
-        <w:tc>
-          <w:tcPr>
-            <w:tcW w:w="856" w:type="dxa"/>
-            <w:vAlign w:val="center"/>
-          </w:tcPr>
-          <w:p>
-            <w:pPr>
-              <w:keepNext/>
-              <w:spacing w:before="26"/>
-              <w:jc w:val="center"/>
-              <w:rPr>
-                <w:rFonts w:hint="eastAsia" w:ascii="微软雅黑" w:hAnsi="微软雅黑" w:eastAsia="微软雅黑" w:cs="微软雅黑"/>
-                <w:bCs/>
-                <w:sz w:val="18"/>
-                <w:szCs w:val="18"/>
-                <w:lang w:eastAsia="zh-CN"/>
-              </w:rPr>
-            </w:pPr>
-            <w:r>
-              <w:rPr>
-                <w:rFonts w:hint="eastAsia" w:ascii="微软雅黑" w:hAnsi="微软雅黑" w:eastAsia="微软雅黑" w:cs="微软雅黑"/>
-                <w:bCs/>
-                <w:sz w:val="18"/>
-                <w:szCs w:val="18"/>
-                <w:lang w:eastAsia="zh-CN"/>
-              </w:rPr>
-              <w:t>{{ cti.location_chinese }}</w:t>
-            </w:r>
-          </w:p>
-        </w:tc>
-      </w:tr>
-      <w:tr>
-        <w:tblPrEx>
-          <w:tblBorders>
-            <w:top w:val="single" w:color="0B8770" w:sz="12" w:space="0"/>
-            <w:left w:val="none" w:color="auto" w:sz="0" w:space="0"/>
-            <w:bottom w:val="dotted" w:color="0B8770" w:sz="4" w:space="0"/>
-            <w:right w:val="none" w:color="auto" w:sz="0" w:space="0"/>
-            <w:insideH w:val="dotted" w:color="0B8770" w:sz="4" w:space="0"/>
-            <w:insideV w:val="dotted" w:color="0B8770" w:sz="4" w:space="0"/>
-          </w:tblBorders>
-          <w:tblCellMar>
-            <w:top w:w="0" w:type="dxa"/>
-            <w:left w:w="108" w:type="dxa"/>
-            <w:bottom w:w="0" w:type="dxa"/>
-            <w:right w:w="108" w:type="dxa"/>
-          </w:tblCellMar>
-        </w:tblPrEx>
-        <w:trPr>
-          <w:jc w:val="center"/>
-        </w:trPr>
-        <w:tc>
-          <w:tcPr>
-            <w:tcW w:w="9870" w:type="dxa"/>
-            <w:gridSpan w:val="6"/>
-            <w:vAlign w:val="center"/>
-          </w:tcPr>
-          <w:p>
-            <w:pPr>
-              <w:keepNext/>
-              <w:spacing w:before="26"/>
-              <w:jc w:val="center"/>
-              <w:rPr>
-                <w:rFonts w:hint="eastAsia" w:ascii="微软雅黑" w:hAnsi="微软雅黑" w:eastAsia="微软雅黑" w:cs="微软雅黑"/>
-                <w:bCs/>
-                <w:sz w:val="18"/>
-                <w:szCs w:val="18"/>
-                <w:lang w:eastAsia="zh-CN"/>
-              </w:rPr>
-            </w:pPr>
-            <w:r>
-              <w:rPr>
-                <w:rFonts w:hint="eastAsia" w:ascii="微软雅黑" w:hAnsi="微软雅黑" w:eastAsia="微软雅黑" w:cs="微软雅黑"/>
-                <w:bCs/>
-                <w:sz w:val="18"/>
-                <w:szCs w:val="18"/>
-                <w:lang w:eastAsia="zh-CN"/>
-              </w:rPr>
-              <w:t>{%tr endfor %}</w:t>
-            </w:r>
-          </w:p>
-        </w:tc>
-      </w:tr>
-    </w:tbl>
-    <w:p>
-      <w:pPr>
-        <w:rPr>
-          <w:rFonts w:hint="eastAsia" w:ascii="微软雅黑" w:hAnsi="微软雅黑" w:eastAsia="微软雅黑" w:cs="微软雅黑"/>
-          <w:b/>
-          <w:sz w:val="24"/>
-          <w:szCs w:val="24"/>
-          <w:lang w:eastAsia="zh-CN"/>
-        </w:rPr>
-      </w:pPr>
-      <w:r>
-        <w:rPr>
-          <w:rFonts w:hint="eastAsia" w:ascii="微软雅黑" w:hAnsi="微软雅黑" w:eastAsia="微软雅黑" w:cs="微软雅黑"/>
-          <w:b/>
-          <w:color w:val="0B8770"/>
-          <w:sz w:val="24"/>
-          <w:szCs w:val="24"/>
-          <w:lang w:eastAsia="zh-CN"/>
-        </w:rPr>
-        <w:t>{% endif %}{% endfor %}</w:t>
+        <w:t>{% endfor %}</w:t>
       </w:r>
       <w:r>
         <w:rPr>
@@ -22563,12 +18197,12 @@
           <w:lang w:eastAsia="zh-CN"/>
         </w:rPr>
       </w:pPr>
-      <w:bookmarkStart w:id="62" w:name="_Toc7774"/>
-      <w:bookmarkStart w:id="63" w:name="_Toc27341"/>
+      <w:bookmarkStart w:id="62" w:name="_Toc31017"/>
+      <w:bookmarkStart w:id="63" w:name="_Toc7774"/>
       <w:bookmarkStart w:id="64" w:name="_Toc22918"/>
-      <w:bookmarkStart w:id="65" w:name="_Toc31017"/>
-      <w:bookmarkStart w:id="66" w:name="_Toc8564"/>
-      <w:bookmarkStart w:id="67" w:name="_Toc19515"/>
+      <w:bookmarkStart w:id="65" w:name="_Toc8564"/>
+      <w:bookmarkStart w:id="66" w:name="_Toc27341"/>
+      <w:bookmarkStart w:id="67" w:name="_Toc9551"/>
       <w:bookmarkStart w:id="68" w:name="_Toc149837265"/>
       <w:r>
         <w:rPr>
@@ -24074,7 +19708,6 @@
     </w:tbl>
     <w:p>
       <w:pPr>
-        <w:spacing w:before="26"/>
         <w:rPr>
           <w:rFonts w:hint="eastAsia" w:ascii="微软雅黑" w:hAnsi="微软雅黑" w:eastAsia="微软雅黑" w:cs="微软雅黑"/>
           <w:b/>
@@ -24093,579 +19726,9 @@
           <w:szCs w:val="24"/>
           <w:lang w:eastAsia="zh-CN"/>
         </w:rPr>
-        <w:t>{%if tdd.drugResearchList != [] %}</w:t>
-      </w:r>
-    </w:p>
-    <w:p>
-      <w:pPr>
-        <w:keepNext/>
-        <w:spacing w:before="26"/>
-        <w:rPr>
-          <w:rFonts w:hint="eastAsia" w:ascii="微软雅黑" w:hAnsi="微软雅黑" w:eastAsia="微软雅黑" w:cs="微软雅黑"/>
-          <w:b/>
-          <w:color w:val="0B8770"/>
-          <w:sz w:val="24"/>
-          <w:lang w:eastAsia="zh-CN"/>
-        </w:rPr>
-      </w:pPr>
-      <w:r>
-        <w:rPr>
-          <w:rFonts w:hint="eastAsia" w:ascii="微软雅黑" w:hAnsi="微软雅黑" w:eastAsia="微软雅黑" w:cs="微软雅黑"/>
-          <w:b/>
-          <w:color w:val="0B8770"/>
-          <w:sz w:val="24"/>
-          <w:lang w:eastAsia="zh-CN"/>
-        </w:rPr>
-        <w:t>潜在受益药物研究信息：</w:t>
-      </w:r>
-    </w:p>
-    <w:tbl>
-      <w:tblPr>
-        <w:tblStyle w:val="13"/>
-        <w:tblpPr w:leftFromText="180" w:rightFromText="180" w:vertAnchor="text" w:tblpXSpec="center" w:tblpY="1"/>
-        <w:tblOverlap w:val="never"/>
-        <w:tblW w:w="9870" w:type="dxa"/>
-        <w:jc w:val="center"/>
-        <w:tblBorders>
-          <w:top w:val="single" w:color="0B8770" w:sz="12" w:space="0"/>
-          <w:left w:val="none" w:color="auto" w:sz="0" w:space="0"/>
-          <w:bottom w:val="dotted" w:color="0B8770" w:sz="4" w:space="0"/>
-          <w:right w:val="none" w:color="auto" w:sz="0" w:space="0"/>
-          <w:insideH w:val="dotted" w:color="0B8770" w:sz="4" w:space="0"/>
-          <w:insideV w:val="dotted" w:color="0B8770" w:sz="4" w:space="0"/>
-        </w:tblBorders>
-        <w:tblLayout w:type="fixed"/>
-        <w:tblCellMar>
-          <w:top w:w="0" w:type="dxa"/>
-          <w:left w:w="108" w:type="dxa"/>
-          <w:bottom w:w="0" w:type="dxa"/>
-          <w:right w:w="108" w:type="dxa"/>
-        </w:tblCellMar>
-      </w:tblPr>
-      <w:tblGrid>
-        <w:gridCol w:w="1526"/>
-        <w:gridCol w:w="1417"/>
-        <w:gridCol w:w="1232"/>
-        <w:gridCol w:w="5695"/>
-      </w:tblGrid>
-      <w:tr>
-        <w:tblPrEx>
-          <w:tblBorders>
-            <w:top w:val="single" w:color="0B8770" w:sz="12" w:space="0"/>
-            <w:left w:val="none" w:color="auto" w:sz="0" w:space="0"/>
-            <w:bottom w:val="dotted" w:color="0B8770" w:sz="4" w:space="0"/>
-            <w:right w:val="none" w:color="auto" w:sz="0" w:space="0"/>
-            <w:insideH w:val="dotted" w:color="0B8770" w:sz="4" w:space="0"/>
-            <w:insideV w:val="dotted" w:color="0B8770" w:sz="4" w:space="0"/>
-          </w:tblBorders>
-          <w:tblCellMar>
-            <w:top w:w="0" w:type="dxa"/>
-            <w:left w:w="108" w:type="dxa"/>
-            <w:bottom w:w="0" w:type="dxa"/>
-            <w:right w:w="108" w:type="dxa"/>
-          </w:tblCellMar>
-        </w:tblPrEx>
-        <w:trPr>
-          <w:trHeight w:val="417" w:hRule="atLeast"/>
-          <w:jc w:val="center"/>
-        </w:trPr>
-        <w:tc>
-          <w:tcPr>
-            <w:tcW w:w="1526" w:type="dxa"/>
-            <w:shd w:val="clear" w:color="auto" w:fill="0B8770"/>
-            <w:vAlign w:val="center"/>
-          </w:tcPr>
-          <w:p>
-            <w:pPr>
-              <w:keepNext/>
-              <w:jc w:val="center"/>
-              <w:rPr>
-                <w:rFonts w:hint="eastAsia" w:ascii="微软雅黑" w:hAnsi="微软雅黑" w:eastAsia="微软雅黑" w:cs="微软雅黑"/>
-                <w:b/>
-                <w:color w:val="FFFFFF" w:themeColor="background1"/>
-                <w:sz w:val="18"/>
-                <w:szCs w:val="18"/>
-                <w:lang w:eastAsia="zh-CN"/>
-                <w14:textFill>
-                  <w14:solidFill>
-                    <w14:schemeClr w14:val="bg1"/>
-                  </w14:solidFill>
-                </w14:textFill>
-              </w:rPr>
-            </w:pPr>
-            <w:r>
-              <w:rPr>
-                <w:rFonts w:hint="eastAsia" w:ascii="微软雅黑" w:hAnsi="微软雅黑" w:eastAsia="微软雅黑" w:cs="微软雅黑"/>
-                <w:b/>
-                <w:color w:val="FFFFFF" w:themeColor="background1"/>
-                <w:sz w:val="18"/>
-                <w:szCs w:val="18"/>
-                <w:lang w:eastAsia="zh-CN"/>
-                <w14:textFill>
-                  <w14:solidFill>
-                    <w14:schemeClr w14:val="bg1"/>
-                  </w14:solidFill>
-                </w14:textFill>
-              </w:rPr>
-              <w:t>药物名称</w:t>
-            </w:r>
-          </w:p>
-        </w:tc>
-        <w:tc>
-          <w:tcPr>
-            <w:tcW w:w="1417" w:type="dxa"/>
-            <w:shd w:val="clear" w:color="auto" w:fill="0B8770"/>
-            <w:vAlign w:val="center"/>
-          </w:tcPr>
-          <w:p>
-            <w:pPr>
-              <w:keepNext/>
-              <w:jc w:val="center"/>
-              <w:rPr>
-                <w:rFonts w:hint="eastAsia" w:ascii="微软雅黑" w:hAnsi="微软雅黑" w:eastAsia="微软雅黑" w:cs="微软雅黑"/>
-                <w:b/>
-                <w:color w:val="FFFFFF" w:themeColor="background1"/>
-                <w:sz w:val="18"/>
-                <w:szCs w:val="18"/>
-                <w:lang w:eastAsia="zh-CN"/>
-                <w14:textFill>
-                  <w14:solidFill>
-                    <w14:schemeClr w14:val="bg1"/>
-                  </w14:solidFill>
-                </w14:textFill>
-              </w:rPr>
-            </w:pPr>
-            <w:r>
-              <w:rPr>
-                <w:rFonts w:hint="eastAsia" w:ascii="微软雅黑" w:hAnsi="微软雅黑" w:eastAsia="微软雅黑" w:cs="微软雅黑"/>
-                <w:b/>
-                <w:color w:val="FFFFFF" w:themeColor="background1"/>
-                <w:sz w:val="18"/>
-                <w:szCs w:val="18"/>
-                <w:lang w:eastAsia="zh-CN"/>
-                <w14:textFill>
-                  <w14:solidFill>
-                    <w14:schemeClr w14:val="bg1"/>
-                  </w14:solidFill>
-                </w14:textFill>
-              </w:rPr>
-              <w:t>相关疾病</w:t>
-            </w:r>
-          </w:p>
-        </w:tc>
-        <w:tc>
-          <w:tcPr>
-            <w:tcW w:w="1232" w:type="dxa"/>
-            <w:shd w:val="clear" w:color="auto" w:fill="0B8770"/>
-            <w:vAlign w:val="center"/>
-          </w:tcPr>
-          <w:p>
-            <w:pPr>
-              <w:keepNext/>
-              <w:jc w:val="center"/>
-              <w:rPr>
-                <w:rFonts w:hint="eastAsia" w:ascii="微软雅黑" w:hAnsi="微软雅黑" w:eastAsia="微软雅黑" w:cs="微软雅黑"/>
-                <w:b/>
-                <w:color w:val="FFFFFF" w:themeColor="background1"/>
-                <w:sz w:val="18"/>
-                <w:szCs w:val="18"/>
-                <w:lang w:eastAsia="zh-CN"/>
-                <w14:textFill>
-                  <w14:solidFill>
-                    <w14:schemeClr w14:val="bg1"/>
-                  </w14:solidFill>
-                </w14:textFill>
-              </w:rPr>
-            </w:pPr>
-            <w:r>
-              <w:rPr>
-                <w:rFonts w:hint="eastAsia" w:ascii="微软雅黑" w:hAnsi="微软雅黑" w:eastAsia="微软雅黑" w:cs="微软雅黑"/>
-                <w:b/>
-                <w:color w:val="FFFFFF" w:themeColor="background1"/>
-                <w:sz w:val="18"/>
-                <w:szCs w:val="18"/>
-                <w:lang w:eastAsia="zh-CN"/>
-                <w14:textFill>
-                  <w14:solidFill>
-                    <w14:schemeClr w14:val="bg1"/>
-                  </w14:solidFill>
-                </w14:textFill>
-              </w:rPr>
-              <w:t>证据等级</w:t>
-            </w:r>
-          </w:p>
-        </w:tc>
-        <w:tc>
-          <w:tcPr>
-            <w:tcW w:w="5695" w:type="dxa"/>
-            <w:shd w:val="clear" w:color="auto" w:fill="0B8770"/>
-            <w:vAlign w:val="center"/>
-          </w:tcPr>
-          <w:p>
-            <w:pPr>
-              <w:keepNext/>
-              <w:jc w:val="center"/>
-              <w:rPr>
-                <w:rFonts w:hint="eastAsia" w:ascii="微软雅黑" w:hAnsi="微软雅黑" w:eastAsia="微软雅黑" w:cs="微软雅黑"/>
-                <w:b/>
-                <w:color w:val="FFFFFF" w:themeColor="background1"/>
-                <w:sz w:val="18"/>
-                <w:szCs w:val="18"/>
-                <w:lang w:eastAsia="zh-CN"/>
-                <w14:textFill>
-                  <w14:solidFill>
-                    <w14:schemeClr w14:val="bg1"/>
-                  </w14:solidFill>
-                </w14:textFill>
-              </w:rPr>
-            </w:pPr>
-            <w:r>
-              <w:rPr>
-                <w:rFonts w:hint="eastAsia" w:ascii="微软雅黑" w:hAnsi="微软雅黑" w:eastAsia="微软雅黑" w:cs="微软雅黑"/>
-                <w:b/>
-                <w:color w:val="FFFFFF" w:themeColor="background1"/>
-                <w:sz w:val="18"/>
-                <w:szCs w:val="18"/>
-                <w:lang w:eastAsia="zh-CN"/>
-                <w14:textFill>
-                  <w14:solidFill>
-                    <w14:schemeClr w14:val="bg1"/>
-                  </w14:solidFill>
-                </w14:textFill>
-              </w:rPr>
-              <w:t>循证医学信息</w:t>
-            </w:r>
-          </w:p>
-        </w:tc>
-      </w:tr>
-      <w:tr>
-        <w:tblPrEx>
-          <w:tblBorders>
-            <w:top w:val="single" w:color="0B8770" w:sz="12" w:space="0"/>
-            <w:left w:val="none" w:color="auto" w:sz="0" w:space="0"/>
-            <w:bottom w:val="dotted" w:color="0B8770" w:sz="4" w:space="0"/>
-            <w:right w:val="none" w:color="auto" w:sz="0" w:space="0"/>
-            <w:insideH w:val="dotted" w:color="0B8770" w:sz="4" w:space="0"/>
-            <w:insideV w:val="dotted" w:color="0B8770" w:sz="4" w:space="0"/>
-          </w:tblBorders>
-          <w:tblCellMar>
-            <w:top w:w="0" w:type="dxa"/>
-            <w:left w:w="108" w:type="dxa"/>
-            <w:bottom w:w="0" w:type="dxa"/>
-            <w:right w:w="108" w:type="dxa"/>
-          </w:tblCellMar>
-        </w:tblPrEx>
-        <w:trPr>
-          <w:trHeight w:val="494" w:hRule="atLeast"/>
-          <w:jc w:val="center"/>
-        </w:trPr>
-        <w:tc>
-          <w:tcPr>
-            <w:tcW w:w="9870" w:type="dxa"/>
-            <w:gridSpan w:val="4"/>
-            <w:vAlign w:val="center"/>
-          </w:tcPr>
-          <w:p>
-            <w:pPr>
-              <w:keepNext/>
-              <w:spacing w:before="26"/>
-              <w:jc w:val="center"/>
-              <w:rPr>
-                <w:rFonts w:hint="eastAsia" w:ascii="微软雅黑" w:hAnsi="微软雅黑" w:eastAsia="微软雅黑" w:cs="微软雅黑"/>
-                <w:bCs/>
-                <w:sz w:val="18"/>
-                <w:szCs w:val="18"/>
-                <w:highlight w:val="yellow"/>
-                <w:lang w:eastAsia="zh-CN"/>
-              </w:rPr>
-            </w:pPr>
-            <w:r>
-              <w:rPr>
-                <w:rFonts w:hint="eastAsia" w:ascii="微软雅黑" w:hAnsi="微软雅黑" w:eastAsia="微软雅黑" w:cs="微软雅黑"/>
-                <w:b/>
-                <w:sz w:val="18"/>
-                <w:szCs w:val="18"/>
-                <w:lang w:eastAsia="zh-CN"/>
-              </w:rPr>
-              <w:t>{%tr for dis in tdd.drugResearchList %}</w:t>
-            </w:r>
-          </w:p>
-        </w:tc>
-      </w:tr>
-      <w:tr>
-        <w:tblPrEx>
-          <w:tblBorders>
-            <w:top w:val="single" w:color="0B8770" w:sz="12" w:space="0"/>
-            <w:left w:val="none" w:color="auto" w:sz="0" w:space="0"/>
-            <w:bottom w:val="dotted" w:color="0B8770" w:sz="4" w:space="0"/>
-            <w:right w:val="none" w:color="auto" w:sz="0" w:space="0"/>
-            <w:insideH w:val="dotted" w:color="0B8770" w:sz="4" w:space="0"/>
-            <w:insideV w:val="dotted" w:color="0B8770" w:sz="4" w:space="0"/>
-          </w:tblBorders>
-          <w:tblCellMar>
-            <w:top w:w="0" w:type="dxa"/>
-            <w:left w:w="108" w:type="dxa"/>
-            <w:bottom w:w="0" w:type="dxa"/>
-            <w:right w:w="108" w:type="dxa"/>
-          </w:tblCellMar>
-        </w:tblPrEx>
-        <w:trPr>
-          <w:trHeight w:val="494" w:hRule="atLeast"/>
-          <w:jc w:val="center"/>
-        </w:trPr>
-        <w:tc>
-          <w:tcPr>
-            <w:tcW w:w="1526" w:type="dxa"/>
-            <w:vAlign w:val="center"/>
-          </w:tcPr>
-          <w:p>
-            <w:pPr>
-              <w:spacing w:before="1" w:line="249" w:lineRule="auto"/>
-              <w:ind w:right="131"/>
-              <w:jc w:val="center"/>
-              <w:rPr>
-                <w:rFonts w:hint="eastAsia" w:ascii="微软雅黑" w:hAnsi="微软雅黑" w:eastAsia="微软雅黑" w:cs="微软雅黑"/>
-                <w:b/>
-                <w:sz w:val="18"/>
-                <w:szCs w:val="18"/>
-                <w:highlight w:val="yellow"/>
-              </w:rPr>
-            </w:pPr>
-            <w:r>
-              <w:rPr>
-                <w:rFonts w:hint="eastAsia" w:ascii="微软雅黑" w:hAnsi="微软雅黑" w:eastAsia="微软雅黑" w:cs="微软雅黑"/>
-                <w:sz w:val="18"/>
-                <w:szCs w:val="18"/>
-                <w:lang w:eastAsia="zh-CN"/>
-              </w:rPr>
-              <w:t>{{</w:t>
-            </w:r>
-            <w:r>
-              <w:rPr>
-                <w:rFonts w:hint="eastAsia" w:ascii="微软雅黑" w:hAnsi="微软雅黑" w:eastAsia="微软雅黑" w:cs="微软雅黑"/>
-                <w:bCs/>
-                <w:sz w:val="18"/>
-                <w:szCs w:val="18"/>
-                <w:lang w:eastAsia="zh-CN"/>
-              </w:rPr>
-              <w:t>dis.drug_name_chinese3</w:t>
-            </w:r>
-            <w:r>
-              <w:rPr>
-                <w:rFonts w:hint="eastAsia" w:ascii="微软雅黑" w:hAnsi="微软雅黑" w:eastAsia="微软雅黑" w:cs="微软雅黑"/>
-                <w:sz w:val="18"/>
-                <w:szCs w:val="18"/>
-                <w:lang w:eastAsia="zh-CN"/>
-              </w:rPr>
-              <w:t xml:space="preserve"> }}</w:t>
-            </w:r>
-          </w:p>
-        </w:tc>
-        <w:tc>
-          <w:tcPr>
-            <w:tcW w:w="1417" w:type="dxa"/>
-            <w:vAlign w:val="center"/>
-          </w:tcPr>
-          <w:p>
-            <w:pPr>
-              <w:keepNext/>
-              <w:spacing w:before="26"/>
-              <w:jc w:val="center"/>
-              <w:rPr>
-                <w:rFonts w:hint="eastAsia" w:ascii="微软雅黑" w:hAnsi="微软雅黑" w:eastAsia="微软雅黑" w:cs="微软雅黑"/>
-                <w:bCs/>
-                <w:sz w:val="18"/>
-                <w:szCs w:val="18"/>
-                <w:highlight w:val="yellow"/>
-                <w:lang w:eastAsia="zh-CN"/>
-              </w:rPr>
-            </w:pPr>
-            <w:r>
-              <w:rPr>
-                <w:rFonts w:hint="eastAsia" w:ascii="微软雅黑" w:hAnsi="微软雅黑" w:eastAsia="微软雅黑" w:cs="微软雅黑"/>
-                <w:sz w:val="18"/>
-                <w:szCs w:val="18"/>
-                <w:lang w:eastAsia="zh-CN"/>
-              </w:rPr>
-              <w:t>{{dis.</w:t>
-            </w:r>
-            <w:r>
-              <w:rPr>
-                <w:rFonts w:hint="eastAsia" w:ascii="微软雅黑" w:hAnsi="微软雅黑" w:eastAsia="微软雅黑" w:cs="微软雅黑"/>
-                <w:bCs/>
-                <w:sz w:val="18"/>
-                <w:szCs w:val="18"/>
-                <w:lang w:eastAsia="zh-CN"/>
-              </w:rPr>
-              <w:t>disease_name_chinese</w:t>
-            </w:r>
-            <w:r>
-              <w:rPr>
-                <w:rFonts w:hint="eastAsia" w:ascii="微软雅黑" w:hAnsi="微软雅黑" w:eastAsia="微软雅黑" w:cs="微软雅黑"/>
-                <w:sz w:val="18"/>
-                <w:szCs w:val="18"/>
-                <w:lang w:eastAsia="zh-CN"/>
-              </w:rPr>
-              <w:t>}}</w:t>
-            </w:r>
-          </w:p>
-        </w:tc>
-        <w:tc>
-          <w:tcPr>
-            <w:tcW w:w="1232" w:type="dxa"/>
-            <w:vAlign w:val="center"/>
-          </w:tcPr>
-          <w:p>
-            <w:pPr>
-              <w:keepNext/>
-              <w:spacing w:before="26"/>
-              <w:jc w:val="center"/>
-              <w:rPr>
-                <w:rFonts w:hint="eastAsia" w:ascii="微软雅黑" w:hAnsi="微软雅黑" w:eastAsia="微软雅黑" w:cs="微软雅黑"/>
-                <w:bCs/>
-                <w:sz w:val="18"/>
-                <w:szCs w:val="18"/>
-                <w:highlight w:val="yellow"/>
-                <w:lang w:eastAsia="zh-CN"/>
-              </w:rPr>
-            </w:pPr>
-            <w:r>
-              <w:rPr>
-                <w:rFonts w:hint="eastAsia" w:ascii="微软雅黑" w:hAnsi="微软雅黑" w:eastAsia="微软雅黑" w:cs="微软雅黑"/>
-                <w:sz w:val="18"/>
-                <w:szCs w:val="18"/>
-                <w:lang w:eastAsia="zh-CN"/>
-              </w:rPr>
-              <w:t>{{</w:t>
-            </w:r>
-            <w:r>
-              <w:rPr>
-                <w:rFonts w:hint="eastAsia" w:ascii="微软雅黑" w:hAnsi="微软雅黑" w:eastAsia="微软雅黑" w:cs="微软雅黑"/>
-                <w:bCs/>
-                <w:sz w:val="18"/>
-                <w:szCs w:val="18"/>
-                <w:lang w:eastAsia="zh-CN"/>
-              </w:rPr>
-              <w:t>dis.evidence_phase_chinese</w:t>
-            </w:r>
-            <w:r>
-              <w:rPr>
-                <w:rFonts w:hint="eastAsia" w:ascii="微软雅黑" w:hAnsi="微软雅黑" w:eastAsia="微软雅黑" w:cs="微软雅黑"/>
-                <w:sz w:val="18"/>
-                <w:szCs w:val="18"/>
-                <w:lang w:eastAsia="zh-CN"/>
-              </w:rPr>
-              <w:t>}}</w:t>
-            </w:r>
-          </w:p>
-        </w:tc>
-        <w:tc>
-          <w:tcPr>
-            <w:tcW w:w="5695" w:type="dxa"/>
-            <w:vAlign w:val="center"/>
-          </w:tcPr>
-          <w:p>
-            <w:pPr>
-              <w:keepNext/>
-              <w:spacing w:before="26"/>
-              <w:jc w:val="center"/>
-              <w:rPr>
-                <w:rFonts w:hint="eastAsia" w:ascii="微软雅黑" w:hAnsi="微软雅黑" w:eastAsia="微软雅黑" w:cs="微软雅黑"/>
-                <w:bCs/>
-                <w:sz w:val="18"/>
-                <w:szCs w:val="18"/>
-                <w:highlight w:val="yellow"/>
-                <w:lang w:eastAsia="zh-CN"/>
-              </w:rPr>
-            </w:pPr>
-            <w:r>
-              <w:rPr>
-                <w:rFonts w:hint="eastAsia" w:ascii="微软雅黑" w:hAnsi="微软雅黑" w:eastAsia="微软雅黑" w:cs="微软雅黑"/>
-                <w:sz w:val="18"/>
-                <w:szCs w:val="18"/>
-                <w:lang w:eastAsia="zh-CN"/>
-              </w:rPr>
-              <w:t>{{</w:t>
-            </w:r>
-            <w:r>
-              <w:rPr>
-                <w:rFonts w:hint="eastAsia" w:ascii="微软雅黑" w:hAnsi="微软雅黑" w:eastAsia="微软雅黑" w:cs="微软雅黑"/>
-                <w:bCs/>
-                <w:sz w:val="18"/>
-                <w:szCs w:val="18"/>
-                <w:lang w:eastAsia="zh-CN"/>
-              </w:rPr>
-              <w:t>dis.annotation_chinese</w:t>
-            </w:r>
-            <w:r>
-              <w:rPr>
-                <w:rFonts w:hint="eastAsia" w:ascii="微软雅黑" w:hAnsi="微软雅黑" w:eastAsia="微软雅黑" w:cs="微软雅黑"/>
-                <w:sz w:val="18"/>
-                <w:szCs w:val="18"/>
-                <w:lang w:eastAsia="zh-CN"/>
-              </w:rPr>
-              <w:t>}}</w:t>
-            </w:r>
-          </w:p>
-        </w:tc>
-      </w:tr>
-      <w:tr>
-        <w:tblPrEx>
-          <w:tblBorders>
-            <w:top w:val="single" w:color="0B8770" w:sz="12" w:space="0"/>
-            <w:left w:val="none" w:color="auto" w:sz="0" w:space="0"/>
-            <w:bottom w:val="dotted" w:color="0B8770" w:sz="4" w:space="0"/>
-            <w:right w:val="none" w:color="auto" w:sz="0" w:space="0"/>
-            <w:insideH w:val="dotted" w:color="0B8770" w:sz="4" w:space="0"/>
-            <w:insideV w:val="dotted" w:color="0B8770" w:sz="4" w:space="0"/>
-          </w:tblBorders>
-          <w:tblCellMar>
-            <w:top w:w="0" w:type="dxa"/>
-            <w:left w:w="108" w:type="dxa"/>
-            <w:bottom w:w="0" w:type="dxa"/>
-            <w:right w:w="108" w:type="dxa"/>
-          </w:tblCellMar>
-        </w:tblPrEx>
-        <w:trPr>
-          <w:trHeight w:val="494" w:hRule="atLeast"/>
-          <w:jc w:val="center"/>
-        </w:trPr>
-        <w:tc>
-          <w:tcPr>
-            <w:tcW w:w="9870" w:type="dxa"/>
-            <w:gridSpan w:val="4"/>
-            <w:vAlign w:val="center"/>
-          </w:tcPr>
-          <w:p>
-            <w:pPr>
-              <w:keepNext/>
-              <w:spacing w:before="26"/>
-              <w:jc w:val="center"/>
-              <w:rPr>
-                <w:rFonts w:hint="eastAsia" w:ascii="微软雅黑" w:hAnsi="微软雅黑" w:eastAsia="微软雅黑" w:cs="微软雅黑"/>
-                <w:bCs/>
-                <w:sz w:val="18"/>
-                <w:szCs w:val="18"/>
-                <w:lang w:eastAsia="zh-CN"/>
-              </w:rPr>
-            </w:pPr>
-            <w:r>
-              <w:rPr>
-                <w:rFonts w:hint="eastAsia" w:ascii="微软雅黑" w:hAnsi="微软雅黑" w:eastAsia="微软雅黑" w:cs="微软雅黑"/>
-                <w:b/>
-                <w:sz w:val="18"/>
-                <w:szCs w:val="18"/>
-                <w:lang w:eastAsia="zh-CN"/>
-              </w:rPr>
-              <w:t>{%tr endfor %}</w:t>
-            </w:r>
-          </w:p>
-        </w:tc>
-      </w:tr>
-    </w:tbl>
-    <w:p>
-      <w:pPr>
-        <w:spacing w:before="26"/>
+        <w:t>{% endfor %}</w:t>
+      </w:r>
+      <w:r>
         <w:rPr>
           <w:rFonts w:hint="eastAsia" w:ascii="微软雅黑" w:hAnsi="微软雅黑" w:eastAsia="微软雅黑" w:cs="微软雅黑"/>
           <w:b/>
@@ -24674,1316 +19737,11 @@
           <w:szCs w:val="24"/>
           <w:lang w:eastAsia="zh-CN"/>
         </w:rPr>
-      </w:pPr>
-      <w:r>
-        <w:rPr>
-          <w:rFonts w:hint="eastAsia" w:ascii="微软雅黑" w:hAnsi="微软雅黑" w:eastAsia="微软雅黑" w:cs="微软雅黑"/>
-          <w:b/>
-          <w:color w:val="0B8770"/>
-          <w:sz w:val="24"/>
-          <w:szCs w:val="24"/>
-          <w:lang w:eastAsia="zh-CN"/>
-        </w:rPr>
-        <w:t>{% endif %}{%if tdd.potentialDrugList != [] %}</w:t>
+        <w:br w:type="page"/>
       </w:r>
     </w:p>
     <w:p>
       <w:pPr>
-        <w:keepNext/>
-        <w:spacing w:before="26"/>
-        <w:rPr>
-          <w:rFonts w:hint="eastAsia" w:ascii="微软雅黑" w:hAnsi="微软雅黑" w:eastAsia="微软雅黑" w:cs="微软雅黑"/>
-          <w:b/>
-          <w:color w:val="0B8770"/>
-          <w:sz w:val="24"/>
-          <w:lang w:eastAsia="zh-CN"/>
-        </w:rPr>
-      </w:pPr>
-      <w:r>
-        <w:rPr>
-          <w:rFonts w:hint="eastAsia" w:ascii="微软雅黑" w:hAnsi="微软雅黑" w:eastAsia="微软雅黑" w:cs="微软雅黑"/>
-          <w:b/>
-          <w:color w:val="0B8770"/>
-          <w:sz w:val="24"/>
-          <w:lang w:eastAsia="zh-CN"/>
-        </w:rPr>
-        <w:t>潜在耐药研究信息：</w:t>
-      </w:r>
-    </w:p>
-    <w:tbl>
-      <w:tblPr>
-        <w:tblStyle w:val="13"/>
-        <w:tblpPr w:leftFromText="180" w:rightFromText="180" w:vertAnchor="text" w:tblpXSpec="center" w:tblpY="1"/>
-        <w:tblOverlap w:val="never"/>
-        <w:tblW w:w="9870" w:type="dxa"/>
-        <w:jc w:val="center"/>
-        <w:tblBorders>
-          <w:top w:val="single" w:color="0B8770" w:sz="12" w:space="0"/>
-          <w:left w:val="none" w:color="auto" w:sz="0" w:space="0"/>
-          <w:bottom w:val="dotted" w:color="0B8770" w:sz="4" w:space="0"/>
-          <w:right w:val="none" w:color="auto" w:sz="0" w:space="0"/>
-          <w:insideH w:val="dotted" w:color="0B8770" w:sz="4" w:space="0"/>
-          <w:insideV w:val="dotted" w:color="0B8770" w:sz="4" w:space="0"/>
-        </w:tblBorders>
-        <w:tblLayout w:type="fixed"/>
-        <w:tblCellMar>
-          <w:top w:w="0" w:type="dxa"/>
-          <w:left w:w="108" w:type="dxa"/>
-          <w:bottom w:w="0" w:type="dxa"/>
-          <w:right w:w="108" w:type="dxa"/>
-        </w:tblCellMar>
-      </w:tblPr>
-      <w:tblGrid>
-        <w:gridCol w:w="1526"/>
-        <w:gridCol w:w="1417"/>
-        <w:gridCol w:w="1261"/>
-        <w:gridCol w:w="5666"/>
-      </w:tblGrid>
-      <w:tr>
-        <w:tblPrEx>
-          <w:tblBorders>
-            <w:top w:val="single" w:color="0B8770" w:sz="12" w:space="0"/>
-            <w:left w:val="none" w:color="auto" w:sz="0" w:space="0"/>
-            <w:bottom w:val="dotted" w:color="0B8770" w:sz="4" w:space="0"/>
-            <w:right w:val="none" w:color="auto" w:sz="0" w:space="0"/>
-            <w:insideH w:val="dotted" w:color="0B8770" w:sz="4" w:space="0"/>
-            <w:insideV w:val="dotted" w:color="0B8770" w:sz="4" w:space="0"/>
-          </w:tblBorders>
-          <w:tblCellMar>
-            <w:top w:w="0" w:type="dxa"/>
-            <w:left w:w="108" w:type="dxa"/>
-            <w:bottom w:w="0" w:type="dxa"/>
-            <w:right w:w="108" w:type="dxa"/>
-          </w:tblCellMar>
-        </w:tblPrEx>
-        <w:trPr>
-          <w:trHeight w:val="417" w:hRule="atLeast"/>
-          <w:jc w:val="center"/>
-        </w:trPr>
-        <w:tc>
-          <w:tcPr>
-            <w:tcW w:w="1526" w:type="dxa"/>
-            <w:shd w:val="clear" w:color="auto" w:fill="0B8770"/>
-            <w:vAlign w:val="center"/>
-          </w:tcPr>
-          <w:p>
-            <w:pPr>
-              <w:keepNext/>
-              <w:jc w:val="center"/>
-              <w:rPr>
-                <w:rFonts w:hint="eastAsia" w:ascii="微软雅黑" w:hAnsi="微软雅黑" w:eastAsia="微软雅黑" w:cs="微软雅黑"/>
-                <w:b/>
-                <w:color w:val="FFFFFF" w:themeColor="background1"/>
-                <w:sz w:val="18"/>
-                <w:szCs w:val="18"/>
-                <w:lang w:eastAsia="zh-CN"/>
-                <w14:textFill>
-                  <w14:solidFill>
-                    <w14:schemeClr w14:val="bg1"/>
-                  </w14:solidFill>
-                </w14:textFill>
-              </w:rPr>
-            </w:pPr>
-            <w:r>
-              <w:rPr>
-                <w:rFonts w:hint="eastAsia" w:ascii="微软雅黑" w:hAnsi="微软雅黑" w:eastAsia="微软雅黑" w:cs="微软雅黑"/>
-                <w:b/>
-                <w:color w:val="FFFFFF" w:themeColor="background1"/>
-                <w:sz w:val="18"/>
-                <w:szCs w:val="18"/>
-                <w:lang w:eastAsia="zh-CN"/>
-                <w14:textFill>
-                  <w14:solidFill>
-                    <w14:schemeClr w14:val="bg1"/>
-                  </w14:solidFill>
-                </w14:textFill>
-              </w:rPr>
-              <w:t>药物名称</w:t>
-            </w:r>
-          </w:p>
-        </w:tc>
-        <w:tc>
-          <w:tcPr>
-            <w:tcW w:w="1417" w:type="dxa"/>
-            <w:shd w:val="clear" w:color="auto" w:fill="0B8770"/>
-            <w:vAlign w:val="center"/>
-          </w:tcPr>
-          <w:p>
-            <w:pPr>
-              <w:keepNext/>
-              <w:jc w:val="center"/>
-              <w:rPr>
-                <w:rFonts w:hint="eastAsia" w:ascii="微软雅黑" w:hAnsi="微软雅黑" w:eastAsia="微软雅黑" w:cs="微软雅黑"/>
-                <w:b/>
-                <w:color w:val="FFFFFF" w:themeColor="background1"/>
-                <w:sz w:val="18"/>
-                <w:szCs w:val="18"/>
-                <w:lang w:eastAsia="zh-CN"/>
-                <w14:textFill>
-                  <w14:solidFill>
-                    <w14:schemeClr w14:val="bg1"/>
-                  </w14:solidFill>
-                </w14:textFill>
-              </w:rPr>
-            </w:pPr>
-            <w:r>
-              <w:rPr>
-                <w:rFonts w:hint="eastAsia" w:ascii="微软雅黑" w:hAnsi="微软雅黑" w:eastAsia="微软雅黑" w:cs="微软雅黑"/>
-                <w:b/>
-                <w:color w:val="FFFFFF" w:themeColor="background1"/>
-                <w:sz w:val="18"/>
-                <w:szCs w:val="18"/>
-                <w:lang w:eastAsia="zh-CN"/>
-                <w14:textFill>
-                  <w14:solidFill>
-                    <w14:schemeClr w14:val="bg1"/>
-                  </w14:solidFill>
-                </w14:textFill>
-              </w:rPr>
-              <w:t>相关疾病</w:t>
-            </w:r>
-          </w:p>
-        </w:tc>
-        <w:tc>
-          <w:tcPr>
-            <w:tcW w:w="1261" w:type="dxa"/>
-            <w:shd w:val="clear" w:color="auto" w:fill="0B8770"/>
-            <w:vAlign w:val="center"/>
-          </w:tcPr>
-          <w:p>
-            <w:pPr>
-              <w:keepNext/>
-              <w:jc w:val="center"/>
-              <w:rPr>
-                <w:rFonts w:hint="eastAsia" w:ascii="微软雅黑" w:hAnsi="微软雅黑" w:eastAsia="微软雅黑" w:cs="微软雅黑"/>
-                <w:b/>
-                <w:color w:val="FFFFFF" w:themeColor="background1"/>
-                <w:sz w:val="18"/>
-                <w:szCs w:val="18"/>
-                <w:lang w:eastAsia="zh-CN"/>
-                <w14:textFill>
-                  <w14:solidFill>
-                    <w14:schemeClr w14:val="bg1"/>
-                  </w14:solidFill>
-                </w14:textFill>
-              </w:rPr>
-            </w:pPr>
-            <w:r>
-              <w:rPr>
-                <w:rFonts w:hint="eastAsia" w:ascii="微软雅黑" w:hAnsi="微软雅黑" w:eastAsia="微软雅黑" w:cs="微软雅黑"/>
-                <w:b/>
-                <w:color w:val="FFFFFF" w:themeColor="background1"/>
-                <w:sz w:val="18"/>
-                <w:szCs w:val="18"/>
-                <w:lang w:eastAsia="zh-CN"/>
-                <w14:textFill>
-                  <w14:solidFill>
-                    <w14:schemeClr w14:val="bg1"/>
-                  </w14:solidFill>
-                </w14:textFill>
-              </w:rPr>
-              <w:t>证据等级</w:t>
-            </w:r>
-          </w:p>
-        </w:tc>
-        <w:tc>
-          <w:tcPr>
-            <w:tcW w:w="5666" w:type="dxa"/>
-            <w:shd w:val="clear" w:color="auto" w:fill="0B8770"/>
-            <w:vAlign w:val="center"/>
-          </w:tcPr>
-          <w:p>
-            <w:pPr>
-              <w:keepNext/>
-              <w:jc w:val="center"/>
-              <w:rPr>
-                <w:rFonts w:hint="eastAsia" w:ascii="微软雅黑" w:hAnsi="微软雅黑" w:eastAsia="微软雅黑" w:cs="微软雅黑"/>
-                <w:b/>
-                <w:color w:val="FFFFFF" w:themeColor="background1"/>
-                <w:sz w:val="18"/>
-                <w:szCs w:val="18"/>
-                <w:lang w:eastAsia="zh-CN"/>
-                <w14:textFill>
-                  <w14:solidFill>
-                    <w14:schemeClr w14:val="bg1"/>
-                  </w14:solidFill>
-                </w14:textFill>
-              </w:rPr>
-            </w:pPr>
-            <w:r>
-              <w:rPr>
-                <w:rFonts w:hint="eastAsia" w:ascii="微软雅黑" w:hAnsi="微软雅黑" w:eastAsia="微软雅黑" w:cs="微软雅黑"/>
-                <w:b/>
-                <w:color w:val="FFFFFF" w:themeColor="background1"/>
-                <w:sz w:val="18"/>
-                <w:szCs w:val="18"/>
-                <w:lang w:eastAsia="zh-CN"/>
-                <w14:textFill>
-                  <w14:solidFill>
-                    <w14:schemeClr w14:val="bg1"/>
-                  </w14:solidFill>
-                </w14:textFill>
-              </w:rPr>
-              <w:t>循证医学信息</w:t>
-            </w:r>
-          </w:p>
-        </w:tc>
-      </w:tr>
-      <w:tr>
-        <w:tblPrEx>
-          <w:tblBorders>
-            <w:top w:val="single" w:color="0B8770" w:sz="12" w:space="0"/>
-            <w:left w:val="none" w:color="auto" w:sz="0" w:space="0"/>
-            <w:bottom w:val="dotted" w:color="0B8770" w:sz="4" w:space="0"/>
-            <w:right w:val="none" w:color="auto" w:sz="0" w:space="0"/>
-            <w:insideH w:val="dotted" w:color="0B8770" w:sz="4" w:space="0"/>
-            <w:insideV w:val="dotted" w:color="0B8770" w:sz="4" w:space="0"/>
-          </w:tblBorders>
-          <w:tblCellMar>
-            <w:top w:w="0" w:type="dxa"/>
-            <w:left w:w="108" w:type="dxa"/>
-            <w:bottom w:w="0" w:type="dxa"/>
-            <w:right w:w="108" w:type="dxa"/>
-          </w:tblCellMar>
-        </w:tblPrEx>
-        <w:trPr>
-          <w:trHeight w:val="494" w:hRule="atLeast"/>
-          <w:jc w:val="center"/>
-        </w:trPr>
-        <w:tc>
-          <w:tcPr>
-            <w:tcW w:w="9870" w:type="dxa"/>
-            <w:gridSpan w:val="4"/>
-            <w:vAlign w:val="center"/>
-          </w:tcPr>
-          <w:p>
-            <w:pPr>
-              <w:keepNext/>
-              <w:spacing w:before="26"/>
-              <w:jc w:val="center"/>
-              <w:rPr>
-                <w:rFonts w:hint="eastAsia" w:ascii="微软雅黑" w:hAnsi="微软雅黑" w:eastAsia="微软雅黑" w:cs="微软雅黑"/>
-                <w:bCs/>
-                <w:sz w:val="18"/>
-                <w:szCs w:val="18"/>
-                <w:highlight w:val="yellow"/>
-                <w:lang w:eastAsia="zh-CN"/>
-              </w:rPr>
-            </w:pPr>
-            <w:r>
-              <w:rPr>
-                <w:rFonts w:hint="eastAsia" w:ascii="微软雅黑" w:hAnsi="微软雅黑" w:eastAsia="微软雅黑" w:cs="微软雅黑"/>
-                <w:b/>
-                <w:sz w:val="18"/>
-                <w:szCs w:val="18"/>
-                <w:lang w:eastAsia="zh-CN"/>
-              </w:rPr>
-              <w:t>{%tr for dis in tdd.potentialDrugList %}</w:t>
-            </w:r>
-          </w:p>
-        </w:tc>
-      </w:tr>
-      <w:tr>
-        <w:tblPrEx>
-          <w:tblBorders>
-            <w:top w:val="single" w:color="0B8770" w:sz="12" w:space="0"/>
-            <w:left w:val="none" w:color="auto" w:sz="0" w:space="0"/>
-            <w:bottom w:val="dotted" w:color="0B8770" w:sz="4" w:space="0"/>
-            <w:right w:val="none" w:color="auto" w:sz="0" w:space="0"/>
-            <w:insideH w:val="dotted" w:color="0B8770" w:sz="4" w:space="0"/>
-            <w:insideV w:val="dotted" w:color="0B8770" w:sz="4" w:space="0"/>
-          </w:tblBorders>
-          <w:tblCellMar>
-            <w:top w:w="0" w:type="dxa"/>
-            <w:left w:w="108" w:type="dxa"/>
-            <w:bottom w:w="0" w:type="dxa"/>
-            <w:right w:w="108" w:type="dxa"/>
-          </w:tblCellMar>
-        </w:tblPrEx>
-        <w:trPr>
-          <w:trHeight w:val="494" w:hRule="atLeast"/>
-          <w:jc w:val="center"/>
-        </w:trPr>
-        <w:tc>
-          <w:tcPr>
-            <w:tcW w:w="1526" w:type="dxa"/>
-            <w:vAlign w:val="center"/>
-          </w:tcPr>
-          <w:p>
-            <w:pPr>
-              <w:spacing w:before="1" w:line="249" w:lineRule="auto"/>
-              <w:ind w:right="131"/>
-              <w:jc w:val="center"/>
-              <w:rPr>
-                <w:rFonts w:hint="eastAsia" w:ascii="微软雅黑" w:hAnsi="微软雅黑" w:eastAsia="微软雅黑" w:cs="微软雅黑"/>
-                <w:b/>
-                <w:sz w:val="18"/>
-                <w:szCs w:val="18"/>
-                <w:highlight w:val="yellow"/>
-              </w:rPr>
-            </w:pPr>
-            <w:r>
-              <w:rPr>
-                <w:rFonts w:hint="eastAsia" w:ascii="微软雅黑" w:hAnsi="微软雅黑" w:eastAsia="微软雅黑" w:cs="微软雅黑"/>
-                <w:sz w:val="18"/>
-                <w:szCs w:val="18"/>
-                <w:lang w:eastAsia="zh-CN"/>
-              </w:rPr>
-              <w:t>{{</w:t>
-            </w:r>
-            <w:r>
-              <w:rPr>
-                <w:rFonts w:hint="eastAsia" w:ascii="微软雅黑" w:hAnsi="微软雅黑" w:eastAsia="微软雅黑" w:cs="微软雅黑"/>
-                <w:bCs/>
-                <w:sz w:val="18"/>
-                <w:szCs w:val="18"/>
-                <w:lang w:eastAsia="zh-CN"/>
-              </w:rPr>
-              <w:t>dis.drug_name_chinese3</w:t>
-            </w:r>
-            <w:r>
-              <w:rPr>
-                <w:rFonts w:hint="eastAsia" w:ascii="微软雅黑" w:hAnsi="微软雅黑" w:eastAsia="微软雅黑" w:cs="微软雅黑"/>
-                <w:sz w:val="18"/>
-                <w:szCs w:val="18"/>
-                <w:lang w:eastAsia="zh-CN"/>
-              </w:rPr>
-              <w:t xml:space="preserve"> }}</w:t>
-            </w:r>
-          </w:p>
-        </w:tc>
-        <w:tc>
-          <w:tcPr>
-            <w:tcW w:w="1417" w:type="dxa"/>
-            <w:vAlign w:val="center"/>
-          </w:tcPr>
-          <w:p>
-            <w:pPr>
-              <w:keepNext/>
-              <w:spacing w:before="26"/>
-              <w:jc w:val="center"/>
-              <w:rPr>
-                <w:rFonts w:hint="eastAsia" w:ascii="微软雅黑" w:hAnsi="微软雅黑" w:eastAsia="微软雅黑" w:cs="微软雅黑"/>
-                <w:bCs/>
-                <w:sz w:val="18"/>
-                <w:szCs w:val="18"/>
-                <w:highlight w:val="yellow"/>
-                <w:lang w:eastAsia="zh-CN"/>
-              </w:rPr>
-            </w:pPr>
-            <w:r>
-              <w:rPr>
-                <w:rFonts w:hint="eastAsia" w:ascii="微软雅黑" w:hAnsi="微软雅黑" w:eastAsia="微软雅黑" w:cs="微软雅黑"/>
-                <w:sz w:val="18"/>
-                <w:szCs w:val="18"/>
-                <w:lang w:eastAsia="zh-CN"/>
-              </w:rPr>
-              <w:t>{{dis.</w:t>
-            </w:r>
-            <w:r>
-              <w:rPr>
-                <w:rFonts w:hint="eastAsia" w:ascii="微软雅黑" w:hAnsi="微软雅黑" w:eastAsia="微软雅黑" w:cs="微软雅黑"/>
-                <w:bCs/>
-                <w:sz w:val="18"/>
-                <w:szCs w:val="18"/>
-                <w:lang w:eastAsia="zh-CN"/>
-              </w:rPr>
-              <w:t>disease_name_chinese</w:t>
-            </w:r>
-            <w:r>
-              <w:rPr>
-                <w:rFonts w:hint="eastAsia" w:ascii="微软雅黑" w:hAnsi="微软雅黑" w:eastAsia="微软雅黑" w:cs="微软雅黑"/>
-                <w:sz w:val="18"/>
-                <w:szCs w:val="18"/>
-                <w:lang w:eastAsia="zh-CN"/>
-              </w:rPr>
-              <w:t>}}</w:t>
-            </w:r>
-          </w:p>
-        </w:tc>
-        <w:tc>
-          <w:tcPr>
-            <w:tcW w:w="1261" w:type="dxa"/>
-            <w:vAlign w:val="center"/>
-          </w:tcPr>
-          <w:p>
-            <w:pPr>
-              <w:keepNext/>
-              <w:spacing w:before="26"/>
-              <w:jc w:val="center"/>
-              <w:rPr>
-                <w:rFonts w:hint="eastAsia" w:ascii="微软雅黑" w:hAnsi="微软雅黑" w:eastAsia="微软雅黑" w:cs="微软雅黑"/>
-                <w:bCs/>
-                <w:sz w:val="18"/>
-                <w:szCs w:val="18"/>
-                <w:highlight w:val="yellow"/>
-                <w:lang w:eastAsia="zh-CN"/>
-              </w:rPr>
-            </w:pPr>
-            <w:r>
-              <w:rPr>
-                <w:rFonts w:hint="eastAsia" w:ascii="微软雅黑" w:hAnsi="微软雅黑" w:eastAsia="微软雅黑" w:cs="微软雅黑"/>
-                <w:sz w:val="18"/>
-                <w:szCs w:val="18"/>
-                <w:lang w:eastAsia="zh-CN"/>
-              </w:rPr>
-              <w:t>{{</w:t>
-            </w:r>
-            <w:r>
-              <w:rPr>
-                <w:rFonts w:hint="eastAsia" w:ascii="微软雅黑" w:hAnsi="微软雅黑" w:eastAsia="微软雅黑" w:cs="微软雅黑"/>
-                <w:bCs/>
-                <w:sz w:val="18"/>
-                <w:szCs w:val="18"/>
-                <w:lang w:eastAsia="zh-CN"/>
-              </w:rPr>
-              <w:t>dis.evidence_phase_chinese</w:t>
-            </w:r>
-            <w:r>
-              <w:rPr>
-                <w:rFonts w:hint="eastAsia" w:ascii="微软雅黑" w:hAnsi="微软雅黑" w:eastAsia="微软雅黑" w:cs="微软雅黑"/>
-                <w:sz w:val="18"/>
-                <w:szCs w:val="18"/>
-                <w:lang w:eastAsia="zh-CN"/>
-              </w:rPr>
-              <w:t>}}</w:t>
-            </w:r>
-          </w:p>
-        </w:tc>
-        <w:tc>
-          <w:tcPr>
-            <w:tcW w:w="5666" w:type="dxa"/>
-            <w:vAlign w:val="center"/>
-          </w:tcPr>
-          <w:p>
-            <w:pPr>
-              <w:keepNext/>
-              <w:spacing w:before="26"/>
-              <w:jc w:val="center"/>
-              <w:rPr>
-                <w:rFonts w:hint="eastAsia" w:ascii="微软雅黑" w:hAnsi="微软雅黑" w:eastAsia="微软雅黑" w:cs="微软雅黑"/>
-                <w:bCs/>
-                <w:sz w:val="18"/>
-                <w:szCs w:val="18"/>
-                <w:highlight w:val="yellow"/>
-                <w:lang w:eastAsia="zh-CN"/>
-              </w:rPr>
-            </w:pPr>
-            <w:r>
-              <w:rPr>
-                <w:rFonts w:hint="eastAsia" w:ascii="微软雅黑" w:hAnsi="微软雅黑" w:eastAsia="微软雅黑" w:cs="微软雅黑"/>
-                <w:sz w:val="18"/>
-                <w:szCs w:val="18"/>
-                <w:lang w:eastAsia="zh-CN"/>
-              </w:rPr>
-              <w:t>{{</w:t>
-            </w:r>
-            <w:r>
-              <w:rPr>
-                <w:rFonts w:hint="eastAsia" w:ascii="微软雅黑" w:hAnsi="微软雅黑" w:eastAsia="微软雅黑" w:cs="微软雅黑"/>
-                <w:bCs/>
-                <w:sz w:val="18"/>
-                <w:szCs w:val="18"/>
-                <w:lang w:eastAsia="zh-CN"/>
-              </w:rPr>
-              <w:t>dis.annotation_chinese</w:t>
-            </w:r>
-            <w:r>
-              <w:rPr>
-                <w:rFonts w:hint="eastAsia" w:ascii="微软雅黑" w:hAnsi="微软雅黑" w:eastAsia="微软雅黑" w:cs="微软雅黑"/>
-                <w:sz w:val="18"/>
-                <w:szCs w:val="18"/>
-                <w:lang w:eastAsia="zh-CN"/>
-              </w:rPr>
-              <w:t>}}</w:t>
-            </w:r>
-          </w:p>
-        </w:tc>
-      </w:tr>
-      <w:tr>
-        <w:tblPrEx>
-          <w:tblBorders>
-            <w:top w:val="single" w:color="0B8770" w:sz="12" w:space="0"/>
-            <w:left w:val="none" w:color="auto" w:sz="0" w:space="0"/>
-            <w:bottom w:val="dotted" w:color="0B8770" w:sz="4" w:space="0"/>
-            <w:right w:val="none" w:color="auto" w:sz="0" w:space="0"/>
-            <w:insideH w:val="dotted" w:color="0B8770" w:sz="4" w:space="0"/>
-            <w:insideV w:val="dotted" w:color="0B8770" w:sz="4" w:space="0"/>
-          </w:tblBorders>
-          <w:tblCellMar>
-            <w:top w:w="0" w:type="dxa"/>
-            <w:left w:w="108" w:type="dxa"/>
-            <w:bottom w:w="0" w:type="dxa"/>
-            <w:right w:w="108" w:type="dxa"/>
-          </w:tblCellMar>
-        </w:tblPrEx>
-        <w:trPr>
-          <w:trHeight w:val="494" w:hRule="atLeast"/>
-          <w:jc w:val="center"/>
-        </w:trPr>
-        <w:tc>
-          <w:tcPr>
-            <w:tcW w:w="9870" w:type="dxa"/>
-            <w:gridSpan w:val="4"/>
-            <w:vAlign w:val="center"/>
-          </w:tcPr>
-          <w:p>
-            <w:pPr>
-              <w:keepNext/>
-              <w:spacing w:before="26"/>
-              <w:jc w:val="center"/>
-              <w:rPr>
-                <w:rFonts w:hint="eastAsia" w:ascii="微软雅黑" w:hAnsi="微软雅黑" w:eastAsia="微软雅黑" w:cs="微软雅黑"/>
-                <w:bCs/>
-                <w:sz w:val="18"/>
-                <w:szCs w:val="18"/>
-                <w:lang w:eastAsia="zh-CN"/>
-              </w:rPr>
-            </w:pPr>
-            <w:r>
-              <w:rPr>
-                <w:rFonts w:hint="eastAsia" w:ascii="微软雅黑" w:hAnsi="微软雅黑" w:eastAsia="微软雅黑" w:cs="微软雅黑"/>
-                <w:b/>
-                <w:sz w:val="18"/>
-                <w:szCs w:val="18"/>
-                <w:lang w:eastAsia="zh-CN"/>
-              </w:rPr>
-              <w:t>{%tr endfor %}</w:t>
-            </w:r>
-          </w:p>
-        </w:tc>
-      </w:tr>
-    </w:tbl>
-    <w:p>
-      <w:pPr>
-        <w:spacing w:before="26"/>
-        <w:rPr>
-          <w:rFonts w:hint="eastAsia" w:ascii="微软雅黑" w:hAnsi="微软雅黑" w:eastAsia="微软雅黑" w:cs="微软雅黑"/>
-          <w:b/>
-          <w:sz w:val="24"/>
-          <w:szCs w:val="24"/>
-          <w:lang w:eastAsia="zh-CN"/>
-        </w:rPr>
-      </w:pPr>
-      <w:r>
-        <w:rPr>
-          <w:rFonts w:hint="eastAsia" w:ascii="微软雅黑" w:hAnsi="微软雅黑" w:eastAsia="微软雅黑" w:cs="微软雅黑"/>
-          <w:b/>
-          <w:sz w:val="24"/>
-          <w:szCs w:val="24"/>
-          <w:lang w:eastAsia="zh-CN"/>
-        </w:rPr>
-        <w:t>{% endif %}{%if tdd.clinicalTrialInformationStr!= [] %}</w:t>
-      </w:r>
-    </w:p>
-    <w:p>
-      <w:pPr>
-        <w:keepNext/>
-        <w:spacing w:before="26"/>
-        <w:rPr>
-          <w:rFonts w:hint="eastAsia" w:ascii="微软雅黑" w:hAnsi="微软雅黑" w:eastAsia="微软雅黑" w:cs="微软雅黑"/>
-          <w:b/>
-          <w:color w:val="0B8770"/>
-          <w:sz w:val="24"/>
-          <w:lang w:eastAsia="zh-CN"/>
-        </w:rPr>
-      </w:pPr>
-      <w:r>
-        <w:rPr>
-          <w:rFonts w:hint="eastAsia" w:ascii="微软雅黑" w:hAnsi="微软雅黑" w:eastAsia="微软雅黑" w:cs="微软雅黑"/>
-          <w:b/>
-          <w:color w:val="0B8770"/>
-          <w:sz w:val="24"/>
-          <w:lang w:eastAsia="zh-CN"/>
-        </w:rPr>
-        <w:t>临床试验信息</w:t>
-      </w:r>
-    </w:p>
-    <w:tbl>
-      <w:tblPr>
-        <w:tblStyle w:val="13"/>
-        <w:tblpPr w:leftFromText="180" w:rightFromText="180" w:vertAnchor="text" w:tblpXSpec="center" w:tblpY="1"/>
-        <w:tblOverlap w:val="never"/>
-        <w:tblW w:w="9870" w:type="dxa"/>
-        <w:jc w:val="center"/>
-        <w:tblBorders>
-          <w:top w:val="single" w:color="0B8770" w:sz="12" w:space="0"/>
-          <w:left w:val="none" w:color="auto" w:sz="0" w:space="0"/>
-          <w:bottom w:val="dotted" w:color="0B8770" w:sz="4" w:space="0"/>
-          <w:right w:val="none" w:color="auto" w:sz="0" w:space="0"/>
-          <w:insideH w:val="dotted" w:color="0B8770" w:sz="4" w:space="0"/>
-          <w:insideV w:val="dotted" w:color="0B8770" w:sz="4" w:space="0"/>
-        </w:tblBorders>
-        <w:tblLayout w:type="fixed"/>
-        <w:tblCellMar>
-          <w:top w:w="0" w:type="dxa"/>
-          <w:left w:w="108" w:type="dxa"/>
-          <w:bottom w:w="0" w:type="dxa"/>
-          <w:right w:w="108" w:type="dxa"/>
-        </w:tblCellMar>
-      </w:tblPr>
-      <w:tblGrid>
-        <w:gridCol w:w="1645"/>
-        <w:gridCol w:w="3884"/>
-        <w:gridCol w:w="1246"/>
-        <w:gridCol w:w="1035"/>
-        <w:gridCol w:w="1204"/>
-        <w:gridCol w:w="856"/>
-      </w:tblGrid>
-      <w:tr>
-        <w:tblPrEx>
-          <w:tblBorders>
-            <w:top w:val="single" w:color="0B8770" w:sz="12" w:space="0"/>
-            <w:left w:val="none" w:color="auto" w:sz="0" w:space="0"/>
-            <w:bottom w:val="dotted" w:color="0B8770" w:sz="4" w:space="0"/>
-            <w:right w:val="none" w:color="auto" w:sz="0" w:space="0"/>
-            <w:insideH w:val="dotted" w:color="0B8770" w:sz="4" w:space="0"/>
-            <w:insideV w:val="dotted" w:color="0B8770" w:sz="4" w:space="0"/>
-          </w:tblBorders>
-        </w:tblPrEx>
-        <w:trPr>
-          <w:trHeight w:val="420" w:hRule="atLeast"/>
-          <w:jc w:val="center"/>
-        </w:trPr>
-        <w:tc>
-          <w:tcPr>
-            <w:tcW w:w="1645" w:type="dxa"/>
-            <w:shd w:val="clear" w:color="auto" w:fill="0B8770"/>
-            <w:vAlign w:val="center"/>
-          </w:tcPr>
-          <w:p>
-            <w:pPr>
-              <w:keepNext/>
-              <w:spacing w:before="26"/>
-              <w:jc w:val="center"/>
-              <w:rPr>
-                <w:rFonts w:hint="eastAsia" w:ascii="微软雅黑" w:hAnsi="微软雅黑" w:eastAsia="微软雅黑" w:cs="微软雅黑"/>
-                <w:b/>
-                <w:color w:val="FFFFFF" w:themeColor="background1"/>
-                <w:sz w:val="18"/>
-                <w:szCs w:val="18"/>
-                <w:lang w:eastAsia="zh-CN"/>
-                <w14:textFill>
-                  <w14:solidFill>
-                    <w14:schemeClr w14:val="bg1"/>
-                  </w14:solidFill>
-                </w14:textFill>
-              </w:rPr>
-            </w:pPr>
-            <w:r>
-              <w:rPr>
-                <w:rFonts w:hint="eastAsia" w:ascii="微软雅黑" w:hAnsi="微软雅黑" w:eastAsia="微软雅黑" w:cs="微软雅黑"/>
-                <w:b/>
-                <w:color w:val="FFFFFF" w:themeColor="background1"/>
-                <w:sz w:val="18"/>
-                <w:szCs w:val="18"/>
-                <w:lang w:eastAsia="zh-CN"/>
-                <w14:textFill>
-                  <w14:solidFill>
-                    <w14:schemeClr w14:val="bg1"/>
-                  </w14:solidFill>
-                </w14:textFill>
-              </w:rPr>
-              <w:t>ID</w:t>
-            </w:r>
-          </w:p>
-        </w:tc>
-        <w:tc>
-          <w:tcPr>
-            <w:tcW w:w="3884" w:type="dxa"/>
-            <w:shd w:val="clear" w:color="auto" w:fill="0B8770"/>
-            <w:vAlign w:val="center"/>
-          </w:tcPr>
-          <w:p>
-            <w:pPr>
-              <w:keepNext/>
-              <w:spacing w:before="26"/>
-              <w:jc w:val="center"/>
-              <w:rPr>
-                <w:rFonts w:hint="eastAsia" w:ascii="微软雅黑" w:hAnsi="微软雅黑" w:eastAsia="微软雅黑" w:cs="微软雅黑"/>
-                <w:b/>
-                <w:color w:val="FFFFFF" w:themeColor="background1"/>
-                <w:sz w:val="18"/>
-                <w:szCs w:val="18"/>
-                <w:lang w:eastAsia="zh-CN"/>
-                <w14:textFill>
-                  <w14:solidFill>
-                    <w14:schemeClr w14:val="bg1"/>
-                  </w14:solidFill>
-                </w14:textFill>
-              </w:rPr>
-            </w:pPr>
-            <w:r>
-              <w:rPr>
-                <w:rFonts w:hint="eastAsia" w:ascii="微软雅黑" w:hAnsi="微软雅黑" w:eastAsia="微软雅黑" w:cs="微软雅黑"/>
-                <w:b/>
-                <w:color w:val="FFFFFF" w:themeColor="background1"/>
-                <w:sz w:val="18"/>
-                <w:szCs w:val="18"/>
-                <w:lang w:eastAsia="zh-CN"/>
-                <w14:textFill>
-                  <w14:solidFill>
-                    <w14:schemeClr w14:val="bg1"/>
-                  </w14:solidFill>
-                </w14:textFill>
-              </w:rPr>
-              <w:t>临床试验名称</w:t>
-            </w:r>
-          </w:p>
-        </w:tc>
-        <w:tc>
-          <w:tcPr>
-            <w:tcW w:w="1246" w:type="dxa"/>
-            <w:shd w:val="clear" w:color="auto" w:fill="0B8770"/>
-            <w:vAlign w:val="center"/>
-          </w:tcPr>
-          <w:p>
-            <w:pPr>
-              <w:keepNext/>
-              <w:spacing w:before="26"/>
-              <w:jc w:val="center"/>
-              <w:rPr>
-                <w:rFonts w:hint="eastAsia" w:ascii="微软雅黑" w:hAnsi="微软雅黑" w:eastAsia="微软雅黑" w:cs="微软雅黑"/>
-                <w:b/>
-                <w:color w:val="FFFFFF" w:themeColor="background1"/>
-                <w:sz w:val="18"/>
-                <w:szCs w:val="18"/>
-                <w:lang w:eastAsia="zh-CN"/>
-                <w14:textFill>
-                  <w14:solidFill>
-                    <w14:schemeClr w14:val="bg1"/>
-                  </w14:solidFill>
-                </w14:textFill>
-              </w:rPr>
-            </w:pPr>
-            <w:r>
-              <w:rPr>
-                <w:rFonts w:hint="eastAsia" w:ascii="微软雅黑" w:hAnsi="微软雅黑" w:eastAsia="微软雅黑" w:cs="微软雅黑"/>
-                <w:b/>
-                <w:color w:val="FFFFFF" w:themeColor="background1"/>
-                <w:sz w:val="18"/>
-                <w:szCs w:val="18"/>
-                <w:lang w:eastAsia="zh-CN"/>
-                <w14:textFill>
-                  <w14:solidFill>
-                    <w14:schemeClr w14:val="bg1"/>
-                  </w14:solidFill>
-                </w14:textFill>
-              </w:rPr>
-              <w:t>肿瘤类型</w:t>
-            </w:r>
-          </w:p>
-        </w:tc>
-        <w:tc>
-          <w:tcPr>
-            <w:tcW w:w="1035" w:type="dxa"/>
-            <w:shd w:val="clear" w:color="auto" w:fill="0B8770"/>
-            <w:vAlign w:val="center"/>
-          </w:tcPr>
-          <w:p>
-            <w:pPr>
-              <w:keepNext/>
-              <w:spacing w:before="26"/>
-              <w:jc w:val="center"/>
-              <w:rPr>
-                <w:rFonts w:hint="eastAsia" w:ascii="微软雅黑" w:hAnsi="微软雅黑" w:eastAsia="微软雅黑" w:cs="微软雅黑"/>
-                <w:b/>
-                <w:color w:val="FFFFFF" w:themeColor="background1"/>
-                <w:sz w:val="18"/>
-                <w:szCs w:val="18"/>
-                <w:lang w:eastAsia="zh-CN"/>
-                <w14:textFill>
-                  <w14:solidFill>
-                    <w14:schemeClr w14:val="bg1"/>
-                  </w14:solidFill>
-                </w14:textFill>
-              </w:rPr>
-            </w:pPr>
-            <w:r>
-              <w:rPr>
-                <w:rFonts w:hint="eastAsia" w:ascii="微软雅黑" w:hAnsi="微软雅黑" w:eastAsia="微软雅黑" w:cs="微软雅黑"/>
-                <w:b/>
-                <w:color w:val="FFFFFF" w:themeColor="background1"/>
-                <w:sz w:val="18"/>
-                <w:szCs w:val="18"/>
-                <w:lang w:eastAsia="zh-CN"/>
-                <w14:textFill>
-                  <w14:solidFill>
-                    <w14:schemeClr w14:val="bg1"/>
-                  </w14:solidFill>
-                </w14:textFill>
-              </w:rPr>
-              <w:t>阶段</w:t>
-            </w:r>
-          </w:p>
-        </w:tc>
-        <w:tc>
-          <w:tcPr>
-            <w:tcW w:w="1204" w:type="dxa"/>
-            <w:shd w:val="clear" w:color="auto" w:fill="0B8770"/>
-            <w:vAlign w:val="center"/>
-          </w:tcPr>
-          <w:p>
-            <w:pPr>
-              <w:keepNext/>
-              <w:spacing w:before="26"/>
-              <w:jc w:val="center"/>
-              <w:rPr>
-                <w:rFonts w:hint="eastAsia" w:ascii="微软雅黑" w:hAnsi="微软雅黑" w:eastAsia="微软雅黑" w:cs="微软雅黑"/>
-                <w:b/>
-                <w:color w:val="FFFFFF" w:themeColor="background1"/>
-                <w:sz w:val="18"/>
-                <w:szCs w:val="18"/>
-                <w:lang w:eastAsia="zh-CN"/>
-                <w14:textFill>
-                  <w14:solidFill>
-                    <w14:schemeClr w14:val="bg1"/>
-                  </w14:solidFill>
-                </w14:textFill>
-              </w:rPr>
-            </w:pPr>
-            <w:r>
-              <w:rPr>
-                <w:rFonts w:hint="eastAsia" w:ascii="微软雅黑" w:hAnsi="微软雅黑" w:eastAsia="微软雅黑" w:cs="微软雅黑"/>
-                <w:b/>
-                <w:color w:val="FFFFFF" w:themeColor="background1"/>
-                <w:sz w:val="18"/>
-                <w:szCs w:val="18"/>
-                <w:lang w:eastAsia="zh-CN"/>
-                <w14:textFill>
-                  <w14:solidFill>
-                    <w14:schemeClr w14:val="bg1"/>
-                  </w14:solidFill>
-                </w14:textFill>
-              </w:rPr>
-              <w:t>药物</w:t>
-            </w:r>
-          </w:p>
-        </w:tc>
-        <w:tc>
-          <w:tcPr>
-            <w:tcW w:w="856" w:type="dxa"/>
-            <w:shd w:val="clear" w:color="auto" w:fill="0B8770"/>
-            <w:vAlign w:val="center"/>
-          </w:tcPr>
-          <w:p>
-            <w:pPr>
-              <w:keepNext/>
-              <w:spacing w:before="26"/>
-              <w:jc w:val="center"/>
-              <w:rPr>
-                <w:rFonts w:hint="eastAsia" w:ascii="微软雅黑" w:hAnsi="微软雅黑" w:eastAsia="微软雅黑" w:cs="微软雅黑"/>
-                <w:b/>
-                <w:color w:val="FFFFFF" w:themeColor="background1"/>
-                <w:sz w:val="18"/>
-                <w:szCs w:val="18"/>
-                <w:lang w:eastAsia="zh-CN"/>
-                <w14:textFill>
-                  <w14:solidFill>
-                    <w14:schemeClr w14:val="bg1"/>
-                  </w14:solidFill>
-                </w14:textFill>
-              </w:rPr>
-            </w:pPr>
-            <w:r>
-              <w:rPr>
-                <w:rFonts w:hint="eastAsia" w:ascii="微软雅黑" w:hAnsi="微软雅黑" w:eastAsia="微软雅黑" w:cs="微软雅黑"/>
-                <w:b/>
-                <w:color w:val="FFFFFF" w:themeColor="background1"/>
-                <w:sz w:val="18"/>
-                <w:szCs w:val="18"/>
-                <w:lang w:eastAsia="zh-CN"/>
-                <w14:textFill>
-                  <w14:solidFill>
-                    <w14:schemeClr w14:val="bg1"/>
-                  </w14:solidFill>
-                </w14:textFill>
-              </w:rPr>
-              <w:t>地点</w:t>
-            </w:r>
-          </w:p>
-        </w:tc>
-      </w:tr>
-      <w:tr>
-        <w:tblPrEx>
-          <w:tblBorders>
-            <w:top w:val="single" w:color="0B8770" w:sz="12" w:space="0"/>
-            <w:left w:val="none" w:color="auto" w:sz="0" w:space="0"/>
-            <w:bottom w:val="dotted" w:color="0B8770" w:sz="4" w:space="0"/>
-            <w:right w:val="none" w:color="auto" w:sz="0" w:space="0"/>
-            <w:insideH w:val="dotted" w:color="0B8770" w:sz="4" w:space="0"/>
-            <w:insideV w:val="dotted" w:color="0B8770" w:sz="4" w:space="0"/>
-          </w:tblBorders>
-          <w:tblCellMar>
-            <w:top w:w="0" w:type="dxa"/>
-            <w:left w:w="108" w:type="dxa"/>
-            <w:bottom w:w="0" w:type="dxa"/>
-            <w:right w:w="108" w:type="dxa"/>
-          </w:tblCellMar>
-        </w:tblPrEx>
-        <w:trPr>
-          <w:jc w:val="center"/>
-        </w:trPr>
-        <w:tc>
-          <w:tcPr>
-            <w:tcW w:w="9870" w:type="dxa"/>
-            <w:gridSpan w:val="6"/>
-            <w:vAlign w:val="center"/>
-          </w:tcPr>
-          <w:p>
-            <w:pPr>
-              <w:keepNext/>
-              <w:spacing w:before="26"/>
-              <w:jc w:val="center"/>
-              <w:rPr>
-                <w:rFonts w:hint="eastAsia" w:ascii="微软雅黑" w:hAnsi="微软雅黑" w:eastAsia="微软雅黑" w:cs="微软雅黑"/>
-                <w:bCs/>
-                <w:sz w:val="18"/>
-                <w:szCs w:val="18"/>
-                <w:lang w:eastAsia="zh-CN"/>
-              </w:rPr>
-            </w:pPr>
-            <w:r>
-              <w:rPr>
-                <w:rFonts w:hint="eastAsia" w:ascii="微软雅黑" w:hAnsi="微软雅黑" w:eastAsia="微软雅黑" w:cs="微软雅黑"/>
-                <w:b/>
-                <w:sz w:val="18"/>
-                <w:szCs w:val="18"/>
-                <w:lang w:eastAsia="zh-CN"/>
-              </w:rPr>
-              <w:t>{%tr for cti in tdd.clinicalTrialInformationStr %}</w:t>
-            </w:r>
-          </w:p>
-        </w:tc>
-      </w:tr>
-      <w:tr>
-        <w:tblPrEx>
-          <w:tblBorders>
-            <w:top w:val="single" w:color="0B8770" w:sz="12" w:space="0"/>
-            <w:left w:val="none" w:color="auto" w:sz="0" w:space="0"/>
-            <w:bottom w:val="dotted" w:color="0B8770" w:sz="4" w:space="0"/>
-            <w:right w:val="none" w:color="auto" w:sz="0" w:space="0"/>
-            <w:insideH w:val="dotted" w:color="0B8770" w:sz="4" w:space="0"/>
-            <w:insideV w:val="dotted" w:color="0B8770" w:sz="4" w:space="0"/>
-          </w:tblBorders>
-          <w:tblCellMar>
-            <w:top w:w="0" w:type="dxa"/>
-            <w:left w:w="108" w:type="dxa"/>
-            <w:bottom w:w="0" w:type="dxa"/>
-            <w:right w:w="108" w:type="dxa"/>
-          </w:tblCellMar>
-        </w:tblPrEx>
-        <w:trPr>
-          <w:jc w:val="center"/>
-        </w:trPr>
-        <w:tc>
-          <w:tcPr>
-            <w:tcW w:w="1645" w:type="dxa"/>
-            <w:vAlign w:val="center"/>
-          </w:tcPr>
-          <w:p>
-            <w:pPr>
-              <w:keepNext/>
-              <w:spacing w:before="26"/>
-              <w:jc w:val="center"/>
-              <w:rPr>
-                <w:rFonts w:hint="eastAsia" w:ascii="微软雅黑" w:hAnsi="微软雅黑" w:eastAsia="微软雅黑" w:cs="微软雅黑"/>
-                <w:bCs/>
-                <w:sz w:val="18"/>
-                <w:szCs w:val="18"/>
-                <w:lang w:eastAsia="zh-CN"/>
-              </w:rPr>
-            </w:pPr>
-            <w:r>
-              <w:rPr>
-                <w:rFonts w:hint="eastAsia" w:ascii="微软雅黑" w:hAnsi="微软雅黑" w:eastAsia="微软雅黑" w:cs="微软雅黑"/>
-                <w:bCs/>
-                <w:sz w:val="18"/>
-                <w:szCs w:val="18"/>
-                <w:lang w:eastAsia="zh-CN"/>
-              </w:rPr>
-              <w:t>{{ cti.clinical_trial_id }}</w:t>
-            </w:r>
-          </w:p>
-        </w:tc>
-        <w:tc>
-          <w:tcPr>
-            <w:tcW w:w="3884" w:type="dxa"/>
-            <w:vAlign w:val="center"/>
-          </w:tcPr>
-          <w:p>
-            <w:pPr>
-              <w:keepNext/>
-              <w:jc w:val="center"/>
-              <w:rPr>
-                <w:rFonts w:hint="eastAsia" w:ascii="微软雅黑" w:hAnsi="微软雅黑" w:eastAsia="微软雅黑" w:cs="微软雅黑"/>
-                <w:bCs/>
-                <w:sz w:val="18"/>
-                <w:szCs w:val="18"/>
-                <w:lang w:eastAsia="zh-CN"/>
-              </w:rPr>
-            </w:pPr>
-            <w:r>
-              <w:rPr>
-                <w:rFonts w:hint="eastAsia" w:ascii="微软雅黑" w:hAnsi="微软雅黑" w:eastAsia="微软雅黑" w:cs="微软雅黑"/>
-                <w:bCs/>
-                <w:sz w:val="18"/>
-                <w:szCs w:val="18"/>
-                <w:lang w:eastAsia="zh-CN"/>
-              </w:rPr>
-              <w:t>{{ cti.title_chinese }}</w:t>
-            </w:r>
-          </w:p>
-        </w:tc>
-        <w:tc>
-          <w:tcPr>
-            <w:tcW w:w="1246" w:type="dxa"/>
-            <w:vAlign w:val="center"/>
-          </w:tcPr>
-          <w:p>
-            <w:pPr>
-              <w:keepNext/>
-              <w:spacing w:before="26"/>
-              <w:jc w:val="center"/>
-              <w:rPr>
-                <w:rFonts w:hint="eastAsia" w:ascii="微软雅黑" w:hAnsi="微软雅黑" w:eastAsia="微软雅黑" w:cs="微软雅黑"/>
-                <w:bCs/>
-                <w:sz w:val="18"/>
-                <w:szCs w:val="18"/>
-                <w:lang w:eastAsia="zh-CN"/>
-              </w:rPr>
-            </w:pPr>
-            <w:r>
-              <w:rPr>
-                <w:rFonts w:hint="eastAsia" w:ascii="微软雅黑" w:hAnsi="微软雅黑" w:eastAsia="微软雅黑" w:cs="微软雅黑"/>
-                <w:bCs/>
-                <w:sz w:val="18"/>
-                <w:szCs w:val="18"/>
-                <w:lang w:eastAsia="zh-CN"/>
-              </w:rPr>
-              <w:t>{{ cti.condition_chinese }}</w:t>
-            </w:r>
-          </w:p>
-        </w:tc>
-        <w:tc>
-          <w:tcPr>
-            <w:tcW w:w="1035" w:type="dxa"/>
-            <w:vAlign w:val="center"/>
-          </w:tcPr>
-          <w:p>
-            <w:pPr>
-              <w:keepNext/>
-              <w:spacing w:before="26"/>
-              <w:jc w:val="center"/>
-              <w:rPr>
-                <w:rFonts w:hint="eastAsia" w:ascii="微软雅黑" w:hAnsi="微软雅黑" w:eastAsia="微软雅黑" w:cs="微软雅黑"/>
-                <w:bCs/>
-                <w:sz w:val="18"/>
-                <w:szCs w:val="18"/>
-                <w:lang w:eastAsia="zh-CN"/>
-              </w:rPr>
-            </w:pPr>
-            <w:r>
-              <w:rPr>
-                <w:rFonts w:hint="eastAsia" w:ascii="微软雅黑" w:hAnsi="微软雅黑" w:eastAsia="微软雅黑" w:cs="微软雅黑"/>
-                <w:bCs/>
-                <w:sz w:val="18"/>
-                <w:szCs w:val="18"/>
-                <w:lang w:eastAsia="zh-CN"/>
-              </w:rPr>
-              <w:t>{{ cti.phase }}</w:t>
-            </w:r>
-          </w:p>
-        </w:tc>
-        <w:tc>
-          <w:tcPr>
-            <w:tcW w:w="1204" w:type="dxa"/>
-            <w:vAlign w:val="center"/>
-          </w:tcPr>
-          <w:p>
-            <w:pPr>
-              <w:spacing w:before="1" w:line="249" w:lineRule="auto"/>
-              <w:ind w:right="131"/>
-              <w:jc w:val="center"/>
-              <w:rPr>
-                <w:rFonts w:hint="eastAsia" w:ascii="微软雅黑" w:hAnsi="微软雅黑" w:eastAsia="微软雅黑" w:cs="微软雅黑"/>
-                <w:sz w:val="18"/>
-                <w:szCs w:val="18"/>
-                <w:lang w:eastAsia="zh-CN"/>
-              </w:rPr>
-            </w:pPr>
-            <w:r>
-              <w:rPr>
-                <w:rFonts w:hint="eastAsia" w:ascii="微软雅黑" w:hAnsi="微软雅黑" w:eastAsia="微软雅黑" w:cs="微软雅黑"/>
-                <w:sz w:val="18"/>
-                <w:szCs w:val="18"/>
-                <w:lang w:eastAsia="zh-CN"/>
-              </w:rPr>
-              <w:t xml:space="preserve">{% for d in </w:t>
-            </w:r>
-            <w:r>
-              <w:rPr>
-                <w:rFonts w:hint="eastAsia" w:ascii="微软雅黑" w:hAnsi="微软雅黑" w:eastAsia="微软雅黑" w:cs="微软雅黑"/>
-                <w:bCs/>
-                <w:sz w:val="18"/>
-                <w:szCs w:val="18"/>
-                <w:lang w:eastAsia="zh-CN"/>
-              </w:rPr>
-              <w:t>cti.drug_name_chinese</w:t>
-            </w:r>
-            <w:r>
-              <w:rPr>
-                <w:rFonts w:hint="eastAsia" w:ascii="微软雅黑" w:hAnsi="微软雅黑" w:eastAsia="微软雅黑" w:cs="微软雅黑"/>
-                <w:sz w:val="18"/>
-                <w:szCs w:val="18"/>
-                <w:lang w:eastAsia="zh-CN"/>
-              </w:rPr>
-              <w:t xml:space="preserve"> %}{%if loop.last%}{{ d.name }}{%else%}{{ d.name }}</w:t>
-            </w:r>
-          </w:p>
-          <w:p>
-            <w:pPr>
-              <w:keepNext/>
-              <w:jc w:val="center"/>
-              <w:rPr>
-                <w:rFonts w:hint="eastAsia" w:ascii="微软雅黑" w:hAnsi="微软雅黑" w:eastAsia="微软雅黑" w:cs="微软雅黑"/>
-                <w:bCs/>
-                <w:sz w:val="18"/>
-                <w:szCs w:val="18"/>
-                <w:lang w:eastAsia="zh-CN"/>
-              </w:rPr>
-            </w:pPr>
-            <w:r>
-              <w:rPr>
-                <w:rFonts w:hint="eastAsia" w:ascii="微软雅黑" w:hAnsi="微软雅黑" w:eastAsia="微软雅黑" w:cs="微软雅黑"/>
-                <w:sz w:val="18"/>
-                <w:szCs w:val="18"/>
-                <w:lang w:eastAsia="zh-CN"/>
-              </w:rPr>
-              <w:t>{%endif%}{% endfor %}</w:t>
-            </w:r>
-          </w:p>
-        </w:tc>
-        <w:tc>
-          <w:tcPr>
-            <w:tcW w:w="856" w:type="dxa"/>
-            <w:vAlign w:val="center"/>
-          </w:tcPr>
-          <w:p>
-            <w:pPr>
-              <w:keepNext/>
-              <w:spacing w:before="26"/>
-              <w:jc w:val="center"/>
-              <w:rPr>
-                <w:rFonts w:hint="eastAsia" w:ascii="微软雅黑" w:hAnsi="微软雅黑" w:eastAsia="微软雅黑" w:cs="微软雅黑"/>
-                <w:bCs/>
-                <w:sz w:val="18"/>
-                <w:szCs w:val="18"/>
-                <w:lang w:eastAsia="zh-CN"/>
-              </w:rPr>
-            </w:pPr>
-            <w:r>
-              <w:rPr>
-                <w:rFonts w:hint="eastAsia" w:ascii="微软雅黑" w:hAnsi="微软雅黑" w:eastAsia="微软雅黑" w:cs="微软雅黑"/>
-                <w:bCs/>
-                <w:sz w:val="18"/>
-                <w:szCs w:val="18"/>
-                <w:lang w:eastAsia="zh-CN"/>
-              </w:rPr>
-              <w:t>{{ cti.location_chinese }}</w:t>
-            </w:r>
-          </w:p>
-        </w:tc>
-      </w:tr>
-      <w:tr>
-        <w:tblPrEx>
-          <w:tblBorders>
-            <w:top w:val="single" w:color="0B8770" w:sz="12" w:space="0"/>
-            <w:left w:val="none" w:color="auto" w:sz="0" w:space="0"/>
-            <w:bottom w:val="dotted" w:color="0B8770" w:sz="4" w:space="0"/>
-            <w:right w:val="none" w:color="auto" w:sz="0" w:space="0"/>
-            <w:insideH w:val="dotted" w:color="0B8770" w:sz="4" w:space="0"/>
-            <w:insideV w:val="dotted" w:color="0B8770" w:sz="4" w:space="0"/>
-          </w:tblBorders>
-          <w:tblCellMar>
-            <w:top w:w="0" w:type="dxa"/>
-            <w:left w:w="108" w:type="dxa"/>
-            <w:bottom w:w="0" w:type="dxa"/>
-            <w:right w:w="108" w:type="dxa"/>
-          </w:tblCellMar>
-        </w:tblPrEx>
-        <w:trPr>
-          <w:jc w:val="center"/>
-        </w:trPr>
-        <w:tc>
-          <w:tcPr>
-            <w:tcW w:w="9870" w:type="dxa"/>
-            <w:gridSpan w:val="6"/>
-            <w:vAlign w:val="center"/>
-          </w:tcPr>
-          <w:p>
-            <w:pPr>
-              <w:keepNext/>
-              <w:spacing w:before="26"/>
-              <w:jc w:val="center"/>
-              <w:rPr>
-                <w:rFonts w:hint="eastAsia" w:ascii="微软雅黑" w:hAnsi="微软雅黑" w:eastAsia="微软雅黑" w:cs="微软雅黑"/>
-                <w:bCs/>
-                <w:sz w:val="18"/>
-                <w:szCs w:val="18"/>
-                <w:lang w:eastAsia="zh-CN"/>
-              </w:rPr>
-            </w:pPr>
-            <w:r>
-              <w:rPr>
-                <w:rFonts w:hint="eastAsia" w:ascii="微软雅黑" w:hAnsi="微软雅黑" w:eastAsia="微软雅黑" w:cs="微软雅黑"/>
-                <w:bCs/>
-                <w:sz w:val="18"/>
-                <w:szCs w:val="18"/>
-                <w:lang w:eastAsia="zh-CN"/>
-              </w:rPr>
-              <w:t>{%tr endfor %}</w:t>
-            </w:r>
-          </w:p>
-        </w:tc>
-      </w:tr>
-    </w:tbl>
-    <w:p>
-      <w:pPr>
-        <w:rPr>
-          <w:rFonts w:hint="eastAsia" w:ascii="微软雅黑" w:hAnsi="微软雅黑" w:eastAsia="微软雅黑" w:cs="微软雅黑"/>
-          <w:b/>
-          <w:color w:val="0B8770"/>
-          <w:sz w:val="24"/>
-          <w:szCs w:val="24"/>
-          <w:lang w:eastAsia="zh-CN"/>
-        </w:rPr>
-      </w:pPr>
-      <w:r>
-        <w:rPr>
-          <w:rFonts w:hint="eastAsia" w:ascii="微软雅黑" w:hAnsi="微软雅黑" w:eastAsia="微软雅黑" w:cs="微软雅黑"/>
-          <w:b/>
-          <w:color w:val="0B8770"/>
-          <w:sz w:val="24"/>
-          <w:szCs w:val="24"/>
-          <w:lang w:eastAsia="zh-CN"/>
-        </w:rPr>
-        <w:t>{% endif %}{% endfor %}</w:t>
-      </w:r>
-      <w:r>
-        <w:rPr>
-          <w:rFonts w:hint="eastAsia" w:ascii="微软雅黑" w:hAnsi="微软雅黑" w:eastAsia="微软雅黑" w:cs="微软雅黑"/>
-          <w:b/>
-          <w:color w:val="0B8770"/>
-          <w:sz w:val="24"/>
-          <w:szCs w:val="24"/>
-          <w:lang w:eastAsia="zh-CN"/>
-        </w:rPr>
-        <w:br w:type="page"/>
-      </w:r>
-    </w:p>
-    <w:p>
-      <w:pPr>
         <w:rPr>
           <w:rFonts w:hint="eastAsia" w:ascii="微软雅黑" w:hAnsi="微软雅黑" w:eastAsia="微软雅黑" w:cs="微软雅黑"/>
           <w:sz w:val="20"/>
@@ -25991,7 +19749,6 @@
           <w:lang w:eastAsia="zh-CN"/>
         </w:rPr>
       </w:pPr>
-      <w:bookmarkStart w:id="265" w:name="_GoBack"/>
       <w:r>
         <w:rPr>
           <w:rFonts w:hint="eastAsia" w:ascii="微软雅黑" w:hAnsi="微软雅黑" w:eastAsia="微软雅黑" w:cs="微软雅黑"/>
@@ -26065,7 +19822,6 @@
         </w:rPr>
         <w:br w:type="page"/>
       </w:r>
-      <w:bookmarkEnd w:id="265"/>
       <w:r>
         <w:rPr>
           <w:rFonts w:hint="eastAsia" w:ascii="微软雅黑" w:hAnsi="微软雅黑" w:eastAsia="微软雅黑" w:cs="微软雅黑"/>
@@ -26117,12 +19873,12 @@
           <w:lang w:val="en-US" w:eastAsia="zh-CN"/>
         </w:rPr>
       </w:pPr>
-      <w:bookmarkStart w:id="69" w:name="_Toc11311"/>
+      <w:bookmarkStart w:id="69" w:name="_Toc26291"/>
       <w:bookmarkStart w:id="70" w:name="_Toc406"/>
-      <w:bookmarkStart w:id="71" w:name="_Toc26291"/>
-      <w:bookmarkStart w:id="72" w:name="_Toc27185"/>
-      <w:bookmarkStart w:id="73" w:name="_Toc17967"/>
-      <w:bookmarkStart w:id="74" w:name="_Toc17316"/>
+      <w:bookmarkStart w:id="71" w:name="_Toc17967"/>
+      <w:bookmarkStart w:id="72" w:name="_Toc17316"/>
+      <w:bookmarkStart w:id="73" w:name="_Toc27185"/>
+      <w:bookmarkStart w:id="74" w:name="_Toc22037"/>
       <w:r>
         <w:rPr>
           <w:rFonts w:hint="eastAsia" w:ascii="微软雅黑" w:hAnsi="微软雅黑" w:eastAsia="微软雅黑" w:cs="微软雅黑"/>
@@ -28005,7 +21761,7 @@
           <w:lang w:val="en-US" w:eastAsia="zh-CN"/>
         </w:rPr>
       </w:pPr>
-      <w:bookmarkStart w:id="76" w:name="_Toc23832"/>
+      <w:bookmarkStart w:id="76" w:name="_Toc16405"/>
       <w:r>
         <w:rPr>
           <w:rFonts w:hint="eastAsia" w:ascii="微软雅黑" w:hAnsi="微软雅黑" w:eastAsia="微软雅黑" w:cs="微软雅黑"/>
@@ -29820,8 +23576,8 @@
           <w:szCs w:val="40"/>
         </w:rPr>
       </w:pPr>
-      <w:bookmarkStart w:id="77" w:name="_Toc27969"/>
-      <w:bookmarkStart w:id="78" w:name="_Toc27461"/>
+      <w:bookmarkStart w:id="77" w:name="_Toc27461"/>
+      <w:bookmarkStart w:id="78" w:name="_Toc25107"/>
       <w:r>
         <w:rPr>
           <w:rFonts w:hint="eastAsia" w:ascii="微软雅黑" w:hAnsi="微软雅黑" w:cs="微软雅黑"/>
@@ -29866,9 +23622,9 @@
         </w:rPr>
       </w:pPr>
       <w:bookmarkStart w:id="79" w:name="_Toc8106"/>
-      <w:bookmarkStart w:id="80" w:name="_Toc21638"/>
-      <w:bookmarkStart w:id="81" w:name="_Toc22422"/>
-      <w:bookmarkStart w:id="82" w:name="_Toc306"/>
+      <w:bookmarkStart w:id="80" w:name="_Toc7500"/>
+      <w:bookmarkStart w:id="81" w:name="_Toc306"/>
+      <w:bookmarkStart w:id="82" w:name="_Toc22422"/>
       <w:r>
         <w:rPr>
           <w:rFonts w:hint="eastAsia" w:ascii="微软雅黑" w:hAnsi="微软雅黑" w:eastAsia="微软雅黑" w:cs="微软雅黑"/>
@@ -30594,7 +24350,7 @@
           <w:color w:val="auto"/>
         </w:rPr>
       </w:pPr>
-      <w:bookmarkStart w:id="83" w:name="_Toc5673"/>
+      <w:bookmarkStart w:id="83" w:name="_Toc1141"/>
       <w:r>
         <w:rPr>
           <w:rFonts w:hint="eastAsia" w:ascii="微软雅黑" w:hAnsi="微软雅黑" w:eastAsia="微软雅黑" w:cs="微软雅黑"/>
@@ -32815,17 +26571,17 @@
         </w:rPr>
       </w:pPr>
       <w:bookmarkStart w:id="84" w:name="_Toc31819"/>
-      <w:bookmarkStart w:id="85" w:name="_Toc28382"/>
-      <w:bookmarkStart w:id="86" w:name="_Toc97651888"/>
-      <w:bookmarkStart w:id="87" w:name="_Toc7549"/>
-      <w:bookmarkStart w:id="88" w:name="_Toc15609"/>
-      <w:bookmarkStart w:id="89" w:name="_Toc22484_WPSOffice_Level1"/>
-      <w:bookmarkStart w:id="90" w:name="_Toc97651921"/>
-      <w:bookmarkStart w:id="91" w:name="_Toc28910_WPSOffice_Level1"/>
-      <w:bookmarkStart w:id="92" w:name="_Toc19099"/>
-      <w:bookmarkStart w:id="93" w:name="_Toc16368_WPSOffice_Level1"/>
-      <w:bookmarkStart w:id="94" w:name="_Toc6864"/>
-      <w:bookmarkStart w:id="95" w:name="_Toc8182"/>
+      <w:bookmarkStart w:id="85" w:name="_Toc20271"/>
+      <w:bookmarkStart w:id="86" w:name="_Toc97651921"/>
+      <w:bookmarkStart w:id="87" w:name="_Toc97651888"/>
+      <w:bookmarkStart w:id="88" w:name="_Toc22484_WPSOffice_Level1"/>
+      <w:bookmarkStart w:id="89" w:name="_Toc15609"/>
+      <w:bookmarkStart w:id="90" w:name="_Toc28910_WPSOffice_Level1"/>
+      <w:bookmarkStart w:id="91" w:name="_Toc8182"/>
+      <w:bookmarkStart w:id="92" w:name="_Toc16368_WPSOffice_Level1"/>
+      <w:bookmarkStart w:id="93" w:name="_Toc7549"/>
+      <w:bookmarkStart w:id="94" w:name="_Toc19099"/>
+      <w:bookmarkStart w:id="95" w:name="_Toc6864"/>
       <w:bookmarkStart w:id="96" w:name="_Toc28454_WPSOffice_Level1"/>
       <w:bookmarkStart w:id="97" w:name="_Toc20170_WPSOffice_Level1"/>
       <w:bookmarkStart w:id="98" w:name="_Toc31185"/>
@@ -33543,13 +27299,13 @@
                 <w:szCs w:val="18"/>
               </w:rPr>
             </w:pPr>
-            <w:bookmarkStart w:id="101" w:name="_Toc5261_WPSOffice_Level2"/>
-            <w:bookmarkStart w:id="102" w:name="_Toc3819_WPSOffice_Level2"/>
-            <w:bookmarkStart w:id="103" w:name="_Toc17905_WPSOffice_Level2"/>
-            <w:bookmarkStart w:id="104" w:name="_Toc18696_WPSOffice_Level2"/>
+            <w:bookmarkStart w:id="101" w:name="_Toc3819_WPSOffice_Level2"/>
+            <w:bookmarkStart w:id="102" w:name="_Toc31020_WPSOffice_Level2"/>
+            <w:bookmarkStart w:id="103" w:name="_Toc18696_WPSOffice_Level2"/>
+            <w:bookmarkStart w:id="104" w:name="_Toc5261_WPSOffice_Level2"/>
             <w:bookmarkStart w:id="105" w:name="_Toc23221_WPSOffice_Level2"/>
             <w:bookmarkStart w:id="106" w:name="_Toc5660_WPSOffice_Level2"/>
-            <w:bookmarkStart w:id="107" w:name="_Toc31020_WPSOffice_Level2"/>
+            <w:bookmarkStart w:id="107" w:name="_Toc17905_WPSOffice_Level2"/>
             <w:r>
               <w:rPr>
                 <w:rFonts w:hint="eastAsia" w:ascii="微软雅黑" w:hAnsi="微软雅黑" w:eastAsia="微软雅黑" w:cs="微软雅黑"/>
@@ -34097,13 +27853,13 @@
                 <w:szCs w:val="18"/>
               </w:rPr>
             </w:pPr>
-            <w:bookmarkStart w:id="108" w:name="_Toc2588_WPSOffice_Level2"/>
-            <w:bookmarkStart w:id="109" w:name="_Toc20683_WPSOffice_Level2"/>
-            <w:bookmarkStart w:id="110" w:name="_Toc28235_WPSOffice_Level2"/>
-            <w:bookmarkStart w:id="111" w:name="_Toc23388_WPSOffice_Level2"/>
+            <w:bookmarkStart w:id="108" w:name="_Toc24626_WPSOffice_Level2"/>
+            <w:bookmarkStart w:id="109" w:name="_Toc2588_WPSOffice_Level2"/>
+            <w:bookmarkStart w:id="110" w:name="_Toc11554_WPSOffice_Level2"/>
+            <w:bookmarkStart w:id="111" w:name="_Toc28235_WPSOffice_Level2"/>
             <w:bookmarkStart w:id="112" w:name="_Toc15300_WPSOffice_Level2"/>
-            <w:bookmarkStart w:id="113" w:name="_Toc11554_WPSOffice_Level2"/>
-            <w:bookmarkStart w:id="114" w:name="_Toc24626_WPSOffice_Level2"/>
+            <w:bookmarkStart w:id="113" w:name="_Toc23388_WPSOffice_Level2"/>
+            <w:bookmarkStart w:id="114" w:name="_Toc20683_WPSOffice_Level2"/>
             <w:r>
               <w:rPr>
                 <w:rFonts w:hint="eastAsia" w:ascii="微软雅黑" w:hAnsi="微软雅黑" w:eastAsia="微软雅黑" w:cs="微软雅黑"/>
@@ -34654,10 +28410,10 @@
             <w:bookmarkStart w:id="115" w:name="_Toc12493_WPSOffice_Level2"/>
             <w:bookmarkStart w:id="116" w:name="_Toc16027_WPSOffice_Level2"/>
             <w:bookmarkStart w:id="117" w:name="_Toc22590_WPSOffice_Level2"/>
-            <w:bookmarkStart w:id="118" w:name="_Toc18182_WPSOffice_Level2"/>
+            <w:bookmarkStart w:id="118" w:name="_Toc31650_WPSOffice_Level2"/>
             <w:bookmarkStart w:id="119" w:name="_Toc30071_WPSOffice_Level2"/>
-            <w:bookmarkStart w:id="120" w:name="_Toc19892_WPSOffice_Level2"/>
-            <w:bookmarkStart w:id="121" w:name="_Toc31650_WPSOffice_Level2"/>
+            <w:bookmarkStart w:id="120" w:name="_Toc18182_WPSOffice_Level2"/>
+            <w:bookmarkStart w:id="121" w:name="_Toc19892_WPSOffice_Level2"/>
             <w:r>
               <w:rPr>
                 <w:rFonts w:hint="eastAsia" w:ascii="微软雅黑" w:hAnsi="微软雅黑" w:eastAsia="微软雅黑" w:cs="微软雅黑"/>
@@ -35205,13 +28961,13 @@
                 <w:szCs w:val="18"/>
               </w:rPr>
             </w:pPr>
-            <w:bookmarkStart w:id="122" w:name="_Toc28534_WPSOffice_Level2"/>
+            <w:bookmarkStart w:id="122" w:name="_Toc19289_WPSOffice_Level2"/>
             <w:bookmarkStart w:id="123" w:name="_Toc8398_WPSOffice_Level2"/>
-            <w:bookmarkStart w:id="124" w:name="_Toc31447_WPSOffice_Level2"/>
-            <w:bookmarkStart w:id="125" w:name="_Toc19289_WPSOffice_Level2"/>
-            <w:bookmarkStart w:id="126" w:name="_Toc28312_WPSOffice_Level2"/>
-            <w:bookmarkStart w:id="127" w:name="_Toc11689_WPSOffice_Level2"/>
-            <w:bookmarkStart w:id="128" w:name="_Toc20571_WPSOffice_Level2"/>
+            <w:bookmarkStart w:id="124" w:name="_Toc20571_WPSOffice_Level2"/>
+            <w:bookmarkStart w:id="125" w:name="_Toc28534_WPSOffice_Level2"/>
+            <w:bookmarkStart w:id="126" w:name="_Toc31447_WPSOffice_Level2"/>
+            <w:bookmarkStart w:id="127" w:name="_Toc28312_WPSOffice_Level2"/>
+            <w:bookmarkStart w:id="128" w:name="_Toc11689_WPSOffice_Level2"/>
             <w:r>
               <w:rPr>
                 <w:rFonts w:hint="eastAsia" w:ascii="微软雅黑" w:hAnsi="微软雅黑" w:eastAsia="微软雅黑" w:cs="微软雅黑"/>
@@ -35760,12 +29516,12 @@
               </w:rPr>
             </w:pPr>
             <w:bookmarkStart w:id="129" w:name="_Toc2683_WPSOffice_Level2"/>
-            <w:bookmarkStart w:id="130" w:name="_Toc5423_WPSOffice_Level2"/>
-            <w:bookmarkStart w:id="131" w:name="_Toc5164_WPSOffice_Level2"/>
-            <w:bookmarkStart w:id="132" w:name="_Toc6645_WPSOffice_Level2"/>
+            <w:bookmarkStart w:id="130" w:name="_Toc6170_WPSOffice_Level2"/>
+            <w:bookmarkStart w:id="131" w:name="_Toc6863_WPSOffice_Level2"/>
+            <w:bookmarkStart w:id="132" w:name="_Toc5423_WPSOffice_Level2"/>
             <w:bookmarkStart w:id="133" w:name="_Toc13225_WPSOffice_Level2"/>
-            <w:bookmarkStart w:id="134" w:name="_Toc6863_WPSOffice_Level2"/>
-            <w:bookmarkStart w:id="135" w:name="_Toc6170_WPSOffice_Level2"/>
+            <w:bookmarkStart w:id="134" w:name="_Toc6645_WPSOffice_Level2"/>
+            <w:bookmarkStart w:id="135" w:name="_Toc5164_WPSOffice_Level2"/>
             <w:r>
               <w:rPr>
                 <w:rFonts w:hint="eastAsia" w:ascii="微软雅黑" w:hAnsi="微软雅黑" w:eastAsia="微软雅黑" w:cs="微软雅黑"/>
@@ -36313,13 +30069,13 @@
                 <w:szCs w:val="18"/>
               </w:rPr>
             </w:pPr>
-            <w:bookmarkStart w:id="136" w:name="_Toc13817_WPSOffice_Level2"/>
-            <w:bookmarkStart w:id="137" w:name="_Toc29762_WPSOffice_Level2"/>
-            <w:bookmarkStart w:id="138" w:name="_Toc24628_WPSOffice_Level2"/>
-            <w:bookmarkStart w:id="139" w:name="_Toc5860_WPSOffice_Level2"/>
-            <w:bookmarkStart w:id="140" w:name="_Toc12046_WPSOffice_Level2"/>
-            <w:bookmarkStart w:id="141" w:name="_Toc6323_WPSOffice_Level2"/>
-            <w:bookmarkStart w:id="142" w:name="_Toc3387_WPSOffice_Level2"/>
+            <w:bookmarkStart w:id="136" w:name="_Toc5860_WPSOffice_Level2"/>
+            <w:bookmarkStart w:id="137" w:name="_Toc12046_WPSOffice_Level2"/>
+            <w:bookmarkStart w:id="138" w:name="_Toc6323_WPSOffice_Level2"/>
+            <w:bookmarkStart w:id="139" w:name="_Toc3387_WPSOffice_Level2"/>
+            <w:bookmarkStart w:id="140" w:name="_Toc13817_WPSOffice_Level2"/>
+            <w:bookmarkStart w:id="141" w:name="_Toc29762_WPSOffice_Level2"/>
+            <w:bookmarkStart w:id="142" w:name="_Toc24628_WPSOffice_Level2"/>
             <w:r>
               <w:rPr>
                 <w:rFonts w:hint="eastAsia" w:ascii="微软雅黑" w:hAnsi="微软雅黑" w:eastAsia="微软雅黑" w:cs="微软雅黑"/>
@@ -36870,10 +30626,10 @@
             <w:bookmarkStart w:id="143" w:name="_Toc708_WPSOffice_Level2"/>
             <w:bookmarkStart w:id="144" w:name="_Toc22500_WPSOffice_Level2"/>
             <w:bookmarkStart w:id="145" w:name="_Toc15619_WPSOffice_Level2"/>
-            <w:bookmarkStart w:id="146" w:name="_Toc13244_WPSOffice_Level2"/>
-            <w:bookmarkStart w:id="147" w:name="_Toc6004_WPSOffice_Level2"/>
-            <w:bookmarkStart w:id="148" w:name="_Toc11082_WPSOffice_Level2"/>
-            <w:bookmarkStart w:id="149" w:name="_Toc31905_WPSOffice_Level2"/>
+            <w:bookmarkStart w:id="146" w:name="_Toc6004_WPSOffice_Level2"/>
+            <w:bookmarkStart w:id="147" w:name="_Toc31905_WPSOffice_Level2"/>
+            <w:bookmarkStart w:id="148" w:name="_Toc13244_WPSOffice_Level2"/>
+            <w:bookmarkStart w:id="149" w:name="_Toc11082_WPSOffice_Level2"/>
             <w:r>
               <w:rPr>
                 <w:rFonts w:hint="eastAsia" w:ascii="微软雅黑" w:hAnsi="微软雅黑" w:eastAsia="微软雅黑" w:cs="微软雅黑"/>
@@ -37423,11 +31179,11 @@
             </w:pPr>
             <w:bookmarkStart w:id="150" w:name="_Toc23537_WPSOffice_Level2"/>
             <w:bookmarkStart w:id="151" w:name="_Toc7586_WPSOffice_Level2"/>
-            <w:bookmarkStart w:id="152" w:name="_Toc21560_WPSOffice_Level2"/>
-            <w:bookmarkStart w:id="153" w:name="_Toc15479_WPSOffice_Level2"/>
-            <w:bookmarkStart w:id="154" w:name="_Toc4042_WPSOffice_Level2"/>
-            <w:bookmarkStart w:id="155" w:name="_Toc23443_WPSOffice_Level2"/>
-            <w:bookmarkStart w:id="156" w:name="_Toc13664_WPSOffice_Level2"/>
+            <w:bookmarkStart w:id="152" w:name="_Toc23443_WPSOffice_Level2"/>
+            <w:bookmarkStart w:id="153" w:name="_Toc21560_WPSOffice_Level2"/>
+            <w:bookmarkStart w:id="154" w:name="_Toc13664_WPSOffice_Level2"/>
+            <w:bookmarkStart w:id="155" w:name="_Toc15479_WPSOffice_Level2"/>
+            <w:bookmarkStart w:id="156" w:name="_Toc4042_WPSOffice_Level2"/>
             <w:r>
               <w:rPr>
                 <w:rFonts w:hint="eastAsia" w:ascii="微软雅黑" w:hAnsi="微软雅黑" w:eastAsia="微软雅黑" w:cs="微软雅黑"/>
@@ -37938,14 +31694,6 @@
         <w:gridCol w:w="1233"/>
       </w:tblGrid>
       <w:tr>
-        <w:tblPrEx>
-          <w:tblCellMar>
-            <w:top w:w="0" w:type="dxa"/>
-            <w:left w:w="0" w:type="dxa"/>
-            <w:bottom w:w="0" w:type="dxa"/>
-            <w:right w:w="0" w:type="dxa"/>
-          </w:tblCellMar>
-        </w:tblPrEx>
         <w:trPr>
           <w:trHeight w:val="356" w:hRule="exact"/>
           <w:jc w:val="center"/>
@@ -37975,13 +31723,13 @@
                 <w:szCs w:val="18"/>
               </w:rPr>
             </w:pPr>
-            <w:bookmarkStart w:id="157" w:name="_Toc5629_WPSOffice_Level2"/>
+            <w:bookmarkStart w:id="157" w:name="_Toc22039_WPSOffice_Level2"/>
             <w:bookmarkStart w:id="158" w:name="_Toc11254_WPSOffice_Level2"/>
-            <w:bookmarkStart w:id="159" w:name="_Toc2337_WPSOffice_Level2"/>
-            <w:bookmarkStart w:id="160" w:name="_Toc10575_WPSOffice_Level2"/>
-            <w:bookmarkStart w:id="161" w:name="_Toc22039_WPSOffice_Level2"/>
+            <w:bookmarkStart w:id="159" w:name="_Toc10575_WPSOffice_Level2"/>
+            <w:bookmarkStart w:id="160" w:name="_Toc2337_WPSOffice_Level2"/>
+            <w:bookmarkStart w:id="161" w:name="_Toc28498_WPSOffice_Level2"/>
             <w:bookmarkStart w:id="162" w:name="_Toc29193_WPSOffice_Level2"/>
-            <w:bookmarkStart w:id="163" w:name="_Toc28498_WPSOffice_Level2"/>
+            <w:bookmarkStart w:id="163" w:name="_Toc5629_WPSOffice_Level2"/>
             <w:r>
               <w:rPr>
                 <w:rFonts w:hint="eastAsia" w:ascii="微软雅黑" w:hAnsi="微软雅黑" w:eastAsia="微软雅黑" w:cs="微软雅黑"/>
@@ -38530,12 +32278,12 @@
               </w:rPr>
             </w:pPr>
             <w:bookmarkStart w:id="164" w:name="_Toc13246_WPSOffice_Level2"/>
-            <w:bookmarkStart w:id="165" w:name="_Toc17668_WPSOffice_Level2"/>
+            <w:bookmarkStart w:id="165" w:name="_Toc8519_WPSOffice_Level2"/>
             <w:bookmarkStart w:id="166" w:name="_Toc2613_WPSOffice_Level2"/>
-            <w:bookmarkStart w:id="167" w:name="_Toc8985_WPSOffice_Level2"/>
-            <w:bookmarkStart w:id="168" w:name="_Toc18866_WPSOffice_Level2"/>
-            <w:bookmarkStart w:id="169" w:name="_Toc8519_WPSOffice_Level2"/>
-            <w:bookmarkStart w:id="170" w:name="_Toc17621_WPSOffice_Level2"/>
+            <w:bookmarkStart w:id="167" w:name="_Toc17621_WPSOffice_Level2"/>
+            <w:bookmarkStart w:id="168" w:name="_Toc17668_WPSOffice_Level2"/>
+            <w:bookmarkStart w:id="169" w:name="_Toc18866_WPSOffice_Level2"/>
+            <w:bookmarkStart w:id="170" w:name="_Toc8985_WPSOffice_Level2"/>
             <w:r>
               <w:rPr>
                 <w:rFonts w:hint="eastAsia" w:ascii="微软雅黑" w:hAnsi="微软雅黑" w:eastAsia="微软雅黑" w:cs="微软雅黑"/>
@@ -39083,13 +32831,13 @@
                 <w:szCs w:val="18"/>
               </w:rPr>
             </w:pPr>
-            <w:bookmarkStart w:id="171" w:name="_Toc2334_WPSOffice_Level2"/>
-            <w:bookmarkStart w:id="172" w:name="_Toc12027_WPSOffice_Level2"/>
-            <w:bookmarkStart w:id="173" w:name="_Toc6654_WPSOffice_Level2"/>
-            <w:bookmarkStart w:id="174" w:name="_Toc23413_WPSOffice_Level2"/>
-            <w:bookmarkStart w:id="175" w:name="_Toc12118_WPSOffice_Level2"/>
-            <w:bookmarkStart w:id="176" w:name="_Toc24337_WPSOffice_Level2"/>
-            <w:bookmarkStart w:id="177" w:name="_Toc25338_WPSOffice_Level2"/>
+            <w:bookmarkStart w:id="171" w:name="_Toc25338_WPSOffice_Level2"/>
+            <w:bookmarkStart w:id="172" w:name="_Toc23413_WPSOffice_Level2"/>
+            <w:bookmarkStart w:id="173" w:name="_Toc12027_WPSOffice_Level2"/>
+            <w:bookmarkStart w:id="174" w:name="_Toc6654_WPSOffice_Level2"/>
+            <w:bookmarkStart w:id="175" w:name="_Toc24337_WPSOffice_Level2"/>
+            <w:bookmarkStart w:id="176" w:name="_Toc12118_WPSOffice_Level2"/>
+            <w:bookmarkStart w:id="177" w:name="_Toc2334_WPSOffice_Level2"/>
             <w:r>
               <w:rPr>
                 <w:rFonts w:hint="eastAsia" w:ascii="微软雅黑" w:hAnsi="微软雅黑" w:eastAsia="微软雅黑" w:cs="微软雅黑"/>
@@ -39638,10 +33386,10 @@
               </w:rPr>
             </w:pPr>
             <w:bookmarkStart w:id="178" w:name="_Toc20271_WPSOffice_Level2"/>
-            <w:bookmarkStart w:id="179" w:name="_Toc5840_WPSOffice_Level2"/>
-            <w:bookmarkStart w:id="180" w:name="_Toc6074_WPSOffice_Level2"/>
-            <w:bookmarkStart w:id="181" w:name="_Toc28807_WPSOffice_Level2"/>
-            <w:bookmarkStart w:id="182" w:name="_Toc20736_WPSOffice_Level2"/>
+            <w:bookmarkStart w:id="179" w:name="_Toc6074_WPSOffice_Level2"/>
+            <w:bookmarkStart w:id="180" w:name="_Toc20736_WPSOffice_Level2"/>
+            <w:bookmarkStart w:id="181" w:name="_Toc5840_WPSOffice_Level2"/>
+            <w:bookmarkStart w:id="182" w:name="_Toc28807_WPSOffice_Level2"/>
             <w:bookmarkStart w:id="183" w:name="_Toc17711_WPSOffice_Level2"/>
             <w:bookmarkStart w:id="184" w:name="_Toc17254_WPSOffice_Level2"/>
             <w:r>
@@ -39984,14 +33732,6 @@
         </w:tc>
       </w:tr>
       <w:tr>
-        <w:tblPrEx>
-          <w:tblCellMar>
-            <w:top w:w="0" w:type="dxa"/>
-            <w:left w:w="0" w:type="dxa"/>
-            <w:bottom w:w="0" w:type="dxa"/>
-            <w:right w:w="0" w:type="dxa"/>
-          </w:tblCellMar>
-        </w:tblPrEx>
         <w:trPr>
           <w:trHeight w:val="274" w:hRule="exact"/>
           <w:jc w:val="center"/>
@@ -40192,12 +33932,12 @@
               </w:rPr>
             </w:pPr>
             <w:bookmarkStart w:id="185" w:name="_Toc18784_WPSOffice_Level2"/>
-            <w:bookmarkStart w:id="186" w:name="_Toc22623_WPSOffice_Level2"/>
-            <w:bookmarkStart w:id="187" w:name="_Toc18295_WPSOffice_Level2"/>
-            <w:bookmarkStart w:id="188" w:name="_Toc31683_WPSOffice_Level2"/>
-            <w:bookmarkStart w:id="189" w:name="_Toc18813_WPSOffice_Level2"/>
-            <w:bookmarkStart w:id="190" w:name="_Toc24586_WPSOffice_Level2"/>
-            <w:bookmarkStart w:id="191" w:name="_Toc26031_WPSOffice_Level2"/>
+            <w:bookmarkStart w:id="186" w:name="_Toc18813_WPSOffice_Level2"/>
+            <w:bookmarkStart w:id="187" w:name="_Toc24586_WPSOffice_Level2"/>
+            <w:bookmarkStart w:id="188" w:name="_Toc26031_WPSOffice_Level2"/>
+            <w:bookmarkStart w:id="189" w:name="_Toc22623_WPSOffice_Level2"/>
+            <w:bookmarkStart w:id="190" w:name="_Toc18295_WPSOffice_Level2"/>
+            <w:bookmarkStart w:id="191" w:name="_Toc31683_WPSOffice_Level2"/>
             <w:r>
               <w:rPr>
                 <w:rFonts w:hint="eastAsia" w:ascii="微软雅黑" w:hAnsi="微软雅黑" w:eastAsia="微软雅黑" w:cs="微软雅黑"/>
@@ -41285,13 +35025,13 @@
                 <w:szCs w:val="18"/>
               </w:rPr>
             </w:pPr>
-            <w:bookmarkStart w:id="192" w:name="_Toc11576_WPSOffice_Level2"/>
-            <w:bookmarkStart w:id="193" w:name="_Toc22167_WPSOffice_Level2"/>
-            <w:bookmarkStart w:id="194" w:name="_Toc31152_WPSOffice_Level2"/>
+            <w:bookmarkStart w:id="192" w:name="_Toc22167_WPSOffice_Level2"/>
+            <w:bookmarkStart w:id="193" w:name="_Toc15930_WPSOffice_Level2"/>
+            <w:bookmarkStart w:id="194" w:name="_Toc30144_WPSOffice_Level2"/>
             <w:bookmarkStart w:id="195" w:name="_Toc2455_WPSOffice_Level2"/>
-            <w:bookmarkStart w:id="196" w:name="_Toc15930_WPSOffice_Level2"/>
+            <w:bookmarkStart w:id="196" w:name="_Toc11576_WPSOffice_Level2"/>
             <w:bookmarkStart w:id="197" w:name="_Toc25837_WPSOffice_Level2"/>
-            <w:bookmarkStart w:id="198" w:name="_Toc30144_WPSOffice_Level2"/>
+            <w:bookmarkStart w:id="198" w:name="_Toc31152_WPSOffice_Level2"/>
             <w:r>
               <w:rPr>
                 <w:rFonts w:hint="eastAsia" w:ascii="微软雅黑" w:hAnsi="微软雅黑" w:eastAsia="微软雅黑" w:cs="微软雅黑"/>
@@ -41839,13 +35579,13 @@
                 <w:szCs w:val="18"/>
               </w:rPr>
             </w:pPr>
-            <w:bookmarkStart w:id="199" w:name="_Toc21844_WPSOffice_Level2"/>
-            <w:bookmarkStart w:id="200" w:name="_Toc17817_WPSOffice_Level2"/>
-            <w:bookmarkStart w:id="201" w:name="_Toc24581_WPSOffice_Level2"/>
-            <w:bookmarkStart w:id="202" w:name="_Toc21218_WPSOffice_Level2"/>
-            <w:bookmarkStart w:id="203" w:name="_Toc6105_WPSOffice_Level2"/>
-            <w:bookmarkStart w:id="204" w:name="_Toc10927_WPSOffice_Level2"/>
-            <w:bookmarkStart w:id="205" w:name="_Toc18298_WPSOffice_Level2"/>
+            <w:bookmarkStart w:id="199" w:name="_Toc17817_WPSOffice_Level2"/>
+            <w:bookmarkStart w:id="200" w:name="_Toc21218_WPSOffice_Level2"/>
+            <w:bookmarkStart w:id="201" w:name="_Toc6105_WPSOffice_Level2"/>
+            <w:bookmarkStart w:id="202" w:name="_Toc10927_WPSOffice_Level2"/>
+            <w:bookmarkStart w:id="203" w:name="_Toc18298_WPSOffice_Level2"/>
+            <w:bookmarkStart w:id="204" w:name="_Toc21844_WPSOffice_Level2"/>
+            <w:bookmarkStart w:id="205" w:name="_Toc24581_WPSOffice_Level2"/>
             <w:r>
               <w:rPr>
                 <w:rFonts w:hint="eastAsia" w:ascii="微软雅黑" w:hAnsi="微软雅黑" w:eastAsia="微软雅黑" w:cs="微软雅黑"/>
@@ -42394,12 +36134,12 @@
               </w:rPr>
             </w:pPr>
             <w:bookmarkStart w:id="206" w:name="_Toc3881_WPSOffice_Level2"/>
-            <w:bookmarkStart w:id="207" w:name="_Toc5805_WPSOffice_Level2"/>
-            <w:bookmarkStart w:id="208" w:name="_Toc7518_WPSOffice_Level2"/>
-            <w:bookmarkStart w:id="209" w:name="_Toc20673_WPSOffice_Level2"/>
-            <w:bookmarkStart w:id="210" w:name="_Toc22953_WPSOffice_Level2"/>
-            <w:bookmarkStart w:id="211" w:name="_Toc32618_WPSOffice_Level2"/>
-            <w:bookmarkStart w:id="212" w:name="_Toc26632_WPSOffice_Level2"/>
+            <w:bookmarkStart w:id="207" w:name="_Toc26632_WPSOffice_Level2"/>
+            <w:bookmarkStart w:id="208" w:name="_Toc5805_WPSOffice_Level2"/>
+            <w:bookmarkStart w:id="209" w:name="_Toc22953_WPSOffice_Level2"/>
+            <w:bookmarkStart w:id="210" w:name="_Toc32618_WPSOffice_Level2"/>
+            <w:bookmarkStart w:id="211" w:name="_Toc7518_WPSOffice_Level2"/>
+            <w:bookmarkStart w:id="212" w:name="_Toc20673_WPSOffice_Level2"/>
             <w:r>
               <w:rPr>
                 <w:rFonts w:hint="eastAsia" w:ascii="微软雅黑" w:hAnsi="微软雅黑" w:eastAsia="微软雅黑" w:cs="微软雅黑"/>
@@ -42947,13 +36687,13 @@
                 <w:szCs w:val="18"/>
               </w:rPr>
             </w:pPr>
-            <w:bookmarkStart w:id="213" w:name="_Toc9505_WPSOffice_Level2"/>
-            <w:bookmarkStart w:id="214" w:name="_Toc22629_WPSOffice_Level2"/>
+            <w:bookmarkStart w:id="213" w:name="_Toc15940_WPSOffice_Level2"/>
+            <w:bookmarkStart w:id="214" w:name="_Toc31722_WPSOffice_Level2"/>
             <w:bookmarkStart w:id="215" w:name="_Toc14661_WPSOffice_Level2"/>
-            <w:bookmarkStart w:id="216" w:name="_Toc15940_WPSOffice_Level2"/>
-            <w:bookmarkStart w:id="217" w:name="_Toc22431_WPSOffice_Level2"/>
-            <w:bookmarkStart w:id="218" w:name="_Toc25299_WPSOffice_Level2"/>
-            <w:bookmarkStart w:id="219" w:name="_Toc31722_WPSOffice_Level2"/>
+            <w:bookmarkStart w:id="216" w:name="_Toc25299_WPSOffice_Level2"/>
+            <w:bookmarkStart w:id="217" w:name="_Toc9505_WPSOffice_Level2"/>
+            <w:bookmarkStart w:id="218" w:name="_Toc22629_WPSOffice_Level2"/>
+            <w:bookmarkStart w:id="219" w:name="_Toc22431_WPSOffice_Level2"/>
             <w:r>
               <w:rPr>
                 <w:rFonts w:hint="eastAsia" w:ascii="微软雅黑" w:hAnsi="微软雅黑" w:eastAsia="微软雅黑" w:cs="微软雅黑"/>
@@ -43502,12 +37242,12 @@
               </w:rPr>
             </w:pPr>
             <w:bookmarkStart w:id="220" w:name="_Toc20849_WPSOffice_Level2"/>
-            <w:bookmarkStart w:id="221" w:name="_Toc24372_WPSOffice_Level2"/>
-            <w:bookmarkStart w:id="222" w:name="_Toc4328_WPSOffice_Level2"/>
-            <w:bookmarkStart w:id="223" w:name="_Toc27147_WPSOffice_Level2"/>
-            <w:bookmarkStart w:id="224" w:name="_Toc7607_WPSOffice_Level2"/>
-            <w:bookmarkStart w:id="225" w:name="_Toc27188_WPSOffice_Level2"/>
-            <w:bookmarkStart w:id="226" w:name="_Toc5581_WPSOffice_Level2"/>
+            <w:bookmarkStart w:id="221" w:name="_Toc7607_WPSOffice_Level2"/>
+            <w:bookmarkStart w:id="222" w:name="_Toc27147_WPSOffice_Level2"/>
+            <w:bookmarkStart w:id="223" w:name="_Toc5581_WPSOffice_Level2"/>
+            <w:bookmarkStart w:id="224" w:name="_Toc24372_WPSOffice_Level2"/>
+            <w:bookmarkStart w:id="225" w:name="_Toc4328_WPSOffice_Level2"/>
+            <w:bookmarkStart w:id="226" w:name="_Toc27188_WPSOffice_Level2"/>
             <w:r>
               <w:rPr>
                 <w:rFonts w:hint="eastAsia" w:ascii="微软雅黑" w:hAnsi="微软雅黑" w:eastAsia="微软雅黑" w:cs="微软雅黑"/>
@@ -44055,13 +37795,13 @@
                 <w:szCs w:val="18"/>
               </w:rPr>
             </w:pPr>
-            <w:bookmarkStart w:id="227" w:name="_Toc23854_WPSOffice_Level2"/>
-            <w:bookmarkStart w:id="228" w:name="_Toc6343_WPSOffice_Level2"/>
-            <w:bookmarkStart w:id="229" w:name="_Toc11511_WPSOffice_Level2"/>
-            <w:bookmarkStart w:id="230" w:name="_Toc23457_WPSOffice_Level2"/>
-            <w:bookmarkStart w:id="231" w:name="_Toc8746_WPSOffice_Level2"/>
-            <w:bookmarkStart w:id="232" w:name="_Toc9066_WPSOffice_Level2"/>
-            <w:bookmarkStart w:id="233" w:name="_Toc26466_WPSOffice_Level2"/>
+            <w:bookmarkStart w:id="227" w:name="_Toc23457_WPSOffice_Level2"/>
+            <w:bookmarkStart w:id="228" w:name="_Toc26466_WPSOffice_Level2"/>
+            <w:bookmarkStart w:id="229" w:name="_Toc6343_WPSOffice_Level2"/>
+            <w:bookmarkStart w:id="230" w:name="_Toc8746_WPSOffice_Level2"/>
+            <w:bookmarkStart w:id="231" w:name="_Toc9066_WPSOffice_Level2"/>
+            <w:bookmarkStart w:id="232" w:name="_Toc23854_WPSOffice_Level2"/>
+            <w:bookmarkStart w:id="233" w:name="_Toc11511_WPSOffice_Level2"/>
             <w:r>
               <w:rPr>
                 <w:rFonts w:hint="eastAsia" w:ascii="微软雅黑" w:hAnsi="微软雅黑" w:eastAsia="微软雅黑" w:cs="微软雅黑"/>
@@ -44572,14 +38312,6 @@
         <w:gridCol w:w="1233"/>
       </w:tblGrid>
       <w:tr>
-        <w:tblPrEx>
-          <w:tblCellMar>
-            <w:top w:w="0" w:type="dxa"/>
-            <w:left w:w="0" w:type="dxa"/>
-            <w:bottom w:w="0" w:type="dxa"/>
-            <w:right w:w="0" w:type="dxa"/>
-          </w:tblCellMar>
-        </w:tblPrEx>
         <w:trPr>
           <w:trHeight w:val="356" w:hRule="exact"/>
           <w:jc w:val="center"/>
@@ -44609,13 +38341,13 @@
                 <w:szCs w:val="18"/>
               </w:rPr>
             </w:pPr>
-            <w:bookmarkStart w:id="234" w:name="_Toc6069_WPSOffice_Level2"/>
-            <w:bookmarkStart w:id="235" w:name="_Toc1557_WPSOffice_Level2"/>
-            <w:bookmarkStart w:id="236" w:name="_Toc17440_WPSOffice_Level2"/>
-            <w:bookmarkStart w:id="237" w:name="_Toc3049_WPSOffice_Level2"/>
-            <w:bookmarkStart w:id="238" w:name="_Toc12685_WPSOffice_Level2"/>
-            <w:bookmarkStart w:id="239" w:name="_Toc20319_WPSOffice_Level2"/>
-            <w:bookmarkStart w:id="240" w:name="_Toc17938_WPSOffice_Level2"/>
+            <w:bookmarkStart w:id="234" w:name="_Toc1557_WPSOffice_Level2"/>
+            <w:bookmarkStart w:id="235" w:name="_Toc3049_WPSOffice_Level2"/>
+            <w:bookmarkStart w:id="236" w:name="_Toc12685_WPSOffice_Level2"/>
+            <w:bookmarkStart w:id="237" w:name="_Toc17938_WPSOffice_Level2"/>
+            <w:bookmarkStart w:id="238" w:name="_Toc17440_WPSOffice_Level2"/>
+            <w:bookmarkStart w:id="239" w:name="_Toc6069_WPSOffice_Level2"/>
+            <w:bookmarkStart w:id="240" w:name="_Toc20319_WPSOffice_Level2"/>
             <w:r>
               <w:rPr>
                 <w:rFonts w:hint="eastAsia" w:ascii="微软雅黑" w:hAnsi="微软雅黑" w:eastAsia="微软雅黑" w:cs="微软雅黑"/>
@@ -45164,12 +38896,12 @@
               </w:rPr>
             </w:pPr>
             <w:bookmarkStart w:id="241" w:name="_Toc27824_WPSOffice_Level2"/>
-            <w:bookmarkStart w:id="242" w:name="_Toc21686_WPSOffice_Level2"/>
-            <w:bookmarkStart w:id="243" w:name="_Toc28180_WPSOffice_Level2"/>
-            <w:bookmarkStart w:id="244" w:name="_Toc18427_WPSOffice_Level2"/>
-            <w:bookmarkStart w:id="245" w:name="_Toc19766_WPSOffice_Level2"/>
-            <w:bookmarkStart w:id="246" w:name="_Toc29816_WPSOffice_Level2"/>
-            <w:bookmarkStart w:id="247" w:name="_Toc25956_WPSOffice_Level2"/>
+            <w:bookmarkStart w:id="242" w:name="_Toc18427_WPSOffice_Level2"/>
+            <w:bookmarkStart w:id="243" w:name="_Toc25956_WPSOffice_Level2"/>
+            <w:bookmarkStart w:id="244" w:name="_Toc19766_WPSOffice_Level2"/>
+            <w:bookmarkStart w:id="245" w:name="_Toc21686_WPSOffice_Level2"/>
+            <w:bookmarkStart w:id="246" w:name="_Toc28180_WPSOffice_Level2"/>
+            <w:bookmarkStart w:id="247" w:name="_Toc29816_WPSOffice_Level2"/>
             <w:r>
               <w:rPr>
                 <w:rFonts w:hint="eastAsia" w:ascii="微软雅黑" w:hAnsi="微软雅黑" w:eastAsia="微软雅黑" w:cs="微软雅黑"/>
@@ -45718,12 +39450,12 @@
               </w:rPr>
             </w:pPr>
             <w:bookmarkStart w:id="248" w:name="_Toc24661_WPSOffice_Level2"/>
-            <w:bookmarkStart w:id="249" w:name="_Toc9870_WPSOffice_Level2"/>
-            <w:bookmarkStart w:id="250" w:name="_Toc27941_WPSOffice_Level2"/>
-            <w:bookmarkStart w:id="251" w:name="_Toc19658_WPSOffice_Level2"/>
-            <w:bookmarkStart w:id="252" w:name="_Toc7268_WPSOffice_Level2"/>
-            <w:bookmarkStart w:id="253" w:name="_Toc20570_WPSOffice_Level2"/>
-            <w:bookmarkStart w:id="254" w:name="_Toc8959_WPSOffice_Level2"/>
+            <w:bookmarkStart w:id="249" w:name="_Toc19658_WPSOffice_Level2"/>
+            <w:bookmarkStart w:id="250" w:name="_Toc9870_WPSOffice_Level2"/>
+            <w:bookmarkStart w:id="251" w:name="_Toc7268_WPSOffice_Level2"/>
+            <w:bookmarkStart w:id="252" w:name="_Toc8959_WPSOffice_Level2"/>
+            <w:bookmarkStart w:id="253" w:name="_Toc27941_WPSOffice_Level2"/>
+            <w:bookmarkStart w:id="254" w:name="_Toc20570_WPSOffice_Level2"/>
             <w:r>
               <w:rPr>
                 <w:rFonts w:hint="eastAsia" w:ascii="微软雅黑" w:hAnsi="微软雅黑" w:eastAsia="微软雅黑" w:cs="微软雅黑"/>
@@ -46774,14 +40506,6 @@
         <w:gridCol w:w="1233"/>
       </w:tblGrid>
       <w:tr>
-        <w:tblPrEx>
-          <w:tblCellMar>
-            <w:top w:w="0" w:type="dxa"/>
-            <w:left w:w="0" w:type="dxa"/>
-            <w:bottom w:w="0" w:type="dxa"/>
-            <w:right w:w="0" w:type="dxa"/>
-          </w:tblCellMar>
-        </w:tblPrEx>
         <w:trPr>
           <w:trHeight w:val="356" w:hRule="exact"/>
           <w:jc w:val="center"/>
@@ -47245,15 +40969,15 @@
         </w:rPr>
       </w:pPr>
       <w:bookmarkStart w:id="255" w:name="_Toc29696"/>
-      <w:bookmarkStart w:id="256" w:name="_Toc16401"/>
-      <w:bookmarkStart w:id="257" w:name="_Toc11901"/>
-      <w:bookmarkStart w:id="258" w:name="_Toc14611_WPSOffice_Level1"/>
-      <w:bookmarkStart w:id="259" w:name="_Toc22162_WPSOffice_Level1"/>
-      <w:bookmarkStart w:id="260" w:name="_Toc19584_WPSOffice_Level1"/>
-      <w:bookmarkStart w:id="261" w:name="_Toc17792_WPSOffice_Level2"/>
-      <w:bookmarkStart w:id="262" w:name="_Toc13275"/>
-      <w:bookmarkStart w:id="263" w:name="_Toc22623"/>
-      <w:bookmarkStart w:id="264" w:name="_Toc27809"/>
+      <w:bookmarkStart w:id="256" w:name="_Toc20044"/>
+      <w:bookmarkStart w:id="257" w:name="_Toc13275"/>
+      <w:bookmarkStart w:id="258" w:name="_Toc11901"/>
+      <w:bookmarkStart w:id="259" w:name="_Toc27809"/>
+      <w:bookmarkStart w:id="260" w:name="_Toc22623"/>
+      <w:bookmarkStart w:id="261" w:name="_Toc14611_WPSOffice_Level1"/>
+      <w:bookmarkStart w:id="262" w:name="_Toc17792_WPSOffice_Level2"/>
+      <w:bookmarkStart w:id="263" w:name="_Toc22162_WPSOffice_Level1"/>
+      <w:bookmarkStart w:id="264" w:name="_Toc19584_WPSOffice_Level1"/>
       <w:r>
         <w:rPr>
           <w:rFonts w:hint="eastAsia" w:ascii="微软雅黑" w:hAnsi="微软雅黑" w:eastAsia="微软雅黑" w:cs="微软雅黑"/>
@@ -52635,7 +46359,6 @@
     <customSectPr/>
     <customSectPr/>
     <customSectPr/>
-    <customSectPr/>
   </customSectProps>
   <customShpExts>
     <customShpInfo spid="_x0000_s1026" textRotate="1"/>

--- a/WebContent/docx/湖南肿瘤胃肠癌49模板.docx
+++ b/WebContent/docx/湖南肿瘤胃肠癌49模板.docx
@@ -2632,8 +2632,6 @@
         </w:rPr>
         <w:t>{% endif %}</w:t>
       </w:r>
-      <w:bookmarkStart w:id="265" w:name="_GoBack"/>
-      <w:bookmarkEnd w:id="265"/>
     </w:p>
     <w:p>
       <w:pPr>
@@ -3269,13 +3267,13 @@
           <w:cols w:space="720" w:num="1"/>
         </w:sectPr>
       </w:pPr>
-      <w:bookmarkStart w:id="1" w:name="_Toc24178_WPSOffice_Level1"/>
-      <w:bookmarkStart w:id="2" w:name="_Toc21669"/>
-      <w:bookmarkStart w:id="3" w:name="_Toc32054"/>
-      <w:bookmarkStart w:id="4" w:name="_Toc24397"/>
+      <w:bookmarkStart w:id="1" w:name="_Toc32054"/>
+      <w:bookmarkStart w:id="2" w:name="_Toc24178_WPSOffice_Level1"/>
+      <w:bookmarkStart w:id="3" w:name="_Toc21669"/>
+      <w:bookmarkStart w:id="4" w:name="_Toc21009_WPSOffice_Level1"/>
       <w:bookmarkStart w:id="5" w:name="_Toc13806"/>
       <w:bookmarkStart w:id="6" w:name="_Toc30143_WPSOffice_Level1"/>
-      <w:bookmarkStart w:id="7" w:name="_Toc21009_WPSOffice_Level1"/>
+      <w:bookmarkStart w:id="7" w:name="_Toc24397"/>
     </w:p>
     <w:p>
       <w:pPr>
@@ -3293,9 +3291,9 @@
           <w:lang w:eastAsia="zh-CN"/>
         </w:rPr>
       </w:pPr>
-      <w:bookmarkStart w:id="8" w:name="_Toc28235"/>
-      <w:bookmarkStart w:id="9" w:name="_Toc26488"/>
-      <w:bookmarkStart w:id="10" w:name="_Toc20757"/>
+      <w:bookmarkStart w:id="8" w:name="_Toc26488"/>
+      <w:bookmarkStart w:id="9" w:name="_Toc20757"/>
+      <w:bookmarkStart w:id="10" w:name="_Toc28235"/>
       <w:r>
         <w:rPr>
           <w:rFonts w:hint="eastAsia" w:ascii="微软雅黑" w:hAnsi="微软雅黑" w:eastAsia="微软雅黑" w:cs="微软雅黑"/>
@@ -6410,8 +6408,8 @@
           <w:szCs w:val="40"/>
         </w:rPr>
       </w:pPr>
-      <w:bookmarkStart w:id="18" w:name="_Toc8989"/>
-      <w:bookmarkStart w:id="19" w:name="_Toc12989"/>
+      <w:bookmarkStart w:id="18" w:name="_Toc12989"/>
+      <w:bookmarkStart w:id="19" w:name="_Toc8989"/>
       <w:r>
         <w:rPr>
           <w:rFonts w:hint="eastAsia" w:ascii="微软雅黑" w:hAnsi="微软雅黑" w:eastAsia="微软雅黑" w:cs="微软雅黑"/>
@@ -7063,6 +7061,7 @@
             <w:insideH w:val="dotted" w:color="0B8770" w:sz="4" w:space="0"/>
             <w:insideV w:val="dotted" w:color="0B8770" w:sz="4" w:space="0"/>
           </w:tblBorders>
+          <w:shd w:val="clear" w:color="auto" w:fill="auto"/>
           <w:tblCellMar>
             <w:top w:w="0" w:type="dxa"/>
             <w:left w:w="108" w:type="dxa"/>
@@ -7341,7 +7340,6 @@
             <w:insideH w:val="dotted" w:color="0B8770" w:sz="4" w:space="0"/>
             <w:insideV w:val="dotted" w:color="0B8770" w:sz="4" w:space="0"/>
           </w:tblBorders>
-          <w:shd w:val="clear" w:color="auto" w:fill="auto"/>
           <w:tblCellMar>
             <w:top w:w="0" w:type="dxa"/>
             <w:left w:w="108" w:type="dxa"/>
@@ -7431,7 +7429,6 @@
             <w:insideH w:val="dotted" w:color="0B8770" w:sz="4" w:space="0"/>
             <w:insideV w:val="dotted" w:color="0B8770" w:sz="4" w:space="0"/>
           </w:tblBorders>
-          <w:shd w:val="clear" w:color="auto" w:fill="auto"/>
           <w:tblCellMar>
             <w:top w:w="0" w:type="dxa"/>
             <w:left w:w="108" w:type="dxa"/>
@@ -7678,7 +7675,6 @@
             <w:insideH w:val="dotted" w:color="0B8770" w:sz="4" w:space="0"/>
             <w:insideV w:val="dotted" w:color="0B8770" w:sz="4" w:space="0"/>
           </w:tblBorders>
-          <w:shd w:val="clear" w:color="auto" w:fill="auto"/>
           <w:tblCellMar>
             <w:top w:w="0" w:type="dxa"/>
             <w:left w:w="108" w:type="dxa"/>
@@ -7969,8 +7965,8 @@
         <w:t xml:space="preserve"> </w:t>
       </w:r>
       <w:bookmarkEnd w:id="21"/>
-      <w:bookmarkStart w:id="25" w:name="_Toc9899"/>
-      <w:bookmarkStart w:id="26" w:name="_Toc22846"/>
+      <w:bookmarkStart w:id="25" w:name="_Toc22846"/>
+      <w:bookmarkStart w:id="26" w:name="_Toc9899"/>
       <w:r>
         <w:rPr>
           <w:rFonts w:hint="eastAsia"/>
@@ -8158,6 +8154,7 @@
                 <w:color w:val="FFFFFF" w:themeColor="background1"/>
                 <w:sz w:val="21"/>
                 <w:szCs w:val="21"/>
+                <w:lang w:eastAsia="zh-CN"/>
                 <w14:textFill>
                   <w14:solidFill>
                     <w14:schemeClr w14:val="bg1"/>
@@ -8173,13 +8170,14 @@
                 <w:color w:val="FFFFFF" w:themeColor="background1"/>
                 <w:sz w:val="21"/>
                 <w:szCs w:val="21"/>
+                <w:lang w:eastAsia="zh-CN"/>
                 <w14:textFill>
                   <w14:solidFill>
                     <w14:schemeClr w14:val="bg1"/>
                   </w14:solidFill>
                 </w14:textFill>
               </w:rPr>
-              <w:t>突变基因</w:t>
+              <w:t>检测基因</w:t>
             </w:r>
           </w:p>
         </w:tc>
@@ -9511,7 +9509,7 @@
                 <w:szCs w:val="18"/>
                 <w:lang w:eastAsia="zh-CN"/>
               </w:rPr>
-              <w:t>{{ tip.comutation }}</w:t>
+              <w:t>{{ tip.comutation1 }}</w:t>
             </w:r>
           </w:p>
         </w:tc>
@@ -9540,7 +9538,7 @@
                 <w:szCs w:val="18"/>
                 <w:lang w:eastAsia="zh-CN"/>
               </w:rPr>
-              <w:t>-</w:t>
+              <w:t>{{ tip.comutation }}</w:t>
             </w:r>
           </w:p>
         </w:tc>
@@ -10670,8 +10668,8 @@
       </w:pPr>
       <w:bookmarkStart w:id="28" w:name="_Toc24724"/>
       <w:bookmarkStart w:id="29" w:name="_Toc31764"/>
-      <w:bookmarkStart w:id="30" w:name="_Toc14618"/>
-      <w:bookmarkStart w:id="31" w:name="_Toc14583"/>
+      <w:bookmarkStart w:id="30" w:name="_Toc14583"/>
+      <w:bookmarkStart w:id="31" w:name="_Toc14618"/>
       <w:r>
         <w:rPr>
           <w:rFonts w:hint="eastAsia" w:ascii="微软雅黑" w:hAnsi="微软雅黑" w:eastAsia="微软雅黑" w:cs="微软雅黑"/>
@@ -10886,23 +10884,7 @@
                   </w14:solidFill>
                 </w14:textFill>
               </w:rPr>
-              <w:t>突变</w:t>
-            </w:r>
-            <w:r>
-              <w:rPr>
-                <w:rFonts w:hint="eastAsia" w:ascii="微软雅黑" w:hAnsi="微软雅黑" w:eastAsia="微软雅黑" w:cs="微软雅黑"/>
-                <w:b/>
-                <w:bCs/>
-                <w:color w:val="FFFFFF" w:themeColor="background1"/>
-                <w:sz w:val="18"/>
-                <w:szCs w:val="18"/>
-                <w14:textFill>
-                  <w14:solidFill>
-                    <w14:schemeClr w14:val="bg1"/>
-                  </w14:solidFill>
-                </w14:textFill>
-              </w:rPr>
-              <w:t>基因</w:t>
+              <w:t>检测基因</w:t>
             </w:r>
           </w:p>
         </w:tc>
@@ -12182,6 +12164,7 @@
                 <w:color w:val="FFFFFF" w:themeColor="background1"/>
                 <w:sz w:val="18"/>
                 <w:szCs w:val="18"/>
+                <w:lang w:eastAsia="zh-CN"/>
                 <w14:textFill>
                   <w14:solidFill>
                     <w14:schemeClr w14:val="bg1"/>
@@ -12197,13 +12180,14 @@
                 <w:color w:val="FFFFFF" w:themeColor="background1"/>
                 <w:sz w:val="18"/>
                 <w:szCs w:val="18"/>
+                <w:lang w:eastAsia="zh-CN"/>
                 <w14:textFill>
                   <w14:solidFill>
                     <w14:schemeClr w14:val="bg1"/>
                   </w14:solidFill>
                 </w14:textFill>
               </w:rPr>
-              <w:t>突变基因</w:t>
+              <w:t>检测基因</w:t>
             </w:r>
           </w:p>
         </w:tc>
@@ -14723,8 +14707,8 @@
           <w:szCs w:val="40"/>
         </w:rPr>
       </w:pPr>
-      <w:bookmarkStart w:id="35" w:name="_Toc28584"/>
-      <w:bookmarkStart w:id="36" w:name="_Toc20179"/>
+      <w:bookmarkStart w:id="35" w:name="_Toc20179"/>
+      <w:bookmarkStart w:id="36" w:name="_Toc28584"/>
       <w:r>
         <w:rPr>
           <w:rFonts w:hint="eastAsia" w:ascii="微软雅黑" w:hAnsi="微软雅黑" w:eastAsia="微软雅黑" w:cs="微软雅黑"/>
@@ -14781,29 +14765,29 @@
           <w:lang w:eastAsia="zh-CN"/>
         </w:rPr>
       </w:pPr>
-      <w:bookmarkStart w:id="37" w:name="_Toc12419"/>
-      <w:bookmarkStart w:id="38" w:name="_Toc19799"/>
-      <w:bookmarkStart w:id="39" w:name="_Toc32302"/>
-      <w:bookmarkStart w:id="40" w:name="_Toc20735"/>
+      <w:bookmarkStart w:id="37" w:name="_Toc20735"/>
+      <w:bookmarkStart w:id="38" w:name="_Toc23020"/>
+      <w:bookmarkStart w:id="39" w:name="_Toc32443_WPSOffice_Level2"/>
+      <w:bookmarkStart w:id="40" w:name="_Toc23606"/>
       <w:bookmarkStart w:id="41" w:name="_Toc10266"/>
-      <w:bookmarkStart w:id="42" w:name="_Toc23020"/>
-      <w:bookmarkStart w:id="43" w:name="_Toc23606"/>
-      <w:bookmarkStart w:id="44" w:name="_Toc32443_WPSOffice_Level2"/>
-      <w:bookmarkStart w:id="45" w:name="_Toc4331_WPSOffice_Level2"/>
-      <w:bookmarkStart w:id="46" w:name="_Toc5311"/>
+      <w:bookmarkStart w:id="42" w:name="_Toc19799"/>
+      <w:bookmarkStart w:id="43" w:name="_Toc5311"/>
+      <w:bookmarkStart w:id="44" w:name="_Toc12419"/>
+      <w:bookmarkStart w:id="45" w:name="_Toc32302"/>
+      <w:bookmarkStart w:id="46" w:name="_Toc4331_WPSOffice_Level2"/>
       <w:bookmarkStart w:id="47" w:name="_Toc149837264"/>
       <w:bookmarkStart w:id="48" w:name="_Toc26395"/>
       <w:bookmarkStart w:id="49" w:name="_Toc15494"/>
-      <w:bookmarkStart w:id="50" w:name="_Toc27302"/>
-      <w:bookmarkStart w:id="51" w:name="_Toc28240"/>
-      <w:bookmarkStart w:id="52" w:name="_Toc13196_WPSOffice_Level1"/>
-      <w:bookmarkStart w:id="53" w:name="_Toc1707_WPSOffice_Level1"/>
-      <w:bookmarkStart w:id="54" w:name="_Toc16594"/>
-      <w:bookmarkStart w:id="55" w:name="_Toc21764_WPSOffice_Level1"/>
-      <w:bookmarkStart w:id="56" w:name="_Toc12505"/>
+      <w:bookmarkStart w:id="50" w:name="_Toc13196_WPSOffice_Level1"/>
+      <w:bookmarkStart w:id="51" w:name="_Toc16594"/>
+      <w:bookmarkStart w:id="52" w:name="_Toc21764_WPSOffice_Level1"/>
+      <w:bookmarkStart w:id="53" w:name="_Toc27302"/>
+      <w:bookmarkStart w:id="54" w:name="_Toc1707_WPSOffice_Level1"/>
+      <w:bookmarkStart w:id="55" w:name="_Toc12505"/>
+      <w:bookmarkStart w:id="56" w:name="_Toc28240"/>
       <w:bookmarkStart w:id="57" w:name="_Toc11812"/>
-      <w:bookmarkStart w:id="58" w:name="_Toc11896_WPSOffice_Level1"/>
-      <w:bookmarkStart w:id="59" w:name="_Toc1779"/>
+      <w:bookmarkStart w:id="58" w:name="_Toc1779"/>
+      <w:bookmarkStart w:id="59" w:name="_Toc11896_WPSOffice_Level1"/>
       <w:bookmarkStart w:id="60" w:name="_Toc11193_WPSOffice_Level1"/>
       <w:bookmarkStart w:id="61" w:name="_Toc28810_WPSOffice_Level1"/>
       <w:r>
@@ -15063,7 +15047,6 @@
             <w:insideH w:val="dotted" w:color="0B8770" w:sz="4" w:space="0"/>
             <w:insideV w:val="dotted" w:color="0B8770" w:sz="4" w:space="0"/>
           </w:tblBorders>
-          <w:shd w:val="clear" w:color="auto" w:fill="auto"/>
           <w:tblCellMar>
             <w:top w:w="0" w:type="dxa"/>
             <w:left w:w="108" w:type="dxa"/>
@@ -15147,6 +15130,274 @@
                 <w:lang w:eastAsia="zh-CN"/>
               </w:rPr>
               <w:t>{{ tdd.mutFreq }}</w:t>
+            </w:r>
+          </w:p>
+        </w:tc>
+      </w:tr>
+      <w:tr>
+        <w:tblPrEx>
+          <w:tblBorders>
+            <w:top w:val="single" w:color="0B8770" w:sz="12" w:space="0"/>
+            <w:left w:val="none" w:color="auto" w:sz="0" w:space="0"/>
+            <w:bottom w:val="single" w:color="0B8770" w:sz="12" w:space="0"/>
+            <w:right w:val="none" w:color="auto" w:sz="0" w:space="0"/>
+            <w:insideH w:val="dotted" w:color="0B8770" w:sz="4" w:space="0"/>
+            <w:insideV w:val="dotted" w:color="0B8770" w:sz="4" w:space="0"/>
+          </w:tblBorders>
+          <w:tblCellMar>
+            <w:top w:w="0" w:type="dxa"/>
+            <w:left w:w="108" w:type="dxa"/>
+            <w:bottom w:w="0" w:type="dxa"/>
+            <w:right w:w="108" w:type="dxa"/>
+          </w:tblCellMar>
+        </w:tblPrEx>
+        <w:trPr>
+          <w:trHeight w:val="474" w:hRule="atLeast"/>
+          <w:jc w:val="center"/>
+        </w:trPr>
+        <w:tc>
+          <w:tcPr>
+            <w:tcW w:w="432" w:type="dxa"/>
+            <w:vMerge w:val="restart"/>
+            <w:shd w:val="clear" w:color="auto" w:fill="0B8770"/>
+            <w:vAlign w:val="center"/>
+          </w:tcPr>
+          <w:p>
+            <w:pPr>
+              <w:spacing w:before="1" w:line="250" w:lineRule="auto"/>
+              <w:jc w:val="center"/>
+              <w:rPr>
+                <w:rFonts w:hint="eastAsia" w:ascii="微软雅黑" w:hAnsi="微软雅黑" w:eastAsia="微软雅黑" w:cs="微软雅黑"/>
+                <w:color w:val="FFFFFF" w:themeColor="background1"/>
+                <w:sz w:val="18"/>
+                <w:szCs w:val="18"/>
+                <w:lang w:eastAsia="zh-CN"/>
+                <w14:textFill>
+                  <w14:solidFill>
+                    <w14:schemeClr w14:val="bg1"/>
+                  </w14:solidFill>
+                </w14:textFill>
+              </w:rPr>
+            </w:pPr>
+            <w:r>
+              <w:rPr>
+                <w:rFonts w:hint="eastAsia" w:ascii="微软雅黑" w:hAnsi="微软雅黑" w:eastAsia="微软雅黑" w:cs="微软雅黑"/>
+                <w:b/>
+                <w:color w:val="FFFFFF" w:themeColor="background1"/>
+                <w:sz w:val="18"/>
+                <w:szCs w:val="18"/>
+                <w:lang w:eastAsia="zh-CN"/>
+                <w14:textFill>
+                  <w14:solidFill>
+                    <w14:schemeClr w14:val="bg1"/>
+                  </w14:solidFill>
+                </w14:textFill>
+              </w:rPr>
+              <w:t>潜在获益药物</w:t>
+            </w:r>
+          </w:p>
+        </w:tc>
+        <w:tc>
+          <w:tcPr>
+            <w:tcW w:w="1191" w:type="dxa"/>
+            <w:shd w:val="clear" w:color="auto" w:fill="0B8770"/>
+            <w:vAlign w:val="center"/>
+          </w:tcPr>
+          <w:p>
+            <w:pPr>
+              <w:spacing w:before="1" w:line="250" w:lineRule="auto"/>
+              <w:jc w:val="center"/>
+              <w:rPr>
+                <w:rFonts w:hint="eastAsia" w:ascii="微软雅黑" w:hAnsi="微软雅黑" w:eastAsia="微软雅黑" w:cs="微软雅黑"/>
+                <w:b/>
+                <w:color w:val="FFFFFF" w:themeColor="background1"/>
+                <w:sz w:val="18"/>
+                <w:szCs w:val="18"/>
+                <w:lang w:eastAsia="zh-CN"/>
+                <w14:textFill>
+                  <w14:solidFill>
+                    <w14:schemeClr w14:val="bg1"/>
+                  </w14:solidFill>
+                </w14:textFill>
+              </w:rPr>
+            </w:pPr>
+            <w:r>
+              <w:rPr>
+                <w:rFonts w:hint="eastAsia" w:ascii="微软雅黑" w:hAnsi="微软雅黑" w:eastAsia="微软雅黑" w:cs="微软雅黑"/>
+                <w:b/>
+                <w:color w:val="FFFFFF" w:themeColor="background1"/>
+                <w:sz w:val="18"/>
+                <w:szCs w:val="18"/>
+                <w:lang w:eastAsia="zh-CN"/>
+                <w14:textFill>
+                  <w14:solidFill>
+                    <w14:schemeClr w14:val="bg1"/>
+                  </w14:solidFill>
+                </w14:textFill>
+              </w:rPr>
+              <w:t>A级</w:t>
+            </w:r>
+          </w:p>
+        </w:tc>
+        <w:tc>
+          <w:tcPr>
+            <w:tcW w:w="8247" w:type="dxa"/>
+            <w:shd w:val="clear" w:color="auto" w:fill="auto"/>
+            <w:vAlign w:val="center"/>
+          </w:tcPr>
+          <w:p>
+            <w:pPr>
+              <w:spacing w:before="1" w:line="250" w:lineRule="auto"/>
+              <w:jc w:val="center"/>
+              <w:rPr>
+                <w:rFonts w:hint="eastAsia" w:ascii="微软雅黑" w:hAnsi="微软雅黑" w:eastAsia="微软雅黑" w:cs="微软雅黑"/>
+                <w:b/>
+                <w:color w:val="FFFFFF" w:themeColor="background1"/>
+                <w:sz w:val="18"/>
+                <w:szCs w:val="18"/>
+                <w:lang w:eastAsia="zh-CN"/>
+                <w14:textFill>
+                  <w14:solidFill>
+                    <w14:schemeClr w14:val="bg1"/>
+                  </w14:solidFill>
+                </w14:textFill>
+              </w:rPr>
+            </w:pPr>
+            <w:r>
+              <w:rPr>
+                <w:rFonts w:hint="eastAsia" w:ascii="微软雅黑" w:hAnsi="微软雅黑" w:eastAsia="微软雅黑" w:cs="微软雅黑"/>
+                <w:sz w:val="18"/>
+                <w:szCs w:val="18"/>
+                <w:lang w:eastAsia="zh-CN"/>
+              </w:rPr>
+              <w:t>{% if tdd.drugaStr == [] %}无{% else%}{% for d in tdd.drugaStr %}{%if loop.last%}{{ d.nameLevel }}{%else%}{{ d.nameLevel }}，{%endif%}{% endfor %}{% endif%}</w:t>
+            </w:r>
+          </w:p>
+        </w:tc>
+      </w:tr>
+      <w:tr>
+        <w:tblPrEx>
+          <w:tblBorders>
+            <w:top w:val="single" w:color="0B8770" w:sz="12" w:space="0"/>
+            <w:left w:val="none" w:color="auto" w:sz="0" w:space="0"/>
+            <w:bottom w:val="single" w:color="0B8770" w:sz="12" w:space="0"/>
+            <w:right w:val="none" w:color="auto" w:sz="0" w:space="0"/>
+            <w:insideH w:val="dotted" w:color="0B8770" w:sz="4" w:space="0"/>
+            <w:insideV w:val="dotted" w:color="0B8770" w:sz="4" w:space="0"/>
+          </w:tblBorders>
+          <w:tblCellMar>
+            <w:top w:w="0" w:type="dxa"/>
+            <w:left w:w="108" w:type="dxa"/>
+            <w:bottom w:w="0" w:type="dxa"/>
+            <w:right w:w="108" w:type="dxa"/>
+          </w:tblCellMar>
+        </w:tblPrEx>
+        <w:trPr>
+          <w:trHeight w:val="474" w:hRule="atLeast"/>
+          <w:jc w:val="center"/>
+        </w:trPr>
+        <w:tc>
+          <w:tcPr>
+            <w:tcW w:w="432" w:type="dxa"/>
+            <w:vMerge w:val="continue"/>
+            <w:shd w:val="clear" w:color="auto" w:fill="0B8770"/>
+            <w:vAlign w:val="center"/>
+          </w:tcPr>
+          <w:p>
+            <w:pPr>
+              <w:spacing w:before="1" w:line="250" w:lineRule="auto"/>
+              <w:jc w:val="center"/>
+              <w:rPr>
+                <w:rFonts w:hint="eastAsia" w:ascii="微软雅黑" w:hAnsi="微软雅黑" w:eastAsia="微软雅黑" w:cs="微软雅黑"/>
+                <w:b/>
+                <w:color w:val="FFFFFF" w:themeColor="background1"/>
+                <w:sz w:val="18"/>
+                <w:szCs w:val="18"/>
+                <w:lang w:eastAsia="zh-CN"/>
+                <w14:textFill>
+                  <w14:solidFill>
+                    <w14:schemeClr w14:val="bg1"/>
+                  </w14:solidFill>
+                </w14:textFill>
+              </w:rPr>
+            </w:pPr>
+          </w:p>
+        </w:tc>
+        <w:tc>
+          <w:tcPr>
+            <w:tcW w:w="1191" w:type="dxa"/>
+            <w:shd w:val="clear" w:color="auto" w:fill="0B8770"/>
+            <w:vAlign w:val="center"/>
+          </w:tcPr>
+          <w:p>
+            <w:pPr>
+              <w:spacing w:before="1" w:line="250" w:lineRule="auto"/>
+              <w:jc w:val="center"/>
+              <w:rPr>
+                <w:rFonts w:hint="eastAsia" w:ascii="微软雅黑" w:hAnsi="微软雅黑" w:eastAsia="微软雅黑" w:cs="微软雅黑"/>
+                <w:b/>
+                <w:color w:val="FFFFFF" w:themeColor="background1"/>
+                <w:sz w:val="18"/>
+                <w:szCs w:val="18"/>
+                <w:lang w:eastAsia="zh-CN"/>
+                <w14:textFill>
+                  <w14:solidFill>
+                    <w14:schemeClr w14:val="bg1"/>
+                  </w14:solidFill>
+                </w14:textFill>
+              </w:rPr>
+            </w:pPr>
+            <w:r>
+              <w:rPr>
+                <w:rFonts w:hint="eastAsia" w:ascii="微软雅黑" w:hAnsi="微软雅黑" w:eastAsia="微软雅黑" w:cs="微软雅黑"/>
+                <w:b/>
+                <w:color w:val="FFFFFF" w:themeColor="background1"/>
+                <w:sz w:val="18"/>
+                <w:szCs w:val="18"/>
+                <w:lang w:eastAsia="zh-CN"/>
+                <w14:textFill>
+                  <w14:solidFill>
+                    <w14:schemeClr w14:val="bg1"/>
+                  </w14:solidFill>
+                </w14:textFill>
+              </w:rPr>
+              <w:t>B级</w:t>
+            </w:r>
+          </w:p>
+        </w:tc>
+        <w:tc>
+          <w:tcPr>
+            <w:tcW w:w="8247" w:type="dxa"/>
+            <w:shd w:val="clear" w:color="auto" w:fill="auto"/>
+            <w:vAlign w:val="center"/>
+          </w:tcPr>
+          <w:p>
+            <w:pPr>
+              <w:keepNext/>
+              <w:spacing w:before="26"/>
+              <w:jc w:val="center"/>
+              <w:rPr>
+                <w:rFonts w:hint="eastAsia" w:ascii="微软雅黑" w:hAnsi="微软雅黑" w:eastAsia="微软雅黑" w:cs="微软雅黑"/>
+                <w:b/>
+                <w:color w:val="FFFFFF" w:themeColor="background1"/>
+                <w:sz w:val="18"/>
+                <w:szCs w:val="18"/>
+                <w:lang w:eastAsia="zh-CN"/>
+                <w14:textFill>
+                  <w14:solidFill>
+                    <w14:schemeClr w14:val="bg1"/>
+                  </w14:solidFill>
+                </w14:textFill>
+              </w:rPr>
+            </w:pPr>
+            <w:r>
+              <w:rPr>
+                <w:rFonts w:hint="eastAsia" w:ascii="微软雅黑" w:hAnsi="微软雅黑" w:eastAsia="微软雅黑" w:cs="微软雅黑"/>
+                <w:sz w:val="18"/>
+                <w:szCs w:val="18"/>
+                <w:lang w:eastAsia="zh-CN"/>
+              </w:rPr>
+              <w:t>{% if tdd.drugbStr == [] %}无{% else%}{% for d in tdd.drugbStr %}{%if loop.last%}{{ d.nameLevel }}{%else%}{{ d.nameLevel }}，{%endif%}{% endfor %}{% endif%}</w:t>
             </w:r>
           </w:p>
         </w:tc>
@@ -15176,7 +15427,7 @@
         <w:tc>
           <w:tcPr>
             <w:tcW w:w="432" w:type="dxa"/>
-            <w:vMerge w:val="restart"/>
+            <w:vMerge w:val="continue"/>
             <w:shd w:val="clear" w:color="auto" w:fill="0B8770"/>
             <w:vAlign w:val="center"/>
           </w:tcPr>
@@ -15186,6 +15437,7 @@
               <w:jc w:val="center"/>
               <w:rPr>
                 <w:rFonts w:hint="eastAsia" w:ascii="微软雅黑" w:hAnsi="微软雅黑" w:eastAsia="微软雅黑" w:cs="微软雅黑"/>
+                <w:b/>
                 <w:color w:val="FFFFFF" w:themeColor="background1"/>
                 <w:sz w:val="18"/>
                 <w:szCs w:val="18"/>
@@ -15197,7 +15449,18 @@
                 </w14:textFill>
               </w:rPr>
             </w:pPr>
-            <w:r>
+          </w:p>
+        </w:tc>
+        <w:tc>
+          <w:tcPr>
+            <w:tcW w:w="1191" w:type="dxa"/>
+            <w:shd w:val="clear" w:color="auto" w:fill="0B8770"/>
+            <w:vAlign w:val="center"/>
+          </w:tcPr>
+          <w:p>
+            <w:pPr>
+              <w:spacing w:before="1" w:line="250" w:lineRule="auto"/>
+              <w:jc w:val="center"/>
               <w:rPr>
                 <w:rFonts w:hint="eastAsia" w:ascii="微软雅黑" w:hAnsi="微软雅黑" w:eastAsia="微软雅黑" w:cs="微软雅黑"/>
                 <w:b/>
@@ -15211,20 +15474,8 @@
                   </w14:solidFill>
                 </w14:textFill>
               </w:rPr>
-              <w:t>潜在获益药物</w:t>
-            </w:r>
-          </w:p>
-        </w:tc>
-        <w:tc>
-          <w:tcPr>
-            <w:tcW w:w="1191" w:type="dxa"/>
-            <w:shd w:val="clear" w:color="auto" w:fill="0B8770"/>
-            <w:vAlign w:val="center"/>
-          </w:tcPr>
-          <w:p>
-            <w:pPr>
-              <w:spacing w:before="1" w:line="250" w:lineRule="auto"/>
-              <w:jc w:val="center"/>
+            </w:pPr>
+            <w:r>
               <w:rPr>
                 <w:rFonts w:hint="eastAsia" w:ascii="微软雅黑" w:hAnsi="微软雅黑" w:eastAsia="微软雅黑" w:cs="微软雅黑"/>
                 <w:b/>
@@ -15238,8 +15489,21 @@
                   </w14:solidFill>
                 </w14:textFill>
               </w:rPr>
-            </w:pPr>
-            <w:r>
+              <w:t>C级</w:t>
+            </w:r>
+          </w:p>
+        </w:tc>
+        <w:tc>
+          <w:tcPr>
+            <w:tcW w:w="8247" w:type="dxa"/>
+            <w:shd w:val="clear" w:color="auto" w:fill="auto"/>
+            <w:vAlign w:val="center"/>
+          </w:tcPr>
+          <w:p>
+            <w:pPr>
+              <w:keepNext/>
+              <w:spacing w:before="26"/>
+              <w:jc w:val="center"/>
               <w:rPr>
                 <w:rFonts w:hint="eastAsia" w:ascii="微软雅黑" w:hAnsi="微软雅黑" w:eastAsia="微软雅黑" w:cs="微软雅黑"/>
                 <w:b/>
@@ -15253,14 +15517,45 @@
                   </w14:solidFill>
                 </w14:textFill>
               </w:rPr>
-              <w:t>A级</w:t>
-            </w:r>
-          </w:p>
-        </w:tc>
-        <w:tc>
-          <w:tcPr>
-            <w:tcW w:w="8247" w:type="dxa"/>
-            <w:shd w:val="clear" w:color="auto" w:fill="auto"/>
+            </w:pPr>
+            <w:r>
+              <w:rPr>
+                <w:rFonts w:hint="eastAsia" w:ascii="微软雅黑" w:hAnsi="微软雅黑" w:eastAsia="微软雅黑" w:cs="微软雅黑"/>
+                <w:sz w:val="18"/>
+                <w:szCs w:val="18"/>
+                <w:lang w:eastAsia="zh-CN"/>
+              </w:rPr>
+              <w:t>{% if tdd.drugcStr == [] %}无{% else%}{% for d in tdd.drugcStr %}{%if loop.last%}{{ d.nameLevel }}{%else%}{{ d.nameLevel }}，{%endif%}{% endfor %}{% endif%}</w:t>
+            </w:r>
+          </w:p>
+        </w:tc>
+      </w:tr>
+      <w:tr>
+        <w:tblPrEx>
+          <w:tblBorders>
+            <w:top w:val="single" w:color="0B8770" w:sz="12" w:space="0"/>
+            <w:left w:val="none" w:color="auto" w:sz="0" w:space="0"/>
+            <w:bottom w:val="single" w:color="0B8770" w:sz="12" w:space="0"/>
+            <w:right w:val="none" w:color="auto" w:sz="0" w:space="0"/>
+            <w:insideH w:val="dotted" w:color="0B8770" w:sz="4" w:space="0"/>
+            <w:insideV w:val="dotted" w:color="0B8770" w:sz="4" w:space="0"/>
+          </w:tblBorders>
+          <w:tblCellMar>
+            <w:top w:w="0" w:type="dxa"/>
+            <w:left w:w="108" w:type="dxa"/>
+            <w:bottom w:w="0" w:type="dxa"/>
+            <w:right w:w="108" w:type="dxa"/>
+          </w:tblCellMar>
+        </w:tblPrEx>
+        <w:trPr>
+          <w:trHeight w:val="474" w:hRule="atLeast"/>
+          <w:jc w:val="center"/>
+        </w:trPr>
+        <w:tc>
+          <w:tcPr>
+            <w:tcW w:w="432" w:type="dxa"/>
+            <w:vMerge w:val="continue"/>
+            <w:shd w:val="clear" w:color="auto" w:fill="0B8770"/>
             <w:vAlign w:val="center"/>
           </w:tcPr>
           <w:p>
@@ -15281,14 +15576,221 @@
                 </w14:textFill>
               </w:rPr>
             </w:pPr>
-            <w:r>
-              <w:rPr>
-                <w:rFonts w:hint="eastAsia" w:ascii="微软雅黑" w:hAnsi="微软雅黑" w:eastAsia="微软雅黑" w:cs="微软雅黑"/>
-                <w:sz w:val="18"/>
-                <w:szCs w:val="18"/>
-                <w:lang w:eastAsia="zh-CN"/>
-              </w:rPr>
-              <w:t>{% if tdd.drugaStr == [] %}无{% else%}{% for d in tdd.drugaStr %}{%if loop.last%}{{ d.nameLevel }}{%else%}{{ d.nameLevel }}，{%endif%}{% endfor %}{% endif%}</w:t>
+          </w:p>
+        </w:tc>
+        <w:tc>
+          <w:tcPr>
+            <w:tcW w:w="1191" w:type="dxa"/>
+            <w:shd w:val="clear" w:color="auto" w:fill="0B8770"/>
+            <w:vAlign w:val="center"/>
+          </w:tcPr>
+          <w:p>
+            <w:pPr>
+              <w:spacing w:before="1" w:line="250" w:lineRule="auto"/>
+              <w:jc w:val="center"/>
+              <w:rPr>
+                <w:rFonts w:hint="eastAsia" w:ascii="微软雅黑" w:hAnsi="微软雅黑" w:eastAsia="微软雅黑" w:cs="微软雅黑"/>
+                <w:b/>
+                <w:color w:val="FFFFFF" w:themeColor="background1"/>
+                <w:sz w:val="18"/>
+                <w:szCs w:val="18"/>
+                <w:lang w:eastAsia="zh-CN"/>
+                <w14:textFill>
+                  <w14:solidFill>
+                    <w14:schemeClr w14:val="bg1"/>
+                  </w14:solidFill>
+                </w14:textFill>
+              </w:rPr>
+            </w:pPr>
+            <w:r>
+              <w:rPr>
+                <w:rFonts w:hint="eastAsia" w:ascii="微软雅黑" w:hAnsi="微软雅黑" w:eastAsia="微软雅黑" w:cs="微软雅黑"/>
+                <w:b/>
+                <w:color w:val="FFFFFF" w:themeColor="background1"/>
+                <w:sz w:val="18"/>
+                <w:szCs w:val="18"/>
+                <w:lang w:eastAsia="zh-CN"/>
+                <w14:textFill>
+                  <w14:solidFill>
+                    <w14:schemeClr w14:val="bg1"/>
+                  </w14:solidFill>
+                </w14:textFill>
+              </w:rPr>
+              <w:t>D级</w:t>
+            </w:r>
+          </w:p>
+        </w:tc>
+        <w:tc>
+          <w:tcPr>
+            <w:tcW w:w="8247" w:type="dxa"/>
+            <w:shd w:val="clear" w:color="auto" w:fill="auto"/>
+            <w:vAlign w:val="center"/>
+          </w:tcPr>
+          <w:p>
+            <w:pPr>
+              <w:keepNext/>
+              <w:spacing w:before="26"/>
+              <w:jc w:val="center"/>
+              <w:rPr>
+                <w:rFonts w:hint="eastAsia" w:ascii="微软雅黑" w:hAnsi="微软雅黑" w:eastAsia="微软雅黑" w:cs="微软雅黑"/>
+                <w:b/>
+                <w:color w:val="FFFFFF" w:themeColor="background1"/>
+                <w:sz w:val="18"/>
+                <w:szCs w:val="18"/>
+                <w:lang w:eastAsia="zh-CN"/>
+                <w14:textFill>
+                  <w14:solidFill>
+                    <w14:schemeClr w14:val="bg1"/>
+                  </w14:solidFill>
+                </w14:textFill>
+              </w:rPr>
+            </w:pPr>
+            <w:r>
+              <w:rPr>
+                <w:rFonts w:hint="eastAsia" w:ascii="微软雅黑" w:hAnsi="微软雅黑" w:eastAsia="微软雅黑" w:cs="微软雅黑"/>
+                <w:sz w:val="18"/>
+                <w:szCs w:val="18"/>
+                <w:lang w:eastAsia="zh-CN"/>
+              </w:rPr>
+              <w:t>{% if tdd.drugdStr == [] %}无{% else%}{% for d in tdd.drugdStr %}{%if loop.last%}{{ d.nameLevel }}{%else%}{{ d.nameLevel }}，{%endif%}{% endfor %}{% endif%}</w:t>
+            </w:r>
+          </w:p>
+        </w:tc>
+      </w:tr>
+      <w:tr>
+        <w:tblPrEx>
+          <w:tblBorders>
+            <w:top w:val="single" w:color="0B8770" w:sz="12" w:space="0"/>
+            <w:left w:val="none" w:color="auto" w:sz="0" w:space="0"/>
+            <w:bottom w:val="single" w:color="0B8770" w:sz="12" w:space="0"/>
+            <w:right w:val="none" w:color="auto" w:sz="0" w:space="0"/>
+            <w:insideH w:val="dotted" w:color="0B8770" w:sz="4" w:space="0"/>
+            <w:insideV w:val="dotted" w:color="0B8770" w:sz="4" w:space="0"/>
+          </w:tblBorders>
+          <w:tblCellMar>
+            <w:top w:w="0" w:type="dxa"/>
+            <w:left w:w="108" w:type="dxa"/>
+            <w:bottom w:w="0" w:type="dxa"/>
+            <w:right w:w="108" w:type="dxa"/>
+          </w:tblCellMar>
+        </w:tblPrEx>
+        <w:trPr>
+          <w:trHeight w:val="474" w:hRule="atLeast"/>
+          <w:jc w:val="center"/>
+        </w:trPr>
+        <w:tc>
+          <w:tcPr>
+            <w:tcW w:w="432" w:type="dxa"/>
+            <w:vMerge w:val="restart"/>
+            <w:shd w:val="clear" w:color="auto" w:fill="0B8770"/>
+            <w:vAlign w:val="center"/>
+          </w:tcPr>
+          <w:p>
+            <w:pPr>
+              <w:keepNext/>
+              <w:spacing w:before="26"/>
+              <w:jc w:val="center"/>
+              <w:rPr>
+                <w:rFonts w:hint="eastAsia" w:ascii="微软雅黑" w:hAnsi="微软雅黑" w:eastAsia="微软雅黑" w:cs="微软雅黑"/>
+                <w:b/>
+                <w:color w:val="FFFFFF" w:themeColor="background1"/>
+                <w:sz w:val="18"/>
+                <w:szCs w:val="18"/>
+                <w:lang w:eastAsia="zh-CN"/>
+                <w14:textFill>
+                  <w14:solidFill>
+                    <w14:schemeClr w14:val="bg1"/>
+                  </w14:solidFill>
+                </w14:textFill>
+              </w:rPr>
+            </w:pPr>
+            <w:r>
+              <w:rPr>
+                <w:rFonts w:hint="eastAsia" w:ascii="微软雅黑" w:hAnsi="微软雅黑" w:eastAsia="微软雅黑" w:cs="微软雅黑"/>
+                <w:b/>
+                <w:color w:val="FFFFFF" w:themeColor="background1"/>
+                <w:sz w:val="18"/>
+                <w:szCs w:val="18"/>
+                <w:lang w:eastAsia="zh-CN"/>
+                <w14:textFill>
+                  <w14:solidFill>
+                    <w14:schemeClr w14:val="bg1"/>
+                  </w14:solidFill>
+                </w14:textFill>
+              </w:rPr>
+              <w:t>潜在耐药信息</w:t>
+            </w:r>
+          </w:p>
+        </w:tc>
+        <w:tc>
+          <w:tcPr>
+            <w:tcW w:w="1191" w:type="dxa"/>
+            <w:shd w:val="clear" w:color="auto" w:fill="0B8770"/>
+            <w:vAlign w:val="center"/>
+          </w:tcPr>
+          <w:p>
+            <w:pPr>
+              <w:keepNext/>
+              <w:spacing w:before="26"/>
+              <w:jc w:val="center"/>
+              <w:rPr>
+                <w:rFonts w:hint="eastAsia" w:ascii="微软雅黑" w:hAnsi="微软雅黑" w:eastAsia="微软雅黑" w:cs="微软雅黑"/>
+                <w:b/>
+                <w:color w:val="FFFFFF" w:themeColor="background1"/>
+                <w:sz w:val="18"/>
+                <w:szCs w:val="18"/>
+                <w:lang w:eastAsia="zh-CN"/>
+                <w14:textFill>
+                  <w14:solidFill>
+                    <w14:schemeClr w14:val="bg1"/>
+                  </w14:solidFill>
+                </w14:textFill>
+              </w:rPr>
+            </w:pPr>
+            <w:r>
+              <w:rPr>
+                <w:rFonts w:hint="eastAsia" w:ascii="微软雅黑" w:hAnsi="微软雅黑" w:eastAsia="微软雅黑" w:cs="微软雅黑"/>
+                <w:b/>
+                <w:color w:val="FFFFFF" w:themeColor="background1"/>
+                <w:sz w:val="18"/>
+                <w:szCs w:val="18"/>
+                <w:lang w:eastAsia="zh-CN"/>
+                <w14:textFill>
+                  <w14:solidFill>
+                    <w14:schemeClr w14:val="bg1"/>
+                  </w14:solidFill>
+                </w14:textFill>
+              </w:rPr>
+              <w:t>A级</w:t>
+            </w:r>
+          </w:p>
+        </w:tc>
+        <w:tc>
+          <w:tcPr>
+            <w:tcW w:w="8247" w:type="dxa"/>
+            <w:shd w:val="clear" w:color="auto" w:fill="auto"/>
+            <w:vAlign w:val="center"/>
+          </w:tcPr>
+          <w:p>
+            <w:pPr>
+              <w:keepNext/>
+              <w:spacing w:before="26"/>
+              <w:jc w:val="center"/>
+              <w:rPr>
+                <w:rFonts w:hint="eastAsia" w:ascii="微软雅黑" w:hAnsi="微软雅黑" w:eastAsia="微软雅黑" w:cs="微软雅黑"/>
+                <w:sz w:val="18"/>
+                <w:szCs w:val="18"/>
+                <w:lang w:eastAsia="zh-CN"/>
+              </w:rPr>
+            </w:pPr>
+            <w:r>
+              <w:rPr>
+                <w:rFonts w:hint="eastAsia" w:ascii="微软雅黑" w:hAnsi="微软雅黑" w:eastAsia="微软雅黑" w:cs="微软雅黑"/>
+                <w:sz w:val="18"/>
+                <w:szCs w:val="18"/>
+                <w:lang w:eastAsia="zh-CN"/>
+              </w:rPr>
+              <w:t>{% if tdd.resistantaStr == [] %}无{% else%}{% for d in tdd.resistantaStr %}{%if loop.last%}{{ d.nameLevel }}{%else%}{{ d.nameLevel }}，{%endif%}{% endfor %}{% endif%}</w:t>
             </w:r>
           </w:p>
         </w:tc>
@@ -15324,7 +15826,8 @@
           </w:tcPr>
           <w:p>
             <w:pPr>
-              <w:spacing w:before="1" w:line="250" w:lineRule="auto"/>
+              <w:keepNext/>
+              <w:spacing w:before="26"/>
               <w:jc w:val="center"/>
               <w:rPr>
                 <w:rFonts w:hint="eastAsia" w:ascii="微软雅黑" w:hAnsi="微软雅黑" w:eastAsia="微软雅黑" w:cs="微软雅黑"/>
@@ -15350,7 +15853,8 @@
           </w:tcPr>
           <w:p>
             <w:pPr>
-              <w:spacing w:before="1" w:line="250" w:lineRule="auto"/>
+              <w:keepNext/>
+              <w:spacing w:before="26"/>
               <w:jc w:val="center"/>
               <w:rPr>
                 <w:rFonts w:hint="eastAsia" w:ascii="微软雅黑" w:hAnsi="微软雅黑" w:eastAsia="微软雅黑" w:cs="微软雅黑"/>
@@ -15397,26 +15901,19 @@
               <w:jc w:val="center"/>
               <w:rPr>
                 <w:rFonts w:hint="eastAsia" w:ascii="微软雅黑" w:hAnsi="微软雅黑" w:eastAsia="微软雅黑" w:cs="微软雅黑"/>
-                <w:b/>
-                <w:color w:val="FFFFFF" w:themeColor="background1"/>
-                <w:sz w:val="18"/>
-                <w:szCs w:val="18"/>
-                <w:lang w:eastAsia="zh-CN"/>
-                <w14:textFill>
-                  <w14:solidFill>
-                    <w14:schemeClr w14:val="bg1"/>
-                  </w14:solidFill>
-                </w14:textFill>
-              </w:rPr>
-            </w:pPr>
-            <w:r>
-              <w:rPr>
-                <w:rFonts w:hint="eastAsia" w:ascii="微软雅黑" w:hAnsi="微软雅黑" w:eastAsia="微软雅黑" w:cs="微软雅黑"/>
-                <w:sz w:val="18"/>
-                <w:szCs w:val="18"/>
-                <w:lang w:eastAsia="zh-CN"/>
-              </w:rPr>
-              <w:t>{% if tdd.drugbStr == [] %}无{% else%}{% for d in tdd.drugbStr %}{%if loop.last%}{{ d.nameLevel }}{%else%}{{ d.nameLevel }}，{%endif%}{% endfor %}{% endif%}</w:t>
+                <w:sz w:val="18"/>
+                <w:szCs w:val="18"/>
+                <w:lang w:eastAsia="zh-CN"/>
+              </w:rPr>
+            </w:pPr>
+            <w:r>
+              <w:rPr>
+                <w:rFonts w:hint="eastAsia" w:ascii="微软雅黑" w:hAnsi="微软雅黑" w:eastAsia="微软雅黑" w:cs="微软雅黑"/>
+                <w:sz w:val="18"/>
+                <w:szCs w:val="18"/>
+                <w:lang w:eastAsia="zh-CN"/>
+              </w:rPr>
+              <w:t>{% if tdd.resistantbStr == [] %}无{% else%}{% for d in tdd.resistantbStr %}{%if loop.last%}{{ d.nameLevel }}{%else%}{{ d.nameLevel }}，{%endif%}{% endfor %}{% endif%}</w:t>
             </w:r>
           </w:p>
         </w:tc>
@@ -15452,7 +15949,8 @@
           </w:tcPr>
           <w:p>
             <w:pPr>
-              <w:spacing w:before="1" w:line="250" w:lineRule="auto"/>
+              <w:keepNext/>
+              <w:spacing w:before="26"/>
               <w:jc w:val="center"/>
               <w:rPr>
                 <w:rFonts w:hint="eastAsia" w:ascii="微软雅黑" w:hAnsi="微软雅黑" w:eastAsia="微软雅黑" w:cs="微软雅黑"/>
@@ -15478,7 +15976,8 @@
           </w:tcPr>
           <w:p>
             <w:pPr>
-              <w:spacing w:before="1" w:line="250" w:lineRule="auto"/>
+              <w:keepNext/>
+              <w:spacing w:before="26"/>
               <w:jc w:val="center"/>
               <w:rPr>
                 <w:rFonts w:hint="eastAsia" w:ascii="微软雅黑" w:hAnsi="微软雅黑" w:eastAsia="微软雅黑" w:cs="微软雅黑"/>
@@ -15525,26 +16024,19 @@
               <w:jc w:val="center"/>
               <w:rPr>
                 <w:rFonts w:hint="eastAsia" w:ascii="微软雅黑" w:hAnsi="微软雅黑" w:eastAsia="微软雅黑" w:cs="微软雅黑"/>
-                <w:b/>
-                <w:color w:val="FFFFFF" w:themeColor="background1"/>
-                <w:sz w:val="18"/>
-                <w:szCs w:val="18"/>
-                <w:lang w:eastAsia="zh-CN"/>
-                <w14:textFill>
-                  <w14:solidFill>
-                    <w14:schemeClr w14:val="bg1"/>
-                  </w14:solidFill>
-                </w14:textFill>
-              </w:rPr>
-            </w:pPr>
-            <w:r>
-              <w:rPr>
-                <w:rFonts w:hint="eastAsia" w:ascii="微软雅黑" w:hAnsi="微软雅黑" w:eastAsia="微软雅黑" w:cs="微软雅黑"/>
-                <w:sz w:val="18"/>
-                <w:szCs w:val="18"/>
-                <w:lang w:eastAsia="zh-CN"/>
-              </w:rPr>
-              <w:t>{% if tdd.drugcStr == [] %}无{% else%}{% for d in tdd.drugcStr %}{%if loop.last%}{{ d.nameLevel }}{%else%}{{ d.nameLevel }}，{%endif%}{% endfor %}{% endif%}</w:t>
+                <w:sz w:val="18"/>
+                <w:szCs w:val="18"/>
+                <w:lang w:eastAsia="zh-CN"/>
+              </w:rPr>
+            </w:pPr>
+            <w:r>
+              <w:rPr>
+                <w:rFonts w:hint="eastAsia" w:ascii="微软雅黑" w:hAnsi="微软雅黑" w:eastAsia="微软雅黑" w:cs="微软雅黑"/>
+                <w:sz w:val="18"/>
+                <w:szCs w:val="18"/>
+                <w:lang w:eastAsia="zh-CN"/>
+              </w:rPr>
+              <w:t>{% if tdd.resistantcStr == [] %}无{% else%}{% for d in tdd.resistantcStr %}{%if loop.last%}{{ d.nameLevel }}{%else%}{{ d.nameLevel }}，{%endif%}{% endfor %}{% endif%}</w:t>
             </w:r>
           </w:p>
         </w:tc>
@@ -15559,7 +16051,6 @@
             <w:insideH w:val="dotted" w:color="0B8770" w:sz="4" w:space="0"/>
             <w:insideV w:val="dotted" w:color="0B8770" w:sz="4" w:space="0"/>
           </w:tblBorders>
-          <w:shd w:val="clear" w:color="auto" w:fill="auto"/>
           <w:tblCellMar>
             <w:top w:w="0" w:type="dxa"/>
             <w:left w:w="108" w:type="dxa"/>
@@ -15580,7 +16071,8 @@
           </w:tcPr>
           <w:p>
             <w:pPr>
-              <w:spacing w:before="1" w:line="250" w:lineRule="auto"/>
+              <w:keepNext/>
+              <w:spacing w:before="26"/>
               <w:jc w:val="center"/>
               <w:rPr>
                 <w:rFonts w:hint="eastAsia" w:ascii="微软雅黑" w:hAnsi="微软雅黑" w:eastAsia="微软雅黑" w:cs="微软雅黑"/>
@@ -15606,7 +16098,8 @@
           </w:tcPr>
           <w:p>
             <w:pPr>
-              <w:spacing w:before="1" w:line="250" w:lineRule="auto"/>
+              <w:keepNext/>
+              <w:spacing w:before="26"/>
               <w:jc w:val="center"/>
               <w:rPr>
                 <w:rFonts w:hint="eastAsia" w:ascii="微软雅黑" w:hAnsi="微软雅黑" w:eastAsia="微软雅黑" w:cs="微软雅黑"/>
@@ -15653,26 +16146,19 @@
               <w:jc w:val="center"/>
               <w:rPr>
                 <w:rFonts w:hint="eastAsia" w:ascii="微软雅黑" w:hAnsi="微软雅黑" w:eastAsia="微软雅黑" w:cs="微软雅黑"/>
-                <w:b/>
-                <w:color w:val="FFFFFF" w:themeColor="background1"/>
-                <w:sz w:val="18"/>
-                <w:szCs w:val="18"/>
-                <w:lang w:eastAsia="zh-CN"/>
-                <w14:textFill>
-                  <w14:solidFill>
-                    <w14:schemeClr w14:val="bg1"/>
-                  </w14:solidFill>
-                </w14:textFill>
-              </w:rPr>
-            </w:pPr>
-            <w:r>
-              <w:rPr>
-                <w:rFonts w:hint="eastAsia" w:ascii="微软雅黑" w:hAnsi="微软雅黑" w:eastAsia="微软雅黑" w:cs="微软雅黑"/>
-                <w:sz w:val="18"/>
-                <w:szCs w:val="18"/>
-                <w:lang w:eastAsia="zh-CN"/>
-              </w:rPr>
-              <w:t>{% if tdd.drugdStr == [] %}无{% else%}{% for d in tdd.drugdStr %}{%if loop.last%}{{ d.nameLevel }}{%else%}{{ d.nameLevel }}，{%endif%}{% endfor %}{% endif%}</w:t>
+                <w:sz w:val="18"/>
+                <w:szCs w:val="18"/>
+                <w:lang w:eastAsia="zh-CN"/>
+              </w:rPr>
+            </w:pPr>
+            <w:r>
+              <w:rPr>
+                <w:rFonts w:hint="eastAsia" w:ascii="微软雅黑" w:hAnsi="微软雅黑" w:eastAsia="微软雅黑" w:cs="微软雅黑"/>
+                <w:sz w:val="18"/>
+                <w:szCs w:val="18"/>
+                <w:lang w:eastAsia="zh-CN"/>
+              </w:rPr>
+              <w:t>{% if tdd.resistantdStr == [] %}无{% else%}{% for d in tdd.resistantdStr %}{%if loop.last%}{{ d.nameLevel }}{%else%}{{ d.nameLevel }}，{%endif%}{% endfor %}{% endif%}</w:t>
             </w:r>
           </w:p>
         </w:tc>
@@ -15687,515 +16173,6 @@
             <w:insideH w:val="dotted" w:color="0B8770" w:sz="4" w:space="0"/>
             <w:insideV w:val="dotted" w:color="0B8770" w:sz="4" w:space="0"/>
           </w:tblBorders>
-          <w:shd w:val="clear" w:color="auto" w:fill="auto"/>
-          <w:tblCellMar>
-            <w:top w:w="0" w:type="dxa"/>
-            <w:left w:w="108" w:type="dxa"/>
-            <w:bottom w:w="0" w:type="dxa"/>
-            <w:right w:w="108" w:type="dxa"/>
-          </w:tblCellMar>
-        </w:tblPrEx>
-        <w:trPr>
-          <w:trHeight w:val="474" w:hRule="atLeast"/>
-          <w:jc w:val="center"/>
-        </w:trPr>
-        <w:tc>
-          <w:tcPr>
-            <w:tcW w:w="432" w:type="dxa"/>
-            <w:vMerge w:val="restart"/>
-            <w:shd w:val="clear" w:color="auto" w:fill="0B8770"/>
-            <w:vAlign w:val="center"/>
-          </w:tcPr>
-          <w:p>
-            <w:pPr>
-              <w:keepNext/>
-              <w:spacing w:before="26"/>
-              <w:jc w:val="center"/>
-              <w:rPr>
-                <w:rFonts w:hint="eastAsia" w:ascii="微软雅黑" w:hAnsi="微软雅黑" w:eastAsia="微软雅黑" w:cs="微软雅黑"/>
-                <w:b/>
-                <w:color w:val="FFFFFF" w:themeColor="background1"/>
-                <w:sz w:val="18"/>
-                <w:szCs w:val="18"/>
-                <w:lang w:eastAsia="zh-CN"/>
-                <w14:textFill>
-                  <w14:solidFill>
-                    <w14:schemeClr w14:val="bg1"/>
-                  </w14:solidFill>
-                </w14:textFill>
-              </w:rPr>
-            </w:pPr>
-            <w:r>
-              <w:rPr>
-                <w:rFonts w:hint="eastAsia" w:ascii="微软雅黑" w:hAnsi="微软雅黑" w:eastAsia="微软雅黑" w:cs="微软雅黑"/>
-                <w:b/>
-                <w:color w:val="FFFFFF" w:themeColor="background1"/>
-                <w:sz w:val="18"/>
-                <w:szCs w:val="18"/>
-                <w:lang w:eastAsia="zh-CN"/>
-                <w14:textFill>
-                  <w14:solidFill>
-                    <w14:schemeClr w14:val="bg1"/>
-                  </w14:solidFill>
-                </w14:textFill>
-              </w:rPr>
-              <w:t>潜在耐药信息</w:t>
-            </w:r>
-          </w:p>
-        </w:tc>
-        <w:tc>
-          <w:tcPr>
-            <w:tcW w:w="1191" w:type="dxa"/>
-            <w:shd w:val="clear" w:color="auto" w:fill="0B8770"/>
-            <w:vAlign w:val="center"/>
-          </w:tcPr>
-          <w:p>
-            <w:pPr>
-              <w:keepNext/>
-              <w:spacing w:before="26"/>
-              <w:jc w:val="center"/>
-              <w:rPr>
-                <w:rFonts w:hint="eastAsia" w:ascii="微软雅黑" w:hAnsi="微软雅黑" w:eastAsia="微软雅黑" w:cs="微软雅黑"/>
-                <w:b/>
-                <w:color w:val="FFFFFF" w:themeColor="background1"/>
-                <w:sz w:val="18"/>
-                <w:szCs w:val="18"/>
-                <w:lang w:eastAsia="zh-CN"/>
-                <w14:textFill>
-                  <w14:solidFill>
-                    <w14:schemeClr w14:val="bg1"/>
-                  </w14:solidFill>
-                </w14:textFill>
-              </w:rPr>
-            </w:pPr>
-            <w:r>
-              <w:rPr>
-                <w:rFonts w:hint="eastAsia" w:ascii="微软雅黑" w:hAnsi="微软雅黑" w:eastAsia="微软雅黑" w:cs="微软雅黑"/>
-                <w:b/>
-                <w:color w:val="FFFFFF" w:themeColor="background1"/>
-                <w:sz w:val="18"/>
-                <w:szCs w:val="18"/>
-                <w:lang w:eastAsia="zh-CN"/>
-                <w14:textFill>
-                  <w14:solidFill>
-                    <w14:schemeClr w14:val="bg1"/>
-                  </w14:solidFill>
-                </w14:textFill>
-              </w:rPr>
-              <w:t>A级</w:t>
-            </w:r>
-          </w:p>
-        </w:tc>
-        <w:tc>
-          <w:tcPr>
-            <w:tcW w:w="8247" w:type="dxa"/>
-            <w:shd w:val="clear" w:color="auto" w:fill="auto"/>
-            <w:vAlign w:val="center"/>
-          </w:tcPr>
-          <w:p>
-            <w:pPr>
-              <w:keepNext/>
-              <w:spacing w:before="26"/>
-              <w:jc w:val="center"/>
-              <w:rPr>
-                <w:rFonts w:hint="eastAsia" w:ascii="微软雅黑" w:hAnsi="微软雅黑" w:eastAsia="微软雅黑" w:cs="微软雅黑"/>
-                <w:sz w:val="18"/>
-                <w:szCs w:val="18"/>
-                <w:lang w:eastAsia="zh-CN"/>
-              </w:rPr>
-            </w:pPr>
-            <w:r>
-              <w:rPr>
-                <w:rFonts w:hint="eastAsia" w:ascii="微软雅黑" w:hAnsi="微软雅黑" w:eastAsia="微软雅黑" w:cs="微软雅黑"/>
-                <w:sz w:val="18"/>
-                <w:szCs w:val="18"/>
-                <w:lang w:eastAsia="zh-CN"/>
-              </w:rPr>
-              <w:t>{% if tdd.resistantaStr == [] %}无{% else%}{% for d in tdd.resistantaStr %}{%if loop.last%}{{ d.nameLevel }}{%else%}{{ d.nameLevel }}，{%endif%}{% endfor %}{% endif%}</w:t>
-            </w:r>
-          </w:p>
-        </w:tc>
-      </w:tr>
-      <w:tr>
-        <w:tblPrEx>
-          <w:tblBorders>
-            <w:top w:val="single" w:color="0B8770" w:sz="12" w:space="0"/>
-            <w:left w:val="none" w:color="auto" w:sz="0" w:space="0"/>
-            <w:bottom w:val="single" w:color="0B8770" w:sz="12" w:space="0"/>
-            <w:right w:val="none" w:color="auto" w:sz="0" w:space="0"/>
-            <w:insideH w:val="dotted" w:color="0B8770" w:sz="4" w:space="0"/>
-            <w:insideV w:val="dotted" w:color="0B8770" w:sz="4" w:space="0"/>
-          </w:tblBorders>
-          <w:shd w:val="clear" w:color="auto" w:fill="auto"/>
-          <w:tblCellMar>
-            <w:top w:w="0" w:type="dxa"/>
-            <w:left w:w="108" w:type="dxa"/>
-            <w:bottom w:w="0" w:type="dxa"/>
-            <w:right w:w="108" w:type="dxa"/>
-          </w:tblCellMar>
-        </w:tblPrEx>
-        <w:trPr>
-          <w:trHeight w:val="474" w:hRule="atLeast"/>
-          <w:jc w:val="center"/>
-        </w:trPr>
-        <w:tc>
-          <w:tcPr>
-            <w:tcW w:w="432" w:type="dxa"/>
-            <w:vMerge w:val="continue"/>
-            <w:shd w:val="clear" w:color="auto" w:fill="0B8770"/>
-            <w:vAlign w:val="center"/>
-          </w:tcPr>
-          <w:p>
-            <w:pPr>
-              <w:keepNext/>
-              <w:spacing w:before="26"/>
-              <w:jc w:val="center"/>
-              <w:rPr>
-                <w:rFonts w:hint="eastAsia" w:ascii="微软雅黑" w:hAnsi="微软雅黑" w:eastAsia="微软雅黑" w:cs="微软雅黑"/>
-                <w:b/>
-                <w:color w:val="FFFFFF" w:themeColor="background1"/>
-                <w:sz w:val="18"/>
-                <w:szCs w:val="18"/>
-                <w:lang w:eastAsia="zh-CN"/>
-                <w14:textFill>
-                  <w14:solidFill>
-                    <w14:schemeClr w14:val="bg1"/>
-                  </w14:solidFill>
-                </w14:textFill>
-              </w:rPr>
-            </w:pPr>
-          </w:p>
-        </w:tc>
-        <w:tc>
-          <w:tcPr>
-            <w:tcW w:w="1191" w:type="dxa"/>
-            <w:shd w:val="clear" w:color="auto" w:fill="0B8770"/>
-            <w:vAlign w:val="center"/>
-          </w:tcPr>
-          <w:p>
-            <w:pPr>
-              <w:keepNext/>
-              <w:spacing w:before="26"/>
-              <w:jc w:val="center"/>
-              <w:rPr>
-                <w:rFonts w:hint="eastAsia" w:ascii="微软雅黑" w:hAnsi="微软雅黑" w:eastAsia="微软雅黑" w:cs="微软雅黑"/>
-                <w:b/>
-                <w:color w:val="FFFFFF" w:themeColor="background1"/>
-                <w:sz w:val="18"/>
-                <w:szCs w:val="18"/>
-                <w:lang w:eastAsia="zh-CN"/>
-                <w14:textFill>
-                  <w14:solidFill>
-                    <w14:schemeClr w14:val="bg1"/>
-                  </w14:solidFill>
-                </w14:textFill>
-              </w:rPr>
-            </w:pPr>
-            <w:r>
-              <w:rPr>
-                <w:rFonts w:hint="eastAsia" w:ascii="微软雅黑" w:hAnsi="微软雅黑" w:eastAsia="微软雅黑" w:cs="微软雅黑"/>
-                <w:b/>
-                <w:color w:val="FFFFFF" w:themeColor="background1"/>
-                <w:sz w:val="18"/>
-                <w:szCs w:val="18"/>
-                <w:lang w:eastAsia="zh-CN"/>
-                <w14:textFill>
-                  <w14:solidFill>
-                    <w14:schemeClr w14:val="bg1"/>
-                  </w14:solidFill>
-                </w14:textFill>
-              </w:rPr>
-              <w:t>B级</w:t>
-            </w:r>
-          </w:p>
-        </w:tc>
-        <w:tc>
-          <w:tcPr>
-            <w:tcW w:w="8247" w:type="dxa"/>
-            <w:shd w:val="clear" w:color="auto" w:fill="auto"/>
-            <w:vAlign w:val="center"/>
-          </w:tcPr>
-          <w:p>
-            <w:pPr>
-              <w:keepNext/>
-              <w:spacing w:before="26"/>
-              <w:jc w:val="center"/>
-              <w:rPr>
-                <w:rFonts w:hint="eastAsia" w:ascii="微软雅黑" w:hAnsi="微软雅黑" w:eastAsia="微软雅黑" w:cs="微软雅黑"/>
-                <w:sz w:val="18"/>
-                <w:szCs w:val="18"/>
-                <w:lang w:eastAsia="zh-CN"/>
-              </w:rPr>
-            </w:pPr>
-            <w:r>
-              <w:rPr>
-                <w:rFonts w:hint="eastAsia" w:ascii="微软雅黑" w:hAnsi="微软雅黑" w:eastAsia="微软雅黑" w:cs="微软雅黑"/>
-                <w:sz w:val="18"/>
-                <w:szCs w:val="18"/>
-                <w:lang w:eastAsia="zh-CN"/>
-              </w:rPr>
-              <w:t>{% if tdd.resistantbStr == [] %}无{% else%}{% for d in tdd.resistantbStr %}{%if loop.last%}{{ d.nameLevel }}{%else%}{{ d.nameLevel }}，{%endif%}{% endfor %}{% endif%}</w:t>
-            </w:r>
-          </w:p>
-        </w:tc>
-      </w:tr>
-      <w:tr>
-        <w:tblPrEx>
-          <w:tblBorders>
-            <w:top w:val="single" w:color="0B8770" w:sz="12" w:space="0"/>
-            <w:left w:val="none" w:color="auto" w:sz="0" w:space="0"/>
-            <w:bottom w:val="single" w:color="0B8770" w:sz="12" w:space="0"/>
-            <w:right w:val="none" w:color="auto" w:sz="0" w:space="0"/>
-            <w:insideH w:val="dotted" w:color="0B8770" w:sz="4" w:space="0"/>
-            <w:insideV w:val="dotted" w:color="0B8770" w:sz="4" w:space="0"/>
-          </w:tblBorders>
-          <w:shd w:val="clear" w:color="auto" w:fill="auto"/>
-          <w:tblCellMar>
-            <w:top w:w="0" w:type="dxa"/>
-            <w:left w:w="108" w:type="dxa"/>
-            <w:bottom w:w="0" w:type="dxa"/>
-            <w:right w:w="108" w:type="dxa"/>
-          </w:tblCellMar>
-        </w:tblPrEx>
-        <w:trPr>
-          <w:trHeight w:val="474" w:hRule="atLeast"/>
-          <w:jc w:val="center"/>
-        </w:trPr>
-        <w:tc>
-          <w:tcPr>
-            <w:tcW w:w="432" w:type="dxa"/>
-            <w:vMerge w:val="continue"/>
-            <w:shd w:val="clear" w:color="auto" w:fill="0B8770"/>
-            <w:vAlign w:val="center"/>
-          </w:tcPr>
-          <w:p>
-            <w:pPr>
-              <w:keepNext/>
-              <w:spacing w:before="26"/>
-              <w:jc w:val="center"/>
-              <w:rPr>
-                <w:rFonts w:hint="eastAsia" w:ascii="微软雅黑" w:hAnsi="微软雅黑" w:eastAsia="微软雅黑" w:cs="微软雅黑"/>
-                <w:b/>
-                <w:color w:val="FFFFFF" w:themeColor="background1"/>
-                <w:sz w:val="18"/>
-                <w:szCs w:val="18"/>
-                <w:lang w:eastAsia="zh-CN"/>
-                <w14:textFill>
-                  <w14:solidFill>
-                    <w14:schemeClr w14:val="bg1"/>
-                  </w14:solidFill>
-                </w14:textFill>
-              </w:rPr>
-            </w:pPr>
-          </w:p>
-        </w:tc>
-        <w:tc>
-          <w:tcPr>
-            <w:tcW w:w="1191" w:type="dxa"/>
-            <w:shd w:val="clear" w:color="auto" w:fill="0B8770"/>
-            <w:vAlign w:val="center"/>
-          </w:tcPr>
-          <w:p>
-            <w:pPr>
-              <w:keepNext/>
-              <w:spacing w:before="26"/>
-              <w:jc w:val="center"/>
-              <w:rPr>
-                <w:rFonts w:hint="eastAsia" w:ascii="微软雅黑" w:hAnsi="微软雅黑" w:eastAsia="微软雅黑" w:cs="微软雅黑"/>
-                <w:b/>
-                <w:color w:val="FFFFFF" w:themeColor="background1"/>
-                <w:sz w:val="18"/>
-                <w:szCs w:val="18"/>
-                <w:lang w:eastAsia="zh-CN"/>
-                <w14:textFill>
-                  <w14:solidFill>
-                    <w14:schemeClr w14:val="bg1"/>
-                  </w14:solidFill>
-                </w14:textFill>
-              </w:rPr>
-            </w:pPr>
-            <w:r>
-              <w:rPr>
-                <w:rFonts w:hint="eastAsia" w:ascii="微软雅黑" w:hAnsi="微软雅黑" w:eastAsia="微软雅黑" w:cs="微软雅黑"/>
-                <w:b/>
-                <w:color w:val="FFFFFF" w:themeColor="background1"/>
-                <w:sz w:val="18"/>
-                <w:szCs w:val="18"/>
-                <w:lang w:eastAsia="zh-CN"/>
-                <w14:textFill>
-                  <w14:solidFill>
-                    <w14:schemeClr w14:val="bg1"/>
-                  </w14:solidFill>
-                </w14:textFill>
-              </w:rPr>
-              <w:t>C级</w:t>
-            </w:r>
-          </w:p>
-        </w:tc>
-        <w:tc>
-          <w:tcPr>
-            <w:tcW w:w="8247" w:type="dxa"/>
-            <w:shd w:val="clear" w:color="auto" w:fill="auto"/>
-            <w:vAlign w:val="center"/>
-          </w:tcPr>
-          <w:p>
-            <w:pPr>
-              <w:keepNext/>
-              <w:spacing w:before="26"/>
-              <w:jc w:val="center"/>
-              <w:rPr>
-                <w:rFonts w:hint="eastAsia" w:ascii="微软雅黑" w:hAnsi="微软雅黑" w:eastAsia="微软雅黑" w:cs="微软雅黑"/>
-                <w:sz w:val="18"/>
-                <w:szCs w:val="18"/>
-                <w:lang w:eastAsia="zh-CN"/>
-              </w:rPr>
-            </w:pPr>
-            <w:r>
-              <w:rPr>
-                <w:rFonts w:hint="eastAsia" w:ascii="微软雅黑" w:hAnsi="微软雅黑" w:eastAsia="微软雅黑" w:cs="微软雅黑"/>
-                <w:sz w:val="18"/>
-                <w:szCs w:val="18"/>
-                <w:lang w:eastAsia="zh-CN"/>
-              </w:rPr>
-              <w:t>{% if tdd.resistantcStr == [] %}无{% else%}{% for d in tdd.resistantcStr %}{%if loop.last%}{{ d.nameLevel }}{%else%}{{ d.nameLevel }}，{%endif%}{% endfor %}{% endif%}</w:t>
-            </w:r>
-          </w:p>
-        </w:tc>
-      </w:tr>
-      <w:tr>
-        <w:tblPrEx>
-          <w:tblBorders>
-            <w:top w:val="single" w:color="0B8770" w:sz="12" w:space="0"/>
-            <w:left w:val="none" w:color="auto" w:sz="0" w:space="0"/>
-            <w:bottom w:val="single" w:color="0B8770" w:sz="12" w:space="0"/>
-            <w:right w:val="none" w:color="auto" w:sz="0" w:space="0"/>
-            <w:insideH w:val="dotted" w:color="0B8770" w:sz="4" w:space="0"/>
-            <w:insideV w:val="dotted" w:color="0B8770" w:sz="4" w:space="0"/>
-          </w:tblBorders>
-          <w:shd w:val="clear" w:color="auto" w:fill="auto"/>
-          <w:tblCellMar>
-            <w:top w:w="0" w:type="dxa"/>
-            <w:left w:w="108" w:type="dxa"/>
-            <w:bottom w:w="0" w:type="dxa"/>
-            <w:right w:w="108" w:type="dxa"/>
-          </w:tblCellMar>
-        </w:tblPrEx>
-        <w:trPr>
-          <w:trHeight w:val="474" w:hRule="atLeast"/>
-          <w:jc w:val="center"/>
-        </w:trPr>
-        <w:tc>
-          <w:tcPr>
-            <w:tcW w:w="432" w:type="dxa"/>
-            <w:vMerge w:val="continue"/>
-            <w:shd w:val="clear" w:color="auto" w:fill="0B8770"/>
-            <w:vAlign w:val="center"/>
-          </w:tcPr>
-          <w:p>
-            <w:pPr>
-              <w:keepNext/>
-              <w:spacing w:before="26"/>
-              <w:jc w:val="center"/>
-              <w:rPr>
-                <w:rFonts w:hint="eastAsia" w:ascii="微软雅黑" w:hAnsi="微软雅黑" w:eastAsia="微软雅黑" w:cs="微软雅黑"/>
-                <w:b/>
-                <w:color w:val="FFFFFF" w:themeColor="background1"/>
-                <w:sz w:val="18"/>
-                <w:szCs w:val="18"/>
-                <w:lang w:eastAsia="zh-CN"/>
-                <w14:textFill>
-                  <w14:solidFill>
-                    <w14:schemeClr w14:val="bg1"/>
-                  </w14:solidFill>
-                </w14:textFill>
-              </w:rPr>
-            </w:pPr>
-          </w:p>
-        </w:tc>
-        <w:tc>
-          <w:tcPr>
-            <w:tcW w:w="1191" w:type="dxa"/>
-            <w:shd w:val="clear" w:color="auto" w:fill="0B8770"/>
-            <w:vAlign w:val="center"/>
-          </w:tcPr>
-          <w:p>
-            <w:pPr>
-              <w:keepNext/>
-              <w:spacing w:before="26"/>
-              <w:jc w:val="center"/>
-              <w:rPr>
-                <w:rFonts w:hint="eastAsia" w:ascii="微软雅黑" w:hAnsi="微软雅黑" w:eastAsia="微软雅黑" w:cs="微软雅黑"/>
-                <w:b/>
-                <w:color w:val="FFFFFF" w:themeColor="background1"/>
-                <w:sz w:val="18"/>
-                <w:szCs w:val="18"/>
-                <w:lang w:eastAsia="zh-CN"/>
-                <w14:textFill>
-                  <w14:solidFill>
-                    <w14:schemeClr w14:val="bg1"/>
-                  </w14:solidFill>
-                </w14:textFill>
-              </w:rPr>
-            </w:pPr>
-            <w:r>
-              <w:rPr>
-                <w:rFonts w:hint="eastAsia" w:ascii="微软雅黑" w:hAnsi="微软雅黑" w:eastAsia="微软雅黑" w:cs="微软雅黑"/>
-                <w:b/>
-                <w:color w:val="FFFFFF" w:themeColor="background1"/>
-                <w:sz w:val="18"/>
-                <w:szCs w:val="18"/>
-                <w:lang w:eastAsia="zh-CN"/>
-                <w14:textFill>
-                  <w14:solidFill>
-                    <w14:schemeClr w14:val="bg1"/>
-                  </w14:solidFill>
-                </w14:textFill>
-              </w:rPr>
-              <w:t>D级</w:t>
-            </w:r>
-          </w:p>
-        </w:tc>
-        <w:tc>
-          <w:tcPr>
-            <w:tcW w:w="8247" w:type="dxa"/>
-            <w:shd w:val="clear" w:color="auto" w:fill="auto"/>
-            <w:vAlign w:val="center"/>
-          </w:tcPr>
-          <w:p>
-            <w:pPr>
-              <w:keepNext/>
-              <w:spacing w:before="26"/>
-              <w:jc w:val="center"/>
-              <w:rPr>
-                <w:rFonts w:hint="eastAsia" w:ascii="微软雅黑" w:hAnsi="微软雅黑" w:eastAsia="微软雅黑" w:cs="微软雅黑"/>
-                <w:sz w:val="18"/>
-                <w:szCs w:val="18"/>
-                <w:lang w:eastAsia="zh-CN"/>
-              </w:rPr>
-            </w:pPr>
-            <w:r>
-              <w:rPr>
-                <w:rFonts w:hint="eastAsia" w:ascii="微软雅黑" w:hAnsi="微软雅黑" w:eastAsia="微软雅黑" w:cs="微软雅黑"/>
-                <w:sz w:val="18"/>
-                <w:szCs w:val="18"/>
-                <w:lang w:eastAsia="zh-CN"/>
-              </w:rPr>
-              <w:t>{% if tdd.resistantdStr == [] %}无{% else%}{% for d in tdd.resistantdStr %}{%if loop.last%}{{ d.nameLevel }}{%else%}{{ d.nameLevel }}，{%endif%}{% endfor %}{% endif%}</w:t>
-            </w:r>
-          </w:p>
-        </w:tc>
-      </w:tr>
-      <w:tr>
-        <w:tblPrEx>
-          <w:tblBorders>
-            <w:top w:val="single" w:color="0B8770" w:sz="12" w:space="0"/>
-            <w:left w:val="none" w:color="auto" w:sz="0" w:space="0"/>
-            <w:bottom w:val="single" w:color="0B8770" w:sz="12" w:space="0"/>
-            <w:right w:val="none" w:color="auto" w:sz="0" w:space="0"/>
-            <w:insideH w:val="dotted" w:color="0B8770" w:sz="4" w:space="0"/>
-            <w:insideV w:val="dotted" w:color="0B8770" w:sz="4" w:space="0"/>
-          </w:tblBorders>
-          <w:shd w:val="clear" w:color="auto" w:fill="auto"/>
           <w:tblCellMar>
             <w:top w:w="0" w:type="dxa"/>
             <w:left w:w="108" w:type="dxa"/>
@@ -16718,7 +16695,7 @@
           <w:szCs w:val="24"/>
           <w:lang w:eastAsia="zh-CN"/>
         </w:rPr>
-        <w:t>{{ tdd.comutation }}</w:t>
+        <w:t>{{ tdd.comutation1 }}</w:t>
       </w:r>
     </w:p>
     <w:tbl>
@@ -16840,8 +16817,10 @@
                 <w:szCs w:val="18"/>
                 <w:lang w:eastAsia="zh-CN"/>
               </w:rPr>
-              <w:t>-</w:t>
-            </w:r>
+              <w:t>{{tdd.comutation}}</w:t>
+            </w:r>
+            <w:bookmarkStart w:id="265" w:name="_GoBack"/>
+            <w:bookmarkEnd w:id="265"/>
           </w:p>
         </w:tc>
       </w:tr>
@@ -18198,10 +18177,10 @@
         </w:rPr>
       </w:pPr>
       <w:bookmarkStart w:id="62" w:name="_Toc31017"/>
-      <w:bookmarkStart w:id="63" w:name="_Toc7774"/>
-      <w:bookmarkStart w:id="64" w:name="_Toc22918"/>
-      <w:bookmarkStart w:id="65" w:name="_Toc8564"/>
-      <w:bookmarkStart w:id="66" w:name="_Toc27341"/>
+      <w:bookmarkStart w:id="63" w:name="_Toc27341"/>
+      <w:bookmarkStart w:id="64" w:name="_Toc7774"/>
+      <w:bookmarkStart w:id="65" w:name="_Toc22918"/>
+      <w:bookmarkStart w:id="66" w:name="_Toc8564"/>
       <w:bookmarkStart w:id="67" w:name="_Toc9551"/>
       <w:bookmarkStart w:id="68" w:name="_Toc149837265"/>
       <w:r>
@@ -19873,11 +19852,11 @@
           <w:lang w:val="en-US" w:eastAsia="zh-CN"/>
         </w:rPr>
       </w:pPr>
-      <w:bookmarkStart w:id="69" w:name="_Toc26291"/>
-      <w:bookmarkStart w:id="70" w:name="_Toc406"/>
-      <w:bookmarkStart w:id="71" w:name="_Toc17967"/>
-      <w:bookmarkStart w:id="72" w:name="_Toc17316"/>
-      <w:bookmarkStart w:id="73" w:name="_Toc27185"/>
+      <w:bookmarkStart w:id="69" w:name="_Toc17967"/>
+      <w:bookmarkStart w:id="70" w:name="_Toc27185"/>
+      <w:bookmarkStart w:id="71" w:name="_Toc26291"/>
+      <w:bookmarkStart w:id="72" w:name="_Toc406"/>
+      <w:bookmarkStart w:id="73" w:name="_Toc17316"/>
       <w:bookmarkStart w:id="74" w:name="_Toc22037"/>
       <w:r>
         <w:rPr>
@@ -23623,8 +23602,8 @@
       </w:pPr>
       <w:bookmarkStart w:id="79" w:name="_Toc8106"/>
       <w:bookmarkStart w:id="80" w:name="_Toc7500"/>
-      <w:bookmarkStart w:id="81" w:name="_Toc306"/>
-      <w:bookmarkStart w:id="82" w:name="_Toc22422"/>
+      <w:bookmarkStart w:id="81" w:name="_Toc22422"/>
+      <w:bookmarkStart w:id="82" w:name="_Toc306"/>
       <w:r>
         <w:rPr>
           <w:rFonts w:hint="eastAsia" w:ascii="微软雅黑" w:hAnsi="微软雅黑" w:eastAsia="微软雅黑" w:cs="微软雅黑"/>
@@ -26572,20 +26551,20 @@
       </w:pPr>
       <w:bookmarkStart w:id="84" w:name="_Toc31819"/>
       <w:bookmarkStart w:id="85" w:name="_Toc20271"/>
-      <w:bookmarkStart w:id="86" w:name="_Toc97651921"/>
-      <w:bookmarkStart w:id="87" w:name="_Toc97651888"/>
-      <w:bookmarkStart w:id="88" w:name="_Toc22484_WPSOffice_Level1"/>
-      <w:bookmarkStart w:id="89" w:name="_Toc15609"/>
-      <w:bookmarkStart w:id="90" w:name="_Toc28910_WPSOffice_Level1"/>
-      <w:bookmarkStart w:id="91" w:name="_Toc8182"/>
-      <w:bookmarkStart w:id="92" w:name="_Toc16368_WPSOffice_Level1"/>
-      <w:bookmarkStart w:id="93" w:name="_Toc7549"/>
-      <w:bookmarkStart w:id="94" w:name="_Toc19099"/>
-      <w:bookmarkStart w:id="95" w:name="_Toc6864"/>
-      <w:bookmarkStart w:id="96" w:name="_Toc28454_WPSOffice_Level1"/>
-      <w:bookmarkStart w:id="97" w:name="_Toc20170_WPSOffice_Level1"/>
-      <w:bookmarkStart w:id="98" w:name="_Toc31185"/>
-      <w:bookmarkStart w:id="99" w:name="_Toc20924"/>
+      <w:bookmarkStart w:id="86" w:name="_Toc97651888"/>
+      <w:bookmarkStart w:id="87" w:name="_Toc22484_WPSOffice_Level1"/>
+      <w:bookmarkStart w:id="88" w:name="_Toc15609"/>
+      <w:bookmarkStart w:id="89" w:name="_Toc8182"/>
+      <w:bookmarkStart w:id="90" w:name="_Toc16368_WPSOffice_Level1"/>
+      <w:bookmarkStart w:id="91" w:name="_Toc7549"/>
+      <w:bookmarkStart w:id="92" w:name="_Toc6864"/>
+      <w:bookmarkStart w:id="93" w:name="_Toc97651921"/>
+      <w:bookmarkStart w:id="94" w:name="_Toc28910_WPSOffice_Level1"/>
+      <w:bookmarkStart w:id="95" w:name="_Toc19099"/>
+      <w:bookmarkStart w:id="96" w:name="_Toc20170_WPSOffice_Level1"/>
+      <w:bookmarkStart w:id="97" w:name="_Toc20924"/>
+      <w:bookmarkStart w:id="98" w:name="_Toc28454_WPSOffice_Level1"/>
+      <w:bookmarkStart w:id="99" w:name="_Toc31185"/>
       <w:bookmarkStart w:id="100" w:name="_Toc26985_WPSOffice_Level1"/>
       <w:r>
         <w:rPr>
@@ -27299,13 +27278,13 @@
                 <w:szCs w:val="18"/>
               </w:rPr>
             </w:pPr>
-            <w:bookmarkStart w:id="101" w:name="_Toc3819_WPSOffice_Level2"/>
-            <w:bookmarkStart w:id="102" w:name="_Toc31020_WPSOffice_Level2"/>
-            <w:bookmarkStart w:id="103" w:name="_Toc18696_WPSOffice_Level2"/>
-            <w:bookmarkStart w:id="104" w:name="_Toc5261_WPSOffice_Level2"/>
-            <w:bookmarkStart w:id="105" w:name="_Toc23221_WPSOffice_Level2"/>
-            <w:bookmarkStart w:id="106" w:name="_Toc5660_WPSOffice_Level2"/>
-            <w:bookmarkStart w:id="107" w:name="_Toc17905_WPSOffice_Level2"/>
+            <w:bookmarkStart w:id="101" w:name="_Toc5261_WPSOffice_Level2"/>
+            <w:bookmarkStart w:id="102" w:name="_Toc3819_WPSOffice_Level2"/>
+            <w:bookmarkStart w:id="103" w:name="_Toc23221_WPSOffice_Level2"/>
+            <w:bookmarkStart w:id="104" w:name="_Toc5660_WPSOffice_Level2"/>
+            <w:bookmarkStart w:id="105" w:name="_Toc31020_WPSOffice_Level2"/>
+            <w:bookmarkStart w:id="106" w:name="_Toc17905_WPSOffice_Level2"/>
+            <w:bookmarkStart w:id="107" w:name="_Toc18696_WPSOffice_Level2"/>
             <w:r>
               <w:rPr>
                 <w:rFonts w:hint="eastAsia" w:ascii="微软雅黑" w:hAnsi="微软雅黑" w:eastAsia="微软雅黑" w:cs="微软雅黑"/>
@@ -27853,13 +27832,13 @@
                 <w:szCs w:val="18"/>
               </w:rPr>
             </w:pPr>
-            <w:bookmarkStart w:id="108" w:name="_Toc24626_WPSOffice_Level2"/>
-            <w:bookmarkStart w:id="109" w:name="_Toc2588_WPSOffice_Level2"/>
+            <w:bookmarkStart w:id="108" w:name="_Toc23388_WPSOffice_Level2"/>
+            <w:bookmarkStart w:id="109" w:name="_Toc20683_WPSOffice_Level2"/>
             <w:bookmarkStart w:id="110" w:name="_Toc11554_WPSOffice_Level2"/>
             <w:bookmarkStart w:id="111" w:name="_Toc28235_WPSOffice_Level2"/>
-            <w:bookmarkStart w:id="112" w:name="_Toc15300_WPSOffice_Level2"/>
-            <w:bookmarkStart w:id="113" w:name="_Toc23388_WPSOffice_Level2"/>
-            <w:bookmarkStart w:id="114" w:name="_Toc20683_WPSOffice_Level2"/>
+            <w:bookmarkStart w:id="112" w:name="_Toc24626_WPSOffice_Level2"/>
+            <w:bookmarkStart w:id="113" w:name="_Toc2588_WPSOffice_Level2"/>
+            <w:bookmarkStart w:id="114" w:name="_Toc15300_WPSOffice_Level2"/>
             <w:r>
               <w:rPr>
                 <w:rFonts w:hint="eastAsia" w:ascii="微软雅黑" w:hAnsi="微软雅黑" w:eastAsia="微软雅黑" w:cs="微软雅黑"/>
@@ -28407,13 +28386,13 @@
                 <w:szCs w:val="18"/>
               </w:rPr>
             </w:pPr>
-            <w:bookmarkStart w:id="115" w:name="_Toc12493_WPSOffice_Level2"/>
-            <w:bookmarkStart w:id="116" w:name="_Toc16027_WPSOffice_Level2"/>
-            <w:bookmarkStart w:id="117" w:name="_Toc22590_WPSOffice_Level2"/>
-            <w:bookmarkStart w:id="118" w:name="_Toc31650_WPSOffice_Level2"/>
-            <w:bookmarkStart w:id="119" w:name="_Toc30071_WPSOffice_Level2"/>
-            <w:bookmarkStart w:id="120" w:name="_Toc18182_WPSOffice_Level2"/>
-            <w:bookmarkStart w:id="121" w:name="_Toc19892_WPSOffice_Level2"/>
+            <w:bookmarkStart w:id="115" w:name="_Toc16027_WPSOffice_Level2"/>
+            <w:bookmarkStart w:id="116" w:name="_Toc31650_WPSOffice_Level2"/>
+            <w:bookmarkStart w:id="117" w:name="_Toc30071_WPSOffice_Level2"/>
+            <w:bookmarkStart w:id="118" w:name="_Toc18182_WPSOffice_Level2"/>
+            <w:bookmarkStart w:id="119" w:name="_Toc19892_WPSOffice_Level2"/>
+            <w:bookmarkStart w:id="120" w:name="_Toc12493_WPSOffice_Level2"/>
+            <w:bookmarkStart w:id="121" w:name="_Toc22590_WPSOffice_Level2"/>
             <w:r>
               <w:rPr>
                 <w:rFonts w:hint="eastAsia" w:ascii="微软雅黑" w:hAnsi="微软雅黑" w:eastAsia="微软雅黑" w:cs="微软雅黑"/>
@@ -29516,12 +29495,12 @@
               </w:rPr>
             </w:pPr>
             <w:bookmarkStart w:id="129" w:name="_Toc2683_WPSOffice_Level2"/>
-            <w:bookmarkStart w:id="130" w:name="_Toc6170_WPSOffice_Level2"/>
-            <w:bookmarkStart w:id="131" w:name="_Toc6863_WPSOffice_Level2"/>
-            <w:bookmarkStart w:id="132" w:name="_Toc5423_WPSOffice_Level2"/>
-            <w:bookmarkStart w:id="133" w:name="_Toc13225_WPSOffice_Level2"/>
-            <w:bookmarkStart w:id="134" w:name="_Toc6645_WPSOffice_Level2"/>
-            <w:bookmarkStart w:id="135" w:name="_Toc5164_WPSOffice_Level2"/>
+            <w:bookmarkStart w:id="130" w:name="_Toc5423_WPSOffice_Level2"/>
+            <w:bookmarkStart w:id="131" w:name="_Toc6170_WPSOffice_Level2"/>
+            <w:bookmarkStart w:id="132" w:name="_Toc5164_WPSOffice_Level2"/>
+            <w:bookmarkStart w:id="133" w:name="_Toc6645_WPSOffice_Level2"/>
+            <w:bookmarkStart w:id="134" w:name="_Toc13225_WPSOffice_Level2"/>
+            <w:bookmarkStart w:id="135" w:name="_Toc6863_WPSOffice_Level2"/>
             <w:r>
               <w:rPr>
                 <w:rFonts w:hint="eastAsia" w:ascii="微软雅黑" w:hAnsi="微软雅黑" w:eastAsia="微软雅黑" w:cs="微软雅黑"/>
@@ -30069,12 +30048,12 @@
                 <w:szCs w:val="18"/>
               </w:rPr>
             </w:pPr>
-            <w:bookmarkStart w:id="136" w:name="_Toc5860_WPSOffice_Level2"/>
-            <w:bookmarkStart w:id="137" w:name="_Toc12046_WPSOffice_Level2"/>
-            <w:bookmarkStart w:id="138" w:name="_Toc6323_WPSOffice_Level2"/>
-            <w:bookmarkStart w:id="139" w:name="_Toc3387_WPSOffice_Level2"/>
-            <w:bookmarkStart w:id="140" w:name="_Toc13817_WPSOffice_Level2"/>
-            <w:bookmarkStart w:id="141" w:name="_Toc29762_WPSOffice_Level2"/>
+            <w:bookmarkStart w:id="136" w:name="_Toc29762_WPSOffice_Level2"/>
+            <w:bookmarkStart w:id="137" w:name="_Toc3387_WPSOffice_Level2"/>
+            <w:bookmarkStart w:id="138" w:name="_Toc12046_WPSOffice_Level2"/>
+            <w:bookmarkStart w:id="139" w:name="_Toc5860_WPSOffice_Level2"/>
+            <w:bookmarkStart w:id="140" w:name="_Toc6323_WPSOffice_Level2"/>
+            <w:bookmarkStart w:id="141" w:name="_Toc13817_WPSOffice_Level2"/>
             <w:bookmarkStart w:id="142" w:name="_Toc24628_WPSOffice_Level2"/>
             <w:r>
               <w:rPr>
@@ -30623,13 +30602,13 @@
                 <w:szCs w:val="18"/>
               </w:rPr>
             </w:pPr>
-            <w:bookmarkStart w:id="143" w:name="_Toc708_WPSOffice_Level2"/>
-            <w:bookmarkStart w:id="144" w:name="_Toc22500_WPSOffice_Level2"/>
-            <w:bookmarkStart w:id="145" w:name="_Toc15619_WPSOffice_Level2"/>
-            <w:bookmarkStart w:id="146" w:name="_Toc6004_WPSOffice_Level2"/>
-            <w:bookmarkStart w:id="147" w:name="_Toc31905_WPSOffice_Level2"/>
-            <w:bookmarkStart w:id="148" w:name="_Toc13244_WPSOffice_Level2"/>
-            <w:bookmarkStart w:id="149" w:name="_Toc11082_WPSOffice_Level2"/>
+            <w:bookmarkStart w:id="143" w:name="_Toc22500_WPSOffice_Level2"/>
+            <w:bookmarkStart w:id="144" w:name="_Toc31905_WPSOffice_Level2"/>
+            <w:bookmarkStart w:id="145" w:name="_Toc13244_WPSOffice_Level2"/>
+            <w:bookmarkStart w:id="146" w:name="_Toc11082_WPSOffice_Level2"/>
+            <w:bookmarkStart w:id="147" w:name="_Toc708_WPSOffice_Level2"/>
+            <w:bookmarkStart w:id="148" w:name="_Toc6004_WPSOffice_Level2"/>
+            <w:bookmarkStart w:id="149" w:name="_Toc15619_WPSOffice_Level2"/>
             <w:r>
               <w:rPr>
                 <w:rFonts w:hint="eastAsia" w:ascii="微软雅黑" w:hAnsi="微软雅黑" w:eastAsia="微软雅黑" w:cs="微软雅黑"/>
@@ -31178,12 +31157,12 @@
               </w:rPr>
             </w:pPr>
             <w:bookmarkStart w:id="150" w:name="_Toc23537_WPSOffice_Level2"/>
-            <w:bookmarkStart w:id="151" w:name="_Toc7586_WPSOffice_Level2"/>
+            <w:bookmarkStart w:id="151" w:name="_Toc15479_WPSOffice_Level2"/>
             <w:bookmarkStart w:id="152" w:name="_Toc23443_WPSOffice_Level2"/>
-            <w:bookmarkStart w:id="153" w:name="_Toc21560_WPSOffice_Level2"/>
-            <w:bookmarkStart w:id="154" w:name="_Toc13664_WPSOffice_Level2"/>
-            <w:bookmarkStart w:id="155" w:name="_Toc15479_WPSOffice_Level2"/>
-            <w:bookmarkStart w:id="156" w:name="_Toc4042_WPSOffice_Level2"/>
+            <w:bookmarkStart w:id="153" w:name="_Toc4042_WPSOffice_Level2"/>
+            <w:bookmarkStart w:id="154" w:name="_Toc7586_WPSOffice_Level2"/>
+            <w:bookmarkStart w:id="155" w:name="_Toc13664_WPSOffice_Level2"/>
+            <w:bookmarkStart w:id="156" w:name="_Toc21560_WPSOffice_Level2"/>
             <w:r>
               <w:rPr>
                 <w:rFonts w:hint="eastAsia" w:ascii="微软雅黑" w:hAnsi="微软雅黑" w:eastAsia="微软雅黑" w:cs="微软雅黑"/>
@@ -31694,6 +31673,14 @@
         <w:gridCol w:w="1233"/>
       </w:tblGrid>
       <w:tr>
+        <w:tblPrEx>
+          <w:tblCellMar>
+            <w:top w:w="0" w:type="dxa"/>
+            <w:left w:w="0" w:type="dxa"/>
+            <w:bottom w:w="0" w:type="dxa"/>
+            <w:right w:w="0" w:type="dxa"/>
+          </w:tblCellMar>
+        </w:tblPrEx>
         <w:trPr>
           <w:trHeight w:val="356" w:hRule="exact"/>
           <w:jc w:val="center"/>
@@ -31723,12 +31710,12 @@
                 <w:szCs w:val="18"/>
               </w:rPr>
             </w:pPr>
-            <w:bookmarkStart w:id="157" w:name="_Toc22039_WPSOffice_Level2"/>
-            <w:bookmarkStart w:id="158" w:name="_Toc11254_WPSOffice_Level2"/>
+            <w:bookmarkStart w:id="157" w:name="_Toc28498_WPSOffice_Level2"/>
+            <w:bookmarkStart w:id="158" w:name="_Toc22039_WPSOffice_Level2"/>
             <w:bookmarkStart w:id="159" w:name="_Toc10575_WPSOffice_Level2"/>
             <w:bookmarkStart w:id="160" w:name="_Toc2337_WPSOffice_Level2"/>
-            <w:bookmarkStart w:id="161" w:name="_Toc28498_WPSOffice_Level2"/>
-            <w:bookmarkStart w:id="162" w:name="_Toc29193_WPSOffice_Level2"/>
+            <w:bookmarkStart w:id="161" w:name="_Toc29193_WPSOffice_Level2"/>
+            <w:bookmarkStart w:id="162" w:name="_Toc11254_WPSOffice_Level2"/>
             <w:bookmarkStart w:id="163" w:name="_Toc5629_WPSOffice_Level2"/>
             <w:r>
               <w:rPr>
@@ -32278,11 +32265,11 @@
               </w:rPr>
             </w:pPr>
             <w:bookmarkStart w:id="164" w:name="_Toc13246_WPSOffice_Level2"/>
-            <w:bookmarkStart w:id="165" w:name="_Toc8519_WPSOffice_Level2"/>
-            <w:bookmarkStart w:id="166" w:name="_Toc2613_WPSOffice_Level2"/>
-            <w:bookmarkStart w:id="167" w:name="_Toc17621_WPSOffice_Level2"/>
-            <w:bookmarkStart w:id="168" w:name="_Toc17668_WPSOffice_Level2"/>
-            <w:bookmarkStart w:id="169" w:name="_Toc18866_WPSOffice_Level2"/>
+            <w:bookmarkStart w:id="165" w:name="_Toc17668_WPSOffice_Level2"/>
+            <w:bookmarkStart w:id="166" w:name="_Toc17621_WPSOffice_Level2"/>
+            <w:bookmarkStart w:id="167" w:name="_Toc18866_WPSOffice_Level2"/>
+            <w:bookmarkStart w:id="168" w:name="_Toc2613_WPSOffice_Level2"/>
+            <w:bookmarkStart w:id="169" w:name="_Toc8519_WPSOffice_Level2"/>
             <w:bookmarkStart w:id="170" w:name="_Toc8985_WPSOffice_Level2"/>
             <w:r>
               <w:rPr>
@@ -32831,12 +32818,12 @@
                 <w:szCs w:val="18"/>
               </w:rPr>
             </w:pPr>
-            <w:bookmarkStart w:id="171" w:name="_Toc25338_WPSOffice_Level2"/>
-            <w:bookmarkStart w:id="172" w:name="_Toc23413_WPSOffice_Level2"/>
-            <w:bookmarkStart w:id="173" w:name="_Toc12027_WPSOffice_Level2"/>
-            <w:bookmarkStart w:id="174" w:name="_Toc6654_WPSOffice_Level2"/>
+            <w:bookmarkStart w:id="171" w:name="_Toc12118_WPSOffice_Level2"/>
+            <w:bookmarkStart w:id="172" w:name="_Toc12027_WPSOffice_Level2"/>
+            <w:bookmarkStart w:id="173" w:name="_Toc6654_WPSOffice_Level2"/>
+            <w:bookmarkStart w:id="174" w:name="_Toc23413_WPSOffice_Level2"/>
             <w:bookmarkStart w:id="175" w:name="_Toc24337_WPSOffice_Level2"/>
-            <w:bookmarkStart w:id="176" w:name="_Toc12118_WPSOffice_Level2"/>
+            <w:bookmarkStart w:id="176" w:name="_Toc25338_WPSOffice_Level2"/>
             <w:bookmarkStart w:id="177" w:name="_Toc2334_WPSOffice_Level2"/>
             <w:r>
               <w:rPr>
@@ -33386,12 +33373,12 @@
               </w:rPr>
             </w:pPr>
             <w:bookmarkStart w:id="178" w:name="_Toc20271_WPSOffice_Level2"/>
-            <w:bookmarkStart w:id="179" w:name="_Toc6074_WPSOffice_Level2"/>
-            <w:bookmarkStart w:id="180" w:name="_Toc20736_WPSOffice_Level2"/>
+            <w:bookmarkStart w:id="179" w:name="_Toc17254_WPSOffice_Level2"/>
+            <w:bookmarkStart w:id="180" w:name="_Toc17711_WPSOffice_Level2"/>
             <w:bookmarkStart w:id="181" w:name="_Toc5840_WPSOffice_Level2"/>
-            <w:bookmarkStart w:id="182" w:name="_Toc28807_WPSOffice_Level2"/>
-            <w:bookmarkStart w:id="183" w:name="_Toc17711_WPSOffice_Level2"/>
-            <w:bookmarkStart w:id="184" w:name="_Toc17254_WPSOffice_Level2"/>
+            <w:bookmarkStart w:id="182" w:name="_Toc6074_WPSOffice_Level2"/>
+            <w:bookmarkStart w:id="183" w:name="_Toc28807_WPSOffice_Level2"/>
+            <w:bookmarkStart w:id="184" w:name="_Toc20736_WPSOffice_Level2"/>
             <w:r>
               <w:rPr>
                 <w:rFonts w:hint="eastAsia" w:ascii="微软雅黑" w:hAnsi="微软雅黑" w:eastAsia="微软雅黑" w:cs="微软雅黑"/>
@@ -33732,6 +33719,14 @@
         </w:tc>
       </w:tr>
       <w:tr>
+        <w:tblPrEx>
+          <w:tblCellMar>
+            <w:top w:w="0" w:type="dxa"/>
+            <w:left w:w="0" w:type="dxa"/>
+            <w:bottom w:w="0" w:type="dxa"/>
+            <w:right w:w="0" w:type="dxa"/>
+          </w:tblCellMar>
+        </w:tblPrEx>
         <w:trPr>
           <w:trHeight w:val="274" w:hRule="exact"/>
           <w:jc w:val="center"/>
@@ -33934,10 +33929,10 @@
             <w:bookmarkStart w:id="185" w:name="_Toc18784_WPSOffice_Level2"/>
             <w:bookmarkStart w:id="186" w:name="_Toc18813_WPSOffice_Level2"/>
             <w:bookmarkStart w:id="187" w:name="_Toc24586_WPSOffice_Level2"/>
-            <w:bookmarkStart w:id="188" w:name="_Toc26031_WPSOffice_Level2"/>
-            <w:bookmarkStart w:id="189" w:name="_Toc22623_WPSOffice_Level2"/>
-            <w:bookmarkStart w:id="190" w:name="_Toc18295_WPSOffice_Level2"/>
-            <w:bookmarkStart w:id="191" w:name="_Toc31683_WPSOffice_Level2"/>
+            <w:bookmarkStart w:id="188" w:name="_Toc31683_WPSOffice_Level2"/>
+            <w:bookmarkStart w:id="189" w:name="_Toc26031_WPSOffice_Level2"/>
+            <w:bookmarkStart w:id="190" w:name="_Toc22623_WPSOffice_Level2"/>
+            <w:bookmarkStart w:id="191" w:name="_Toc18295_WPSOffice_Level2"/>
             <w:r>
               <w:rPr>
                 <w:rFonts w:hint="eastAsia" w:ascii="微软雅黑" w:hAnsi="微软雅黑" w:eastAsia="微软雅黑" w:cs="微软雅黑"/>
@@ -35025,13 +35020,13 @@
                 <w:szCs w:val="18"/>
               </w:rPr>
             </w:pPr>
-            <w:bookmarkStart w:id="192" w:name="_Toc22167_WPSOffice_Level2"/>
-            <w:bookmarkStart w:id="193" w:name="_Toc15930_WPSOffice_Level2"/>
-            <w:bookmarkStart w:id="194" w:name="_Toc30144_WPSOffice_Level2"/>
-            <w:bookmarkStart w:id="195" w:name="_Toc2455_WPSOffice_Level2"/>
+            <w:bookmarkStart w:id="192" w:name="_Toc2455_WPSOffice_Level2"/>
+            <w:bookmarkStart w:id="193" w:name="_Toc25837_WPSOffice_Level2"/>
+            <w:bookmarkStart w:id="194" w:name="_Toc31152_WPSOffice_Level2"/>
+            <w:bookmarkStart w:id="195" w:name="_Toc22167_WPSOffice_Level2"/>
             <w:bookmarkStart w:id="196" w:name="_Toc11576_WPSOffice_Level2"/>
-            <w:bookmarkStart w:id="197" w:name="_Toc25837_WPSOffice_Level2"/>
-            <w:bookmarkStart w:id="198" w:name="_Toc31152_WPSOffice_Level2"/>
+            <w:bookmarkStart w:id="197" w:name="_Toc15930_WPSOffice_Level2"/>
+            <w:bookmarkStart w:id="198" w:name="_Toc30144_WPSOffice_Level2"/>
             <w:r>
               <w:rPr>
                 <w:rFonts w:hint="eastAsia" w:ascii="微软雅黑" w:hAnsi="微软雅黑" w:eastAsia="微软雅黑" w:cs="微软雅黑"/>
@@ -35579,13 +35574,13 @@
                 <w:szCs w:val="18"/>
               </w:rPr>
             </w:pPr>
-            <w:bookmarkStart w:id="199" w:name="_Toc17817_WPSOffice_Level2"/>
-            <w:bookmarkStart w:id="200" w:name="_Toc21218_WPSOffice_Level2"/>
-            <w:bookmarkStart w:id="201" w:name="_Toc6105_WPSOffice_Level2"/>
+            <w:bookmarkStart w:id="199" w:name="_Toc6105_WPSOffice_Level2"/>
+            <w:bookmarkStart w:id="200" w:name="_Toc17817_WPSOffice_Level2"/>
+            <w:bookmarkStart w:id="201" w:name="_Toc21218_WPSOffice_Level2"/>
             <w:bookmarkStart w:id="202" w:name="_Toc10927_WPSOffice_Level2"/>
             <w:bookmarkStart w:id="203" w:name="_Toc18298_WPSOffice_Level2"/>
-            <w:bookmarkStart w:id="204" w:name="_Toc21844_WPSOffice_Level2"/>
-            <w:bookmarkStart w:id="205" w:name="_Toc24581_WPSOffice_Level2"/>
+            <w:bookmarkStart w:id="204" w:name="_Toc24581_WPSOffice_Level2"/>
+            <w:bookmarkStart w:id="205" w:name="_Toc21844_WPSOffice_Level2"/>
             <w:r>
               <w:rPr>
                 <w:rFonts w:hint="eastAsia" w:ascii="微软雅黑" w:hAnsi="微软雅黑" w:eastAsia="微软雅黑" w:cs="微软雅黑"/>
@@ -36134,11 +36129,11 @@
               </w:rPr>
             </w:pPr>
             <w:bookmarkStart w:id="206" w:name="_Toc3881_WPSOffice_Level2"/>
-            <w:bookmarkStart w:id="207" w:name="_Toc26632_WPSOffice_Level2"/>
-            <w:bookmarkStart w:id="208" w:name="_Toc5805_WPSOffice_Level2"/>
+            <w:bookmarkStart w:id="207" w:name="_Toc5805_WPSOffice_Level2"/>
+            <w:bookmarkStart w:id="208" w:name="_Toc7518_WPSOffice_Level2"/>
             <w:bookmarkStart w:id="209" w:name="_Toc22953_WPSOffice_Level2"/>
             <w:bookmarkStart w:id="210" w:name="_Toc32618_WPSOffice_Level2"/>
-            <w:bookmarkStart w:id="211" w:name="_Toc7518_WPSOffice_Level2"/>
+            <w:bookmarkStart w:id="211" w:name="_Toc26632_WPSOffice_Level2"/>
             <w:bookmarkStart w:id="212" w:name="_Toc20673_WPSOffice_Level2"/>
             <w:r>
               <w:rPr>
@@ -36688,12 +36683,12 @@
               </w:rPr>
             </w:pPr>
             <w:bookmarkStart w:id="213" w:name="_Toc15940_WPSOffice_Level2"/>
-            <w:bookmarkStart w:id="214" w:name="_Toc31722_WPSOffice_Level2"/>
-            <w:bookmarkStart w:id="215" w:name="_Toc14661_WPSOffice_Level2"/>
-            <w:bookmarkStart w:id="216" w:name="_Toc25299_WPSOffice_Level2"/>
-            <w:bookmarkStart w:id="217" w:name="_Toc9505_WPSOffice_Level2"/>
-            <w:bookmarkStart w:id="218" w:name="_Toc22629_WPSOffice_Level2"/>
-            <w:bookmarkStart w:id="219" w:name="_Toc22431_WPSOffice_Level2"/>
+            <w:bookmarkStart w:id="214" w:name="_Toc25299_WPSOffice_Level2"/>
+            <w:bookmarkStart w:id="215" w:name="_Toc22431_WPSOffice_Level2"/>
+            <w:bookmarkStart w:id="216" w:name="_Toc9505_WPSOffice_Level2"/>
+            <w:bookmarkStart w:id="217" w:name="_Toc22629_WPSOffice_Level2"/>
+            <w:bookmarkStart w:id="218" w:name="_Toc31722_WPSOffice_Level2"/>
+            <w:bookmarkStart w:id="219" w:name="_Toc14661_WPSOffice_Level2"/>
             <w:r>
               <w:rPr>
                 <w:rFonts w:hint="eastAsia" w:ascii="微软雅黑" w:hAnsi="微软雅黑" w:eastAsia="微软雅黑" w:cs="微软雅黑"/>
@@ -37243,11 +37238,11 @@
             </w:pPr>
             <w:bookmarkStart w:id="220" w:name="_Toc20849_WPSOffice_Level2"/>
             <w:bookmarkStart w:id="221" w:name="_Toc7607_WPSOffice_Level2"/>
-            <w:bookmarkStart w:id="222" w:name="_Toc27147_WPSOffice_Level2"/>
-            <w:bookmarkStart w:id="223" w:name="_Toc5581_WPSOffice_Level2"/>
-            <w:bookmarkStart w:id="224" w:name="_Toc24372_WPSOffice_Level2"/>
+            <w:bookmarkStart w:id="222" w:name="_Toc27188_WPSOffice_Level2"/>
+            <w:bookmarkStart w:id="223" w:name="_Toc24372_WPSOffice_Level2"/>
+            <w:bookmarkStart w:id="224" w:name="_Toc27147_WPSOffice_Level2"/>
             <w:bookmarkStart w:id="225" w:name="_Toc4328_WPSOffice_Level2"/>
-            <w:bookmarkStart w:id="226" w:name="_Toc27188_WPSOffice_Level2"/>
+            <w:bookmarkStart w:id="226" w:name="_Toc5581_WPSOffice_Level2"/>
             <w:r>
               <w:rPr>
                 <w:rFonts w:hint="eastAsia" w:ascii="微软雅黑" w:hAnsi="微软雅黑" w:eastAsia="微软雅黑" w:cs="微软雅黑"/>
@@ -37795,13 +37790,13 @@
                 <w:szCs w:val="18"/>
               </w:rPr>
             </w:pPr>
-            <w:bookmarkStart w:id="227" w:name="_Toc23457_WPSOffice_Level2"/>
-            <w:bookmarkStart w:id="228" w:name="_Toc26466_WPSOffice_Level2"/>
-            <w:bookmarkStart w:id="229" w:name="_Toc6343_WPSOffice_Level2"/>
-            <w:bookmarkStart w:id="230" w:name="_Toc8746_WPSOffice_Level2"/>
+            <w:bookmarkStart w:id="227" w:name="_Toc26466_WPSOffice_Level2"/>
+            <w:bookmarkStart w:id="228" w:name="_Toc11511_WPSOffice_Level2"/>
+            <w:bookmarkStart w:id="229" w:name="_Toc8746_WPSOffice_Level2"/>
+            <w:bookmarkStart w:id="230" w:name="_Toc6343_WPSOffice_Level2"/>
             <w:bookmarkStart w:id="231" w:name="_Toc9066_WPSOffice_Level2"/>
             <w:bookmarkStart w:id="232" w:name="_Toc23854_WPSOffice_Level2"/>
-            <w:bookmarkStart w:id="233" w:name="_Toc11511_WPSOffice_Level2"/>
+            <w:bookmarkStart w:id="233" w:name="_Toc23457_WPSOffice_Level2"/>
             <w:r>
               <w:rPr>
                 <w:rFonts w:hint="eastAsia" w:ascii="微软雅黑" w:hAnsi="微软雅黑" w:eastAsia="微软雅黑" w:cs="微软雅黑"/>
@@ -38312,6 +38307,14 @@
         <w:gridCol w:w="1233"/>
       </w:tblGrid>
       <w:tr>
+        <w:tblPrEx>
+          <w:tblCellMar>
+            <w:top w:w="0" w:type="dxa"/>
+            <w:left w:w="0" w:type="dxa"/>
+            <w:bottom w:w="0" w:type="dxa"/>
+            <w:right w:w="0" w:type="dxa"/>
+          </w:tblCellMar>
+        </w:tblPrEx>
         <w:trPr>
           <w:trHeight w:val="356" w:hRule="exact"/>
           <w:jc w:val="center"/>
@@ -38341,13 +38344,13 @@
                 <w:szCs w:val="18"/>
               </w:rPr>
             </w:pPr>
-            <w:bookmarkStart w:id="234" w:name="_Toc1557_WPSOffice_Level2"/>
-            <w:bookmarkStart w:id="235" w:name="_Toc3049_WPSOffice_Level2"/>
-            <w:bookmarkStart w:id="236" w:name="_Toc12685_WPSOffice_Level2"/>
-            <w:bookmarkStart w:id="237" w:name="_Toc17938_WPSOffice_Level2"/>
-            <w:bookmarkStart w:id="238" w:name="_Toc17440_WPSOffice_Level2"/>
-            <w:bookmarkStart w:id="239" w:name="_Toc6069_WPSOffice_Level2"/>
-            <w:bookmarkStart w:id="240" w:name="_Toc20319_WPSOffice_Level2"/>
+            <w:bookmarkStart w:id="234" w:name="_Toc12685_WPSOffice_Level2"/>
+            <w:bookmarkStart w:id="235" w:name="_Toc17440_WPSOffice_Level2"/>
+            <w:bookmarkStart w:id="236" w:name="_Toc6069_WPSOffice_Level2"/>
+            <w:bookmarkStart w:id="237" w:name="_Toc3049_WPSOffice_Level2"/>
+            <w:bookmarkStart w:id="238" w:name="_Toc17938_WPSOffice_Level2"/>
+            <w:bookmarkStart w:id="239" w:name="_Toc20319_WPSOffice_Level2"/>
+            <w:bookmarkStart w:id="240" w:name="_Toc1557_WPSOffice_Level2"/>
             <w:r>
               <w:rPr>
                 <w:rFonts w:hint="eastAsia" w:ascii="微软雅黑" w:hAnsi="微软雅黑" w:eastAsia="微软雅黑" w:cs="微软雅黑"/>
@@ -38895,13 +38898,13 @@
                 <w:szCs w:val="18"/>
               </w:rPr>
             </w:pPr>
-            <w:bookmarkStart w:id="241" w:name="_Toc27824_WPSOffice_Level2"/>
-            <w:bookmarkStart w:id="242" w:name="_Toc18427_WPSOffice_Level2"/>
+            <w:bookmarkStart w:id="241" w:name="_Toc19766_WPSOffice_Level2"/>
+            <w:bookmarkStart w:id="242" w:name="_Toc29816_WPSOffice_Level2"/>
             <w:bookmarkStart w:id="243" w:name="_Toc25956_WPSOffice_Level2"/>
-            <w:bookmarkStart w:id="244" w:name="_Toc19766_WPSOffice_Level2"/>
-            <w:bookmarkStart w:id="245" w:name="_Toc21686_WPSOffice_Level2"/>
-            <w:bookmarkStart w:id="246" w:name="_Toc28180_WPSOffice_Level2"/>
-            <w:bookmarkStart w:id="247" w:name="_Toc29816_WPSOffice_Level2"/>
+            <w:bookmarkStart w:id="244" w:name="_Toc27824_WPSOffice_Level2"/>
+            <w:bookmarkStart w:id="245" w:name="_Toc18427_WPSOffice_Level2"/>
+            <w:bookmarkStart w:id="246" w:name="_Toc21686_WPSOffice_Level2"/>
+            <w:bookmarkStart w:id="247" w:name="_Toc28180_WPSOffice_Level2"/>
             <w:r>
               <w:rPr>
                 <w:rFonts w:hint="eastAsia" w:ascii="微软雅黑" w:hAnsi="微软雅黑" w:eastAsia="微软雅黑" w:cs="微软雅黑"/>
@@ -39449,10 +39452,10 @@
                 <w:szCs w:val="18"/>
               </w:rPr>
             </w:pPr>
-            <w:bookmarkStart w:id="248" w:name="_Toc24661_WPSOffice_Level2"/>
+            <w:bookmarkStart w:id="248" w:name="_Toc9870_WPSOffice_Level2"/>
             <w:bookmarkStart w:id="249" w:name="_Toc19658_WPSOffice_Level2"/>
-            <w:bookmarkStart w:id="250" w:name="_Toc9870_WPSOffice_Level2"/>
-            <w:bookmarkStart w:id="251" w:name="_Toc7268_WPSOffice_Level2"/>
+            <w:bookmarkStart w:id="250" w:name="_Toc7268_WPSOffice_Level2"/>
+            <w:bookmarkStart w:id="251" w:name="_Toc24661_WPSOffice_Level2"/>
             <w:bookmarkStart w:id="252" w:name="_Toc8959_WPSOffice_Level2"/>
             <w:bookmarkStart w:id="253" w:name="_Toc27941_WPSOffice_Level2"/>
             <w:bookmarkStart w:id="254" w:name="_Toc20570_WPSOffice_Level2"/>
@@ -40506,6 +40509,14 @@
         <w:gridCol w:w="1233"/>
       </w:tblGrid>
       <w:tr>
+        <w:tblPrEx>
+          <w:tblCellMar>
+            <w:top w:w="0" w:type="dxa"/>
+            <w:left w:w="0" w:type="dxa"/>
+            <w:bottom w:w="0" w:type="dxa"/>
+            <w:right w:w="0" w:type="dxa"/>
+          </w:tblCellMar>
+        </w:tblPrEx>
         <w:trPr>
           <w:trHeight w:val="356" w:hRule="exact"/>
           <w:jc w:val="center"/>
@@ -40968,16 +40979,16 @@
           <w:lang w:val="en-US" w:eastAsia="zh-CN"/>
         </w:rPr>
       </w:pPr>
-      <w:bookmarkStart w:id="255" w:name="_Toc29696"/>
-      <w:bookmarkStart w:id="256" w:name="_Toc20044"/>
-      <w:bookmarkStart w:id="257" w:name="_Toc13275"/>
-      <w:bookmarkStart w:id="258" w:name="_Toc11901"/>
+      <w:bookmarkStart w:id="255" w:name="_Toc20044"/>
+      <w:bookmarkStart w:id="256" w:name="_Toc29696"/>
+      <w:bookmarkStart w:id="257" w:name="_Toc11901"/>
+      <w:bookmarkStart w:id="258" w:name="_Toc22623"/>
       <w:bookmarkStart w:id="259" w:name="_Toc27809"/>
-      <w:bookmarkStart w:id="260" w:name="_Toc22623"/>
-      <w:bookmarkStart w:id="261" w:name="_Toc14611_WPSOffice_Level1"/>
-      <w:bookmarkStart w:id="262" w:name="_Toc17792_WPSOffice_Level2"/>
-      <w:bookmarkStart w:id="263" w:name="_Toc22162_WPSOffice_Level1"/>
-      <w:bookmarkStart w:id="264" w:name="_Toc19584_WPSOffice_Level1"/>
+      <w:bookmarkStart w:id="260" w:name="_Toc19584_WPSOffice_Level1"/>
+      <w:bookmarkStart w:id="261" w:name="_Toc13275"/>
+      <w:bookmarkStart w:id="262" w:name="_Toc22162_WPSOffice_Level1"/>
+      <w:bookmarkStart w:id="263" w:name="_Toc14611_WPSOffice_Level1"/>
+      <w:bookmarkStart w:id="264" w:name="_Toc17792_WPSOffice_Level2"/>
       <w:r>
         <w:rPr>
           <w:rFonts w:hint="eastAsia" w:ascii="微软雅黑" w:hAnsi="微软雅黑" w:eastAsia="微软雅黑" w:cs="微软雅黑"/>
